--- a/docs/StepMeter_개발계획서.docx
+++ b/docs/StepMeter_개발계획서.docx
@@ -758,7 +758,7 @@
         <w:rPr>
           <w:rFonts w:ascii="Malgun Gothic" w:cs="Malgun Gothic" w:eastAsia="Malgun Gothic" w:hAnsi="Malgun Gothic"/>
         </w:rPr>
-        <w:t xml:space="preserve">이 문서는 서비스 기획서의 P0 기능(F01–F10)을 12주 안에 구현하기 위한 기술 결정을 정리한다. 팀이 직접 학습·튜닝하는 모델은 9장에 따로 정리했다. 각 파트는 이 문서를 기준으로 작업하고, 결정이 바뀌면 이 문서를 먼저 고친 뒤 코드에 반영한다.</w:t>
+        <w:t xml:space="preserve">이 문서는 서비스 기획서의 P0 기능(F01–F10)을 12주 안에 구현하기 위한 기술 결정을 정리한다. 팀이 직접 학습·튜닝하는 모델은 9장에 따로 정리했다. 각 역할 담당자는 이 문서를 기준으로 작업하고, 결정이 바뀌면 이 문서를 먼저 고친 뒤 코드에 반영한다.</w:t>
       </w:r>
     </w:p>
     <w:p>
@@ -1088,7 +1088,7 @@
                 <w:sz w:val="18"/>
                 <w:szCs w:val="18"/>
               </w:rPr>
-              <w:t xml:space="preserve">담당 파트</w:t>
+              <w:t xml:space="preserve">담당 역할</w:t>
             </w:r>
           </w:p>
         </w:tc>
@@ -1185,7 +1185,7 @@
                 <w:sz w:val="18"/>
                 <w:szCs w:val="18"/>
               </w:rPr>
-              <w:t xml:space="preserve">리포트</w:t>
+              <w:t xml:space="preserve">대시보드 UI · 리포트 UI</w:t>
             </w:r>
           </w:p>
         </w:tc>
@@ -1282,7 +1282,7 @@
                 <w:sz w:val="18"/>
                 <w:szCs w:val="18"/>
               </w:rPr>
-              <w:t xml:space="preserve">플랫폼</w:t>
+              <w:t xml:space="preserve">플랫폼 백엔드</w:t>
             </w:r>
           </w:p>
         </w:tc>
@@ -1379,7 +1379,7 @@
                 <w:sz w:val="18"/>
                 <w:szCs w:val="18"/>
               </w:rPr>
-              <w:t xml:space="preserve">플랫폼</w:t>
+              <w:t xml:space="preserve">플랫폼 백엔드</w:t>
             </w:r>
           </w:p>
         </w:tc>
@@ -1476,7 +1476,7 @@
                 <w:sz w:val="18"/>
                 <w:szCs w:val="18"/>
               </w:rPr>
-              <w:t xml:space="preserve">에이전트 · 측정</w:t>
+              <w:t xml:space="preserve">에이전트 코어 · 측정 지표·규칙</w:t>
             </w:r>
           </w:p>
         </w:tc>
@@ -1573,7 +1573,7 @@
                 <w:sz w:val="18"/>
                 <w:szCs w:val="18"/>
               </w:rPr>
-              <w:t xml:space="preserve">에이전트</w:t>
+              <w:t xml:space="preserve">에이전트 코어</w:t>
             </w:r>
           </w:p>
         </w:tc>
@@ -1670,7 +1670,7 @@
                 <w:sz w:val="18"/>
                 <w:szCs w:val="18"/>
               </w:rPr>
-              <w:t xml:space="preserve">측정</w:t>
+              <w:t xml:space="preserve">측정 지표·규칙</w:t>
             </w:r>
           </w:p>
         </w:tc>
@@ -1767,7 +1767,7 @@
                 <w:sz w:val="18"/>
                 <w:szCs w:val="18"/>
               </w:rPr>
-              <w:t xml:space="preserve">측정</w:t>
+              <w:t xml:space="preserve">측정 지표·규칙</w:t>
             </w:r>
           </w:p>
         </w:tc>
@@ -1864,7 +1864,7 @@
                 <w:sz w:val="18"/>
                 <w:szCs w:val="18"/>
               </w:rPr>
-              <w:t xml:space="preserve">측정</w:t>
+              <w:t xml:space="preserve">측정 지표·규칙</w:t>
             </w:r>
           </w:p>
         </w:tc>
@@ -1961,7 +1961,7 @@
                 <w:sz w:val="18"/>
                 <w:szCs w:val="18"/>
               </w:rPr>
-              <w:t xml:space="preserve">측정</w:t>
+              <w:t xml:space="preserve">수집·매칭</w:t>
             </w:r>
           </w:p>
         </w:tc>
@@ -2058,7 +2058,7 @@
                 <w:sz w:val="18"/>
                 <w:szCs w:val="18"/>
               </w:rPr>
-              <w:t xml:space="preserve">에이전트</w:t>
+              <w:t xml:space="preserve">에이전트 코어</w:t>
             </w:r>
           </w:p>
         </w:tc>
@@ -2155,7 +2155,7 @@
                 <w:sz w:val="18"/>
                 <w:szCs w:val="18"/>
               </w:rPr>
-              <w:t xml:space="preserve">플랫폼</w:t>
+              <w:t xml:space="preserve">플랫폼 백엔드</w:t>
             </w:r>
           </w:p>
         </w:tc>
@@ -4369,7 +4369,7 @@
           <w:b/>
           <w:bCs/>
         </w:rPr>
-        <w:t xml:space="preserve">에이전트 구현 방식과 요소 추출 방식 (S1 종료 10월 11일까지 결정, 담당: 배송현)</w:t>
+        <w:t xml:space="preserve">에이전트 구현 방식과 요소 추출 방식 (S1 종료 10월 11일까지 결정, 담당: 에이전트 코어)</w:t>
       </w:r>
     </w:p>
     <w:tbl>
@@ -14417,7 +14417,7 @@
         <w:rPr>
           <w:rFonts w:ascii="Malgun Gothic" w:cs="Malgun Gothic" w:eastAsia="Malgun Gothic" w:hAnsi="Malgun Gothic"/>
         </w:rPr>
-        <w:t xml:space="preserve">페이지마다 간단한 과업(뉴스레터 구독, 장바구니 담기, 예약 등)을 하나씩 둔다. 페이지는 benchmark/pages/ 에 두고 Vercel에 올린다. 정답은 benchmark/labels/{page}.json 에 규칙 ID와 요소 선택자로 적는다. 정답은 측정 파트가 작성하고 PM이 교차 검토한다. 40개 중 10개는 React SPA로 만들어 클라이언트 라우팅, 지연 로딩, 모달, Shadow DOM 컴포넌트가 평가에 포함되게 한다.</w:t>
+        <w:t xml:space="preserve">페이지마다 간단한 과업(뉴스레터 구독, 장바구니 담기, 예약 등)을 하나씩 둔다. 페이지는 benchmark/pages/ 에 두고 Vercel에 올린다. 정답은 benchmark/labels/{page}.json 에 규칙 ID와 요소 선택자로 적는다. 페이지는 결함 유형별로 전원이 나눠 만들고, 회귀 비교·인프라 담당이 진행을 관리한다. 정답은 측정 지표·규칙 담당이 작성하고 PM이 교차 검토한다. 40개 중 10개는 React SPA로 만들어 클라이언트 라우팅, 지연 로딩, 모달, Shadow DOM 컴포넌트가 평가에 포함되게 한다.</w:t>
       </w:r>
     </w:p>
     <w:p>
@@ -14546,7 +14546,7 @@
         <w:rPr>
           <w:rFonts w:ascii="Malgun Gothic" w:cs="Malgun Gothic" w:eastAsia="Malgun Gothic" w:hAnsi="Malgun Gothic"/>
         </w:rPr>
-        <w:t xml:space="preserve">같은 과업 경로의 스크린샷을 상용 LLM에 주고 "UX 문제를 찾아라"라고 요청한 결과를 같은 정답으로 채점한다. 담당은 강민수. S1에 먼저 한 번 돌려서 이겨야 할 수준을 확인하고, S4와 S6에 다시 비교한다.</w:t>
+        <w:t xml:space="preserve">같은 과업 경로의 스크린샷을 상용 LLM에 주고 "UX 문제를 찾아라"라고 요청한 결과를 같은 정답으로 채점한다. 담당은 LLM·프롬프트. S1에 먼저 한 번 돌려서 이겨야 할 수준을 확인하고, S4와 S6에 다시 비교한다.</w:t>
       </w:r>
     </w:p>
     <w:p>
@@ -15004,7 +15004,7 @@
                 <w:sz w:val="18"/>
                 <w:szCs w:val="18"/>
               </w:rPr>
-              <w:t xml:space="preserve">김도현, 한채훈, 김보민</w:t>
+              <w:t xml:space="preserve">측정 지표·규칙, 리포트 UI, 대시보드 UI</w:t>
             </w:r>
           </w:p>
         </w:tc>
@@ -15222,7 +15222,7 @@
                 <w:sz w:val="18"/>
                 <w:szCs w:val="18"/>
               </w:rPr>
-              <w:t xml:space="preserve">이원준</w:t>
+              <w:t xml:space="preserve">수집·매칭 (라벨 판정: PM)</w:t>
             </w:r>
           </w:p>
         </w:tc>
@@ -15253,7 +15253,7 @@
                 <w:sz w:val="18"/>
                 <w:szCs w:val="18"/>
               </w:rPr>
-              <w:t xml:space="preserve">P0</w:t>
+              <w:t xml:space="preserve">P0 휴리스틱 · 분류기는 실험</w:t>
             </w:r>
           </w:p>
         </w:tc>
@@ -15440,7 +15440,7 @@
                 <w:sz w:val="18"/>
                 <w:szCs w:val="18"/>
               </w:rPr>
-              <w:t xml:space="preserve">강민수</w:t>
+              <w:t xml:space="preserve">LLM·프롬프트</w:t>
             </w:r>
           </w:p>
         </w:tc>
@@ -15658,7 +15658,7 @@
                 <w:sz w:val="18"/>
                 <w:szCs w:val="18"/>
               </w:rPr>
-              <w:t xml:space="preserve">배송현</w:t>
+              <w:t xml:space="preserve">플랫폼 백엔드</w:t>
             </w:r>
           </w:p>
         </w:tc>
@@ -15689,7 +15689,7 @@
                 <w:sz w:val="18"/>
                 <w:szCs w:val="18"/>
               </w:rPr>
-              <w:t xml:space="preserve">P0 (적용은 조건부)</w:t>
+              <w:t xml:space="preserve">P0 오프라인 · 적용 조건부</w:t>
             </w:r>
           </w:p>
         </w:tc>
@@ -21196,8 +21196,8 @@
         </w:tblBorders>
       </w:tblPr>
       <w:tblGrid>
+        <w:gridCol w:w="1357"/>
         <w:gridCol w:w="1018"/>
-        <w:gridCol w:w="1357"/>
         <w:gridCol w:w="2851"/>
         <w:gridCol w:w="2308"/>
         <w:gridCol w:w="2104"/>
@@ -21208,7 +21208,7 @@
         </w:trPr>
         <w:tc>
           <w:tcPr>
-            <w:tcW w:type="dxa" w:w="1018"/>
+            <w:tcW w:type="dxa" w:w="1357"/>
             <w:tcBorders>
               <w:top w:val="single" w:color="000000" w:sz="10"/>
               <w:left w:val="none" w:color="FFFFFF" w:sz="0"/>
@@ -21234,13 +21234,13 @@
                 <w:sz w:val="18"/>
                 <w:szCs w:val="18"/>
               </w:rPr>
-              <w:t xml:space="preserve">파트</w:t>
-            </w:r>
-          </w:p>
-        </w:tc>
-        <w:tc>
-          <w:tcPr>
-            <w:tcW w:type="dxa" w:w="1357"/>
+              <w:t xml:space="preserve">역할</w:t>
+            </w:r>
+          </w:p>
+        </w:tc>
+        <w:tc>
+          <w:tcPr>
+            <w:tcW w:type="dxa" w:w="1018"/>
             <w:tcBorders>
               <w:top w:val="single" w:color="000000" w:sz="10"/>
               <w:left w:val="none" w:color="FFFFFF" w:sz="0"/>
@@ -21266,7 +21266,7 @@
                 <w:sz w:val="18"/>
                 <w:szCs w:val="18"/>
               </w:rPr>
-              <w:t xml:space="preserve">인원</w:t>
+              <w:t xml:space="preserve">담당</w:t>
             </w:r>
           </w:p>
         </w:tc>
@@ -21369,11 +21369,12 @@
       </w:tr>
       <w:tr>
         <w:trPr>
+          <w:cantSplit/>
           <w:tblHeader w:val="false"/>
         </w:trPr>
         <w:tc>
           <w:tcPr>
-            <w:tcW w:type="dxa" w:w="1018"/>
+            <w:tcW w:type="dxa" w:w="1357"/>
             <w:tcBorders>
               <w:top w:val="none" w:color="FFFFFF" w:sz="0"/>
               <w:left w:val="none" w:color="FFFFFF" w:sz="0"/>
@@ -21399,13 +21400,13 @@
                 <w:sz w:val="18"/>
                 <w:szCs w:val="18"/>
               </w:rPr>
-              <w:t xml:space="preserve">PM</w:t>
-            </w:r>
-          </w:p>
-        </w:tc>
-        <w:tc>
-          <w:tcPr>
-            <w:tcW w:type="dxa" w:w="1357"/>
+              <w:t xml:space="preserve">PM · 통합·QA</w:t>
+            </w:r>
+          </w:p>
+        </w:tc>
+        <w:tc>
+          <w:tcPr>
+            <w:tcW w:type="dxa" w:w="1018"/>
             <w:tcBorders>
               <w:top w:val="none" w:color="FFFFFF" w:sz="0"/>
               <w:left w:val="none" w:color="FFFFFF" w:sz="0"/>
@@ -21459,7 +21460,7 @@
                 <w:sz w:val="18"/>
                 <w:szCs w:val="18"/>
               </w:rPr>
-              <w:t xml:space="preserve">일정·범위 관리, 와이어프레임, 벤치마크 정답 검토, 사용자 테스트 진행</w:t>
+              <w:t xml:space="preserve">업무 조율·일정 관리, 통합·E2E 테스트, 벤치마크 정답 교차 검토, 이슈 라벨 최종 판정, 외부 사용자 테스트 팀 모집, 데모 영상·최종 문서</w:t>
             </w:r>
           </w:p>
         </w:tc>
@@ -21489,7 +21490,7 @@
                 <w:sz w:val="18"/>
                 <w:szCs w:val="18"/>
               </w:rPr>
-              <w:t xml:space="preserve">사람 데이터 수집 운영 (모집, 동의서, 세션 진행)</w:t>
+              <w:t xml:space="preserve">이슈 라벨 최종 판정 (9.2)</w:t>
             </w:r>
           </w:p>
         </w:tc>
@@ -21519,18 +21520,19 @@
                 <w:sz w:val="18"/>
                 <w:szCs w:val="18"/>
               </w:rPr>
-              <w:t xml:space="preserve">기획서, 와이어프레임, 주간 진행 보고</w:t>
+              <w:t xml:space="preserve">주간 진행 보고, tests/e2e, 데모 영상</w:t>
             </w:r>
           </w:p>
         </w:tc>
       </w:tr>
       <w:tr>
         <w:trPr>
+          <w:cantSplit/>
           <w:tblHeader w:val="false"/>
         </w:trPr>
         <w:tc>
           <w:tcPr>
-            <w:tcW w:type="dxa" w:w="1018"/>
+            <w:tcW w:type="dxa" w:w="1357"/>
             <w:tcBorders>
               <w:top w:val="none" w:color="FFFFFF" w:sz="0"/>
               <w:left w:val="none" w:color="FFFFFF" w:sz="0"/>
@@ -21556,37 +21558,37 @@
                 <w:sz w:val="18"/>
                 <w:szCs w:val="18"/>
               </w:rPr>
-              <w:t xml:space="preserve">에이전트</w:t>
-            </w:r>
-          </w:p>
-        </w:tc>
-        <w:tc>
-          <w:tcPr>
-            <w:tcW w:type="dxa" w:w="1357"/>
-            <w:tcBorders>
-              <w:top w:val="none" w:color="FFFFFF" w:sz="0"/>
-              <w:left w:val="none" w:color="FFFFFF" w:sz="0"/>
-              <w:bottom w:val="single" w:color="D9D9D9" w:sz="2"/>
-              <w:right w:val="none" w:color="FFFFFF" w:sz="0"/>
-            </w:tcBorders>
-            <w:tcMar>
-              <w:top w:type="dxa" w:w="70"/>
-              <w:left w:type="dxa" w:w="110"/>
-              <w:bottom w:type="dxa" w:w="70"/>
-              <w:right w:type="dxa" w:w="110"/>
-            </w:tcMar>
-          </w:tcPr>
-          <w:p>
-            <w:pPr>
-              <w:spacing w:after="30" w:line="270"/>
-            </w:pPr>
-            <w:r>
-              <w:rPr>
-                <w:rFonts w:ascii="Malgun Gothic" w:cs="Malgun Gothic" w:eastAsia="Malgun Gothic" w:hAnsi="Malgun Gothic"/>
-                <w:sz w:val="18"/>
-                <w:szCs w:val="18"/>
-              </w:rPr>
-              <w:t xml:space="preserve">배송현, 강민수</w:t>
+              <w:t xml:space="preserve">에이전트 코어</w:t>
+            </w:r>
+          </w:p>
+        </w:tc>
+        <w:tc>
+          <w:tcPr>
+            <w:tcW w:type="dxa" w:w="1018"/>
+            <w:tcBorders>
+              <w:top w:val="none" w:color="FFFFFF" w:sz="0"/>
+              <w:left w:val="none" w:color="FFFFFF" w:sz="0"/>
+              <w:bottom w:val="single" w:color="D9D9D9" w:sz="2"/>
+              <w:right w:val="none" w:color="FFFFFF" w:sz="0"/>
+            </w:tcBorders>
+            <w:tcMar>
+              <w:top w:type="dxa" w:w="70"/>
+              <w:left w:type="dxa" w:w="110"/>
+              <w:bottom w:type="dxa" w:w="70"/>
+              <w:right w:type="dxa" w:w="110"/>
+            </w:tcMar>
+          </w:tcPr>
+          <w:p>
+            <w:pPr>
+              <w:spacing w:after="30" w:line="270"/>
+            </w:pPr>
+            <w:r>
+              <w:rPr>
+                <w:rFonts w:ascii="Malgun Gothic" w:cs="Malgun Gothic" w:eastAsia="Malgun Gothic" w:hAnsi="Malgun Gothic"/>
+                <w:sz w:val="18"/>
+                <w:szCs w:val="18"/>
+              </w:rPr>
+              <w:t xml:space="preserve"/>
             </w:r>
           </w:p>
         </w:tc>
@@ -21616,7 +21618,7 @@
                 <w:sz w:val="18"/>
                 <w:szCs w:val="18"/>
               </w:rPr>
-              <w:t xml:space="preserve">Driver, 관찰·행동, 종료·실패 처리, 재생 실행과 에이전트 전환, 병렬 반복 실행, 프롬프트, 베이스라인 실험</w:t>
+              <w:t xml:space="preserve">Driver, 관찰·행동, 에이전트 루프, 행동 스키마(4.3), 종료·실패 처리, 경로 고정 재생과 에이전트 전환</w:t>
             </w:r>
           </w:p>
         </w:tc>
@@ -21646,7 +21648,7 @@
                 <w:sz w:val="18"/>
                 <w:szCs w:val="18"/>
               </w:rPr>
-              <w:t xml:space="preserve">강민수: 프롬프트 최적화 / 배송현: 요소 후보 순위 모델</w:t>
+              <w:t xml:space="preserve">–</w:t>
             </w:r>
           </w:p>
         </w:tc>
@@ -21676,18 +21678,19 @@
                 <w:sz w:val="18"/>
                 <w:szCs w:val="18"/>
               </w:rPr>
-              <w:t xml:space="preserve">worker/driver, agent, replay, prompts, ml/prompt_opt, ml/element_rank</w:t>
+              <w:t xml:space="preserve">worker/driver, agent, replay</w:t>
             </w:r>
           </w:p>
         </w:tc>
       </w:tr>
       <w:tr>
         <w:trPr>
+          <w:cantSplit/>
           <w:tblHeader w:val="false"/>
         </w:trPr>
         <w:tc>
           <w:tcPr>
-            <w:tcW w:type="dxa" w:w="1018"/>
+            <w:tcW w:type="dxa" w:w="1357"/>
             <w:tcBorders>
               <w:top w:val="none" w:color="FFFFFF" w:sz="0"/>
               <w:left w:val="none" w:color="FFFFFF" w:sz="0"/>
@@ -21713,37 +21716,37 @@
                 <w:sz w:val="18"/>
                 <w:szCs w:val="18"/>
               </w:rPr>
-              <w:t xml:space="preserve">측정</w:t>
-            </w:r>
-          </w:p>
-        </w:tc>
-        <w:tc>
-          <w:tcPr>
-            <w:tcW w:type="dxa" w:w="1357"/>
-            <w:tcBorders>
-              <w:top w:val="none" w:color="FFFFFF" w:sz="0"/>
-              <w:left w:val="none" w:color="FFFFFF" w:sz="0"/>
-              <w:bottom w:val="single" w:color="D9D9D9" w:sz="2"/>
-              <w:right w:val="none" w:color="FFFFFF" w:sz="0"/>
-            </w:tcBorders>
-            <w:tcMar>
-              <w:top w:type="dxa" w:w="70"/>
-              <w:left w:type="dxa" w:w="110"/>
-              <w:bottom w:type="dxa" w:w="70"/>
-              <w:right w:type="dxa" w:w="110"/>
-            </w:tcMar>
-          </w:tcPr>
-          <w:p>
-            <w:pPr>
-              <w:spacing w:after="30" w:line="270"/>
-            </w:pPr>
-            <w:r>
-              <w:rPr>
-                <w:rFonts w:ascii="Malgun Gothic" w:cs="Malgun Gothic" w:eastAsia="Malgun Gothic" w:hAnsi="Malgun Gothic"/>
-                <w:sz w:val="18"/>
-                <w:szCs w:val="18"/>
-              </w:rPr>
-              <w:t xml:space="preserve">김도현, 이원준</w:t>
+              <w:t xml:space="preserve">LLM·프롬프트</w:t>
+            </w:r>
+          </w:p>
+        </w:tc>
+        <w:tc>
+          <w:tcPr>
+            <w:tcW w:type="dxa" w:w="1018"/>
+            <w:tcBorders>
+              <w:top w:val="none" w:color="FFFFFF" w:sz="0"/>
+              <w:left w:val="none" w:color="FFFFFF" w:sz="0"/>
+              <w:bottom w:val="single" w:color="D9D9D9" w:sz="2"/>
+              <w:right w:val="none" w:color="FFFFFF" w:sz="0"/>
+            </w:tcBorders>
+            <w:tcMar>
+              <w:top w:type="dxa" w:w="70"/>
+              <w:left w:type="dxa" w:w="110"/>
+              <w:bottom w:type="dxa" w:w="70"/>
+              <w:right w:type="dxa" w:w="110"/>
+            </w:tcMar>
+          </w:tcPr>
+          <w:p>
+            <w:pPr>
+              <w:spacing w:after="30" w:line="270"/>
+            </w:pPr>
+            <w:r>
+              <w:rPr>
+                <w:rFonts w:ascii="Malgun Gothic" w:cs="Malgun Gothic" w:eastAsia="Malgun Gothic" w:hAnsi="Malgun Gothic"/>
+                <w:sz w:val="18"/>
+                <w:szCs w:val="18"/>
+              </w:rPr>
+              <w:t xml:space="preserve"/>
             </w:r>
           </w:p>
         </w:tc>
@@ -21773,7 +21776,7 @@
                 <w:sz w:val="18"/>
                 <w:szCs w:val="18"/>
               </w:rPr>
-              <w:t xml:space="preserve">수집 JS, 지표 계산, 규칙 엔진, 요소 매칭 모듈(이원준), 설명 생성, 벤치마크 페이지·평가</w:t>
+              <w:t xml:space="preserve">행동·설명 프롬프트, 설명 생성, LLM 어댑터·호출·비용 기록, 베이스라인 실험, 외부 사용자 테스트</w:t>
             </w:r>
           </w:p>
         </w:tc>
@@ -21803,7 +21806,7 @@
                 <w:sz w:val="18"/>
                 <w:szCs w:val="18"/>
               </w:rPr>
-              <w:t xml:space="preserve">김도현: 소요 시간 모델 (KLM 보정) / 이원준: 이슈 점수·분류기 비교</w:t>
+              <w:t xml:space="preserve">프롬프트 최적화</w:t>
             </w:r>
           </w:p>
         </w:tc>
@@ -21833,18 +21836,19 @@
                 <w:sz w:val="18"/>
                 <w:szCs w:val="18"/>
               </w:rPr>
-              <w:t xml:space="preserve">worker/collect, metrics, rules, matching, benchmark, ml/timing, ml/issue_clf</w:t>
+              <w:t xml:space="preserve">prompts, worker/llm, ml/prompt_opt</w:t>
             </w:r>
           </w:p>
         </w:tc>
       </w:tr>
       <w:tr>
         <w:trPr>
+          <w:cantSplit/>
           <w:tblHeader w:val="false"/>
         </w:trPr>
         <w:tc>
           <w:tcPr>
-            <w:tcW w:type="dxa" w:w="1018"/>
+            <w:tcW w:type="dxa" w:w="1357"/>
             <w:tcBorders>
               <w:top w:val="none" w:color="FFFFFF" w:sz="0"/>
               <w:left w:val="none" w:color="FFFFFF" w:sz="0"/>
@@ -21870,37 +21874,37 @@
                 <w:sz w:val="18"/>
                 <w:szCs w:val="18"/>
               </w:rPr>
-              <w:t xml:space="preserve">플랫폼</w:t>
-            </w:r>
-          </w:p>
-        </w:tc>
-        <w:tc>
-          <w:tcPr>
-            <w:tcW w:type="dxa" w:w="1357"/>
-            <w:tcBorders>
-              <w:top w:val="none" w:color="FFFFFF" w:sz="0"/>
-              <w:left w:val="none" w:color="FFFFFF" w:sz="0"/>
-              <w:bottom w:val="single" w:color="D9D9D9" w:sz="2"/>
-              <w:right w:val="none" w:color="FFFFFF" w:sz="0"/>
-            </w:tcBorders>
-            <w:tcMar>
-              <w:top w:type="dxa" w:w="70"/>
-              <w:left w:type="dxa" w:w="110"/>
-              <w:bottom w:type="dxa" w:w="70"/>
-              <w:right w:type="dxa" w:w="110"/>
-            </w:tcMar>
-          </w:tcPr>
-          <w:p>
-            <w:pPr>
-              <w:spacing w:after="30" w:line="270"/>
-            </w:pPr>
-            <w:r>
-              <w:rPr>
-                <w:rFonts w:ascii="Malgun Gothic" w:cs="Malgun Gothic" w:eastAsia="Malgun Gothic" w:hAnsi="Malgun Gothic"/>
-                <w:sz w:val="18"/>
-                <w:szCs w:val="18"/>
-              </w:rPr>
-              <w:t xml:space="preserve">오준호, 전철우</w:t>
+              <w:t xml:space="preserve">측정 지표·규칙</w:t>
+            </w:r>
+          </w:p>
+        </w:tc>
+        <w:tc>
+          <w:tcPr>
+            <w:tcW w:type="dxa" w:w="1018"/>
+            <w:tcBorders>
+              <w:top w:val="none" w:color="FFFFFF" w:sz="0"/>
+              <w:left w:val="none" w:color="FFFFFF" w:sz="0"/>
+              <w:bottom w:val="single" w:color="D9D9D9" w:sz="2"/>
+              <w:right w:val="none" w:color="FFFFFF" w:sz="0"/>
+            </w:tcBorders>
+            <w:tcMar>
+              <w:top w:type="dxa" w:w="70"/>
+              <w:left w:type="dxa" w:w="110"/>
+              <w:bottom w:type="dxa" w:w="70"/>
+              <w:right w:type="dxa" w:w="110"/>
+            </w:tcMar>
+          </w:tcPr>
+          <w:p>
+            <w:pPr>
+              <w:spacing w:after="30" w:line="270"/>
+            </w:pPr>
+            <w:r>
+              <w:rPr>
+                <w:rFonts w:ascii="Malgun Gothic" w:cs="Malgun Gothic" w:eastAsia="Malgun Gothic" w:hAnsi="Malgun Gothic"/>
+                <w:sz w:val="18"/>
+                <w:szCs w:val="18"/>
+              </w:rPr>
+              <w:t xml:space="preserve"/>
             </w:r>
           </w:p>
         </w:tc>
@@ -21930,7 +21934,7 @@
                 <w:sz w:val="18"/>
                 <w:szCs w:val="18"/>
               </w:rPr>
-              <w:t xml:space="preserve">API, DB, 큐, 스크린샷 저장, 비교 로직, 배포, CI</w:t>
+              <w:t xml:space="preserve">지표 계산, 규칙 엔진, 벤치마크 정답 작성</w:t>
             </w:r>
           </w:p>
         </w:tc>
@@ -21960,7 +21964,7 @@
                 <w:sz w:val="18"/>
                 <w:szCs w:val="18"/>
               </w:rPr>
-              <w:t xml:space="preserve">오준호: 학습 데이터 파이프라인, MLflow</w:t>
+              <w:t xml:space="preserve">소요 시간 모델 (KLM 보정)</w:t>
             </w:r>
           </w:p>
         </w:tc>
@@ -21990,22 +21994,23 @@
                 <w:sz w:val="18"/>
                 <w:szCs w:val="18"/>
               </w:rPr>
-              <w:t xml:space="preserve">apps/api, infra, 비교 API</w:t>
+              <w:t xml:space="preserve">worker/metrics, rules, ml/timing</w:t>
             </w:r>
           </w:p>
         </w:tc>
       </w:tr>
       <w:tr>
         <w:trPr>
+          <w:cantSplit/>
           <w:tblHeader w:val="false"/>
         </w:trPr>
         <w:tc>
           <w:tcPr>
-            <w:tcW w:type="dxa" w:w="1018"/>
-            <w:tcBorders>
-              <w:top w:val="none" w:color="FFFFFF" w:sz="0"/>
-              <w:left w:val="none" w:color="FFFFFF" w:sz="0"/>
-              <w:bottom w:val="single" w:color="000000" w:sz="10"/>
+            <w:tcW w:type="dxa" w:w="1357"/>
+            <w:tcBorders>
+              <w:top w:val="none" w:color="FFFFFF" w:sz="0"/>
+              <w:left w:val="none" w:color="FFFFFF" w:sz="0"/>
+              <w:bottom w:val="single" w:color="D9D9D9" w:sz="2"/>
               <w:right w:val="none" w:color="FFFFFF" w:sz="0"/>
             </w:tcBorders>
             <w:tcMar>
@@ -22027,37 +22032,195 @@
                 <w:sz w:val="18"/>
                 <w:szCs w:val="18"/>
               </w:rPr>
-              <w:t xml:space="preserve">리포트</w:t>
-            </w:r>
-          </w:p>
-        </w:tc>
+              <w:t xml:space="preserve">수집·매칭</w:t>
+            </w:r>
+          </w:p>
+        </w:tc>
+        <w:tc>
+          <w:tcPr>
+            <w:tcW w:type="dxa" w:w="1018"/>
+            <w:tcBorders>
+              <w:top w:val="none" w:color="FFFFFF" w:sz="0"/>
+              <w:left w:val="none" w:color="FFFFFF" w:sz="0"/>
+              <w:bottom w:val="single" w:color="D9D9D9" w:sz="2"/>
+              <w:right w:val="none" w:color="FFFFFF" w:sz="0"/>
+            </w:tcBorders>
+            <w:tcMar>
+              <w:top w:type="dxa" w:w="70"/>
+              <w:left w:type="dxa" w:w="110"/>
+              <w:bottom w:type="dxa" w:w="70"/>
+              <w:right w:type="dxa" w:w="110"/>
+            </w:tcMar>
+          </w:tcPr>
+          <w:p>
+            <w:pPr>
+              <w:spacing w:after="30" w:line="270"/>
+            </w:pPr>
+            <w:r>
+              <w:rPr>
+                <w:rFonts w:ascii="Malgun Gothic" w:cs="Malgun Gothic" w:eastAsia="Malgun Gothic" w:hAnsi="Malgun Gothic"/>
+                <w:sz w:val="18"/>
+                <w:szCs w:val="18"/>
+              </w:rPr>
+              <w:t xml:space="preserve"/>
+            </w:r>
+          </w:p>
+        </w:tc>
+        <w:tc>
+          <w:tcPr>
+            <w:tcW w:type="dxa" w:w="2851"/>
+            <w:tcBorders>
+              <w:top w:val="none" w:color="FFFFFF" w:sz="0"/>
+              <w:left w:val="none" w:color="FFFFFF" w:sz="0"/>
+              <w:bottom w:val="single" w:color="D9D9D9" w:sz="2"/>
+              <w:right w:val="none" w:color="FFFFFF" w:sz="0"/>
+            </w:tcBorders>
+            <w:tcMar>
+              <w:top w:type="dxa" w:w="70"/>
+              <w:left w:type="dxa" w:w="110"/>
+              <w:bottom w:type="dxa" w:w="70"/>
+              <w:right w:type="dxa" w:w="110"/>
+            </w:tcMar>
+          </w:tcPr>
+          <w:p>
+            <w:pPr>
+              <w:spacing w:after="30" w:line="270"/>
+            </w:pPr>
+            <w:r>
+              <w:rPr>
+                <w:rFonts w:ascii="Malgun Gothic" w:cs="Malgun Gothic" w:eastAsia="Malgun Gothic" w:hAnsi="Malgun Gothic"/>
+                <w:sz w:val="18"/>
+                <w:szCs w:val="18"/>
+              </w:rPr>
+              <w:t xml:space="preserve">수집 JS(요소 목록·스냅샷), Shadow DOM·iframe·가림 처리, 요소 매칭 모듈</w:t>
+            </w:r>
+          </w:p>
+        </w:tc>
+        <w:tc>
+          <w:tcPr>
+            <w:tcW w:type="dxa" w:w="2308"/>
+            <w:tcBorders>
+              <w:top w:val="none" w:color="FFFFFF" w:sz="0"/>
+              <w:left w:val="none" w:color="FFFFFF" w:sz="0"/>
+              <w:bottom w:val="single" w:color="D9D9D9" w:sz="2"/>
+              <w:right w:val="none" w:color="FFFFFF" w:sz="0"/>
+            </w:tcBorders>
+            <w:tcMar>
+              <w:top w:type="dxa" w:w="70"/>
+              <w:left w:type="dxa" w:w="110"/>
+              <w:bottom w:type="dxa" w:w="70"/>
+              <w:right w:type="dxa" w:w="110"/>
+            </w:tcMar>
+          </w:tcPr>
+          <w:p>
+            <w:pPr>
+              <w:spacing w:after="30" w:line="270"/>
+            </w:pPr>
+            <w:r>
+              <w:rPr>
+                <w:rFonts w:ascii="Malgun Gothic" w:cs="Malgun Gothic" w:eastAsia="Malgun Gothic" w:hAnsi="Malgun Gothic"/>
+                <w:sz w:val="18"/>
+                <w:szCs w:val="18"/>
+              </w:rPr>
+              <w:t xml:space="preserve">이슈 점수·분류기 비교</w:t>
+            </w:r>
+          </w:p>
+        </w:tc>
+        <w:tc>
+          <w:tcPr>
+            <w:tcW w:type="dxa" w:w="2104"/>
+            <w:tcBorders>
+              <w:top w:val="none" w:color="FFFFFF" w:sz="0"/>
+              <w:left w:val="none" w:color="FFFFFF" w:sz="0"/>
+              <w:bottom w:val="single" w:color="D9D9D9" w:sz="2"/>
+              <w:right w:val="none" w:color="FFFFFF" w:sz="0"/>
+            </w:tcBorders>
+            <w:tcMar>
+              <w:top w:type="dxa" w:w="70"/>
+              <w:left w:type="dxa" w:w="110"/>
+              <w:bottom w:type="dxa" w:w="70"/>
+              <w:right w:type="dxa" w:w="110"/>
+            </w:tcMar>
+          </w:tcPr>
+          <w:p>
+            <w:pPr>
+              <w:spacing w:after="30" w:line="270"/>
+            </w:pPr>
+            <w:r>
+              <w:rPr>
+                <w:rFonts w:ascii="Malgun Gothic" w:cs="Malgun Gothic" w:eastAsia="Malgun Gothic" w:hAnsi="Malgun Gothic"/>
+                <w:sz w:val="18"/>
+                <w:szCs w:val="18"/>
+              </w:rPr>
+              <w:t xml:space="preserve">worker/collect, matching, ml/issue_clf</w:t>
+            </w:r>
+          </w:p>
+        </w:tc>
+      </w:tr>
+      <w:tr>
+        <w:trPr>
+          <w:cantSplit/>
+          <w:tblHeader w:val="false"/>
+        </w:trPr>
         <w:tc>
           <w:tcPr>
             <w:tcW w:type="dxa" w:w="1357"/>
             <w:tcBorders>
               <w:top w:val="none" w:color="FFFFFF" w:sz="0"/>
               <w:left w:val="none" w:color="FFFFFF" w:sz="0"/>
-              <w:bottom w:val="single" w:color="000000" w:sz="10"/>
-              <w:right w:val="none" w:color="FFFFFF" w:sz="0"/>
-            </w:tcBorders>
-            <w:tcMar>
-              <w:top w:type="dxa" w:w="70"/>
-              <w:left w:type="dxa" w:w="110"/>
-              <w:bottom w:type="dxa" w:w="70"/>
-              <w:right w:type="dxa" w:w="110"/>
-            </w:tcMar>
-          </w:tcPr>
-          <w:p>
-            <w:pPr>
-              <w:spacing w:after="30" w:line="270"/>
-            </w:pPr>
-            <w:r>
-              <w:rPr>
-                <w:rFonts w:ascii="Malgun Gothic" w:cs="Malgun Gothic" w:eastAsia="Malgun Gothic" w:hAnsi="Malgun Gothic"/>
-                <w:sz w:val="18"/>
-                <w:szCs w:val="18"/>
-              </w:rPr>
-              <w:t xml:space="preserve">김보민, 윤태희</w:t>
+              <w:bottom w:val="single" w:color="D9D9D9" w:sz="2"/>
+              <w:right w:val="none" w:color="FFFFFF" w:sz="0"/>
+            </w:tcBorders>
+            <w:tcMar>
+              <w:top w:type="dxa" w:w="70"/>
+              <w:left w:type="dxa" w:w="110"/>
+              <w:bottom w:type="dxa" w:w="70"/>
+              <w:right w:type="dxa" w:w="110"/>
+            </w:tcMar>
+          </w:tcPr>
+          <w:p>
+            <w:pPr>
+              <w:spacing w:after="30" w:line="270"/>
+            </w:pPr>
+            <w:r>
+              <w:rPr>
+                <w:rFonts w:ascii="Malgun Gothic" w:cs="Malgun Gothic" w:eastAsia="Malgun Gothic" w:hAnsi="Malgun Gothic"/>
+                <w:b/>
+                <w:bCs/>
+                <w:sz w:val="18"/>
+                <w:szCs w:val="18"/>
+              </w:rPr>
+              <w:t xml:space="preserve">플랫폼 백엔드</w:t>
+            </w:r>
+          </w:p>
+        </w:tc>
+        <w:tc>
+          <w:tcPr>
+            <w:tcW w:type="dxa" w:w="1018"/>
+            <w:tcBorders>
+              <w:top w:val="none" w:color="FFFFFF" w:sz="0"/>
+              <w:left w:val="none" w:color="FFFFFF" w:sz="0"/>
+              <w:bottom w:val="single" w:color="D9D9D9" w:sz="2"/>
+              <w:right w:val="none" w:color="FFFFFF" w:sz="0"/>
+            </w:tcBorders>
+            <w:tcMar>
+              <w:top w:type="dxa" w:w="70"/>
+              <w:left w:type="dxa" w:w="110"/>
+              <w:bottom w:type="dxa" w:w="70"/>
+              <w:right w:type="dxa" w:w="110"/>
+            </w:tcMar>
+          </w:tcPr>
+          <w:p>
+            <w:pPr>
+              <w:spacing w:after="30" w:line="270"/>
+            </w:pPr>
+            <w:r>
+              <w:rPr>
+                <w:rFonts w:ascii="Malgun Gothic" w:cs="Malgun Gothic" w:eastAsia="Malgun Gothic" w:hAnsi="Malgun Gothic"/>
+                <w:sz w:val="18"/>
+                <w:szCs w:val="18"/>
+              </w:rPr>
+              <w:t xml:space="preserve"/>
             </w:r>
           </w:p>
         </w:tc>
@@ -22067,27 +22230,27 @@
             <w:tcBorders>
               <w:top w:val="none" w:color="FFFFFF" w:sz="0"/>
               <w:left w:val="none" w:color="FFFFFF" w:sz="0"/>
-              <w:bottom w:val="single" w:color="000000" w:sz="10"/>
-              <w:right w:val="none" w:color="FFFFFF" w:sz="0"/>
-            </w:tcBorders>
-            <w:tcMar>
-              <w:top w:type="dxa" w:w="70"/>
-              <w:left w:type="dxa" w:w="110"/>
-              <w:bottom w:type="dxa" w:w="70"/>
-              <w:right w:type="dxa" w:w="110"/>
-            </w:tcMar>
-          </w:tcPr>
-          <w:p>
-            <w:pPr>
-              <w:spacing w:after="30" w:line="270"/>
-            </w:pPr>
-            <w:r>
-              <w:rPr>
-                <w:rFonts w:ascii="Malgun Gothic" w:cs="Malgun Gothic" w:eastAsia="Malgun Gothic" w:hAnsi="Malgun Gothic"/>
-                <w:sz w:val="18"/>
-                <w:szCs w:val="18"/>
-              </w:rPr>
-              <w:t xml:space="preserve">디자인 시스템, 측정 생성·진행·리포트·비교 화면, 오버레이, 라벨 입력 화면, 재생 확인 화면, 자기 측정</w:t>
+              <w:bottom w:val="single" w:color="D9D9D9" w:sz="2"/>
+              <w:right w:val="none" w:color="FFFFFF" w:sz="0"/>
+            </w:tcBorders>
+            <w:tcMar>
+              <w:top w:type="dxa" w:w="70"/>
+              <w:left w:type="dxa" w:w="110"/>
+              <w:bottom w:type="dxa" w:w="70"/>
+              <w:right w:type="dxa" w:w="110"/>
+            </w:tcMar>
+          </w:tcPr>
+          <w:p>
+            <w:pPr>
+              <w:spacing w:after="30" w:line="270"/>
+            </w:pPr>
+            <w:r>
+              <w:rPr>
+                <w:rFonts w:ascii="Malgun Gothic" w:cs="Malgun Gothic" w:eastAsia="Malgun Gothic" w:hAnsi="Malgun Gothic"/>
+                <w:sz w:val="18"/>
+                <w:szCs w:val="18"/>
+              </w:rPr>
+              <w:t xml:space="preserve">API, DB, 큐, 병렬 반복 실행(4.6), 스크린샷 저장, LLM·클라우드 예산 상한·알림</w:t>
             </w:r>
           </w:p>
         </w:tc>
@@ -22097,27 +22260,27 @@
             <w:tcBorders>
               <w:top w:val="none" w:color="FFFFFF" w:sz="0"/>
               <w:left w:val="none" w:color="FFFFFF" w:sz="0"/>
-              <w:bottom w:val="single" w:color="000000" w:sz="10"/>
-              <w:right w:val="none" w:color="FFFFFF" w:sz="0"/>
-            </w:tcBorders>
-            <w:tcMar>
-              <w:top w:type="dxa" w:w="70"/>
-              <w:left w:type="dxa" w:w="110"/>
-              <w:bottom w:type="dxa" w:w="70"/>
-              <w:right w:type="dxa" w:w="110"/>
-            </w:tcMar>
-          </w:tcPr>
-          <w:p>
-            <w:pPr>
-              <w:spacing w:after="30" w:line="270"/>
-            </w:pPr>
-            <w:r>
-              <w:rPr>
-                <w:rFonts w:ascii="Malgun Gothic" w:cs="Malgun Gothic" w:eastAsia="Malgun Gothic" w:hAnsi="Malgun Gothic"/>
-                <w:sz w:val="18"/>
-                <w:szCs w:val="18"/>
-              </w:rPr>
-              <w:t xml:space="preserve">김보민: 사람 데이터 수집 스크립트</w:t>
+              <w:bottom w:val="single" w:color="D9D9D9" w:sz="2"/>
+              <w:right w:val="none" w:color="FFFFFF" w:sz="0"/>
+            </w:tcBorders>
+            <w:tcMar>
+              <w:top w:type="dxa" w:w="70"/>
+              <w:left w:type="dxa" w:w="110"/>
+              <w:bottom w:type="dxa" w:w="70"/>
+              <w:right w:type="dxa" w:w="110"/>
+            </w:tcMar>
+          </w:tcPr>
+          <w:p>
+            <w:pPr>
+              <w:spacing w:after="30" w:line="270"/>
+            </w:pPr>
+            <w:r>
+              <w:rPr>
+                <w:rFonts w:ascii="Malgun Gothic" w:cs="Malgun Gothic" w:eastAsia="Malgun Gothic" w:hAnsi="Malgun Gothic"/>
+                <w:sz w:val="18"/>
+                <w:szCs w:val="18"/>
+              </w:rPr>
+              <w:t xml:space="preserve">학습 데이터 파이프라인·MLflow, 요소 후보 순위 모델</w:t>
             </w:r>
           </w:p>
         </w:tc>
@@ -22127,27 +22290,501 @@
             <w:tcBorders>
               <w:top w:val="none" w:color="FFFFFF" w:sz="0"/>
               <w:left w:val="none" w:color="FFFFFF" w:sz="0"/>
-              <w:bottom w:val="single" w:color="000000" w:sz="10"/>
-              <w:right w:val="none" w:color="FFFFFF" w:sz="0"/>
-            </w:tcBorders>
-            <w:tcMar>
-              <w:top w:type="dxa" w:w="70"/>
-              <w:left w:type="dxa" w:w="110"/>
-              <w:bottom w:type="dxa" w:w="70"/>
-              <w:right w:type="dxa" w:w="110"/>
-            </w:tcMar>
-          </w:tcPr>
-          <w:p>
-            <w:pPr>
-              <w:spacing w:after="30" w:line="270"/>
-            </w:pPr>
-            <w:r>
-              <w:rPr>
-                <w:rFonts w:ascii="Malgun Gothic" w:cs="Malgun Gothic" w:eastAsia="Malgun Gothic" w:hAnsi="Malgun Gothic"/>
-                <w:sz w:val="18"/>
-                <w:szCs w:val="18"/>
-              </w:rPr>
-              <w:t xml:space="preserve">apps/web, human-study/</w:t>
+              <w:bottom w:val="single" w:color="D9D9D9" w:sz="2"/>
+              <w:right w:val="none" w:color="FFFFFF" w:sz="0"/>
+            </w:tcBorders>
+            <w:tcMar>
+              <w:top w:type="dxa" w:w="70"/>
+              <w:left w:type="dxa" w:w="110"/>
+              <w:bottom w:type="dxa" w:w="70"/>
+              <w:right w:type="dxa" w:w="110"/>
+            </w:tcMar>
+          </w:tcPr>
+          <w:p>
+            <w:pPr>
+              <w:spacing w:after="30" w:line="270"/>
+            </w:pPr>
+            <w:r>
+              <w:rPr>
+                <w:rFonts w:ascii="Malgun Gothic" w:cs="Malgun Gothic" w:eastAsia="Malgun Gothic" w:hAnsi="Malgun Gothic"/>
+                <w:sz w:val="18"/>
+                <w:szCs w:val="18"/>
+              </w:rPr>
+              <w:t xml:space="preserve">apps/api, ml/element_rank</w:t>
+            </w:r>
+          </w:p>
+        </w:tc>
+      </w:tr>
+      <w:tr>
+        <w:trPr>
+          <w:cantSplit/>
+          <w:tblHeader w:val="false"/>
+        </w:trPr>
+        <w:tc>
+          <w:tcPr>
+            <w:tcW w:type="dxa" w:w="1357"/>
+            <w:tcBorders>
+              <w:top w:val="none" w:color="FFFFFF" w:sz="0"/>
+              <w:left w:val="none" w:color="FFFFFF" w:sz="0"/>
+              <w:bottom w:val="single" w:color="D9D9D9" w:sz="2"/>
+              <w:right w:val="none" w:color="FFFFFF" w:sz="0"/>
+            </w:tcBorders>
+            <w:tcMar>
+              <w:top w:type="dxa" w:w="70"/>
+              <w:left w:type="dxa" w:w="110"/>
+              <w:bottom w:type="dxa" w:w="70"/>
+              <w:right w:type="dxa" w:w="110"/>
+            </w:tcMar>
+          </w:tcPr>
+          <w:p>
+            <w:pPr>
+              <w:spacing w:after="30" w:line="270"/>
+            </w:pPr>
+            <w:r>
+              <w:rPr>
+                <w:rFonts w:ascii="Malgun Gothic" w:cs="Malgun Gothic" w:eastAsia="Malgun Gothic" w:hAnsi="Malgun Gothic"/>
+                <w:b/>
+                <w:bCs/>
+                <w:sz w:val="18"/>
+                <w:szCs w:val="18"/>
+              </w:rPr>
+              <w:t xml:space="preserve">회귀 비교·인프라</w:t>
+            </w:r>
+          </w:p>
+        </w:tc>
+        <w:tc>
+          <w:tcPr>
+            <w:tcW w:type="dxa" w:w="1018"/>
+            <w:tcBorders>
+              <w:top w:val="none" w:color="FFFFFF" w:sz="0"/>
+              <w:left w:val="none" w:color="FFFFFF" w:sz="0"/>
+              <w:bottom w:val="single" w:color="D9D9D9" w:sz="2"/>
+              <w:right w:val="none" w:color="FFFFFF" w:sz="0"/>
+            </w:tcBorders>
+            <w:tcMar>
+              <w:top w:type="dxa" w:w="70"/>
+              <w:left w:type="dxa" w:w="110"/>
+              <w:bottom w:type="dxa" w:w="70"/>
+              <w:right w:type="dxa" w:w="110"/>
+            </w:tcMar>
+          </w:tcPr>
+          <w:p>
+            <w:pPr>
+              <w:spacing w:after="30" w:line="270"/>
+            </w:pPr>
+            <w:r>
+              <w:rPr>
+                <w:rFonts w:ascii="Malgun Gothic" w:cs="Malgun Gothic" w:eastAsia="Malgun Gothic" w:hAnsi="Malgun Gothic"/>
+                <w:sz w:val="18"/>
+                <w:szCs w:val="18"/>
+              </w:rPr>
+              <w:t xml:space="preserve"/>
+            </w:r>
+          </w:p>
+        </w:tc>
+        <w:tc>
+          <w:tcPr>
+            <w:tcW w:type="dxa" w:w="2851"/>
+            <w:tcBorders>
+              <w:top w:val="none" w:color="FFFFFF" w:sz="0"/>
+              <w:left w:val="none" w:color="FFFFFF" w:sz="0"/>
+              <w:bottom w:val="single" w:color="D9D9D9" w:sz="2"/>
+              <w:right w:val="none" w:color="FFFFFF" w:sz="0"/>
+            </w:tcBorders>
+            <w:tcMar>
+              <w:top w:type="dxa" w:w="70"/>
+              <w:left w:type="dxa" w:w="110"/>
+              <w:bottom w:type="dxa" w:w="70"/>
+              <w:right w:type="dxa" w:w="110"/>
+            </w:tcMar>
+          </w:tcPr>
+          <w:p>
+            <w:pPr>
+              <w:spacing w:after="30" w:line="270"/>
+            </w:pPr>
+            <w:r>
+              <w:rPr>
+                <w:rFonts w:ascii="Malgun Gothic" w:cs="Malgun Gothic" w:eastAsia="Malgun Gothic" w:hAnsi="Malgun Gothic"/>
+                <w:sz w:val="18"/>
+                <w:szCs w:val="18"/>
+              </w:rPr>
+              <w:t xml:space="preserve">비교 로직·기준 편차 판정, 비교 API, 배포(S1 스테이징), CI, 벤치마크 제작 진행 관리·평가</w:t>
+            </w:r>
+          </w:p>
+        </w:tc>
+        <w:tc>
+          <w:tcPr>
+            <w:tcW w:type="dxa" w:w="2308"/>
+            <w:tcBorders>
+              <w:top w:val="none" w:color="FFFFFF" w:sz="0"/>
+              <w:left w:val="none" w:color="FFFFFF" w:sz="0"/>
+              <w:bottom w:val="single" w:color="D9D9D9" w:sz="2"/>
+              <w:right w:val="none" w:color="FFFFFF" w:sz="0"/>
+            </w:tcBorders>
+            <w:tcMar>
+              <w:top w:type="dxa" w:w="70"/>
+              <w:left w:type="dxa" w:w="110"/>
+              <w:bottom w:type="dxa" w:w="70"/>
+              <w:right w:type="dxa" w:w="110"/>
+            </w:tcMar>
+          </w:tcPr>
+          <w:p>
+            <w:pPr>
+              <w:spacing w:after="30" w:line="270"/>
+            </w:pPr>
+            <w:r>
+              <w:rPr>
+                <w:rFonts w:ascii="Malgun Gothic" w:cs="Malgun Gothic" w:eastAsia="Malgun Gothic" w:hAnsi="Malgun Gothic"/>
+                <w:sz w:val="18"/>
+                <w:szCs w:val="18"/>
+              </w:rPr>
+              <w:t xml:space="preserve">–</w:t>
+            </w:r>
+          </w:p>
+        </w:tc>
+        <w:tc>
+          <w:tcPr>
+            <w:tcW w:type="dxa" w:w="2104"/>
+            <w:tcBorders>
+              <w:top w:val="none" w:color="FFFFFF" w:sz="0"/>
+              <w:left w:val="none" w:color="FFFFFF" w:sz="0"/>
+              <w:bottom w:val="single" w:color="D9D9D9" w:sz="2"/>
+              <w:right w:val="none" w:color="FFFFFF" w:sz="0"/>
+            </w:tcBorders>
+            <w:tcMar>
+              <w:top w:type="dxa" w:w="70"/>
+              <w:left w:type="dxa" w:w="110"/>
+              <w:bottom w:type="dxa" w:w="70"/>
+              <w:right w:type="dxa" w:w="110"/>
+            </w:tcMar>
+          </w:tcPr>
+          <w:p>
+            <w:pPr>
+              <w:spacing w:after="30" w:line="270"/>
+            </w:pPr>
+            <w:r>
+              <w:rPr>
+                <w:rFonts w:ascii="Malgun Gothic" w:cs="Malgun Gothic" w:eastAsia="Malgun Gothic" w:hAnsi="Malgun Gothic"/>
+                <w:sz w:val="18"/>
+                <w:szCs w:val="18"/>
+              </w:rPr>
+              <w:t xml:space="preserve">infra, 비교 API, benchmark/</w:t>
+            </w:r>
+          </w:p>
+        </w:tc>
+      </w:tr>
+      <w:tr>
+        <w:trPr>
+          <w:cantSplit/>
+          <w:tblHeader w:val="false"/>
+        </w:trPr>
+        <w:tc>
+          <w:tcPr>
+            <w:tcW w:type="dxa" w:w="1357"/>
+            <w:tcBorders>
+              <w:top w:val="none" w:color="FFFFFF" w:sz="0"/>
+              <w:left w:val="none" w:color="FFFFFF" w:sz="0"/>
+              <w:bottom w:val="single" w:color="D9D9D9" w:sz="2"/>
+              <w:right w:val="none" w:color="FFFFFF" w:sz="0"/>
+            </w:tcBorders>
+            <w:tcMar>
+              <w:top w:type="dxa" w:w="70"/>
+              <w:left w:type="dxa" w:w="110"/>
+              <w:bottom w:type="dxa" w:w="70"/>
+              <w:right w:type="dxa" w:w="110"/>
+            </w:tcMar>
+          </w:tcPr>
+          <w:p>
+            <w:pPr>
+              <w:spacing w:after="30" w:line="270"/>
+            </w:pPr>
+            <w:r>
+              <w:rPr>
+                <w:rFonts w:ascii="Malgun Gothic" w:cs="Malgun Gothic" w:eastAsia="Malgun Gothic" w:hAnsi="Malgun Gothic"/>
+                <w:b/>
+                <w:bCs/>
+                <w:sz w:val="18"/>
+                <w:szCs w:val="18"/>
+              </w:rPr>
+              <w:t xml:space="preserve">리포트 UI</w:t>
+            </w:r>
+          </w:p>
+        </w:tc>
+        <w:tc>
+          <w:tcPr>
+            <w:tcW w:type="dxa" w:w="1018"/>
+            <w:tcBorders>
+              <w:top w:val="none" w:color="FFFFFF" w:sz="0"/>
+              <w:left w:val="none" w:color="FFFFFF" w:sz="0"/>
+              <w:bottom w:val="single" w:color="D9D9D9" w:sz="2"/>
+              <w:right w:val="none" w:color="FFFFFF" w:sz="0"/>
+            </w:tcBorders>
+            <w:tcMar>
+              <w:top w:type="dxa" w:w="70"/>
+              <w:left w:type="dxa" w:w="110"/>
+              <w:bottom w:type="dxa" w:w="70"/>
+              <w:right w:type="dxa" w:w="110"/>
+            </w:tcMar>
+          </w:tcPr>
+          <w:p>
+            <w:pPr>
+              <w:spacing w:after="30" w:line="270"/>
+            </w:pPr>
+            <w:r>
+              <w:rPr>
+                <w:rFonts w:ascii="Malgun Gothic" w:cs="Malgun Gothic" w:eastAsia="Malgun Gothic" w:hAnsi="Malgun Gothic"/>
+                <w:sz w:val="18"/>
+                <w:szCs w:val="18"/>
+              </w:rPr>
+              <w:t xml:space="preserve"/>
+            </w:r>
+          </w:p>
+        </w:tc>
+        <w:tc>
+          <w:tcPr>
+            <w:tcW w:type="dxa" w:w="2851"/>
+            <w:tcBorders>
+              <w:top w:val="none" w:color="FFFFFF" w:sz="0"/>
+              <w:left w:val="none" w:color="FFFFFF" w:sz="0"/>
+              <w:bottom w:val="single" w:color="D9D9D9" w:sz="2"/>
+              <w:right w:val="none" w:color="FFFFFF" w:sz="0"/>
+            </w:tcBorders>
+            <w:tcMar>
+              <w:top w:type="dxa" w:w="70"/>
+              <w:left w:type="dxa" w:w="110"/>
+              <w:bottom w:type="dxa" w:w="70"/>
+              <w:right w:type="dxa" w:w="110"/>
+            </w:tcMar>
+          </w:tcPr>
+          <w:p>
+            <w:pPr>
+              <w:spacing w:after="30" w:line="270"/>
+            </w:pPr>
+            <w:r>
+              <w:rPr>
+                <w:rFonts w:ascii="Malgun Gothic" w:cs="Malgun Gothic" w:eastAsia="Malgun Gothic" w:hAnsi="Malgun Gothic"/>
+                <w:sz w:val="18"/>
+                <w:szCs w:val="18"/>
+              </w:rPr>
+              <w:t xml:space="preserve">와이어프레임, 디자인 시스템, 리포트 화면, 오버레이, 라벨 입력 화면, 자기 측정</w:t>
+            </w:r>
+          </w:p>
+        </w:tc>
+        <w:tc>
+          <w:tcPr>
+            <w:tcW w:type="dxa" w:w="2308"/>
+            <w:tcBorders>
+              <w:top w:val="none" w:color="FFFFFF" w:sz="0"/>
+              <w:left w:val="none" w:color="FFFFFF" w:sz="0"/>
+              <w:bottom w:val="single" w:color="D9D9D9" w:sz="2"/>
+              <w:right w:val="none" w:color="FFFFFF" w:sz="0"/>
+            </w:tcBorders>
+            <w:tcMar>
+              <w:top w:type="dxa" w:w="70"/>
+              <w:left w:type="dxa" w:w="110"/>
+              <w:bottom w:type="dxa" w:w="70"/>
+              <w:right w:type="dxa" w:w="110"/>
+            </w:tcMar>
+          </w:tcPr>
+          <w:p>
+            <w:pPr>
+              <w:spacing w:after="30" w:line="270"/>
+            </w:pPr>
+            <w:r>
+              <w:rPr>
+                <w:rFonts w:ascii="Malgun Gothic" w:cs="Malgun Gothic" w:eastAsia="Malgun Gothic" w:hAnsi="Malgun Gothic"/>
+                <w:sz w:val="18"/>
+                <w:szCs w:val="18"/>
+              </w:rPr>
+              <w:t xml:space="preserve">사람 데이터 수집 스크립트</w:t>
+            </w:r>
+          </w:p>
+        </w:tc>
+        <w:tc>
+          <w:tcPr>
+            <w:tcW w:type="dxa" w:w="2104"/>
+            <w:tcBorders>
+              <w:top w:val="none" w:color="FFFFFF" w:sz="0"/>
+              <w:left w:val="none" w:color="FFFFFF" w:sz="0"/>
+              <w:bottom w:val="single" w:color="D9D9D9" w:sz="2"/>
+              <w:right w:val="none" w:color="FFFFFF" w:sz="0"/>
+            </w:tcBorders>
+            <w:tcMar>
+              <w:top w:type="dxa" w:w="70"/>
+              <w:left w:type="dxa" w:w="110"/>
+              <w:bottom w:type="dxa" w:w="70"/>
+              <w:right w:type="dxa" w:w="110"/>
+            </w:tcMar>
+          </w:tcPr>
+          <w:p>
+            <w:pPr>
+              <w:spacing w:after="30" w:line="270"/>
+            </w:pPr>
+            <w:r>
+              <w:rPr>
+                <w:rFonts w:ascii="Malgun Gothic" w:cs="Malgun Gothic" w:eastAsia="Malgun Gothic" w:hAnsi="Malgun Gothic"/>
+                <w:sz w:val="18"/>
+                <w:szCs w:val="18"/>
+              </w:rPr>
+              <w:t xml:space="preserve">apps/web (리포트), human-study/ 스크립트</w:t>
+            </w:r>
+          </w:p>
+        </w:tc>
+      </w:tr>
+      <w:tr>
+        <w:trPr>
+          <w:cantSplit/>
+          <w:tblHeader w:val="false"/>
+        </w:trPr>
+        <w:tc>
+          <w:tcPr>
+            <w:tcW w:type="dxa" w:w="1357"/>
+            <w:tcBorders>
+              <w:top w:val="none" w:color="FFFFFF" w:sz="0"/>
+              <w:left w:val="none" w:color="FFFFFF" w:sz="0"/>
+              <w:bottom w:val="single" w:color="D9D9D9" w:sz="2"/>
+              <w:right w:val="none" w:color="FFFFFF" w:sz="0"/>
+            </w:tcBorders>
+            <w:tcMar>
+              <w:top w:type="dxa" w:w="70"/>
+              <w:left w:type="dxa" w:w="110"/>
+              <w:bottom w:type="dxa" w:w="70"/>
+              <w:right w:type="dxa" w:w="110"/>
+            </w:tcMar>
+          </w:tcPr>
+          <w:p>
+            <w:pPr>
+              <w:spacing w:after="30" w:line="270"/>
+            </w:pPr>
+            <w:r>
+              <w:rPr>
+                <w:rFonts w:ascii="Malgun Gothic" w:cs="Malgun Gothic" w:eastAsia="Malgun Gothic" w:hAnsi="Malgun Gothic"/>
+                <w:b/>
+                <w:bCs/>
+                <w:sz w:val="18"/>
+                <w:szCs w:val="18"/>
+              </w:rPr>
+              <w:t xml:space="preserve">대시보드 UI</w:t>
+            </w:r>
+          </w:p>
+        </w:tc>
+        <w:tc>
+          <w:tcPr>
+            <w:tcW w:type="dxa" w:w="1018"/>
+            <w:tcBorders>
+              <w:top w:val="none" w:color="FFFFFF" w:sz="0"/>
+              <w:left w:val="none" w:color="FFFFFF" w:sz="0"/>
+              <w:bottom w:val="single" w:color="D9D9D9" w:sz="2"/>
+              <w:right w:val="none" w:color="FFFFFF" w:sz="0"/>
+            </w:tcBorders>
+            <w:tcMar>
+              <w:top w:type="dxa" w:w="70"/>
+              <w:left w:type="dxa" w:w="110"/>
+              <w:bottom w:type="dxa" w:w="70"/>
+              <w:right w:type="dxa" w:w="110"/>
+            </w:tcMar>
+          </w:tcPr>
+          <w:p>
+            <w:pPr>
+              <w:spacing w:after="30" w:line="270"/>
+            </w:pPr>
+            <w:r>
+              <w:rPr>
+                <w:rFonts w:ascii="Malgun Gothic" w:cs="Malgun Gothic" w:eastAsia="Malgun Gothic" w:hAnsi="Malgun Gothic"/>
+                <w:sz w:val="18"/>
+                <w:szCs w:val="18"/>
+              </w:rPr>
+              <w:t xml:space="preserve"/>
+            </w:r>
+          </w:p>
+        </w:tc>
+        <w:tc>
+          <w:tcPr>
+            <w:tcW w:type="dxa" w:w="2851"/>
+            <w:tcBorders>
+              <w:top w:val="none" w:color="FFFFFF" w:sz="0"/>
+              <w:left w:val="none" w:color="FFFFFF" w:sz="0"/>
+              <w:bottom w:val="single" w:color="D9D9D9" w:sz="2"/>
+              <w:right w:val="none" w:color="FFFFFF" w:sz="0"/>
+            </w:tcBorders>
+            <w:tcMar>
+              <w:top w:type="dxa" w:w="70"/>
+              <w:left w:type="dxa" w:w="110"/>
+              <w:bottom w:type="dxa" w:w="70"/>
+              <w:right w:type="dxa" w:w="110"/>
+            </w:tcMar>
+          </w:tcPr>
+          <w:p>
+            <w:pPr>
+              <w:spacing w:after="30" w:line="270"/>
+            </w:pPr>
+            <w:r>
+              <w:rPr>
+                <w:rFonts w:ascii="Malgun Gothic" w:cs="Malgun Gothic" w:eastAsia="Malgun Gothic" w:hAnsi="Malgun Gothic"/>
+                <w:sz w:val="18"/>
+                <w:szCs w:val="18"/>
+              </w:rPr>
+              <w:t xml:space="preserve">측정 생성·진행 화면, 비교 화면, 재생 확인 화면, 차트</w:t>
+            </w:r>
+          </w:p>
+        </w:tc>
+        <w:tc>
+          <w:tcPr>
+            <w:tcW w:type="dxa" w:w="2308"/>
+            <w:tcBorders>
+              <w:top w:val="none" w:color="FFFFFF" w:sz="0"/>
+              <w:left w:val="none" w:color="FFFFFF" w:sz="0"/>
+              <w:bottom w:val="single" w:color="D9D9D9" w:sz="2"/>
+              <w:right w:val="none" w:color="FFFFFF" w:sz="0"/>
+            </w:tcBorders>
+            <w:tcMar>
+              <w:top w:type="dxa" w:w="70"/>
+              <w:left w:type="dxa" w:w="110"/>
+              <w:bottom w:type="dxa" w:w="70"/>
+              <w:right w:type="dxa" w:w="110"/>
+            </w:tcMar>
+          </w:tcPr>
+          <w:p>
+            <w:pPr>
+              <w:spacing w:after="30" w:line="270"/>
+            </w:pPr>
+            <w:r>
+              <w:rPr>
+                <w:rFonts w:ascii="Malgun Gothic" w:cs="Malgun Gothic" w:eastAsia="Malgun Gothic" w:hAnsi="Malgun Gothic"/>
+                <w:sz w:val="18"/>
+                <w:szCs w:val="18"/>
+              </w:rPr>
+              <w:t xml:space="preserve">사람 데이터 수집 운영 (모집, 동의서, 세션 진행)</w:t>
+            </w:r>
+          </w:p>
+        </w:tc>
+        <w:tc>
+          <w:tcPr>
+            <w:tcW w:type="dxa" w:w="2104"/>
+            <w:tcBorders>
+              <w:top w:val="none" w:color="FFFFFF" w:sz="0"/>
+              <w:left w:val="none" w:color="FFFFFF" w:sz="0"/>
+              <w:bottom w:val="single" w:color="D9D9D9" w:sz="2"/>
+              <w:right w:val="none" w:color="FFFFFF" w:sz="0"/>
+            </w:tcBorders>
+            <w:tcMar>
+              <w:top w:type="dxa" w:w="70"/>
+              <w:left w:type="dxa" w:w="110"/>
+              <w:bottom w:type="dxa" w:w="70"/>
+              <w:right w:type="dxa" w:w="110"/>
+            </w:tcMar>
+          </w:tcPr>
+          <w:p>
+            <w:pPr>
+              <w:spacing w:after="30" w:line="270"/>
+            </w:pPr>
+            <w:r>
+              <w:rPr>
+                <w:rFonts w:ascii="Malgun Gothic" w:cs="Malgun Gothic" w:eastAsia="Malgun Gothic" w:hAnsi="Malgun Gothic"/>
+                <w:sz w:val="18"/>
+                <w:szCs w:val="18"/>
+              </w:rPr>
+              <w:t xml:space="preserve">apps/web (대시보드), human-study/ 동의서</w:t>
             </w:r>
           </w:p>
         </w:tc>
@@ -22166,7 +22803,7 @@
         <w:rPr>
           <w:rFonts w:ascii="Malgun Gothic" w:cs="Malgun Gothic" w:eastAsia="Malgun Gothic" w:hAnsi="Malgun Gothic"/>
         </w:rPr>
-        <w:t xml:space="preserve">13.1 파트 간 인터페이스 (S1에 확정)</w:t>
+        <w:t xml:space="preserve">13.1 역할 간 인터페이스 (S1에 확정)</w:t>
       </w:r>
     </w:p>
     <w:p>
@@ -22182,7 +22819,7 @@
         <w:rPr>
           <w:rFonts w:ascii="Malgun Gothic" w:cs="Malgun Gothic" w:eastAsia="Malgun Gothic" w:hAnsi="Malgun Gothic"/>
         </w:rPr>
-        <w:t xml:space="preserve">에이전트 ↔ 측정: ElementSnapshot, Step 데이터 형식 (Pydantic 모델, worker/schemas.py)</w:t>
+        <w:t xml:space="preserve">에이전트 코어 ↔ 수집·매칭·측정 지표: ElementSnapshot, Step 데이터 형식 (Pydantic 모델, worker/schemas.py)</w:t>
       </w:r>
     </w:p>
     <w:p>
@@ -22198,7 +22835,7 @@
         <w:rPr>
           <w:rFonts w:ascii="Malgun Gothic" w:cs="Malgun Gothic" w:eastAsia="Malgun Gothic" w:hAnsi="Malgun Gothic"/>
         </w:rPr>
-        <w:t xml:space="preserve">워커 ↔ 플랫폼: 큐 작업 페이로드, 진행률 갱신 방식, DB 쓰기 경계</w:t>
+        <w:t xml:space="preserve">워커 ↔ 플랫폼 백엔드: 큐 작업 페이로드, 진행률 갱신 방식, DB 쓰기 경계</w:t>
       </w:r>
     </w:p>
     <w:p>
@@ -22214,7 +22851,7 @@
         <w:rPr>
           <w:rFonts w:ascii="Malgun Gothic" w:cs="Malgun Gothic" w:eastAsia="Malgun Gothic" w:hAnsi="Malgun Gothic"/>
         </w:rPr>
-        <w:t xml:space="preserve">플랫폼 ↔ 리포트: OpenAPI 스키마와 목 응답</w:t>
+        <w:t xml:space="preserve">플랫폼 백엔드 ↔ 리포트·대시보드 UI: OpenAPI 스키마와 목 응답</w:t>
       </w:r>
     </w:p>
     <w:p>
@@ -22230,7 +22867,7 @@
         <w:rPr>
           <w:rFonts w:ascii="Malgun Gothic" w:cs="Malgun Gothic" w:eastAsia="Malgun Gothic" w:hAnsi="Malgun Gothic"/>
         </w:rPr>
-        <w:t xml:space="preserve">측정 ↔ ML: 이슈 점수·분류기 특징 목록과 입력 형식, 모델 파일 로드 방식 (model_version 테이블)</w:t>
+        <w:t xml:space="preserve">수집·매칭·측정 지표 ↔ 플랫폼 백엔드(ML 파이프라인): 이슈 점수·분류기 특징 목록과 입력 형식, 모델 파일 로드 방식 (model_version 테이블)</w:t>
       </w:r>
     </w:p>
     <w:p>
@@ -22246,7 +22883,39 @@
         <w:rPr>
           <w:rFonts w:ascii="Malgun Gothic" w:cs="Malgun Gothic" w:eastAsia="Malgun Gothic" w:hAnsi="Malgun Gothic"/>
         </w:rPr>
-        <w:t xml:space="preserve">측정 → 에이전트: 요소 매칭 함수 match(기록된 요소, 현재 화면) → 요소 | 없음 | 애매함. 재생기는 이 결과만 보고 진행·중단을 정한다.</w:t>
+        <w:t xml:space="preserve">수집·매칭 → 에이전트 코어: 요소 매칭 함수 match(기록된 요소, 현재 화면) → 요소 | 없음 | 애매함. 재생기는 이 결과만 보고 진행·중단을 정한다.</w:t>
+      </w:r>
+    </w:p>
+    <w:p>
+      <w:pPr>
+        <w:pStyle w:val="ListParagraph"/>
+        <w:numPr>
+          <w:ilvl w:val="0"/>
+          <w:numId w:val="4"/>
+        </w:numPr>
+        <w:spacing w:after="60" w:line="290"/>
+      </w:pPr>
+      <w:r>
+        <w:rPr>
+          <w:rFonts w:ascii="Malgun Gothic" w:cs="Malgun Gothic" w:eastAsia="Malgun Gothic" w:hAnsi="Malgun Gothic"/>
+        </w:rPr>
+        <w:t xml:space="preserve">에이전트 코어 ↔ LLM·프롬프트: 행동 스키마(4.3)의 주인은 에이전트 코어, 프롬프트를 바꿀 때 LLM·프롬프트가 함께 검토. LLM 호출 기록(llm_call)은 LLM·프롬프트, 예산 상한·알림은 플랫폼 백엔드.</w:t>
+      </w:r>
+    </w:p>
+    <w:p>
+      <w:pPr>
+        <w:pStyle w:val="ListParagraph"/>
+        <w:numPr>
+          <w:ilvl w:val="0"/>
+          <w:numId w:val="4"/>
+        </w:numPr>
+        <w:spacing w:after="60" w:line="290"/>
+      </w:pPr>
+      <w:r>
+        <w:rPr>
+          <w:rFonts w:ascii="Malgun Gothic" w:cs="Malgun Gothic" w:eastAsia="Malgun Gothic" w:hAnsi="Malgun Gothic"/>
+        </w:rPr>
+        <w:t xml:space="preserve">플랫폼 백엔드 → 에이전트 코어: 요소 순위 모델 추론 함수와 model_version 로드 방식 (9.4 온라인 적용 시에만 루프에 연결).</w:t>
       </w:r>
     </w:p>
     <w:p>
@@ -22257,7 +22926,7 @@
         <w:rPr>
           <w:rFonts w:ascii="Malgun Gothic" w:cs="Malgun Gothic" w:eastAsia="Malgun Gothic" w:hAnsi="Malgun Gothic"/>
         </w:rPr>
-        <w:t xml:space="preserve">전철우는 플랫폼 소속이지만 S4부터 비교 화면 연결을 리포트 파트와 같이 맡는다. 요소 매칭 모듈은 재생과 문제 매칭이 같은 기능이라 측정 파트로 옮겨 에이전트 파트의 부담을 줄였다.</w:t>
+        <w:t xml:space="preserve">역할별 담당자는 아직 정하지 않았고 S1 첫 주에 배정한다. PM은 통합·QA 담당으로 E2E 테스트(15.3), 벤치마크 정답 교차 검토, 이슈 라벨 최종 판정을 맡는다. 병렬 반복 실행은 큐·동시성 문제라 플랫폼 백엔드가 맡는다. 회귀 비교·인프라 담당은 S4부터 비교 화면 연결을 대시보드 UI 담당과 같이 맡는다. 요소 매칭 모듈은 재생과 문제 매칭이 같은 기능이라 수집·매칭 역할에 두어 에이전트 코어의 부담을 줄였다.</w:t>
       </w:r>
     </w:p>
     <w:p>
@@ -22546,20 +23215,20 @@
                 <w:sz w:val="18"/>
                 <w:szCs w:val="18"/>
               </w:rPr>
-              <w:t xml:space="preserve">레포·CI·Docker, DB 스키마 v1</w:t>
-            </w:r>
-          </w:p>
-          <w:p>
-            <w:pPr>
-              <w:spacing w:after="30" w:line="270"/>
-            </w:pPr>
-            <w:r>
-              <w:rPr>
-                <w:rFonts w:ascii="Malgun Gothic" w:cs="Malgun Gothic" w:eastAsia="Malgun Gothic" w:hAnsi="Malgun Gothic"/>
-                <w:sz w:val="18"/>
-                <w:szCs w:val="18"/>
-              </w:rPr>
-              <w:t xml:space="preserve">파트 간 인터페이스 확정</w:t>
+              <w:t xml:space="preserve">레포·CI·Docker, 스테이징 배포, DB 스키마 v1</w:t>
+            </w:r>
+          </w:p>
+          <w:p>
+            <w:pPr>
+              <w:spacing w:after="30" w:line="270"/>
+            </w:pPr>
+            <w:r>
+              <w:rPr>
+                <w:rFonts w:ascii="Malgun Gothic" w:cs="Malgun Gothic" w:eastAsia="Malgun Gothic" w:hAnsi="Malgun Gothic"/>
+                <w:sz w:val="18"/>
+                <w:szCs w:val="18"/>
+              </w:rPr>
+              <w:t xml:space="preserve">역할 배정(첫 주), 역할 간 인터페이스 확정</w:t>
             </w:r>
           </w:p>
           <w:p>
@@ -22611,7 +23280,7 @@
                 <w:sz w:val="18"/>
                 <w:szCs w:val="18"/>
               </w:rPr>
-              <w:t xml:space="preserve">사람 데이터 과업 10개 선정, 동의서 초안</w:t>
+              <w:t xml:space="preserve">사람 데이터 과업 10개 선정, 동의서 초안, 연구윤리(IRB) 심의 필요 여부 확인</w:t>
             </w:r>
           </w:p>
         </w:tc>
@@ -22739,7 +23408,7 @@
                 <w:sz w:val="18"/>
                 <w:szCs w:val="18"/>
               </w:rPr>
-              <w:t xml:space="preserve">에이전트 루프 v1 (단계 상한, 반복 감지)</w:t>
+              <w:t xml:space="preserve">에이전트 루프 v1 (단계 상한, 반복 감지), 재생용 경로 기록 형식 확정</w:t>
             </w:r>
           </w:p>
           <w:p>
@@ -22791,7 +23460,7 @@
                 <w:sz w:val="18"/>
                 <w:szCs w:val="18"/>
               </w:rPr>
-              <w:t xml:space="preserve">측정 생성 화면, 벤치마크 15개</w:t>
+              <w:t xml:space="preserve">측정 생성 화면, 벤치마크 15개 (전원 분담)</w:t>
             </w:r>
           </w:p>
           <w:p>
@@ -23010,7 +23679,7 @@
                 <w:sz w:val="18"/>
                 <w:szCs w:val="18"/>
               </w:rPr>
-              <w:t xml:space="preserve">요소 매칭 모듈 v1</w:t>
+              <w:t xml:space="preserve">요소 매칭 모듈 v1, 경로 고정 재생 v1</w:t>
             </w:r>
           </w:p>
           <w:p>
@@ -23177,7 +23846,7 @@
                 <w:sz w:val="18"/>
                 <w:szCs w:val="18"/>
               </w:rPr>
-              <w:t xml:space="preserve">재측정 비교, 모바일 뷰포트</w:t>
+              <w:t xml:space="preserve">재측정 비교</w:t>
             </w:r>
           </w:p>
           <w:p>
@@ -23216,7 +23885,7 @@
                 <w:sz w:val="18"/>
                 <w:szCs w:val="18"/>
               </w:rPr>
-              <w:t xml:space="preserve">경로 고정 재생, 기준 편차 기반 판정</w:t>
+              <w:t xml:space="preserve">재생 안정화, 기준 편차 기반 판정</w:t>
             </w:r>
           </w:p>
           <w:p>
@@ -23422,7 +24091,7 @@
                 <w:sz w:val="18"/>
                 <w:szCs w:val="18"/>
               </w:rPr>
-              <w:t xml:space="preserve">로그인, 배포</w:t>
+              <w:t xml:space="preserve">모바일 뷰포트, 로그인, 운영 배포</w:t>
             </w:r>
           </w:p>
           <w:p>
@@ -23673,7 +24342,7 @@
         <w:rPr>
           <w:rFonts w:ascii="Malgun Gothic" w:cs="Malgun Gothic" w:eastAsia="Malgun Gothic" w:hAnsi="Malgun Gothic"/>
         </w:rPr>
-        <w:t xml:space="preserve">스프린트 계획은 격주 월요일, 회고는 격주 금요일. 전체 회의는 매주 1회 30분으로 파트별 진행 상황과 막힌 점만 공유한다.</w:t>
+        <w:t xml:space="preserve">스프린트 계획은 격주 월요일, 회고는 격주 금요일. 전체 회의는 매주 1회 30분으로 역할별 진행 상황과 막힌 점만 공유한다.</w:t>
       </w:r>
     </w:p>
     <w:p>
@@ -24522,7 +25191,7 @@
         <w:rPr>
           <w:rFonts w:ascii="Malgun Gothic" w:cs="Malgun Gothic" w:eastAsia="Malgun Gothic" w:hAnsi="Malgun Gothic"/>
         </w:rPr>
-        <w:t xml:space="preserve"> Lighthouse·PageSpeed Insights 리포트와 axe DevTools 이슈 목록을 분석한다. 점수 → 개선 항목 목록 → 요소 위치 표시로 이어지는 구조가 우리 리포트와 가장 비슷하고 개발자에게 익숙하다. 정보 위계, 이슈 정렬, 심각도 표현 방식을 정리해 와이어프레임에 반영한다. 담당: PM, 리포트 파트.</w:t>
+        <w:t xml:space="preserve"> Lighthouse·PageSpeed Insights 리포트와 axe DevTools 이슈 목록을 분석한다. 점수 → 개선 항목 목록 → 요소 위치 표시로 이어지는 구조가 우리 리포트와 가장 비슷하고 개발자에게 익숙하다. 정보 위계, 이슈 정렬, 심각도 표현 방식을 정리해 와이어프레임에 반영한다. 담당: 리포트 UI.</w:t>
       </w:r>
     </w:p>
     <w:p>
@@ -26065,7 +26734,7 @@
                 <w:sz w:val="18"/>
                 <w:szCs w:val="18"/>
               </w:rPr>
-              <w:t xml:space="preserve">에이전트 파트 업무 과중</w:t>
+              <w:t xml:space="preserve">에이전트 코어 업무 과중</w:t>
             </w:r>
           </w:p>
         </w:tc>
@@ -26125,7 +26794,7 @@
                 <w:sz w:val="18"/>
                 <w:szCs w:val="18"/>
               </w:rPr>
-              <w:t xml:space="preserve">요소 매칭 모듈 측정 파트 이관, 요소 순위 모델 온라인 적용 조건부</w:t>
+              <w:t xml:space="preserve">요소 매칭은 수집·매칭, 순위 모델 학습·병렬 반복 실행은 플랫폼 백엔드로 분리, 재생 v1을 S3로 당김, 온라인 적용 조건부</w:t>
             </w:r>
           </w:p>
         </w:tc>

--- a/docs/StepMeter_개발계획서.docx
+++ b/docs/StepMeter_개발계획서.docx
@@ -817,7 +817,7 @@
         <w:rPr>
           <w:rFonts w:ascii="Malgun Gothic" w:cs="Malgun Gothic" w:eastAsia="Malgun Gothic" w:hAnsi="Malgun Gothic"/>
         </w:rPr>
-        <w:t xml:space="preserve"> 측정 모듈은 순수 함수로 작성하고 단위 테스트로 검증한다. 에이전트를 바꿔도 측정값은 바뀌지 않는다.</w:t>
+        <w:t xml:space="preserve"> 측정 모듈은 순수 함수(같은 입력이면 항상 같은 결과를 내는 함수)로 작성하고 단위 테스트로 검증한다. 에이전트를 바꿔도 측정값은 바뀌지 않는다.</w:t>
       </w:r>
     </w:p>
     <w:p>
@@ -889,7 +889,7 @@
         <w:rPr>
           <w:rFonts w:ascii="Malgun Gothic" w:cs="Malgun Gothic" w:eastAsia="Malgun Gothic" w:hAnsi="Malgun Gothic"/>
         </w:rPr>
-        <w:t xml:space="preserve"> 사람 데이터와 라벨로 학습한 모델은 소요 시간 예측과 이슈 신뢰도에만 쓴다. 원래 측정값은 항상 그대로 보여준다.</w:t>
+        <w:t xml:space="preserve"> 사람 데이터와 라벨로 학습한 모델은 소요 시간 예측, 이슈 점수, LLM에 넘길 요소 선택에만 쓴다. 원래 측정값은 항상 그대로 보여준다.</w:t>
       </w:r>
     </w:p>
     <w:p>
@@ -2222,7 +2222,7 @@
         <w:rPr>
           <w:rFonts w:ascii="Malgun Gothic" w:cs="Malgun Gothic" w:eastAsia="Malgun Gothic" w:hAnsi="Malgun Gothic"/>
         </w:rPr>
-        <w:t xml:space="preserve">각 실행에서 에이전트 루프가 돈다. 매 행동 직전에 측정 훅이 대상 요소 정보를 저장한다.</w:t>
+        <w:t xml:space="preserve">각 실행에서 에이전트 루프가 돈다. 매 행동 직전에 측정 훅(행동 직전에 끼워 넣어 값을 기록하는 코드)이 대상 요소 정보를 저장한다.</w:t>
       </w:r>
     </w:p>
     <w:p>
@@ -5225,7 +5225,7 @@
         <w:rPr>
           <w:rFonts w:ascii="Malgun Gothic" w:cs="Malgun Gothic" w:eastAsia="Malgun Gothic" w:hAnsi="Malgun Gothic"/>
         </w:rPr>
-        <w:t xml:space="preserve"> 크기 0, display:none, visibility:hidden, opacity 0, 뷰포트 밖 요소는 제외한다. 요소 중심점의 elementFromPoint가 자기 자신이나 자손이 아니면 투명 오버레이나 고정 헤더에 가려진 것으로 보고 제외한다. 남은 요소가 30개를 넘으면 요소 후보 순위 모델(9.4)로 상위 30개만 넘긴다.</w:t>
+        <w:t xml:space="preserve"> 크기 0, display:none, visibility:hidden, opacity 0, 뷰포트 밖 요소는 제외한다. 요소 중심점을 찍었을 때(elementFromPoint) 다른 요소가 잡히면 투명 막이나 고정 헤더에 가려진 것으로 보고 제외한다. 남은 요소는 모두 LLM에 넘긴다. 요소 후보 순위 모델(9.4)의 온라인 적용이 결정되면, 30개가 넘을 때 상위 30개만 넘긴다.</w:t>
       </w:r>
     </w:p>
     <w:p>
@@ -6442,7 +6442,7 @@
         <w:rPr>
           <w:rFonts w:ascii="Malgun Gothic" w:cs="Malgun Gothic" w:eastAsia="Malgun Gothic" w:hAnsi="Malgun Gothic"/>
         </w:rPr>
-        <w:t xml:space="preserve">LLM 온도를 0으로 두어도 에이전트 경로는 결정적이지 않다. 렌더링 지연, 비동기 응답 순서, 모델 서버의 샘플링 특성 때문에 같은 화면에서도 다른 행동을 고를 수 있다. 그래서 기본값으로 같은 과업을 3회 독립 실행하고, 경로 의존 지표는 성공한 실행의 중앙값을 쓴다. 3회 중 2회 이상 성공하지 못하면 경로 의존 지표는 비교에 쓰지 않는다.</w:t>
+        <w:t xml:space="preserve">LLM의 무작위성(온도)을 0으로 두어도 에이전트 경로는 결정적이지 않다. 렌더링 지연, 비동기 응답 순서, 모델 서버의 샘플링 특성 때문에 같은 화면에서도 다른 행동을 고를 수 있다. 그래서 기본값으로 같은 과업을 3회 독립 실행하고, 경로 의존 지표는 성공한 실행의 중앙값을 쓴다. 3회 중 2회 이상 성공하지 못하면 경로 의존 지표는 비교에 쓰지 않는다.</w:t>
       </w:r>
     </w:p>
     <w:p>
@@ -7310,7 +7310,7 @@
         <w:rPr>
           <w:rFonts w:ascii="Malgun Gothic" w:cs="Malgun Gothic" w:eastAsia="Malgun Gothic" w:hAnsi="Malgun Gothic"/>
         </w:rPr>
-        <w:t xml:space="preserve">Shannon 형식을 쓴다. 타겟 폭 W는 이동 방향을 따라 잰 폭이다. 직사각형 중심을 지나는 방향 u의 선분 길이로 계산한다.</w:t>
+        <w:t xml:space="preserve">멀리 있고 작은 버튼일수록 누르기 어렵다는 Fitts 법칙으로 난이도를 계산한다(Shannon 형식). 타겟 폭 W는 커서가 들어오는 방향으로 잰 버튼 폭이다.</w:t>
       </w:r>
     </w:p>
     <w:p>
@@ -8800,7 +8800,7 @@
         <w:rPr>
           <w:rFonts w:ascii="Malgun Gothic" w:cs="Malgun Gothic" w:eastAsia="Malgun Gothic" w:hAnsi="Malgun Gothic"/>
         </w:rPr>
-        <w:t xml:space="preserve">에이전트가 과업에 쓴 시간은 LLM 응답 속도일 뿐 사람의 사용 시간과 관계가 없다. 대신 에이전트가 밟은 경로를 키 입력 수준 모델(KLM)의 동작 단위로 바꿔 사람이 걸릴 시간을 계산한다.</w:t>
+        <w:t xml:space="preserve">에이전트가 과업에 쓴 시간은 LLM 응답 속도일 뿐 사람의 사용 시간과 관계가 없다. 대신 에이전트가 밟은 경로를 키 입력 수준 모델(KLM)로 바꿔 사람이 걸릴 시간을 계산한다. KLM은 사람의 조작을 클릭·타자·생각 같은 동작으로 나누고 동작별 표준 시간을 더하는 모델이다.</w:t>
       </w:r>
     </w:p>
     <w:p>
@@ -11748,7 +11748,7 @@
         <w:rPr>
           <w:rFonts w:ascii="Malgun Gothic" w:cs="Malgun Gothic" w:eastAsia="Malgun Gothic" w:hAnsi="Malgun Gothic"/>
         </w:rPr>
-        <w:t xml:space="preserve">가중치는 벤치마크 학습 세트(9.3과 같은 28페이지 분할)에서 격자 탐색으로 정하고, 테스트 세트와 실사이트에서 따로 확인한다. 가중치도 벤치마크에 맞춰지면 과적합될 수 있으므로 분할을 지킨다.</w:t>
+        <w:t xml:space="preserve">가중치는 벤치마크 학습 세트(9.3과 같은 28페이지 분할)에서 여러 조합을 모두 시험해 보는 방식(격자 탐색)으로 정하고, 테스트 세트와 실사이트에서 따로 확인한다. 가중치가 벤치마크에만 너무 맞춰지면(과적합) 실사이트에서 성능이 떨어지므로 분할을 지킨다.</w:t>
       </w:r>
     </w:p>
     <w:p>
@@ -11764,7 +11764,7 @@
         <w:rPr>
           <w:rFonts w:ascii="Malgun Gothic" w:cs="Malgun Gothic" w:eastAsia="Malgun Gothic" w:hAnsi="Malgun Gothic"/>
         </w:rPr>
-        <w:t xml:space="preserve">임계값 이상은 기본 목록, 미만은 "참고" 목록에 넣는다. 임계값은 학습 세트에서 정밀도 0.85를 유지하는 값 중 재현율이 가장 높은 값이다.</w:t>
+        <w:t xml:space="preserve">임계값 이상은 기본 목록, 미만은 "참고" 목록에 넣는다. 임계값은 학습 세트에서 정밀도(찾은 문제 중 진짜 문제의 비율) 0.85를 지키면서 재현율(진짜 문제 중 찾아낸 비율)이 가장 높은 값으로 정한다.</w:t>
       </w:r>
     </w:p>
     <w:p>
@@ -15730,7 +15730,7 @@
         <w:rPr>
           <w:rFonts w:ascii="Malgun Gothic" w:cs="Malgun Gothic" w:eastAsia="Malgun Gothic" w:hAnsi="Malgun Gothic"/>
         </w:rPr>
-        <w:t xml:space="preserve">15~30명 표본은 입력 장치, 화면 크기, 숙련도에 따라 편차가 크다. 그래서 실측 데이터로 모델을 새로 만드는 대신, 문헌 KLM 상수(5.10)를 기본값으로 고정하고 실측 데이터는 연산자별 보정 계수를 구하는 데만 쓴다.</w:t>
+        <w:t xml:space="preserve">20~30명(최소 15명) 규모의 표본은 입력 장치, 화면 크기, 숙련도에 따라 편차가 크다. 그래서 실측 데이터로 모델을 새로 만드는 대신, 문헌 KLM 상수(5.10)를 기본값으로 고정하고 실측 데이터는 연산자별 보정 계수를 구하는 데만 쓴다.</w:t>
       </w:r>
     </w:p>
     <w:p>
@@ -16078,7 +16078,7 @@
         <w:rPr>
           <w:rFonts w:ascii="Malgun Gothic" w:cs="Malgun Gothic" w:eastAsia="Malgun Gothic" w:hAnsi="Malgun Gothic"/>
         </w:rPr>
-        <w:t xml:space="preserve">사전값을 문헌값에 둔 베이즈 갱신을 단순화한 형태다. 참가자 수가 부족하거나 편차가 커도 결과가 문헌값에서 크게 벗어나지 않는다.</w:t>
+        <w:t xml:space="preserve">쉽게 말해 문헌값과 실측값을 표본 수에 따라 섞는 방식이다. 표본이 20개면 반반이고, 적을수록 문헌값에 가깝다. 참가자가 적거나 편차가 커도 결과가 문헌값에서 크게 벗어나지 않는다.</w:t>
       </w:r>
     </w:p>
     <w:p>
@@ -16121,7 +16121,7 @@
         <w:rPr>
           <w:rFonts w:ascii="Malgun Gothic" w:cs="Malgun Gothic" w:eastAsia="Malgun Gothic" w:hAnsi="Malgun Gothic"/>
         </w:rPr>
-        <w:t xml:space="preserve">입력 장치는 참가자를 나눠 따로 적합하지 않고 공변량으로 넣는다. 장치별로 나누면 집단이 너무 작아진다.</w:t>
+        <w:t xml:space="preserve">입력 장치(마우스/트랙패드)는 따로 모델을 만들지 않고 입력 변수 하나로 넣는다. 장치별로 나누면 집단이 너무 작아진다.</w:t>
       </w:r>
     </w:p>
     <w:p>
@@ -16180,7 +16180,7 @@
         <w:rPr>
           <w:rFonts w:ascii="Malgun Gothic" w:cs="Malgun Gothic" w:eastAsia="Malgun Gothic" w:hAnsi="Malgun Gothic"/>
         </w:rPr>
-        <w:t xml:space="preserve">지표는 과업 단위 MAPE와 페이지 간 소요 시간 순위 상관(스피어만). 순위 상관은 전후 비교 용도에 맞는 지표다.</w:t>
+        <w:t xml:space="preserve">지표는 과업 단위 평균 오차율(MAPE)과, 페이지별 소요 시간 순위가 실제 순위와 얼마나 맞는지(스피어만 순위 상관)다. 주 용도가 전후 비교라서 순위가 맞는지가 중요하다.</w:t>
       </w:r>
     </w:p>
     <w:p>
@@ -16784,7 +16784,7 @@
         <w:rPr>
           <w:rFonts w:ascii="Malgun Gothic" w:cs="Malgun Gothic" w:eastAsia="Malgun Gothic" w:hAnsi="Malgun Gothic"/>
         </w:rPr>
-        <w:t xml:space="preserve"> 벤치마크는 페이지 단위 5겹 교차 검증(GroupKFold), 실사이트는 학습에 쓰지 않은 별도 평가 세트로 따로 보고한다.</w:t>
+        <w:t xml:space="preserve"> 벤치마크는 같은 페이지가 학습과 평가에 함께 들어가지 않도록 페이지 단위 5겹 교차 검증(GroupKFold), 실사이트는 학습에 쓰지 않은 별도 평가 세트로 따로 보고한다.</w:t>
       </w:r>
     </w:p>
     <w:p>
@@ -16835,7 +16835,7 @@
         <w:rPr>
           <w:rFonts w:ascii="Malgun Gothic" w:cs="Malgun Gothic" w:eastAsia="Malgun Gothic" w:hAnsi="Malgun Gothic"/>
         </w:rPr>
-        <w:t xml:space="preserve">후보 요소 영역을 스크린샷에서 여백 16px을 두고 잘라, CLIP 계열 이미지 인코더(가중치 고정)로 임베딩한다. PCA로 32차원으로 줄여 기존 특징에 붙인다.</w:t>
+        <w:t xml:space="preserve">후보 요소 부분을 스크린샷에서 잘라(여백 16px) 이미지 모델(CLIP 계열, 추가 학습 없음)로 숫자 벡터로 바꾼다. 이를 32차원으로 줄여(PCA) 기존 특징에 붙인다.</w:t>
       </w:r>
     </w:p>
     <w:p>
@@ -17079,7 +17079,7 @@
         <w:rPr>
           <w:rFonts w:ascii="Malgun Gothic" w:cs="Malgun Gothic" w:eastAsia="Malgun Gothic" w:hAnsi="Malgun Gothic"/>
         </w:rPr>
-        <w:t xml:space="preserve"> 요소마다 "이번 단계에 눌릴 가능성" 점수를 매기는 순위 모델. LightGBM LambdaRank를 쓰고, 한 단계의 요소 목록을 하나의 그룹으로 학습한다.</w:t>
+        <w:t xml:space="preserve"> 요소마다 "이번 단계에 눌릴 가능성" 점수를 매기는 순위 모델. 순위 학습 방식(LightGBM LambdaRank)을 쓰고, 한 단계의 요소 목록 안에서 순서를 맞히도록 학습한다.</w:t>
       </w:r>
     </w:p>
     <w:p>
@@ -17521,7 +17521,7 @@
         <w:rPr>
           <w:rFonts w:ascii="Malgun Gothic" w:cs="Malgun Gothic" w:eastAsia="Malgun Gothic" w:hAnsi="Malgun Gothic"/>
         </w:rPr>
-        <w:t xml:space="preserve">다국어 소형 문장 임베딩 모델(multilingual-e5-small 급)을 대조 학습으로 파인튜닝한다. (과업 설명 + 직전 thought, 실제 누른 요소 텍스트)를 양성 쌍으로, 같은 단계의 다른 요소를 음성으로 쓴다.</w:t>
+        <w:t xml:space="preserve">다국어 소형 문장 임베딩 모델(multilingual-e5-small 급)을 추가 학습(파인튜닝)한다. 과업과 실제로 누른 요소는 가깝게, 누르지 않은 요소는 멀게 배우는 대조 학습 방식이다. (과업 설명 + 직전 thought, 실제 누른 요소 텍스트)를 양성 쌍으로, 같은 단계의 다른 요소를 음성으로 쓴다.</w:t>
       </w:r>
     </w:p>
     <w:p>
@@ -17580,7 +17580,7 @@
         <w:rPr>
           <w:rFonts w:ascii="Malgun Gothic" w:cs="Malgun Gothic" w:eastAsia="Malgun Gothic" w:hAnsi="Malgun Gothic"/>
         </w:rPr>
-        <w:t xml:space="preserve">소형 VLM 증류는 GPU 확보와 모델 서빙 부담이 커서 학기 이후 확장 과제로 둔다.</w:t>
+        <w:t xml:space="preserve">작은 이미지·언어 모델(VLM)을 직접 학습하는 것은 GPU 확보와 모델 서빙 부담이 커서 학기 이후 확장 과제로 둔다.</w:t>
       </w:r>
     </w:p>
     <w:p>
@@ -21520,7 +21520,7 @@
                 <w:sz w:val="18"/>
                 <w:szCs w:val="18"/>
               </w:rPr>
-              <w:t xml:space="preserve">주간 진행 보고, tests/e2e, 데모 영상</w:t>
+              <w:t xml:space="preserve">주간 진행 보고, E2E 테스트, 데모 영상</w:t>
             </w:r>
           </w:p>
         </w:tc>

--- a/docs/StepMeter_개발계획서.docx
+++ b/docs/StepMeter_개발계획서.docx
@@ -889,7 +889,7 @@
         <w:rPr>
           <w:rFonts w:ascii="Malgun Gothic" w:cs="Malgun Gothic" w:eastAsia="Malgun Gothic" w:hAnsi="Malgun Gothic"/>
         </w:rPr>
-        <w:t xml:space="preserve"> 사람 데이터와 라벨로 학습한 모델은 소요 시간 예측, 이슈 점수, LLM에 넘길 요소 선택에만 쓴다. 원래 측정값은 항상 그대로 보여준다.</w:t>
+        <w:t xml:space="preserve"> 사람 데이터와 라벨로 학습한 모델은 소요 시간 예측, 이슈 점수에만 쓴다. 원래 측정값은 항상 그대로 보여준다.</w:t>
       </w:r>
     </w:p>
     <w:p>
@@ -1640,7 +1640,7 @@
                 <w:sz w:val="18"/>
                 <w:szCs w:val="18"/>
               </w:rPr>
-              <w:t xml:space="preserve">DOM에서 수집한 값으로 지표 계산 (순수 함수)</w:t>
+              <w:t xml:space="preserve">DOM에서 수집한 값으로 지표 계산 (순수 함수). 대비비·접근 가능한 이름·레이블은 axe-core 결과에 과업 경로 정보만 붙임</w:t>
             </w:r>
           </w:p>
         </w:tc>
@@ -1737,7 +1737,7 @@
                 <w:sz w:val="18"/>
                 <w:szCs w:val="18"/>
               </w:rPr>
-              <w:t xml:space="preserve">지표로 문제 후보를 찾고 심각도 부여, LLM에 설명 요청</w:t>
+              <w:t xml:space="preserve">지표와 axe-core 검사 결과로 문제 후보를 찾고 심각도 부여, LLM에 설명 요청</w:t>
             </w:r>
           </w:p>
         </w:tc>
@@ -3210,7 +3210,7 @@
                 <w:sz w:val="18"/>
                 <w:szCs w:val="18"/>
               </w:rPr>
-              <w:t xml:space="preserve">에이전트</w:t>
+              <w:t xml:space="preserve">접근성 검사</w:t>
             </w:r>
           </w:p>
         </w:tc>
@@ -3240,7 +3240,7 @@
                 <w:sz w:val="18"/>
                 <w:szCs w:val="18"/>
               </w:rPr>
-              <w:t xml:space="preserve">S1에 browser-use와 자체 루프 비교 후 결정 (3.1 참고)</w:t>
+              <w:t xml:space="preserve">axe-core (axe-playwright-python 또는 axe.min.js 주입)</w:t>
             </w:r>
           </w:p>
         </w:tc>
@@ -3270,7 +3270,7 @@
                 <w:sz w:val="18"/>
                 <w:szCs w:val="18"/>
               </w:rPr>
-              <w:t xml:space="preserve">측정 훅 삽입 가능 여부가 기준</w:t>
+              <w:t xml:space="preserve">대비비·접근 가능한 이름·레이블·타겟 크기를 검증된 규칙으로 검사 (직접 구현하지 않음)</w:t>
             </w:r>
           </w:p>
         </w:tc>
@@ -3307,7 +3307,7 @@
                 <w:sz w:val="18"/>
                 <w:szCs w:val="18"/>
               </w:rPr>
-              <w:t xml:space="preserve">LLM</w:t>
+              <w:t xml:space="preserve">요소 매칭</w:t>
             </w:r>
           </w:p>
         </w:tc>
@@ -3337,7 +3337,7 @@
                 <w:sz w:val="18"/>
                 <w:szCs w:val="18"/>
               </w:rPr>
-              <w:t xml:space="preserve">Claude API, Gemini API (교체 가능한 어댑터)</w:t>
+              <w:t xml:space="preserve">rapidfuzz (선택: sentence-transformers)</w:t>
             </w:r>
           </w:p>
         </w:tc>
@@ -3367,7 +3367,7 @@
                 <w:sz w:val="18"/>
                 <w:szCs w:val="18"/>
               </w:rPr>
-              <w:t xml:space="preserve">모델별 비용·성능 비교, 벤더 종속 회피</w:t>
+              <w:t xml:space="preserve">7.2 매칭 2단계 이름 텍스트 유사도. 4단계 의미 유사도는 선택(후순위)</w:t>
             </w:r>
           </w:p>
         </w:tc>
@@ -3404,7 +3404,7 @@
                 <w:sz w:val="18"/>
                 <w:szCs w:val="18"/>
               </w:rPr>
-              <w:t xml:space="preserve">DB</w:t>
+              <w:t xml:space="preserve">에이전트</w:t>
             </w:r>
           </w:p>
         </w:tc>
@@ -3434,7 +3434,7 @@
                 <w:sz w:val="18"/>
                 <w:szCs w:val="18"/>
               </w:rPr>
-              <w:t xml:space="preserve">PostgreSQL 16</w:t>
+              <w:t xml:space="preserve">S1에 browser-use와 자체 루프 비교 후 결정 (3.1 참고)</w:t>
             </w:r>
           </w:p>
         </w:tc>
@@ -3464,7 +3464,7 @@
                 <w:sz w:val="18"/>
                 <w:szCs w:val="18"/>
               </w:rPr>
-              <w:t xml:space="preserve">JSONB로 요소 스냅샷 저장</w:t>
+              <w:t xml:space="preserve">측정 훅 삽입 가능 여부가 기준</w:t>
             </w:r>
           </w:p>
         </w:tc>
@@ -3501,7 +3501,7 @@
                 <w:sz w:val="18"/>
                 <w:szCs w:val="18"/>
               </w:rPr>
-              <w:t xml:space="preserve">파일 저장</w:t>
+              <w:t xml:space="preserve">LLM</w:t>
             </w:r>
           </w:p>
         </w:tc>
@@ -3531,7 +3531,7 @@
                 <w:sz w:val="18"/>
                 <w:szCs w:val="18"/>
               </w:rPr>
-              <w:t xml:space="preserve">Cloudflare R2 (로컬 개발은 디스크)</w:t>
+              <w:t xml:space="preserve">Claude API, Gemini API (교체 가능한 어댑터)</w:t>
             </w:r>
           </w:p>
         </w:tc>
@@ -3561,7 +3561,7 @@
                 <w:sz w:val="18"/>
                 <w:szCs w:val="18"/>
               </w:rPr>
-              <w:t xml:space="preserve">S3 호환, 무료 구간 넉넉함</w:t>
+              <w:t xml:space="preserve">모델별 비용·성능 비교, 벤더 종속 회피</w:t>
             </w:r>
           </w:p>
         </w:tc>
@@ -3598,7 +3598,7 @@
                 <w:sz w:val="18"/>
                 <w:szCs w:val="18"/>
               </w:rPr>
-              <w:t xml:space="preserve">배포</w:t>
+              <w:t xml:space="preserve">DB</w:t>
             </w:r>
           </w:p>
         </w:tc>
@@ -3628,7 +3628,7 @@
                 <w:sz w:val="18"/>
                 <w:szCs w:val="18"/>
               </w:rPr>
-              <w:t xml:space="preserve">Railway (API · 워커 · Redis · DB), Vercel (프론트)</w:t>
+              <w:t xml:space="preserve">PostgreSQL 16</w:t>
             </w:r>
           </w:p>
         </w:tc>
@@ -3658,7 +3658,7 @@
                 <w:sz w:val="18"/>
                 <w:szCs w:val="18"/>
               </w:rPr>
-              <w:t xml:space="preserve">Docker 기반, 학생 예산에 맞음</w:t>
+              <w:t xml:space="preserve">JSONB로 요소 스냅샷 저장</w:t>
             </w:r>
           </w:p>
         </w:tc>
@@ -3695,7 +3695,7 @@
                 <w:sz w:val="18"/>
                 <w:szCs w:val="18"/>
               </w:rPr>
-              <w:t xml:space="preserve">모델 학습</w:t>
+              <w:t xml:space="preserve">파일 저장</w:t>
             </w:r>
           </w:p>
         </w:tc>
@@ -3725,7 +3725,7 @@
                 <w:sz w:val="18"/>
                 <w:szCs w:val="18"/>
               </w:rPr>
-              <w:t xml:space="preserve">scikit-learn, LightGBM, statsmodels</w:t>
+              <w:t xml:space="preserve">Cloudflare R2 (로컬 개발은 디스크)</w:t>
             </w:r>
           </w:p>
         </w:tc>
@@ -3755,7 +3755,7 @@
                 <w:sz w:val="18"/>
                 <w:szCs w:val="18"/>
               </w:rPr>
-              <w:t xml:space="preserve">적은 데이터에 맞는 회귀·분류 모델, 교차 검증</w:t>
+              <w:t xml:space="preserve">S3 호환, 무료 구간 넉넉함</w:t>
             </w:r>
           </w:p>
         </w:tc>
@@ -3792,7 +3792,7 @@
                 <w:sz w:val="18"/>
                 <w:szCs w:val="18"/>
               </w:rPr>
-              <w:t xml:space="preserve">프롬프트 최적화</w:t>
+              <w:t xml:space="preserve">배포</w:t>
             </w:r>
           </w:p>
         </w:tc>
@@ -3822,7 +3822,7 @@
                 <w:sz w:val="18"/>
                 <w:szCs w:val="18"/>
               </w:rPr>
-              <w:t xml:space="preserve">DSPy (안 맞으면 자체 탐색 스크립트)</w:t>
+              <w:t xml:space="preserve">Railway (API · 워커 · Redis · DB), Vercel (프론트)</w:t>
             </w:r>
           </w:p>
         </w:tc>
@@ -3852,7 +3852,7 @@
                 <w:sz w:val="18"/>
                 <w:szCs w:val="18"/>
               </w:rPr>
-              <w:t xml:space="preserve">벤치마크 점수를 목표로 프롬프트 자동 탐색</w:t>
+              <w:t xml:space="preserve">Docker 기반, 학생 예산에 맞음</w:t>
             </w:r>
           </w:p>
         </w:tc>
@@ -3889,7 +3889,7 @@
                 <w:sz w:val="18"/>
                 <w:szCs w:val="18"/>
               </w:rPr>
-              <w:t xml:space="preserve">실험 관리</w:t>
+              <w:t xml:space="preserve">모델 학습</w:t>
             </w:r>
           </w:p>
         </w:tc>
@@ -3919,7 +3919,7 @@
                 <w:sz w:val="18"/>
                 <w:szCs w:val="18"/>
               </w:rPr>
-              <w:t xml:space="preserve">MLflow</w:t>
+              <w:t xml:space="preserve">scikit-learn, statsmodels</w:t>
             </w:r>
           </w:p>
         </w:tc>
@@ -3949,201 +3949,7 @@
                 <w:sz w:val="18"/>
                 <w:szCs w:val="18"/>
               </w:rPr>
-              <w:t xml:space="preserve">학습 파라미터, 데이터 버전, 성능 기록</w:t>
-            </w:r>
-          </w:p>
-        </w:tc>
-      </w:tr>
-      <w:tr>
-        <w:trPr>
-          <w:tblHeader w:val="false"/>
-        </w:trPr>
-        <w:tc>
-          <w:tcPr>
-            <w:tcW w:type="dxa" w:w="1860"/>
-            <w:tcBorders>
-              <w:top w:val="none" w:color="FFFFFF" w:sz="0"/>
-              <w:left w:val="none" w:color="FFFFFF" w:sz="0"/>
-              <w:bottom w:val="single" w:color="D9D9D9" w:sz="2"/>
-              <w:right w:val="none" w:color="FFFFFF" w:sz="0"/>
-            </w:tcBorders>
-            <w:tcMar>
-              <w:top w:type="dxa" w:w="70"/>
-              <w:left w:type="dxa" w:w="110"/>
-              <w:bottom w:type="dxa" w:w="70"/>
-              <w:right w:type="dxa" w:w="110"/>
-            </w:tcMar>
-          </w:tcPr>
-          <w:p>
-            <w:pPr>
-              <w:spacing w:after="30" w:line="270"/>
-            </w:pPr>
-            <w:r>
-              <w:rPr>
-                <w:rFonts w:ascii="Malgun Gothic" w:cs="Malgun Gothic" w:eastAsia="Malgun Gothic" w:hAnsi="Malgun Gothic"/>
-                <w:b/>
-                <w:bCs/>
-                <w:sz w:val="18"/>
-                <w:szCs w:val="18"/>
-              </w:rPr>
-              <w:t xml:space="preserve">신경망 비교 실험 (선택)</w:t>
-            </w:r>
-          </w:p>
-        </w:tc>
-        <w:tc>
-          <w:tcPr>
-            <w:tcW w:type="dxa" w:w="3720"/>
-            <w:tcBorders>
-              <w:top w:val="none" w:color="FFFFFF" w:sz="0"/>
-              <w:left w:val="none" w:color="FFFFFF" w:sz="0"/>
-              <w:bottom w:val="single" w:color="D9D9D9" w:sz="2"/>
-              <w:right w:val="none" w:color="FFFFFF" w:sz="0"/>
-            </w:tcBorders>
-            <w:tcMar>
-              <w:top w:type="dxa" w:w="70"/>
-              <w:left w:type="dxa" w:w="110"/>
-              <w:bottom w:type="dxa" w:w="70"/>
-              <w:right w:type="dxa" w:w="110"/>
-            </w:tcMar>
-          </w:tcPr>
-          <w:p>
-            <w:pPr>
-              <w:spacing w:after="30" w:line="270"/>
-            </w:pPr>
-            <w:r>
-              <w:rPr>
-                <w:rFonts w:ascii="Malgun Gothic" w:cs="Malgun Gothic" w:eastAsia="Malgun Gothic" w:hAnsi="Malgun Gothic"/>
-                <w:sz w:val="18"/>
-                <w:szCs w:val="18"/>
-              </w:rPr>
-              <w:t xml:space="preserve">PyTorch, sentence-transformers, open_clip</w:t>
-            </w:r>
-          </w:p>
-        </w:tc>
-        <w:tc>
-          <w:tcPr>
-            <w:tcW w:type="dxa" w:w="4058"/>
-            <w:tcBorders>
-              <w:top w:val="none" w:color="FFFFFF" w:sz="0"/>
-              <w:left w:val="none" w:color="FFFFFF" w:sz="0"/>
-              <w:bottom w:val="single" w:color="D9D9D9" w:sz="2"/>
-              <w:right w:val="none" w:color="FFFFFF" w:sz="0"/>
-            </w:tcBorders>
-            <w:tcMar>
-              <w:top w:type="dxa" w:w="70"/>
-              <w:left w:type="dxa" w:w="110"/>
-              <w:bottom w:type="dxa" w:w="70"/>
-              <w:right w:type="dxa" w:w="110"/>
-            </w:tcMar>
-          </w:tcPr>
-          <w:p>
-            <w:pPr>
-              <w:spacing w:after="30" w:line="270"/>
-            </w:pPr>
-            <w:r>
-              <w:rPr>
-                <w:rFonts w:ascii="Malgun Gothic" w:cs="Malgun Gothic" w:eastAsia="Malgun Gothic" w:hAnsi="Malgun Gothic"/>
-                <w:sz w:val="18"/>
-                <w:szCs w:val="18"/>
-              </w:rPr>
-              <w:t xml:space="preserve">9.2·9.4 선택 실험</w:t>
-            </w:r>
-          </w:p>
-        </w:tc>
-      </w:tr>
-      <w:tr>
-        <w:trPr>
-          <w:tblHeader w:val="false"/>
-        </w:trPr>
-        <w:tc>
-          <w:tcPr>
-            <w:tcW w:type="dxa" w:w="1860"/>
-            <w:tcBorders>
-              <w:top w:val="none" w:color="FFFFFF" w:sz="0"/>
-              <w:left w:val="none" w:color="FFFFFF" w:sz="0"/>
-              <w:bottom w:val="single" w:color="D9D9D9" w:sz="2"/>
-              <w:right w:val="none" w:color="FFFFFF" w:sz="0"/>
-            </w:tcBorders>
-            <w:tcMar>
-              <w:top w:type="dxa" w:w="70"/>
-              <w:left w:type="dxa" w:w="110"/>
-              <w:bottom w:type="dxa" w:w="70"/>
-              <w:right w:type="dxa" w:w="110"/>
-            </w:tcMar>
-          </w:tcPr>
-          <w:p>
-            <w:pPr>
-              <w:spacing w:after="30" w:line="270"/>
-            </w:pPr>
-            <w:r>
-              <w:rPr>
-                <w:rFonts w:ascii="Malgun Gothic" w:cs="Malgun Gothic" w:eastAsia="Malgun Gothic" w:hAnsi="Malgun Gothic"/>
-                <w:b/>
-                <w:bCs/>
-                <w:sz w:val="18"/>
-                <w:szCs w:val="18"/>
-              </w:rPr>
-              <w:t xml:space="preserve">텍스트 임베딩</w:t>
-            </w:r>
-          </w:p>
-        </w:tc>
-        <w:tc>
-          <w:tcPr>
-            <w:tcW w:type="dxa" w:w="3720"/>
-            <w:tcBorders>
-              <w:top w:val="none" w:color="FFFFFF" w:sz="0"/>
-              <w:left w:val="none" w:color="FFFFFF" w:sz="0"/>
-              <w:bottom w:val="single" w:color="D9D9D9" w:sz="2"/>
-              <w:right w:val="none" w:color="FFFFFF" w:sz="0"/>
-            </w:tcBorders>
-            <w:tcMar>
-              <w:top w:type="dxa" w:w="70"/>
-              <w:left w:type="dxa" w:w="110"/>
-              <w:bottom w:type="dxa" w:w="70"/>
-              <w:right w:type="dxa" w:w="110"/>
-            </w:tcMar>
-          </w:tcPr>
-          <w:p>
-            <w:pPr>
-              <w:spacing w:after="30" w:line="270"/>
-            </w:pPr>
-            <w:r>
-              <w:rPr>
-                <w:rFonts w:ascii="Malgun Gothic" w:cs="Malgun Gothic" w:eastAsia="Malgun Gothic" w:hAnsi="Malgun Gothic"/>
-                <w:sz w:val="18"/>
-                <w:szCs w:val="18"/>
-              </w:rPr>
-              <w:t xml:space="preserve">다국어 소형 문장 임베딩 (sentence-transformers)</w:t>
-            </w:r>
-          </w:p>
-        </w:tc>
-        <w:tc>
-          <w:tcPr>
-            <w:tcW w:type="dxa" w:w="4058"/>
-            <w:tcBorders>
-              <w:top w:val="none" w:color="FFFFFF" w:sz="0"/>
-              <w:left w:val="none" w:color="FFFFFF" w:sz="0"/>
-              <w:bottom w:val="single" w:color="D9D9D9" w:sz="2"/>
-              <w:right w:val="none" w:color="FFFFFF" w:sz="0"/>
-            </w:tcBorders>
-            <w:tcMar>
-              <w:top w:type="dxa" w:w="70"/>
-              <w:left w:type="dxa" w:w="110"/>
-              <w:bottom w:type="dxa" w:w="70"/>
-              <w:right w:type="dxa" w:w="110"/>
-            </w:tcMar>
-          </w:tcPr>
-          <w:p>
-            <w:pPr>
-              <w:spacing w:after="30" w:line="270"/>
-            </w:pPr>
-            <w:r>
-              <w:rPr>
-                <w:rFonts w:ascii="Malgun Gothic" w:cs="Malgun Gothic" w:eastAsia="Malgun Gothic" w:hAnsi="Malgun Gothic"/>
-                <w:sz w:val="18"/>
-                <w:szCs w:val="18"/>
-              </w:rPr>
-              <w:t xml:space="preserve">요소 순위 모델의 과업–요소 텍스트 유사도, CPU로 충분</w:t>
+              <w:t xml:space="preserve">적은 데이터에 맞는 회귀·분류 모델, 교차 검증</w:t>
             </w:r>
           </w:p>
         </w:tc>
@@ -5225,7 +5031,7 @@
         <w:rPr>
           <w:rFonts w:ascii="Malgun Gothic" w:cs="Malgun Gothic" w:eastAsia="Malgun Gothic" w:hAnsi="Malgun Gothic"/>
         </w:rPr>
-        <w:t xml:space="preserve"> 크기 0, display:none, visibility:hidden, opacity 0, 뷰포트 밖 요소는 제외한다. 요소 중심점을 찍었을 때(elementFromPoint) 다른 요소가 잡히면 투명 막이나 고정 헤더에 가려진 것으로 보고 제외한다. 남은 요소는 모두 LLM에 넘긴다. 요소 후보 순위 모델(9.4)의 온라인 적용이 결정되면, 30개가 넘을 때 상위 30개만 넘긴다.</w:t>
+        <w:t xml:space="preserve"> 크기 0, display:none, visibility:hidden, opacity 0, 뷰포트 밖 요소는 제외한다. 요소 중심점을 찍었을 때(elementFromPoint) 다른 요소가 잡히면 투명 막이나 고정 헤더에 가려진 것으로 표시한다. 가려진 요소는 수집 단계에서 버리지 않고 수집 원본에 모두 남기며, LLM에 보내는 목록에서만 뺀다. R04(가림)는 수집 원본 기준으로 판정한다. 남은 요소는 모두 LLM에 넘긴다. 요소가 30개를 넘으면 단순 규칙(뷰포트 안 요소 우선)으로 30개까지만 넘기고, 비용은 소형 모델로 줄인다.</w:t>
       </w:r>
     </w:p>
     <w:p>
@@ -5297,55 +5103,7 @@
         <w:rPr>
           <w:rFonts w:ascii="Malgun Gothic" w:cs="Malgun Gothic" w:eastAsia="Malgun Gothic" w:hAnsi="Malgun Gothic"/>
         </w:rPr>
-        <w:t xml:space="preserve"> 요즘 웹은 네트워크 통신 없이도 JS 애니메이션이나 내부 연산만으로 화면이 바뀐다. 그래서 행동 뒤 아래 세 조건을 모두 만족하거나 5초가 지나면 관찰한다.</w:t>
-      </w:r>
-    </w:p>
-    <w:p>
-      <w:pPr>
-        <w:pStyle w:val="ListParagraph"/>
-        <w:numPr>
-          <w:ilvl w:val="1"/>
-          <w:numId w:val="4"/>
-        </w:numPr>
-        <w:spacing w:after="60" w:line="290"/>
-      </w:pPr>
-      <w:r>
-        <w:rPr>
-          <w:rFonts w:ascii="Malgun Gothic" w:cs="Malgun Gothic" w:eastAsia="Malgun Gothic" w:hAnsi="Malgun Gothic"/>
-        </w:rPr>
-        <w:t xml:space="preserve">네트워크 요청이 500ms 동안 없음</w:t>
-      </w:r>
-    </w:p>
-    <w:p>
-      <w:pPr>
-        <w:pStyle w:val="ListParagraph"/>
-        <w:numPr>
-          <w:ilvl w:val="1"/>
-          <w:numId w:val="4"/>
-        </w:numPr>
-        <w:spacing w:after="60" w:line="290"/>
-      </w:pPr>
-      <w:r>
-        <w:rPr>
-          <w:rFonts w:ascii="Malgun Gothic" w:cs="Malgun Gothic" w:eastAsia="Malgun Gothic" w:hAnsi="Malgun Gothic"/>
-        </w:rPr>
-        <w:t xml:space="preserve">MutationObserver 기준 DOM 변경이 300ms 동안 없음</w:t>
-      </w:r>
-    </w:p>
-    <w:p>
-      <w:pPr>
-        <w:pStyle w:val="ListParagraph"/>
-        <w:numPr>
-          <w:ilvl w:val="1"/>
-          <w:numId w:val="4"/>
-        </w:numPr>
-        <w:spacing w:after="60" w:line="290"/>
-      </w:pPr>
-      <w:r>
-        <w:rPr>
-          <w:rFonts w:ascii="Malgun Gothic" w:cs="Malgun Gothic" w:eastAsia="Malgun Gothic" w:hAnsi="Malgun Gothic"/>
-        </w:rPr>
-        <w:t xml:space="preserve">진행 중인 CSS 애니메이션·트랜지션 없음 (document.getAnimations()). 반복 횟수가 무한인 애니메이션(로딩 스피너, 자동 넘김 캐러셀)은 영원히 끝나지 않으므로 이 조건에서 제외한다</w:t>
+        <w:t xml:space="preserve"> 행동 뒤 Playwright의 load 상태 대기(wait_for_load_state)가 끝나면 짧게 고정 대기(약 500ms)한 뒤 관찰한다. 전체 대기는 최대 5초로 제한한다. 무반응 클릭 감지(5.1)는 이와 별도로 그대로 동작한다.</w:t>
       </w:r>
     </w:p>
     <w:p>
@@ -7160,7 +6918,7 @@
         <w:rPr>
           <w:rFonts w:ascii="Malgun Gothic" w:cs="Malgun Gothic" w:eastAsia="Malgun Gothic" w:hAnsi="Malgun Gothic"/>
         </w:rPr>
-        <w:t xml:space="preserve">행동 직후에는 최대 3초 동안 URL 변화, DOM 변경 수(MutationObserver), 네트워크 요청 발생을 확인한다. 셋 다 없으면 무반응 클릭으로 기록한다. 첫 화면 목록과 스냅샷은 4.2의 관찰 시점 규칙(네트워크가 잠잠해진 뒤)을 따른다.</w:t>
+        <w:t xml:space="preserve">행동 직후에는 최대 3초 동안 URL 변화, DOM 변경 수(MutationObserver), 네트워크 요청 발생을 확인한다. 셋 다 없으면 무반응 클릭으로 기록한다. 첫 화면 목록과 스냅샷은 4.2의 관찰 시점 규칙(load 상태 대기 + 짧은 고정 대기)을 따른다.</w:t>
       </w:r>
     </w:p>
     <w:p>
@@ -7492,7 +7250,7 @@
         <w:rPr>
           <w:rFonts w:ascii="Malgun Gothic" w:cs="Malgun Gothic" w:eastAsia="Malgun Gothic" w:hAnsi="Malgun Gothic"/>
         </w:rPr>
-        <w:t xml:space="preserve">WCAG 2.2 기준을 따른다.</w:t>
+        <w:t xml:space="preserve">WCAG 2.2 기준을 따른다. axe-core의 target-size 규칙 결과를 먼저 쓰고, 우리 코드는 결과에 과업 경로 위 요소인지, 몇 번째 단계인지만 붙인다. 규칙이 없거나 아래 기준(간격 예외, 44px 안내, 모바일 등급)을 다 다루지 못하면 아래 계산을 유지한다.</w:t>
       </w:r>
     </w:p>
     <w:p>
@@ -7578,25 +7336,7 @@
         <w:rPr>
           <w:rFonts w:ascii="Malgun Gothic" w:cs="Malgun Gothic" w:eastAsia="Malgun Gothic" w:hAnsi="Malgun Gothic"/>
         </w:rPr>
-        <w:t xml:space="preserve">WCAG 상대 휘도 공식으로 계산한다.</w:t>
-      </w:r>
-    </w:p>
-    <w:p>
-      <w:pPr>
-        <w:keepNext/>
-        <w:keepLines/>
-        <w:shd w:fill="F5F5F5" w:color="auto" w:val="clear"/>
-        <w:spacing w:after="0" w:before="60" w:line="260"/>
-        <w:ind w:left="200" w:right="200"/>
-      </w:pPr>
-      <w:r>
-        <w:rPr>
-          <w:rFonts w:ascii="Consolas" w:eastAsia="Malgun Gothic" w:hAnsi="Consolas"/>
-          <w:color w:val="1A1A1A"/>
-          <w:sz w:val="18"/>
-          <w:szCs w:val="18"/>
-        </w:rPr>
-        <w:t xml:space="preserve">c = channel / 255</w:t>
+        <w:t xml:space="preserve">직접 계산하지 않고 axe-core의 color-contrast 규칙 결과를 쓴다(axe-playwright-python 또는 axe.min.js 주입). 우리 코드는 axe가 찾은 요소에 과업 경로 위 요소인지, 몇 번째 단계인지만 붙인다. 판정 기준은 WCAG AA와 같다.</w:t>
       </w:r>
     </w:p>
     <w:p>
@@ -7614,7 +7354,7 @@
           <w:sz w:val="18"/>
           <w:szCs w:val="18"/>
         </w:rPr>
-        <w:t xml:space="preserve">c_lin = c / 12.92                      if c &lt;= 0.04045</w:t>
+        <w:t xml:space="preserve"> </w:t>
       </w:r>
     </w:p>
     <w:p>
@@ -7632,78 +7372,6 @@
           <w:sz w:val="18"/>
           <w:szCs w:val="18"/>
         </w:rPr>
-        <w:t xml:space="preserve">      = ((c + 0.055) / 1.055) ^ 2.4    otherwise</w:t>
-      </w:r>
-    </w:p>
-    <w:p>
-      <w:pPr>
-        <w:keepNext/>
-        <w:keepLines/>
-        <w:shd w:fill="F5F5F5" w:color="auto" w:val="clear"/>
-        <w:spacing w:after="0" w:before="0" w:line="260"/>
-        <w:ind w:left="200" w:right="200"/>
-      </w:pPr>
-      <w:r>
-        <w:rPr>
-          <w:rFonts w:ascii="Consolas" w:eastAsia="Malgun Gothic" w:hAnsi="Consolas"/>
-          <w:color w:val="1A1A1A"/>
-          <w:sz w:val="18"/>
-          <w:szCs w:val="18"/>
-        </w:rPr>
-        <w:t xml:space="preserve">L = 0.2126·R_lin + 0.7152·G_lin + 0.0722·B_lin</w:t>
-      </w:r>
-    </w:p>
-    <w:p>
-      <w:pPr>
-        <w:keepNext/>
-        <w:keepLines/>
-        <w:shd w:fill="F5F5F5" w:color="auto" w:val="clear"/>
-        <w:spacing w:after="0" w:before="0" w:line="260"/>
-        <w:ind w:left="200" w:right="200"/>
-      </w:pPr>
-      <w:r>
-        <w:rPr>
-          <w:rFonts w:ascii="Consolas" w:eastAsia="Malgun Gothic" w:hAnsi="Consolas"/>
-          <w:color w:val="1A1A1A"/>
-          <w:sz w:val="18"/>
-          <w:szCs w:val="18"/>
-        </w:rPr>
-        <w:t xml:space="preserve"> </w:t>
-      </w:r>
-    </w:p>
-    <w:p>
-      <w:pPr>
-        <w:keepNext/>
-        <w:keepLines/>
-        <w:shd w:fill="F5F5F5" w:color="auto" w:val="clear"/>
-        <w:spacing w:after="0" w:before="0" w:line="260"/>
-        <w:ind w:left="200" w:right="200"/>
-      </w:pPr>
-      <w:r>
-        <w:rPr>
-          <w:rFonts w:ascii="Consolas" w:eastAsia="Malgun Gothic" w:hAnsi="Consolas"/>
-          <w:color w:val="1A1A1A"/>
-          <w:sz w:val="18"/>
-          <w:szCs w:val="18"/>
-        </w:rPr>
-        <w:t xml:space="preserve">ratio = (L_light + 0.05) / (L_dark + 0.05)</w:t>
-      </w:r>
-    </w:p>
-    <w:p>
-      <w:pPr>
-        <w:keepNext/>
-        <w:keepLines/>
-        <w:shd w:fill="F5F5F5" w:color="auto" w:val="clear"/>
-        <w:spacing w:after="0" w:before="0" w:line="260"/>
-        <w:ind w:left="200" w:right="200"/>
-      </w:pPr>
-      <w:r>
-        <w:rPr>
-          <w:rFonts w:ascii="Consolas" w:eastAsia="Malgun Gothic" w:hAnsi="Consolas"/>
-          <w:color w:val="1A1A1A"/>
-          <w:sz w:val="18"/>
-          <w:szCs w:val="18"/>
-        </w:rPr>
         <w:t xml:space="preserve"> </w:t>
       </w:r>
     </w:p>
@@ -7738,7 +7406,7 @@
         <w:rPr>
           <w:rFonts w:ascii="Malgun Gothic" w:cs="Malgun Gothic" w:eastAsia="Malgun Gothic" w:hAnsi="Malgun Gothic"/>
         </w:rPr>
-        <w:t xml:space="preserve">배경색 결정</w:t>
+        <w:t xml:space="preserve">axe가 판정하지 못한 경우</w:t>
       </w:r>
     </w:p>
     <w:p>
@@ -7754,39 +7422,7 @@
         <w:rPr>
           <w:rFonts w:ascii="Malgun Gothic" w:cs="Malgun Gothic" w:eastAsia="Malgun Gothic" w:hAnsi="Malgun Gothic"/>
         </w:rPr>
-        <w:t xml:space="preserve">대상 요소부터 부모로 올라가며 background-color의 알파가 0보다 큰 첫 요소를 찾는다.</w:t>
-      </w:r>
-    </w:p>
-    <w:p>
-      <w:pPr>
-        <w:pStyle w:val="ListParagraph"/>
-        <w:numPr>
-          <w:ilvl w:val="0"/>
-          <w:numId w:val="5"/>
-        </w:numPr>
-        <w:spacing w:after="60" w:line="290"/>
-      </w:pPr>
-      <w:r>
-        <w:rPr>
-          <w:rFonts w:ascii="Malgun Gothic" w:cs="Malgun Gothic" w:eastAsia="Malgun Gothic" w:hAnsi="Malgun Gothic"/>
-        </w:rPr>
-        <w:t xml:space="preserve">중간에 반투명 레이어가 있으면 알파 합성으로 실제 배경색을 계산한다. 글자색의 알파와 요소 opacity도 합성한다.</w:t>
-      </w:r>
-    </w:p>
-    <w:p>
-      <w:pPr>
-        <w:pStyle w:val="ListParagraph"/>
-        <w:numPr>
-          <w:ilvl w:val="0"/>
-          <w:numId w:val="5"/>
-        </w:numPr>
-        <w:spacing w:after="60" w:line="290"/>
-      </w:pPr>
-      <w:r>
-        <w:rPr>
-          <w:rFonts w:ascii="Malgun Gothic" w:cs="Malgun Gothic" w:eastAsia="Malgun Gothic" w:hAnsi="Malgun Gothic"/>
-        </w:rPr>
-        <w:t xml:space="preserve">도중에 background-image나 그라디언트를 만나면 DOM 값으로 판정하지 않는다. 스크린샷에서 텍스트 영역 픽셀을 샘플링해 두 개의 대표색(k-means, k=2)으로 대비를 계산하고 "추정"으로 표시한다.</w:t>
+        <w:t xml:space="preserve">배경 이미지나 그라디언트 위 텍스트처럼 axe가 판정 보류(incomplete)로 돌려준 요소는 스크린샷에서 텍스트 영역 픽셀을 샘플링해 두 개의 대표색(k-means, k=2)으로 대비를 계산하고 "추정"으로 표시한다.</w:t>
       </w:r>
     </w:p>
     <w:p>
@@ -10346,7 +9982,7 @@
                 <w:sz w:val="18"/>
                 <w:szCs w:val="18"/>
               </w:rPr>
-              <w:t xml:space="preserve">5.5 기준 미달 (과업 경로)</w:t>
+              <w:t xml:space="preserve">axe-core color-contrast 위반 중 과업 경로 위 요소 (5.5)</w:t>
             </w:r>
           </w:p>
         </w:tc>
@@ -11362,7 +10998,7 @@
                 <w:sz w:val="18"/>
                 <w:szCs w:val="18"/>
               </w:rPr>
-              <w:t xml:space="preserve">과업 경로의 버튼·링크에 접근 가능한 이름이 없음 (아이콘만 있는 버튼 등)</w:t>
+              <w:t xml:space="preserve">axe-core 이름·레이블 규칙(button-name, link-name, label 등) 위반 중 과업 경로 위 요소 (아이콘만 있는 버튼 등)</w:t>
             </w:r>
           </w:p>
         </w:tc>
@@ -12361,7 +11997,7 @@
                 <w:sz w:val="18"/>
                 <w:szCs w:val="18"/>
               </w:rPr>
-              <w:t xml:space="preserve">이름 텍스트 유사도 0.8 이상 (공백·대소문자 정규화)</w:t>
+              <w:t xml:space="preserve">이름 텍스트 유사도 0.8 이상 (공백·대소문자 정규화, rapidfuzz로 계산)</w:t>
             </w:r>
           </w:p>
         </w:tc>
@@ -12553,7 +12189,7 @@
                 <w:sz w:val="18"/>
                 <w:szCs w:val="18"/>
               </w:rPr>
-              <w:t xml:space="preserve">의미 유사도 0.9 이상 (9.4의 다국어 텍스트 임베딩)</w:t>
+              <w:t xml:space="preserve">선택(후순위): 의미 유사도 0.9 이상 (sentence-transformers 다국어 텍스트 임베딩)</w:t>
             </w:r>
           </w:p>
         </w:tc>
@@ -14546,7 +14182,7 @@
         <w:rPr>
           <w:rFonts w:ascii="Malgun Gothic" w:cs="Malgun Gothic" w:eastAsia="Malgun Gothic" w:hAnsi="Malgun Gothic"/>
         </w:rPr>
-        <w:t xml:space="preserve">같은 과업 경로의 스크린샷을 상용 LLM에 주고 "UX 문제를 찾아라"라고 요청한 결과를 같은 정답으로 채점한다. 담당은 LLM·프롬프트. S1에 먼저 한 번 돌려서 이겨야 할 수준을 확인하고, S4와 S6에 다시 비교한다.</w:t>
+        <w:t xml:space="preserve">같은 과업 경로의 스크린샷을 상용 LLM에 주고 "UX 문제를 찾아라"라고 요청한 결과와, 같은 경로에서 axe-core만 실행한 결과를 같은 정답으로 채점한다. 담당은 LLM·프롬프트. S1에 먼저 한 번 돌려서 이겨야 할 수준을 확인하고, S4와 S6에 다시 비교한다.</w:t>
       </w:r>
     </w:p>
     <w:p>
@@ -14568,7 +14204,7 @@
         <w:rPr>
           <w:rFonts w:ascii="Malgun Gothic" w:cs="Malgun Gothic" w:eastAsia="Malgun Gothic" w:hAnsi="Malgun Gothic"/>
         </w:rPr>
-        <w:t xml:space="preserve">에이전트의 판단은 상용 LLM을 그대로 쓴다. 상용 모델을 학기 안에 이기는 것은 목표가 아니다. 대신 측정 결과를 더 믿을 수 있게 만드는 모델을 팀이 직접 학습·튜닝한다.</w:t>
+        <w:t xml:space="preserve">에이전트의 판단은 상용 LLM을 그대로 쓴다. 상용 모델을 학기 안에 이기는 것은 목표가 아니다. 대신 측정 결과를 더 믿을 수 있게 만드는 모델 2개(소요 시간, 이슈 점수)만 팀이 직접 학습·튜닝하고, 프롬프트는 실패 사례를 보고 사람이 고친다.</w:t>
       </w:r>
     </w:p>
     <w:tbl>
@@ -15290,7 +14926,7 @@
                 <w:sz w:val="18"/>
                 <w:szCs w:val="18"/>
               </w:rPr>
-              <w:t xml:space="preserve">9.3 프롬프트 최적화</w:t>
+              <w:t xml:space="preserve">9.3 프롬프트 개선</w:t>
             </w:r>
           </w:p>
         </w:tc>
@@ -15350,7 +14986,7 @@
                 <w:sz w:val="18"/>
                 <w:szCs w:val="18"/>
               </w:rPr>
-              <w:t xml:space="preserve">벤치마크 학습 세트</w:t>
+              <w:t xml:space="preserve">벤치마크 학습 세트의 실패 사례</w:t>
             </w:r>
           </w:p>
         </w:tc>
@@ -15380,7 +15016,7 @@
                 <w:sz w:val="18"/>
                 <w:szCs w:val="18"/>
               </w:rPr>
-              <w:t xml:space="preserve">DSPy 또는 자체 탐색</w:t>
+              <w:t xml:space="preserve">상용 LLM 그대로, 실패 사례를 보고 수동 수정</w:t>
             </w:r>
           </w:p>
         </w:tc>
@@ -15410,7 +15046,7 @@
                 <w:sz w:val="18"/>
                 <w:szCs w:val="18"/>
               </w:rPr>
-              <w:t xml:space="preserve">테스트 세트 완주율 향상</w:t>
+              <w:t xml:space="preserve">프롬프트 버전별 테스트 세트 완주율 비교</w:t>
             </w:r>
           </w:p>
         </w:tc>
@@ -15472,224 +15108,6 @@
                 <w:szCs w:val="18"/>
               </w:rPr>
               <w:t xml:space="preserve">P0</w:t>
-            </w:r>
-          </w:p>
-        </w:tc>
-      </w:tr>
-      <w:tr>
-        <w:trPr>
-          <w:tblHeader w:val="false"/>
-        </w:trPr>
-        <w:tc>
-          <w:tcPr>
-            <w:tcW w:type="dxa" w:w="1483"/>
-            <w:tcBorders>
-              <w:top w:val="none" w:color="FFFFFF" w:sz="0"/>
-              <w:left w:val="none" w:color="FFFFFF" w:sz="0"/>
-              <w:bottom w:val="single" w:color="000000" w:sz="10"/>
-              <w:right w:val="none" w:color="FFFFFF" w:sz="0"/>
-            </w:tcBorders>
-            <w:tcMar>
-              <w:top w:type="dxa" w:w="70"/>
-              <w:left w:type="dxa" w:w="110"/>
-              <w:bottom w:type="dxa" w:w="70"/>
-              <w:right w:type="dxa" w:w="110"/>
-            </w:tcMar>
-          </w:tcPr>
-          <w:p>
-            <w:pPr>
-              <w:spacing w:after="30" w:line="270"/>
-            </w:pPr>
-            <w:r>
-              <w:rPr>
-                <w:rFonts w:ascii="Malgun Gothic" w:cs="Malgun Gothic" w:eastAsia="Malgun Gothic" w:hAnsi="Malgun Gothic"/>
-                <w:b/>
-                <w:bCs/>
-                <w:sz w:val="18"/>
-                <w:szCs w:val="18"/>
-              </w:rPr>
-              <w:t xml:space="preserve">9.4 요소 후보 순위 모델</w:t>
-            </w:r>
-          </w:p>
-        </w:tc>
-        <w:tc>
-          <w:tcPr>
-            <w:tcW w:type="dxa" w:w="1415"/>
-            <w:tcBorders>
-              <w:top w:val="none" w:color="FFFFFF" w:sz="0"/>
-              <w:left w:val="none" w:color="FFFFFF" w:sz="0"/>
-              <w:bottom w:val="single" w:color="000000" w:sz="10"/>
-              <w:right w:val="none" w:color="FFFFFF" w:sz="0"/>
-            </w:tcBorders>
-            <w:tcMar>
-              <w:top w:type="dxa" w:w="70"/>
-              <w:left w:type="dxa" w:w="110"/>
-              <w:bottom w:type="dxa" w:w="70"/>
-              <w:right w:type="dxa" w:w="110"/>
-            </w:tcMar>
-          </w:tcPr>
-          <w:p>
-            <w:pPr>
-              <w:spacing w:after="30" w:line="270"/>
-            </w:pPr>
-            <w:r>
-              <w:rPr>
-                <w:rFonts w:ascii="Malgun Gothic" w:cs="Malgun Gothic" w:eastAsia="Malgun Gothic" w:hAnsi="Malgun Gothic"/>
-                <w:sz w:val="18"/>
-                <w:szCs w:val="18"/>
-              </w:rPr>
-              <w:t xml:space="preserve">LLM 입력 토큰 절감</w:t>
-            </w:r>
-          </w:p>
-        </w:tc>
-        <w:tc>
-          <w:tcPr>
-            <w:tcW w:type="dxa" w:w="1685"/>
-            <w:tcBorders>
-              <w:top w:val="none" w:color="FFFFFF" w:sz="0"/>
-              <w:left w:val="none" w:color="FFFFFF" w:sz="0"/>
-              <w:bottom w:val="single" w:color="000000" w:sz="10"/>
-              <w:right w:val="none" w:color="FFFFFF" w:sz="0"/>
-            </w:tcBorders>
-            <w:tcMar>
-              <w:top w:type="dxa" w:w="70"/>
-              <w:left w:type="dxa" w:w="110"/>
-              <w:bottom w:type="dxa" w:w="70"/>
-              <w:right w:type="dxa" w:w="110"/>
-            </w:tcMar>
-          </w:tcPr>
-          <w:p>
-            <w:pPr>
-              <w:spacing w:after="30" w:line="270"/>
-            </w:pPr>
-            <w:r>
-              <w:rPr>
-                <w:rFonts w:ascii="Malgun Gothic" w:cs="Malgun Gothic" w:eastAsia="Malgun Gothic" w:hAnsi="Malgun Gothic"/>
-                <w:sz w:val="18"/>
-                <w:szCs w:val="18"/>
-              </w:rPr>
-              <w:t xml:space="preserve">에이전트 실행 로그 (단계별 요소 목록 + 실제 클릭)</w:t>
-            </w:r>
-          </w:p>
-        </w:tc>
-        <w:tc>
-          <w:tcPr>
-            <w:tcW w:type="dxa" w:w="1348"/>
-            <w:tcBorders>
-              <w:top w:val="none" w:color="FFFFFF" w:sz="0"/>
-              <w:left w:val="none" w:color="FFFFFF" w:sz="0"/>
-              <w:bottom w:val="single" w:color="000000" w:sz="10"/>
-              <w:right w:val="none" w:color="FFFFFF" w:sz="0"/>
-            </w:tcBorders>
-            <w:tcMar>
-              <w:top w:type="dxa" w:w="70"/>
-              <w:left w:type="dxa" w:w="110"/>
-              <w:bottom w:type="dxa" w:w="70"/>
-              <w:right w:type="dxa" w:w="110"/>
-            </w:tcMar>
-          </w:tcPr>
-          <w:p>
-            <w:pPr>
-              <w:spacing w:after="30" w:line="270"/>
-            </w:pPr>
-            <w:r>
-              <w:rPr>
-                <w:rFonts w:ascii="Malgun Gothic" w:cs="Malgun Gothic" w:eastAsia="Malgun Gothic" w:hAnsi="Malgun Gothic"/>
-                <w:sz w:val="18"/>
-                <w:szCs w:val="18"/>
-              </w:rPr>
-              <w:t xml:space="preserve">LightGBM 순위 학습</w:t>
-            </w:r>
-          </w:p>
-        </w:tc>
-        <w:tc>
-          <w:tcPr>
-            <w:tcW w:type="dxa" w:w="1415"/>
-            <w:tcBorders>
-              <w:top w:val="none" w:color="FFFFFF" w:sz="0"/>
-              <w:left w:val="none" w:color="FFFFFF" w:sz="0"/>
-              <w:bottom w:val="single" w:color="000000" w:sz="10"/>
-              <w:right w:val="none" w:color="FFFFFF" w:sz="0"/>
-            </w:tcBorders>
-            <w:tcMar>
-              <w:top w:type="dxa" w:w="70"/>
-              <w:left w:type="dxa" w:w="110"/>
-              <w:bottom w:type="dxa" w:w="70"/>
-              <w:right w:type="dxa" w:w="110"/>
-            </w:tcMar>
-          </w:tcPr>
-          <w:p>
-            <w:pPr>
-              <w:spacing w:after="30" w:line="270"/>
-            </w:pPr>
-            <w:r>
-              <w:rPr>
-                <w:rFonts w:ascii="Malgun Gothic" w:cs="Malgun Gothic" w:eastAsia="Malgun Gothic" w:hAnsi="Malgun Gothic"/>
-                <w:sz w:val="18"/>
-                <w:szCs w:val="18"/>
-              </w:rPr>
-              <w:t xml:space="preserve">Recall@30 ≥ 95%, 완주율 −2%p 이내</w:t>
-            </w:r>
-          </w:p>
-        </w:tc>
-        <w:tc>
-          <w:tcPr>
-            <w:tcW w:type="dxa" w:w="1281"/>
-            <w:tcBorders>
-              <w:top w:val="none" w:color="FFFFFF" w:sz="0"/>
-              <w:left w:val="none" w:color="FFFFFF" w:sz="0"/>
-              <w:bottom w:val="single" w:color="000000" w:sz="10"/>
-              <w:right w:val="none" w:color="FFFFFF" w:sz="0"/>
-            </w:tcBorders>
-            <w:tcMar>
-              <w:top w:type="dxa" w:w="70"/>
-              <w:left w:type="dxa" w:w="110"/>
-              <w:bottom w:type="dxa" w:w="70"/>
-              <w:right w:type="dxa" w:w="110"/>
-            </w:tcMar>
-          </w:tcPr>
-          <w:p>
-            <w:pPr>
-              <w:spacing w:after="30" w:line="270"/>
-            </w:pPr>
-            <w:r>
-              <w:rPr>
-                <w:rFonts w:ascii="Malgun Gothic" w:cs="Malgun Gothic" w:eastAsia="Malgun Gothic" w:hAnsi="Malgun Gothic"/>
-                <w:sz w:val="18"/>
-                <w:szCs w:val="18"/>
-              </w:rPr>
-              <w:t xml:space="preserve">플랫폼 백엔드</w:t>
-            </w:r>
-          </w:p>
-        </w:tc>
-        <w:tc>
-          <w:tcPr>
-            <w:tcW w:type="dxa" w:w="1011"/>
-            <w:tcBorders>
-              <w:top w:val="none" w:color="FFFFFF" w:sz="0"/>
-              <w:left w:val="none" w:color="FFFFFF" w:sz="0"/>
-              <w:bottom w:val="single" w:color="000000" w:sz="10"/>
-              <w:right w:val="none" w:color="FFFFFF" w:sz="0"/>
-            </w:tcBorders>
-            <w:tcMar>
-              <w:top w:type="dxa" w:w="70"/>
-              <w:left w:type="dxa" w:w="110"/>
-              <w:bottom w:type="dxa" w:w="70"/>
-              <w:right w:type="dxa" w:w="110"/>
-            </w:tcMar>
-          </w:tcPr>
-          <w:p>
-            <w:pPr>
-              <w:spacing w:after="30" w:line="270"/>
-              <w:jc w:val="center"/>
-            </w:pPr>
-            <w:r>
-              <w:rPr>
-                <w:rFonts w:ascii="Malgun Gothic" w:cs="Malgun Gothic" w:eastAsia="Malgun Gothic" w:hAnsi="Malgun Gothic"/>
-                <w:sz w:val="18"/>
-                <w:szCs w:val="18"/>
-              </w:rPr>
-              <w:t xml:space="preserve">P0 오프라인 · 적용 조건부</w:t>
             </w:r>
           </w:p>
         </w:tc>
@@ -15708,7 +15126,7 @@
         <w:rPr>
           <w:rFonts w:ascii="Malgun Gothic" w:cs="Malgun Gothic" w:eastAsia="Malgun Gothic" w:hAnsi="Malgun Gothic"/>
         </w:rPr>
-        <w:t xml:space="preserve">9.2와 9.4에는 신경망 모델과 비교하는 선택 실험을 붙였다. P0 일정에 여유가 있을 때만 진행하고, 결과가 좋지 않아도 실험 리포트로 남긴다.</w:t>
+        <w:t xml:space="preserve">직접 학습하는 모델은 9.1과 9.2 두 개다. 신경망·시각 특징 비교 같은 선택 실험은 하지 않는다.</w:t>
       </w:r>
     </w:p>
     <w:p>
@@ -16760,7 +16178,7 @@
         <w:rPr>
           <w:rFonts w:ascii="Malgun Gothic" w:cs="Malgun Gothic" w:eastAsia="Malgun Gothic" w:hAnsi="Malgun Gothic"/>
         </w:rPr>
-        <w:t xml:space="preserve"> ① 규칙만 ② 휴리스틱 점수 ③ 로지스틱 회귀(L2 정규화) ④ 로지스틱 + 시각 특징(선택 실험). LightGBM은 라벨이 충분할 때 참고로만 돌린다.</w:t>
+        <w:t xml:space="preserve"> ① 규칙만 ② 휴리스틱 점수 ③ 로지스틱 회귀(L2 정규화). 비교는 휴리스틱 점수와 로지스틱 회귀까지만 한다.</w:t>
       </w:r>
     </w:p>
     <w:p>
@@ -16813,13 +16231,13 @@
     </w:p>
     <w:p>
       <w:pPr>
-        <w:pStyle w:val="Heading3"/>
-      </w:pPr>
-      <w:r>
-        <w:rPr>
-          <w:rFonts w:ascii="Malgun Gothic" w:cs="Malgun Gothic" w:eastAsia="Malgun Gothic" w:hAnsi="Malgun Gothic"/>
-        </w:rPr>
-        <w:t xml:space="preserve">선택 실험: 시각 특징 추가</w:t>
+        <w:pStyle w:val="Heading2"/>
+      </w:pPr>
+      <w:r>
+        <w:rPr>
+          <w:rFonts w:ascii="Malgun Gothic" w:cs="Malgun Gothic" w:eastAsia="Malgun Gothic" w:hAnsi="Malgun Gothic"/>
+        </w:rPr>
+        <w:t xml:space="preserve">9.3 프롬프트 개선</w:t>
       </w:r>
     </w:p>
     <w:p>
@@ -16834,8 +16252,16 @@
       <w:r>
         <w:rPr>
           <w:rFonts w:ascii="Malgun Gothic" w:cs="Malgun Gothic" w:eastAsia="Malgun Gothic" w:hAnsi="Malgun Gothic"/>
-        </w:rPr>
-        <w:t xml:space="preserve">후보 요소 부분을 스크린샷에서 잘라(여백 16px) 이미지 모델(CLIP 계열, 추가 학습 없음)로 숫자 벡터로 바꾼다. 이를 32차원으로 줄여(PCA) 기존 특징에 붙인다.</w:t>
+          <w:b/>
+          <w:bCs/>
+        </w:rPr>
+        <w:t xml:space="preserve">대상:</w:t>
+      </w:r>
+      <w:r>
+        <w:rPr>
+          <w:rFonts w:ascii="Malgun Gothic" w:cs="Malgun Gothic" w:eastAsia="Malgun Gothic" w:hAnsi="Malgun Gothic"/>
+        </w:rPr>
+        <w:t xml:space="preserve"> 에이전트 행동 프롬프트(4.4), 설명 생성 프롬프트(6.1).</w:t>
       </w:r>
     </w:p>
     <w:p>
@@ -16850,8 +16276,16 @@
       <w:r>
         <w:rPr>
           <w:rFonts w:ascii="Malgun Gothic" w:cs="Malgun Gothic" w:eastAsia="Malgun Gothic" w:hAnsi="Malgun Gothic"/>
-        </w:rPr>
-        <w:t xml:space="preserve">비교: 기존 특징만 쓴 모델 vs 이미지 임베딩을 더한 모델. 같은 교차 검증 분할에서 정밀도, 재현율, PR-AUC를 비교한다.</w:t>
+          <w:b/>
+          <w:bCs/>
+        </w:rPr>
+        <w:t xml:space="preserve">데이터 분할:</w:t>
+      </w:r>
+      <w:r>
+        <w:rPr>
+          <w:rFonts w:ascii="Malgun Gothic" w:cs="Malgun Gothic" w:eastAsia="Malgun Gothic" w:hAnsi="Malgun Gothic"/>
+        </w:rPr>
+        <w:t xml:space="preserve"> 벤치마크 40페이지를 결함 유형 비율을 맞춰 학습 28 / 테스트 12로 나눈다. 테스트 세트는 최종 평가 때 한 번만 쓴다.</w:t>
       </w:r>
     </w:p>
     <w:p>
@@ -16866,19 +16300,16 @@
       <w:r>
         <w:rPr>
           <w:rFonts w:ascii="Malgun Gothic" w:cs="Malgun Gothic" w:eastAsia="Malgun Gothic" w:hAnsi="Malgun Gothic"/>
-        </w:rPr>
-        <w:t xml:space="preserve">개선이 확인될 때만 본 기능에 반영한다. 임베딩 추출은 CPU로 가능하고, 느리면 Colab GPU를 쓴다.</w:t>
-      </w:r>
-    </w:p>
-    <w:p>
-      <w:pPr>
-        <w:pStyle w:val="Heading2"/>
-      </w:pPr>
-      <w:r>
-        <w:rPr>
-          <w:rFonts w:ascii="Malgun Gothic" w:cs="Malgun Gothic" w:eastAsia="Malgun Gothic" w:hAnsi="Malgun Gothic"/>
-        </w:rPr>
-        <w:t xml:space="preserve">9.3 프롬프트 최적화</w:t>
+          <w:b/>
+          <w:bCs/>
+        </w:rPr>
+        <w:t xml:space="preserve">행동 프롬프트 목표:</w:t>
+      </w:r>
+      <w:r>
+        <w:rPr>
+          <w:rFonts w:ascii="Malgun Gothic" w:cs="Malgun Gothic" w:eastAsia="Malgun Gothic" w:hAnsi="Malgun Gothic"/>
+        </w:rPr>
+        <w:t xml:space="preserve"> 과업 완주율을 높이고, 사람 데이터가 있는 페이지에서는 에이전트 단계 수가 사람 중앙값에 가까워지게 한다.</w:t>
       </w:r>
     </w:p>
     <w:p>
@@ -16896,13 +16327,13 @@
           <w:b/>
           <w:bCs/>
         </w:rPr>
-        <w:t xml:space="preserve">대상:</w:t>
-      </w:r>
-      <w:r>
-        <w:rPr>
-          <w:rFonts w:ascii="Malgun Gothic" w:cs="Malgun Gothic" w:eastAsia="Malgun Gothic" w:hAnsi="Malgun Gothic"/>
-        </w:rPr>
-        <w:t xml:space="preserve"> 에이전트 행동 프롬프트(4.4), 설명 생성 프롬프트(6.1).</w:t>
+        <w:t xml:space="preserve">설명 프롬프트 목표:</w:t>
+      </w:r>
+      <w:r>
+        <w:rPr>
+          <w:rFonts w:ascii="Malgun Gothic" w:cs="Malgun Gothic" w:eastAsia="Malgun Gothic" w:hAnsi="Malgun Gothic"/>
+        </w:rPr>
+        <w:t xml:space="preserve"> 입력에 없는 숫자 생성 0건, 평가 기준표에 따른 LLM 채점 점수, 사람 표본 검토 30건.</w:t>
       </w:r>
     </w:p>
     <w:p>
@@ -16920,13 +16351,13 @@
           <w:b/>
           <w:bCs/>
         </w:rPr>
-        <w:t xml:space="preserve">데이터 분할:</w:t>
-      </w:r>
-      <w:r>
-        <w:rPr>
-          <w:rFonts w:ascii="Malgun Gothic" w:cs="Malgun Gothic" w:eastAsia="Malgun Gothic" w:hAnsi="Malgun Gothic"/>
-        </w:rPr>
-        <w:t xml:space="preserve"> 벤치마크 40페이지를 결함 유형 비율을 맞춰 학습 28 / 테스트 12로 나눈다. 테스트 세트는 최종 평가 때 한 번만 쓴다.</w:t>
+        <w:t xml:space="preserve">방법:</w:t>
+      </w:r>
+      <w:r>
+        <w:rPr>
+          <w:rFonts w:ascii="Malgun Gothic" w:cs="Malgun Gothic" w:eastAsia="Malgun Gothic" w:hAnsi="Malgun Gothic"/>
+        </w:rPr>
+        <w:t xml:space="preserve"> 상용 LLM을 그대로 쓴다. 학습 세트에서 실패한 실행(과업 미완주, 입력에 없는 숫자 생성 등)을 모아 원인을 보고 사람이 프롬프트를 고친다. 고칠 때마다 버전을 올리고 버전별 과업 완주율을 비교한다.</w:t>
       </w:r>
     </w:p>
     <w:p>
@@ -16944,13 +16375,40 @@
           <w:b/>
           <w:bCs/>
         </w:rPr>
-        <w:t xml:space="preserve">행동 프롬프트 목표:</w:t>
-      </w:r>
-      <w:r>
-        <w:rPr>
-          <w:rFonts w:ascii="Malgun Gothic" w:cs="Malgun Gothic" w:eastAsia="Malgun Gothic" w:hAnsi="Malgun Gothic"/>
-        </w:rPr>
-        <w:t xml:space="preserve"> 과업 완주율을 높이고, 사람 데이터가 있는 페이지에서는 에이전트 단계 수가 사람 중앙값에 가까워지게 한다.</w:t>
+        <w:t xml:space="preserve">비용:</w:t>
+      </w:r>
+      <w:r>
+        <w:rPr>
+          <w:rFonts w:ascii="Malgun Gothic" w:cs="Malgun Gothic" w:eastAsia="Malgun Gothic" w:hAnsi="Malgun Gothic"/>
+        </w:rPr>
+        <w:t xml:space="preserve"> 버전 비교 실행은 소형 모델로 한다. 버전 1개당 학습 세트 28페이지를 실행한다.</w:t>
+      </w:r>
+    </w:p>
+    <w:p>
+      <w:pPr>
+        <w:spacing w:after="120" w:line="300"/>
+      </w:pPr>
+      <w:r>
+        <w:rPr>
+          <w:rFonts w:ascii="Malgun Gothic" w:cs="Malgun Gothic" w:eastAsia="Malgun Gothic" w:hAnsi="Malgun Gothic"/>
+        </w:rPr>
+        <w:t xml:space="preserve">버전별 완주율과 점수는 prompts/ 버전과 ml/results/ CSV에 기록해 어떤 변경이 효과가 있었는지 추적한다.</w:t>
+      </w:r>
+    </w:p>
+    <w:p>
+      <w:pPr>
+        <w:spacing w:after="140"/>
+      </w:pPr>
+    </w:p>
+    <w:p>
+      <w:pPr>
+        <w:pStyle w:val="Heading2"/>
+      </w:pPr>
+      <w:r>
+        <w:rPr>
+          <w:rFonts w:ascii="Malgun Gothic" w:cs="Malgun Gothic" w:eastAsia="Malgun Gothic" w:hAnsi="Malgun Gothic"/>
+        </w:rPr>
+        <w:t xml:space="preserve">9.4 실험 관리</w:t>
       </w:r>
     </w:p>
     <w:p>
@@ -16965,16 +16423,8 @@
       <w:r>
         <w:rPr>
           <w:rFonts w:ascii="Malgun Gothic" w:cs="Malgun Gothic" w:eastAsia="Malgun Gothic" w:hAnsi="Malgun Gothic"/>
-          <w:b/>
-          <w:bCs/>
-        </w:rPr>
-        <w:t xml:space="preserve">설명 프롬프트 목표:</w:t>
-      </w:r>
-      <w:r>
-        <w:rPr>
-          <w:rFonts w:ascii="Malgun Gothic" w:cs="Malgun Gothic" w:eastAsia="Malgun Gothic" w:hAnsi="Malgun Gothic"/>
-        </w:rPr>
-        <w:t xml:space="preserve"> 입력에 없는 숫자 생성 0건, 평가 기준표에 따른 LLM 채점 점수, 사람 표본 검토 30건.</w:t>
+        </w:rPr>
+        <w:t xml:space="preserve">학습 코드는 ml/ 아래 스크립트로 두고 같은 명령으로 다시 돌릴 수 있게 한다.</w:t>
       </w:r>
     </w:p>
     <w:p>
@@ -16989,16 +16439,8 @@
       <w:r>
         <w:rPr>
           <w:rFonts w:ascii="Malgun Gothic" w:cs="Malgun Gothic" w:eastAsia="Malgun Gothic" w:hAnsi="Malgun Gothic"/>
-          <w:b/>
-          <w:bCs/>
-        </w:rPr>
-        <w:t xml:space="preserve">방법:</w:t>
-      </w:r>
-      <w:r>
-        <w:rPr>
-          <w:rFonts w:ascii="Malgun Gothic" w:cs="Malgun Gothic" w:eastAsia="Malgun Gothic" w:hAnsi="Malgun Gothic"/>
-        </w:rPr>
-        <w:t xml:space="preserve"> 지시문 후보와 예시(few-shot) 조합을 DSPy로 탐색한다. 도구 호출 구조와 맞지 않으면 후보 N개를 학습 세트에서 평가하고 상위 변형을 다시 만드는 자체 스크립트로 대신한다.</w:t>
+        </w:rPr>
+        <w:t xml:space="preserve">데이터셋은 날짜별 스냅샷을 R2에 저장하고 해시를 기록한다.</w:t>
       </w:r>
     </w:p>
     <w:p>
@@ -17013,633 +16455,8 @@
       <w:r>
         <w:rPr>
           <w:rFonts w:ascii="Malgun Gothic" w:cs="Malgun Gothic" w:eastAsia="Malgun Gothic" w:hAnsi="Malgun Gothic"/>
-          <w:b/>
-          <w:bCs/>
-        </w:rPr>
-        <w:t xml:space="preserve">비용:</w:t>
-      </w:r>
-      <w:r>
-        <w:rPr>
-          <w:rFonts w:ascii="Malgun Gothic" w:cs="Malgun Gothic" w:eastAsia="Malgun Gothic" w:hAnsi="Malgun Gothic"/>
-        </w:rPr>
-        <w:t xml:space="preserve"> 탐색은 소형 모델로 한다. 후보 20개 × 28페이지면 약 560회 실행이다.</w:t>
-      </w:r>
-    </w:p>
-    <w:p>
-      <w:pPr>
-        <w:spacing w:after="120" w:line="300"/>
-      </w:pPr>
-      <w:r>
-        <w:rPr>
-          <w:rFonts w:ascii="Malgun Gothic" w:cs="Malgun Gothic" w:eastAsia="Malgun Gothic" w:hAnsi="Malgun Gothic"/>
-        </w:rPr>
-        <w:t xml:space="preserve">모든 후보와 점수는 prompts/ 버전과 MLflow에 기록해 어떤 변경이 효과가 있었는지 추적한다.</w:t>
-      </w:r>
-    </w:p>
-    <w:p>
-      <w:pPr>
-        <w:pStyle w:val="Heading2"/>
-      </w:pPr>
-      <w:r>
-        <w:rPr>
-          <w:rFonts w:ascii="Malgun Gothic" w:cs="Malgun Gothic" w:eastAsia="Malgun Gothic" w:hAnsi="Malgun Gothic"/>
-        </w:rPr>
-        <w:t xml:space="preserve">9.4 요소 후보 순위 모델</w:t>
-      </w:r>
-    </w:p>
-    <w:p>
-      <w:pPr>
-        <w:spacing w:after="120" w:line="300"/>
-      </w:pPr>
-      <w:r>
-        <w:rPr>
-          <w:rFonts w:ascii="Malgun Gothic" w:cs="Malgun Gothic" w:eastAsia="Malgun Gothic" w:hAnsi="Malgun Gothic"/>
-        </w:rPr>
-        <w:t xml:space="preserve">매 단계 LLM에 넘기는 요소 목록은 입력 토큰의 약 40%를 차지한다(16장). 페이지에 버튼과 링크가 100개면 100개를 모두 넘긴다. 이번 단계에 눌릴 가능성이 높은 요소만 골라 넘기면 비용과 응답 시간이 함께 줄어든다.</w:t>
-      </w:r>
-    </w:p>
-    <w:p>
-      <w:pPr>
-        <w:pStyle w:val="ListParagraph"/>
-        <w:numPr>
-          <w:ilvl w:val="0"/>
-          <w:numId w:val="4"/>
-        </w:numPr>
-        <w:spacing w:after="60" w:line="290"/>
-      </w:pPr>
-      <w:r>
-        <w:rPr>
-          <w:rFonts w:ascii="Malgun Gothic" w:cs="Malgun Gothic" w:eastAsia="Malgun Gothic" w:hAnsi="Malgun Gothic"/>
-          <w:b/>
-          <w:bCs/>
-        </w:rPr>
-        <w:t xml:space="preserve">모델:</w:t>
-      </w:r>
-      <w:r>
-        <w:rPr>
-          <w:rFonts w:ascii="Malgun Gothic" w:cs="Malgun Gothic" w:eastAsia="Malgun Gothic" w:hAnsi="Malgun Gothic"/>
-        </w:rPr>
-        <w:t xml:space="preserve"> 요소마다 "이번 단계에 눌릴 가능성" 점수를 매기는 순위 모델. 순위 학습 방식(LightGBM LambdaRank)을 쓰고, 한 단계의 요소 목록 안에서 순서를 맞히도록 학습한다.</w:t>
-      </w:r>
-    </w:p>
-    <w:p>
-      <w:pPr>
-        <w:pStyle w:val="ListParagraph"/>
-        <w:numPr>
-          <w:ilvl w:val="0"/>
-          <w:numId w:val="4"/>
-        </w:numPr>
-        <w:spacing w:after="60" w:line="290"/>
-      </w:pPr>
-      <w:r>
-        <w:rPr>
-          <w:rFonts w:ascii="Malgun Gothic" w:cs="Malgun Gothic" w:eastAsia="Malgun Gothic" w:hAnsi="Malgun Gothic"/>
-          <w:b/>
-          <w:bCs/>
-        </w:rPr>
-        <w:t xml:space="preserve">특징:</w:t>
-      </w:r>
-      <w:r>
-        <w:rPr>
-          <w:rFonts w:ascii="Malgun Gothic" w:cs="Malgun Gothic" w:eastAsia="Malgun Gothic" w:hAnsi="Malgun Gothic"/>
-        </w:rPr>
-        <w:t xml:space="preserve"> 과업 설명·직전 thought와 요소 텍스트의 임베딩 유사도, 역할, 크기, 뷰포트 안 위치, 첫 화면 여부, 이미 누른 요소인지, 입력 필드가 비었는지, 글자 크기·굵기.</w:t>
-      </w:r>
-    </w:p>
-    <w:p>
-      <w:pPr>
-        <w:pStyle w:val="ListParagraph"/>
-        <w:numPr>
-          <w:ilvl w:val="0"/>
-          <w:numId w:val="4"/>
-        </w:numPr>
-        <w:spacing w:after="60" w:line="290"/>
-      </w:pPr>
-      <w:r>
-        <w:rPr>
-          <w:rFonts w:ascii="Malgun Gothic" w:cs="Malgun Gothic" w:eastAsia="Malgun Gothic" w:hAnsi="Malgun Gothic"/>
-          <w:b/>
-          <w:bCs/>
-        </w:rPr>
-        <w:t xml:space="preserve">데이터:</w:t>
-      </w:r>
-      <w:r>
-        <w:rPr>
-          <w:rFonts w:ascii="Malgun Gothic" w:cs="Malgun Gothic" w:eastAsia="Malgun Gothic" w:hAnsi="Malgun Gothic"/>
-        </w:rPr>
-        <w:t xml:space="preserve"> S3~S4 벤치마크 실행 로그. 단계마다 전체 요소 목록과 특징을 element_candidate 테이블에 저장하고, 성공한 실행에서 실제로 누른 요소를 정답으로 쓴다. 40페이지 × 3회 × 약 20단계로 2천 스텝 이상을 예상한다.</w:t>
-      </w:r>
-    </w:p>
-    <w:p>
-      <w:pPr>
-        <w:pStyle w:val="ListParagraph"/>
-        <w:numPr>
-          <w:ilvl w:val="0"/>
-          <w:numId w:val="4"/>
-        </w:numPr>
-        <w:spacing w:after="60" w:line="290"/>
-      </w:pPr>
-      <w:r>
-        <w:rPr>
-          <w:rFonts w:ascii="Malgun Gothic" w:cs="Malgun Gothic" w:eastAsia="Malgun Gothic" w:hAnsi="Malgun Gothic"/>
-          <w:b/>
-          <w:bCs/>
-        </w:rPr>
-        <w:t xml:space="preserve">적용 (조건부, 아래 참고):</w:t>
-      </w:r>
-      <w:r>
-        <w:rPr>
-          <w:rFonts w:ascii="Malgun Gothic" w:cs="Malgun Gothic" w:eastAsia="Malgun Gothic" w:hAnsi="Malgun Gothic"/>
-        </w:rPr>
-        <w:t xml:space="preserve"> 점수 상위 30개만 요소 목록에 넣는다. 스크린샷과 번호 라벨은 그대로 둔다. 에이전트가 confusion을 적거나 fail을 반환하면 그 단계는 전체 목록으로 다시 묻는다.</w:t>
-      </w:r>
-    </w:p>
-    <w:p>
-      <w:pPr>
-        <w:pStyle w:val="ListParagraph"/>
-        <w:numPr>
-          <w:ilvl w:val="0"/>
-          <w:numId w:val="4"/>
-        </w:numPr>
-        <w:spacing w:after="60" w:line="290"/>
-      </w:pPr>
-      <w:r>
-        <w:rPr>
-          <w:rFonts w:ascii="Malgun Gothic" w:cs="Malgun Gothic" w:eastAsia="Malgun Gothic" w:hAnsi="Malgun Gothic"/>
-          <w:b/>
-          <w:bCs/>
-        </w:rPr>
-        <w:t xml:space="preserve">검증:</w:t>
-      </w:r>
-      <w:r>
-        <w:rPr>
-          <w:rFonts w:ascii="Malgun Gothic" w:cs="Malgun Gothic" w:eastAsia="Malgun Gothic" w:hAnsi="Malgun Gothic"/>
-        </w:rPr>
-        <w:t xml:space="preserve"> 페이지 단위로 학습·평가를 나눈다. 상위 30개 안에 정답이 들어가는 비율(Recall@30) 95% 이상. 적용 전후 벤치마크 비교에서 요소 목록 토큰 50% 이상 감소, 과업 완주율 하락 2%p 이내.</w:t>
-      </w:r>
-    </w:p>
-    <w:p>
-      <w:pPr>
-        <w:pStyle w:val="ListParagraph"/>
-        <w:numPr>
-          <w:ilvl w:val="0"/>
-          <w:numId w:val="4"/>
-        </w:numPr>
-        <w:spacing w:after="60" w:line="290"/>
-      </w:pPr>
-      <w:r>
-        <w:rPr>
-          <w:rFonts w:ascii="Malgun Gothic" w:cs="Malgun Gothic" w:eastAsia="Malgun Gothic" w:hAnsi="Malgun Gothic"/>
-          <w:b/>
-          <w:bCs/>
-        </w:rPr>
-        <w:t xml:space="preserve">측정값 영향:</w:t>
-      </w:r>
-      <w:r>
-        <w:rPr>
-          <w:rFonts w:ascii="Malgun Gothic" w:cs="Malgun Gothic" w:eastAsia="Malgun Gothic" w:hAnsi="Malgun Gothic"/>
-        </w:rPr>
-        <w:t xml:space="preserve"> 측정 훅은 전체 요소를 기준으로 동작하므로 지표 계산은 바뀌지 않는다. 다만 에이전트 경로가 달라질 수 있어 적용 전후 경로 의존 지표 차이를 함께 보고한다.</w:t>
-      </w:r>
-    </w:p>
-    <w:p>
-      <w:pPr>
-        <w:pStyle w:val="Heading3"/>
-      </w:pPr>
-      <w:r>
-        <w:rPr>
-          <w:rFonts w:ascii="Malgun Gothic" w:cs="Malgun Gothic" w:eastAsia="Malgun Gothic" w:hAnsi="Malgun Gothic"/>
-        </w:rPr>
-        <w:t xml:space="preserve">단계적 적용 (11월 9일 S4 착수 시 판단)</w:t>
-      </w:r>
-    </w:p>
-    <w:p>
-      <w:pPr>
-        <w:spacing w:after="120" w:line="300"/>
-      </w:pPr>
-      <w:r>
-        <w:rPr>
-          <w:rFonts w:ascii="Malgun Gothic" w:cs="Malgun Gothic" w:eastAsia="Malgun Gothic" w:hAnsi="Malgun Gothic"/>
-        </w:rPr>
-        <w:t xml:space="preserve">이 서비스의 핵심 가치는 토큰 절감이 아니라 완주와 회귀 감지다. 위험한 부분은 모델 학습이 아니라 에이전트 루프에 붙이는 온라인 적용(상위 30개만 넘기고, 헤매면 전체 목록으로 다시 묻는 로직)이다. 그래서 적용 여부를 S4 시작 시점에 판단한다.</w:t>
-      </w:r>
-    </w:p>
-    <w:tbl>
-      <w:tblPr>
-        <w:tblW w:type="dxa" w:w="9638"/>
-        <w:tblBorders>
-          <w:top w:val="none" w:color="FFFFFF" w:sz="0"/>
-          <w:left w:val="none" w:color="FFFFFF" w:sz="0"/>
-          <w:bottom w:val="none" w:color="FFFFFF" w:sz="0"/>
-          <w:right w:val="none" w:color="FFFFFF" w:sz="0"/>
-          <w:insideH w:val="none" w:color="FFFFFF" w:sz="0"/>
-          <w:insideV w:val="none" w:color="FFFFFF" w:sz="0"/>
-        </w:tblBorders>
-      </w:tblPr>
-      <w:tblGrid>
-        <w:gridCol w:w="4475"/>
-        <w:gridCol w:w="5163"/>
-      </w:tblGrid>
-      <w:tr>
-        <w:trPr>
-          <w:tblHeader/>
-        </w:trPr>
-        <w:tc>
-          <w:tcPr>
-            <w:tcW w:type="dxa" w:w="4475"/>
-            <w:tcBorders>
-              <w:top w:val="single" w:color="000000" w:sz="10"/>
-              <w:left w:val="none" w:color="FFFFFF" w:sz="0"/>
-              <w:bottom w:val="single" w:color="000000" w:sz="6"/>
-              <w:right w:val="none" w:color="FFFFFF" w:sz="0"/>
-            </w:tcBorders>
-            <w:tcMar>
-              <w:top w:type="dxa" w:w="70"/>
-              <w:left w:type="dxa" w:w="110"/>
-              <w:bottom w:type="dxa" w:w="70"/>
-              <w:right w:type="dxa" w:w="110"/>
-            </w:tcMar>
-          </w:tcPr>
-          <w:p>
-            <w:pPr>
-              <w:spacing w:after="30" w:line="270"/>
-            </w:pPr>
-            <w:r>
-              <w:rPr>
-                <w:rFonts w:ascii="Malgun Gothic" w:cs="Malgun Gothic" w:eastAsia="Malgun Gothic" w:hAnsi="Malgun Gothic"/>
-                <w:b/>
-                <w:bCs/>
-                <w:sz w:val="18"/>
-                <w:szCs w:val="18"/>
-              </w:rPr>
-              <w:t xml:space="preserve">조건</w:t>
-            </w:r>
-          </w:p>
-        </w:tc>
-        <w:tc>
-          <w:tcPr>
-            <w:tcW w:type="dxa" w:w="5163"/>
-            <w:tcBorders>
-              <w:top w:val="single" w:color="000000" w:sz="10"/>
-              <w:left w:val="none" w:color="FFFFFF" w:sz="0"/>
-              <w:bottom w:val="single" w:color="000000" w:sz="6"/>
-              <w:right w:val="none" w:color="FFFFFF" w:sz="0"/>
-            </w:tcBorders>
-            <w:tcMar>
-              <w:top w:type="dxa" w:w="70"/>
-              <w:left w:type="dxa" w:w="110"/>
-              <w:bottom w:type="dxa" w:w="70"/>
-              <w:right w:type="dxa" w:w="110"/>
-            </w:tcMar>
-          </w:tcPr>
-          <w:p>
-            <w:pPr>
-              <w:spacing w:after="30" w:line="270"/>
-            </w:pPr>
-            <w:r>
-              <w:rPr>
-                <w:rFonts w:ascii="Malgun Gothic" w:cs="Malgun Gothic" w:eastAsia="Malgun Gothic" w:hAnsi="Malgun Gothic"/>
-                <w:b/>
-                <w:bCs/>
-                <w:sz w:val="18"/>
-                <w:szCs w:val="18"/>
-              </w:rPr>
-              <w:t xml:space="preserve">판단</w:t>
-            </w:r>
-          </w:p>
-        </w:tc>
-      </w:tr>
-      <w:tr>
-        <w:trPr>
-          <w:tblHeader w:val="false"/>
-        </w:trPr>
-        <w:tc>
-          <w:tcPr>
-            <w:tcW w:type="dxa" w:w="4475"/>
-            <w:tcBorders>
-              <w:top w:val="none" w:color="FFFFFF" w:sz="0"/>
-              <w:left w:val="none" w:color="FFFFFF" w:sz="0"/>
-              <w:bottom w:val="single" w:color="D9D9D9" w:sz="2"/>
-              <w:right w:val="none" w:color="FFFFFF" w:sz="0"/>
-            </w:tcBorders>
-            <w:tcMar>
-              <w:top w:type="dxa" w:w="70"/>
-              <w:left w:type="dxa" w:w="110"/>
-              <w:bottom w:type="dxa" w:w="70"/>
-              <w:right w:type="dxa" w:w="110"/>
-            </w:tcMar>
-          </w:tcPr>
-          <w:p>
-            <w:pPr>
-              <w:spacing w:after="30" w:line="270"/>
-            </w:pPr>
-            <w:r>
-              <w:rPr>
-                <w:rFonts w:ascii="Malgun Gothic" w:cs="Malgun Gothic" w:eastAsia="Malgun Gothic" w:hAnsi="Malgun Gothic"/>
-                <w:b/>
-                <w:bCs/>
-                <w:sz w:val="18"/>
-                <w:szCs w:val="18"/>
-              </w:rPr>
-              <w:t xml:space="preserve">정상 벤치마크 완주율 80% 이상, 재생 모듈 테스트(15.3) 통과</w:t>
-            </w:r>
-          </w:p>
-        </w:tc>
-        <w:tc>
-          <w:tcPr>
-            <w:tcW w:type="dxa" w:w="5163"/>
-            <w:tcBorders>
-              <w:top w:val="none" w:color="FFFFFF" w:sz="0"/>
-              <w:left w:val="none" w:color="FFFFFF" w:sz="0"/>
-              <w:bottom w:val="single" w:color="D9D9D9" w:sz="2"/>
-              <w:right w:val="none" w:color="FFFFFF" w:sz="0"/>
-            </w:tcBorders>
-            <w:tcMar>
-              <w:top w:type="dxa" w:w="70"/>
-              <w:left w:type="dxa" w:w="110"/>
-              <w:bottom w:type="dxa" w:w="70"/>
-              <w:right w:type="dxa" w:w="110"/>
-            </w:tcMar>
-          </w:tcPr>
-          <w:p>
-            <w:pPr>
-              <w:spacing w:after="30" w:line="270"/>
-            </w:pPr>
-            <w:r>
-              <w:rPr>
-                <w:rFonts w:ascii="Malgun Gothic" w:cs="Malgun Gothic" w:eastAsia="Malgun Gothic" w:hAnsi="Malgun Gothic"/>
-                <w:sz w:val="18"/>
-                <w:szCs w:val="18"/>
-              </w:rPr>
-              <w:t xml:space="preserve">온라인 적용 진행 (S4~S5)</w:t>
-            </w:r>
-          </w:p>
-        </w:tc>
-      </w:tr>
-      <w:tr>
-        <w:trPr>
-          <w:tblHeader w:val="false"/>
-        </w:trPr>
-        <w:tc>
-          <w:tcPr>
-            <w:tcW w:type="dxa" w:w="4475"/>
-            <w:tcBorders>
-              <w:top w:val="none" w:color="FFFFFF" w:sz="0"/>
-              <w:left w:val="none" w:color="FFFFFF" w:sz="0"/>
-              <w:bottom w:val="single" w:color="000000" w:sz="10"/>
-              <w:right w:val="none" w:color="FFFFFF" w:sz="0"/>
-            </w:tcBorders>
-            <w:tcMar>
-              <w:top w:type="dxa" w:w="70"/>
-              <w:left w:type="dxa" w:w="110"/>
-              <w:bottom w:type="dxa" w:w="70"/>
-              <w:right w:type="dxa" w:w="110"/>
-            </w:tcMar>
-          </w:tcPr>
-          <w:p>
-            <w:pPr>
-              <w:spacing w:after="30" w:line="270"/>
-            </w:pPr>
-            <w:r>
-              <w:rPr>
-                <w:rFonts w:ascii="Malgun Gothic" w:cs="Malgun Gothic" w:eastAsia="Malgun Gothic" w:hAnsi="Malgun Gothic"/>
-                <w:b/>
-                <w:bCs/>
-                <w:sz w:val="18"/>
-                <w:szCs w:val="18"/>
-              </w:rPr>
-              <w:t xml:space="preserve">둘 중 하나라도 미달</w:t>
-            </w:r>
-          </w:p>
-        </w:tc>
-        <w:tc>
-          <w:tcPr>
-            <w:tcW w:type="dxa" w:w="5163"/>
-            <w:tcBorders>
-              <w:top w:val="none" w:color="FFFFFF" w:sz="0"/>
-              <w:left w:val="none" w:color="FFFFFF" w:sz="0"/>
-              <w:bottom w:val="single" w:color="000000" w:sz="10"/>
-              <w:right w:val="none" w:color="FFFFFF" w:sz="0"/>
-            </w:tcBorders>
-            <w:tcMar>
-              <w:top w:type="dxa" w:w="70"/>
-              <w:left w:type="dxa" w:w="110"/>
-              <w:bottom w:type="dxa" w:w="70"/>
-              <w:right w:type="dxa" w:w="110"/>
-            </w:tcMar>
-          </w:tcPr>
-          <w:p>
-            <w:pPr>
-              <w:spacing w:after="30" w:line="270"/>
-            </w:pPr>
-            <w:r>
-              <w:rPr>
-                <w:rFonts w:ascii="Malgun Gothic" w:cs="Malgun Gothic" w:eastAsia="Malgun Gothic" w:hAnsi="Malgun Gothic"/>
-                <w:sz w:val="18"/>
-                <w:szCs w:val="18"/>
-              </w:rPr>
-              <w:t xml:space="preserve">온라인 적용은 P1로 미루고 전체 요소를 LLM에 전달하는 방식으로 고정 (토큰 비용 감수). 오프라인 실험은 계속한다</w:t>
-            </w:r>
-          </w:p>
-        </w:tc>
-      </w:tr>
-    </w:tbl>
-    <w:p>
-      <w:pPr>
-        <w:spacing w:after="140"/>
-      </w:pPr>
-    </w:p>
-    <w:p>
-      <w:pPr>
-        <w:pStyle w:val="ListParagraph"/>
-        <w:numPr>
-          <w:ilvl w:val="0"/>
-          <w:numId w:val="4"/>
-        </w:numPr>
-        <w:spacing w:after="60" w:line="290"/>
-      </w:pPr>
-      <w:r>
-        <w:rPr>
-          <w:rFonts w:ascii="Malgun Gothic" w:cs="Malgun Gothic" w:eastAsia="Malgun Gothic" w:hAnsi="Malgun Gothic"/>
-          <w:b/>
-          <w:bCs/>
-        </w:rPr>
-        <w:t xml:space="preserve">오프라인 실험:</w:t>
-      </w:r>
-      <w:r>
-        <w:rPr>
-          <w:rFonts w:ascii="Malgun Gothic" w:cs="Malgun Gothic" w:eastAsia="Malgun Gothic" w:hAnsi="Malgun Gothic"/>
-        </w:rPr>
-        <w:t xml:space="preserve"> 저장된 로그로 모델을 학습하고 Recall@30과 예상 토큰 절감률을 계산한다. 제품에는 영향이 없고 결과는 실험 리포트로 남는다.</w:t>
-      </w:r>
-    </w:p>
-    <w:p>
-      <w:pPr>
-        <w:pStyle w:val="ListParagraph"/>
-        <w:numPr>
-          <w:ilvl w:val="0"/>
-          <w:numId w:val="4"/>
-        </w:numPr>
-        <w:spacing w:after="60" w:line="290"/>
-      </w:pPr>
-      <w:r>
-        <w:rPr>
-          <w:rFonts w:ascii="Malgun Gothic" w:cs="Malgun Gothic" w:eastAsia="Malgun Gothic" w:hAnsi="Malgun Gothic"/>
-          <w:b/>
-          <w:bCs/>
-        </w:rPr>
-        <w:t xml:space="preserve">로그 저장:</w:t>
-      </w:r>
-      <w:r>
-        <w:rPr>
-          <w:rFonts w:ascii="Malgun Gothic" w:cs="Malgun Gothic" w:eastAsia="Malgun Gothic" w:hAnsi="Malgun Gothic"/>
-        </w:rPr>
-        <w:t xml:space="preserve"> element_candidate 저장은 비용이 거의 들지 않으므로 판단 결과와 관계없이 S3부터 계속한다.</w:t>
-      </w:r>
-    </w:p>
-    <w:p>
-      <w:pPr>
-        <w:pStyle w:val="Heading3"/>
-      </w:pPr>
-      <w:r>
-        <w:rPr>
-          <w:rFonts w:ascii="Malgun Gothic" w:cs="Malgun Gothic" w:eastAsia="Malgun Gothic" w:hAnsi="Malgun Gothic"/>
-        </w:rPr>
-        <w:t xml:space="preserve">선택 실험: 임베딩 모델 파인튜닝</w:t>
-      </w:r>
-    </w:p>
-    <w:p>
-      <w:pPr>
-        <w:pStyle w:val="ListParagraph"/>
-        <w:numPr>
-          <w:ilvl w:val="0"/>
-          <w:numId w:val="4"/>
-        </w:numPr>
-        <w:spacing w:after="60" w:line="290"/>
-      </w:pPr>
-      <w:r>
-        <w:rPr>
-          <w:rFonts w:ascii="Malgun Gothic" w:cs="Malgun Gothic" w:eastAsia="Malgun Gothic" w:hAnsi="Malgun Gothic"/>
-        </w:rPr>
-        <w:t xml:space="preserve">다국어 소형 문장 임베딩 모델(multilingual-e5-small 급)을 추가 학습(파인튜닝)한다. 과업과 실제로 누른 요소는 가깝게, 누르지 않은 요소는 멀게 배우는 대조 학습 방식이다. (과업 설명 + 직전 thought, 실제 누른 요소 텍스트)를 양성 쌍으로, 같은 단계의 다른 요소를 음성으로 쓴다.</w:t>
-      </w:r>
-    </w:p>
-    <w:p>
-      <w:pPr>
-        <w:pStyle w:val="ListParagraph"/>
-        <w:numPr>
-          <w:ilvl w:val="0"/>
-          <w:numId w:val="4"/>
-        </w:numPr>
-        <w:spacing w:after="60" w:line="290"/>
-      </w:pPr>
-      <w:r>
-        <w:rPr>
-          <w:rFonts w:ascii="Malgun Gothic" w:cs="Malgun Gothic" w:eastAsia="Malgun Gothic" w:hAnsi="Malgun Gothic"/>
-        </w:rPr>
-        <w:t xml:space="preserve">비교 세 가지: 기본 임베딩 유사도 + LightGBM / 파인튜닝한 임베딩 유사도 + LightGBM / 파인튜닝한 임베딩 단독 순위.</w:t>
-      </w:r>
-    </w:p>
-    <w:p>
-      <w:pPr>
-        <w:pStyle w:val="ListParagraph"/>
-        <w:numPr>
-          <w:ilvl w:val="0"/>
-          <w:numId w:val="4"/>
-        </w:numPr>
-        <w:spacing w:after="60" w:line="290"/>
-      </w:pPr>
-      <w:r>
-        <w:rPr>
-          <w:rFonts w:ascii="Malgun Gothic" w:cs="Malgun Gothic" w:eastAsia="Malgun Gothic" w:hAnsi="Malgun Gothic"/>
-        </w:rPr>
-        <w:t xml:space="preserve">지표는 Recall@30, 요소 목록 토큰 절감률, CPU 추론 시간. 학습은 Colab 무료 GPU로 충분하다.</w:t>
-      </w:r>
-    </w:p>
-    <w:p>
-      <w:pPr>
-        <w:pStyle w:val="ListParagraph"/>
-        <w:numPr>
-          <w:ilvl w:val="0"/>
-          <w:numId w:val="4"/>
-        </w:numPr>
-        <w:spacing w:after="60" w:line="290"/>
-      </w:pPr>
-      <w:r>
-        <w:rPr>
-          <w:rFonts w:ascii="Malgun Gothic" w:cs="Malgun Gothic" w:eastAsia="Malgun Gothic" w:hAnsi="Malgun Gothic"/>
-        </w:rPr>
-        <w:t xml:space="preserve">개선이 확인될 때만 본 기능에 반영한다.</w:t>
-      </w:r>
-    </w:p>
-    <w:p>
-      <w:pPr>
-        <w:spacing w:after="120" w:line="300"/>
-      </w:pPr>
-      <w:r>
-        <w:rPr>
-          <w:rFonts w:ascii="Malgun Gothic" w:cs="Malgun Gothic" w:eastAsia="Malgun Gothic" w:hAnsi="Malgun Gothic"/>
-        </w:rPr>
-        <w:t xml:space="preserve">작은 이미지·언어 모델(VLM)을 직접 학습하는 것은 GPU 확보와 모델 서빙 부담이 커서 학기 이후 확장 과제로 둔다.</w:t>
-      </w:r>
-    </w:p>
-    <w:p>
-      <w:pPr>
-        <w:pStyle w:val="Heading2"/>
-      </w:pPr>
-      <w:r>
-        <w:rPr>
-          <w:rFonts w:ascii="Malgun Gothic" w:cs="Malgun Gothic" w:eastAsia="Malgun Gothic" w:hAnsi="Malgun Gothic"/>
-        </w:rPr>
-        <w:t xml:space="preserve">9.5 실험 관리</w:t>
-      </w:r>
-    </w:p>
-    <w:p>
-      <w:pPr>
-        <w:pStyle w:val="ListParagraph"/>
-        <w:numPr>
-          <w:ilvl w:val="0"/>
-          <w:numId w:val="4"/>
-        </w:numPr>
-        <w:spacing w:after="60" w:line="290"/>
-      </w:pPr>
-      <w:r>
-        <w:rPr>
-          <w:rFonts w:ascii="Malgun Gothic" w:cs="Malgun Gothic" w:eastAsia="Malgun Gothic" w:hAnsi="Malgun Gothic"/>
-        </w:rPr>
-        <w:t xml:space="preserve">학습 코드는 ml/ 아래 스크립트로 두고 같은 명령으로 다시 돌릴 수 있게 한다.</w:t>
-      </w:r>
-    </w:p>
-    <w:p>
-      <w:pPr>
-        <w:pStyle w:val="ListParagraph"/>
-        <w:numPr>
-          <w:ilvl w:val="0"/>
-          <w:numId w:val="4"/>
-        </w:numPr>
-        <w:spacing w:after="60" w:line="290"/>
-      </w:pPr>
-      <w:r>
-        <w:rPr>
-          <w:rFonts w:ascii="Malgun Gothic" w:cs="Malgun Gothic" w:eastAsia="Malgun Gothic" w:hAnsi="Malgun Gothic"/>
-        </w:rPr>
-        <w:t xml:space="preserve">데이터셋은 날짜별 스냅샷을 R2에 저장하고 해시를 기록한다.</w:t>
-      </w:r>
-    </w:p>
-    <w:p>
-      <w:pPr>
-        <w:pStyle w:val="ListParagraph"/>
-        <w:numPr>
-          <w:ilvl w:val="0"/>
-          <w:numId w:val="4"/>
-        </w:numPr>
-        <w:spacing w:after="60" w:line="290"/>
-      </w:pPr>
-      <w:r>
-        <w:rPr>
-          <w:rFonts w:ascii="Malgun Gothic" w:cs="Malgun Gothic" w:eastAsia="Malgun Gothic" w:hAnsi="Malgun Gothic"/>
-        </w:rPr>
-        <w:t xml:space="preserve">학습 실행마다 파라미터, 데이터 버전, 성능을 MLflow에 남긴다.</w:t>
+        </w:rPr>
+        <w:t xml:space="preserve">학습 실행마다 파라미터, 데이터 버전, 성능을 ml/results/에 CSV로 남긴다.</w:t>
       </w:r>
     </w:p>
     <w:p>
@@ -19139,7 +17956,7 @@
             <w:tcBorders>
               <w:top w:val="none" w:color="FFFFFF" w:sz="0"/>
               <w:left w:val="none" w:color="FFFFFF" w:sz="0"/>
-              <w:bottom w:val="single" w:color="D9D9D9" w:sz="2"/>
+              <w:bottom w:val="single" w:color="000000" w:sz="10"/>
               <w:right w:val="none" w:color="FFFFFF" w:sz="0"/>
             </w:tcBorders>
             <w:tcMar>
@@ -19161,7 +17978,7 @@
                 <w:sz w:val="18"/>
                 <w:szCs w:val="18"/>
               </w:rPr>
-              <w:t xml:space="preserve">element_candidate</w:t>
+              <w:t xml:space="preserve">model_version</w:t>
             </w:r>
           </w:p>
         </w:tc>
@@ -19171,27 +17988,27 @@
             <w:tcBorders>
               <w:top w:val="none" w:color="FFFFFF" w:sz="0"/>
               <w:left w:val="none" w:color="FFFFFF" w:sz="0"/>
-              <w:bottom w:val="single" w:color="D9D9D9" w:sz="2"/>
-              <w:right w:val="none" w:color="FFFFFF" w:sz="0"/>
-            </w:tcBorders>
-            <w:tcMar>
-              <w:top w:type="dxa" w:w="70"/>
-              <w:left w:type="dxa" w:w="110"/>
-              <w:bottom w:type="dxa" w:w="70"/>
-              <w:right w:type="dxa" w:w="110"/>
-            </w:tcMar>
-          </w:tcPr>
-          <w:p>
-            <w:pPr>
-              <w:spacing w:after="30" w:line="270"/>
-            </w:pPr>
-            <w:r>
-              <w:rPr>
-                <w:rFonts w:ascii="Malgun Gothic" w:cs="Malgun Gothic" w:eastAsia="Malgun Gothic" w:hAnsi="Malgun Gothic"/>
-                <w:sz w:val="18"/>
-                <w:szCs w:val="18"/>
-              </w:rPr>
-              <w:t xml:space="preserve">id, step_id, el_index, features(JSONB), rank_score, sent_to_llm(bool), clicked(bool)</w:t>
+              <w:bottom w:val="single" w:color="000000" w:sz="10"/>
+              <w:right w:val="none" w:color="FFFFFF" w:sz="0"/>
+            </w:tcBorders>
+            <w:tcMar>
+              <w:top w:type="dxa" w:w="70"/>
+              <w:left w:type="dxa" w:w="110"/>
+              <w:bottom w:type="dxa" w:w="70"/>
+              <w:right w:type="dxa" w:w="110"/>
+            </w:tcMar>
+          </w:tcPr>
+          <w:p>
+            <w:pPr>
+              <w:spacing w:after="30" w:line="270"/>
+            </w:pPr>
+            <w:r>
+              <w:rPr>
+                <w:rFonts w:ascii="Malgun Gothic" w:cs="Malgun Gothic" w:eastAsia="Malgun Gothic" w:hAnsi="Malgun Gothic"/>
+                <w:sz w:val="18"/>
+                <w:szCs w:val="18"/>
+              </w:rPr>
+              <w:t xml:space="preserve">id, name, version, params(JSONB), metrics(JSONB), artifact_key, approved</w:t>
             </w:r>
           </w:p>
         </w:tc>
@@ -19201,41 +18018,6 @@
             <w:tcBorders>
               <w:top w:val="none" w:color="FFFFFF" w:sz="0"/>
               <w:left w:val="none" w:color="FFFFFF" w:sz="0"/>
-              <w:bottom w:val="single" w:color="D9D9D9" w:sz="2"/>
-              <w:right w:val="none" w:color="FFFFFF" w:sz="0"/>
-            </w:tcBorders>
-            <w:tcMar>
-              <w:top w:type="dxa" w:w="70"/>
-              <w:left w:type="dxa" w:w="110"/>
-              <w:bottom w:type="dxa" w:w="70"/>
-              <w:right w:type="dxa" w:w="110"/>
-            </w:tcMar>
-          </w:tcPr>
-          <w:p>
-            <w:pPr>
-              <w:spacing w:after="30" w:line="270"/>
-            </w:pPr>
-            <w:r>
-              <w:rPr>
-                <w:rFonts w:ascii="Malgun Gothic" w:cs="Malgun Gothic" w:eastAsia="Malgun Gothic" w:hAnsi="Malgun Gothic"/>
-                <w:sz w:val="18"/>
-                <w:szCs w:val="18"/>
-              </w:rPr>
-              <w:t xml:space="preserve">요소 순위 모델 학습 데이터 (9.4)</w:t>
-            </w:r>
-          </w:p>
-        </w:tc>
-      </w:tr>
-      <w:tr>
-        <w:trPr>
-          <w:tblHeader w:val="false"/>
-        </w:trPr>
-        <w:tc>
-          <w:tcPr>
-            <w:tcW w:type="dxa" w:w="1710"/>
-            <w:tcBorders>
-              <w:top w:val="none" w:color="FFFFFF" w:sz="0"/>
-              <w:left w:val="none" w:color="FFFFFF" w:sz="0"/>
               <w:bottom w:val="single" w:color="000000" w:sz="10"/>
               <w:right w:val="none" w:color="FFFFFF" w:sz="0"/>
             </w:tcBorders>
@@ -19253,72 +18035,10 @@
             <w:r>
               <w:rPr>
                 <w:rFonts w:ascii="Malgun Gothic" w:cs="Malgun Gothic" w:eastAsia="Malgun Gothic" w:hAnsi="Malgun Gothic"/>
-                <w:b/>
-                <w:bCs/>
-                <w:sz w:val="18"/>
-                <w:szCs w:val="18"/>
-              </w:rPr>
-              <w:t xml:space="preserve">model_version</w:t>
-            </w:r>
-          </w:p>
-        </w:tc>
-        <w:tc>
-          <w:tcPr>
-            <w:tcW w:type="dxa" w:w="5596"/>
-            <w:tcBorders>
-              <w:top w:val="none" w:color="FFFFFF" w:sz="0"/>
-              <w:left w:val="none" w:color="FFFFFF" w:sz="0"/>
-              <w:bottom w:val="single" w:color="000000" w:sz="10"/>
-              <w:right w:val="none" w:color="FFFFFF" w:sz="0"/>
-            </w:tcBorders>
-            <w:tcMar>
-              <w:top w:type="dxa" w:w="70"/>
-              <w:left w:type="dxa" w:w="110"/>
-              <w:bottom w:type="dxa" w:w="70"/>
-              <w:right w:type="dxa" w:w="110"/>
-            </w:tcMar>
-          </w:tcPr>
-          <w:p>
-            <w:pPr>
-              <w:spacing w:after="30" w:line="270"/>
-            </w:pPr>
-            <w:r>
-              <w:rPr>
-                <w:rFonts w:ascii="Malgun Gothic" w:cs="Malgun Gothic" w:eastAsia="Malgun Gothic" w:hAnsi="Malgun Gothic"/>
-                <w:sz w:val="18"/>
-                <w:szCs w:val="18"/>
-              </w:rPr>
-              <w:t xml:space="preserve">id, name, version, params(JSONB), metrics(JSONB), artifact_key, approved</w:t>
-            </w:r>
-          </w:p>
-        </w:tc>
-        <w:tc>
-          <w:tcPr>
-            <w:tcW w:type="dxa" w:w="2332"/>
-            <w:tcBorders>
-              <w:top w:val="none" w:color="FFFFFF" w:sz="0"/>
-              <w:left w:val="none" w:color="FFFFFF" w:sz="0"/>
-              <w:bottom w:val="single" w:color="000000" w:sz="10"/>
-              <w:right w:val="none" w:color="FFFFFF" w:sz="0"/>
-            </w:tcBorders>
-            <w:tcMar>
-              <w:top w:type="dxa" w:w="70"/>
-              <w:left w:type="dxa" w:w="110"/>
-              <w:bottom w:type="dxa" w:w="70"/>
-              <w:right w:type="dxa" w:w="110"/>
-            </w:tcMar>
-          </w:tcPr>
-          <w:p>
-            <w:pPr>
-              <w:spacing w:after="30" w:line="270"/>
-            </w:pPr>
-            <w:r>
-              <w:rPr>
-                <w:rFonts w:ascii="Malgun Gothic" w:cs="Malgun Gothic" w:eastAsia="Malgun Gothic" w:hAnsi="Malgun Gothic"/>
-                <w:sz w:val="18"/>
-                <w:szCs w:val="18"/>
-              </w:rPr>
-              <w:t xml:space="preserve">학습한 모델 버전</w:t>
+                <w:sz w:val="18"/>
+                <w:szCs w:val="18"/>
+              </w:rPr>
+              <w:t xml:space="preserve">학습한 모델 버전 (소요 시간·이슈 점수 2개)</w:t>
             </w:r>
           </w:p>
         </w:tc>
@@ -20966,7 +19686,7 @@
           <w:sz w:val="18"/>
           <w:szCs w:val="18"/>
         </w:rPr>
-        <w:t xml:space="preserve">│  └─ llm/            # 모델 어댑터, 호출 기록</w:t>
+        <w:t xml:space="preserve">│  ├─ a11y/           # axe-core 실행과 결과 변환</w:t>
       </w:r>
     </w:p>
     <w:p>
@@ -20984,7 +19704,7 @@
           <w:sz w:val="18"/>
           <w:szCs w:val="18"/>
         </w:rPr>
-        <w:t xml:space="preserve">├─ ml/</w:t>
+        <w:t xml:space="preserve">│  └─ llm/            # 모델 어댑터, 호출 기록</w:t>
       </w:r>
     </w:p>
     <w:p>
@@ -21002,7 +19722,7 @@
           <w:sz w:val="18"/>
           <w:szCs w:val="18"/>
         </w:rPr>
-        <w:t xml:space="preserve">│  ├─ timing/         # Fitts·KLM 보정 (9.1)</w:t>
+        <w:t xml:space="preserve">├─ ml/</w:t>
       </w:r>
     </w:p>
     <w:p>
@@ -21020,7 +19740,7 @@
           <w:sz w:val="18"/>
           <w:szCs w:val="18"/>
         </w:rPr>
-        <w:t xml:space="preserve">│  ├─ issue_clf/      # 이슈 점수 튜닝·분류기 비교 (9.2)</w:t>
+        <w:t xml:space="preserve">│  ├─ timing/         # Fitts·KLM 보정 (9.1)</w:t>
       </w:r>
     </w:p>
     <w:p>
@@ -21038,7 +19758,7 @@
           <w:sz w:val="18"/>
           <w:szCs w:val="18"/>
         </w:rPr>
-        <w:t xml:space="preserve">│  ├─ prompt_opt/     # 프롬프트 최적화 (9.3)</w:t>
+        <w:t xml:space="preserve">│  ├─ issue_clf/      # 이슈 점수 튜닝·분류기 비교 (9.2)</w:t>
       </w:r>
     </w:p>
     <w:p>
@@ -21056,7 +19776,7 @@
           <w:sz w:val="18"/>
           <w:szCs w:val="18"/>
         </w:rPr>
-        <w:t xml:space="preserve">│  └─ element_rank/   # 요소 후보 순위 모델 (9.4)</w:t>
+        <w:t xml:space="preserve">│  └─ results/        # 학습 결과 기록 (CSV)</w:t>
       </w:r>
     </w:p>
     <w:p>
@@ -21806,7 +20526,7 @@
                 <w:sz w:val="18"/>
                 <w:szCs w:val="18"/>
               </w:rPr>
-              <w:t xml:space="preserve">프롬프트 최적화</w:t>
+              <w:t xml:space="preserve">프롬프트 개선(수동)</w:t>
             </w:r>
           </w:p>
         </w:tc>
@@ -21836,7 +20556,7 @@
                 <w:sz w:val="18"/>
                 <w:szCs w:val="18"/>
               </w:rPr>
-              <w:t xml:space="preserve">prompts, worker/llm, ml/prompt_opt</w:t>
+              <w:t xml:space="preserve">prompts, worker/llm</w:t>
             </w:r>
           </w:p>
         </w:tc>
@@ -21934,7 +20654,7 @@
                 <w:sz w:val="18"/>
                 <w:szCs w:val="18"/>
               </w:rPr>
-              <w:t xml:space="preserve">지표 계산, 규칙 엔진, 벤치마크 정답 작성</w:t>
+              <w:t xml:space="preserve">지표 계산, axe-core 연동, 규칙 엔진, 벤치마크 정답 작성</w:t>
             </w:r>
           </w:p>
         </w:tc>
@@ -21994,7 +20714,7 @@
                 <w:sz w:val="18"/>
                 <w:szCs w:val="18"/>
               </w:rPr>
-              <w:t xml:space="preserve">worker/metrics, rules, ml/timing</w:t>
+              <w:t xml:space="preserve">worker/metrics, rules, a11y, ml/timing</w:t>
             </w:r>
           </w:p>
         </w:tc>
@@ -22280,7 +21000,7 @@
                 <w:sz w:val="18"/>
                 <w:szCs w:val="18"/>
               </w:rPr>
-              <w:t xml:space="preserve">학습 데이터 파이프라인·MLflow, 요소 후보 순위 모델</w:t>
+              <w:t xml:space="preserve">학습 데이터 정리</w:t>
             </w:r>
           </w:p>
         </w:tc>
@@ -22310,7 +21030,7 @@
                 <w:sz w:val="18"/>
                 <w:szCs w:val="18"/>
               </w:rPr>
-              <w:t xml:space="preserve">apps/api, ml/element_rank</w:t>
+              <w:t xml:space="preserve">apps/api</w:t>
             </w:r>
           </w:p>
         </w:tc>
@@ -22867,7 +21587,7 @@
         <w:rPr>
           <w:rFonts w:ascii="Malgun Gothic" w:cs="Malgun Gothic" w:eastAsia="Malgun Gothic" w:hAnsi="Malgun Gothic"/>
         </w:rPr>
-        <w:t xml:space="preserve">수집·매칭·측정 지표 ↔ 플랫폼 백엔드(ML 파이프라인): 이슈 점수·분류기 특징 목록과 입력 형식, 모델 파일 로드 방식 (model_version 테이블)</w:t>
+        <w:t xml:space="preserve">수집·매칭·측정 지표 ↔ 플랫폼 백엔드(학습 데이터 정리): 이슈 점수·분류기 특징 목록과 입력 형식, 모델 파일 로드 방식 (model_version 테이블)</w:t>
       </w:r>
     </w:p>
     <w:p>
@@ -22900,22 +21620,6 @@
           <w:rFonts w:ascii="Malgun Gothic" w:cs="Malgun Gothic" w:eastAsia="Malgun Gothic" w:hAnsi="Malgun Gothic"/>
         </w:rPr>
         <w:t xml:space="preserve">에이전트 코어 ↔ LLM·프롬프트: 행동 스키마(4.3)의 주인은 에이전트 코어, 프롬프트를 바꿀 때 LLM·프롬프트가 함께 검토. LLM 호출 기록(llm_call)은 LLM·프롬프트, 예산 상한·알림은 플랫폼 백엔드.</w:t>
-      </w:r>
-    </w:p>
-    <w:p>
-      <w:pPr>
-        <w:pStyle w:val="ListParagraph"/>
-        <w:numPr>
-          <w:ilvl w:val="0"/>
-          <w:numId w:val="4"/>
-        </w:numPr>
-        <w:spacing w:after="60" w:line="290"/>
-      </w:pPr>
-      <w:r>
-        <w:rPr>
-          <w:rFonts w:ascii="Malgun Gothic" w:cs="Malgun Gothic" w:eastAsia="Malgun Gothic" w:hAnsi="Malgun Gothic"/>
-        </w:rPr>
-        <w:t xml:space="preserve">플랫폼 백엔드 → 에이전트 코어: 요소 순위 모델 추론 함수와 model_version 로드 방식 (9.4 온라인 적용 시에만 루프에 연결).</w:t>
       </w:r>
     </w:p>
     <w:p>
@@ -23254,6 +21958,19 @@
                 <w:sz w:val="18"/>
                 <w:szCs w:val="18"/>
               </w:rPr>
+              <w:t xml:space="preserve">벤치마크 페이지 1개에서 측정 요청 → 실행 → 지표 1개 → 리포트까지 연결 (이후 기능은 이 흐름에 붙임)</w:t>
+            </w:r>
+          </w:p>
+          <w:p>
+            <w:pPr>
+              <w:spacing w:after="30" w:line="270"/>
+            </w:pPr>
+            <w:r>
+              <w:rPr>
+                <w:rFonts w:ascii="Malgun Gothic" w:cs="Malgun Gothic" w:eastAsia="Malgun Gothic" w:hAnsi="Malgun Gothic"/>
+                <w:sz w:val="18"/>
+                <w:szCs w:val="18"/>
+              </w:rPr>
               <w:t xml:space="preserve">참고 리포트 분석(15.4), 와이어프레임, 베이스라인 1차</w:t>
             </w:r>
           </w:p>
@@ -23421,20 +22138,20 @@
                 <w:sz w:val="18"/>
                 <w:szCs w:val="18"/>
               </w:rPr>
-              <w:t xml:space="preserve">Shadow DOM·iframe·가림 필터, 화면 안정 조건</w:t>
-            </w:r>
-          </w:p>
-          <w:p>
-            <w:pPr>
-              <w:spacing w:after="30" w:line="270"/>
-            </w:pPr>
-            <w:r>
-              <w:rPr>
-                <w:rFonts w:ascii="Malgun Gothic" w:cs="Malgun Gothic" w:eastAsia="Malgun Gothic" w:hAnsi="Malgun Gothic"/>
-                <w:sz w:val="18"/>
-                <w:szCs w:val="18"/>
-              </w:rPr>
-              <w:t xml:space="preserve">대비비·타겟 크기 계산 + 테스트</w:t>
+              <w:t xml:space="preserve">Shadow DOM·iframe·가림 필터, Playwright 기본 대기</w:t>
+            </w:r>
+          </w:p>
+          <w:p>
+            <w:pPr>
+              <w:spacing w:after="30" w:line="270"/>
+            </w:pPr>
+            <w:r>
+              <w:rPr>
+                <w:rFonts w:ascii="Malgun Gothic" w:cs="Malgun Gothic" w:eastAsia="Malgun Gothic" w:hAnsi="Malgun Gothic"/>
+                <w:sz w:val="18"/>
+                <w:szCs w:val="18"/>
+              </w:rPr>
+              <w:t xml:space="preserve">axe-core 연동(대비비·이름·타겟 크기) + 테스트</w:t>
             </w:r>
           </w:p>
           <w:p>
@@ -23666,7 +22383,7 @@
                 <w:sz w:val="18"/>
                 <w:szCs w:val="18"/>
               </w:rPr>
-              <w:t xml:space="preserve">이슈 점수 특징 추출, 프롬프트 최적화 파이프라인</w:t>
+              <w:t xml:space="preserve">이슈 점수 특징 추출, 실패 사례 수집</w:t>
             </w:r>
           </w:p>
           <w:p>
@@ -23680,19 +22397,6 @@
                 <w:szCs w:val="18"/>
               </w:rPr>
               <w:t xml:space="preserve">요소 매칭 모듈 v1, 경로 고정 재생 v1</w:t>
-            </w:r>
-          </w:p>
-          <w:p>
-            <w:pPr>
-              <w:spacing w:after="30" w:line="270"/>
-            </w:pPr>
-            <w:r>
-              <w:rPr>
-                <w:rFonts w:ascii="Malgun Gothic" w:cs="Malgun Gothic" w:eastAsia="Malgun Gothic" w:hAnsi="Malgun Gothic"/>
-                <w:sz w:val="18"/>
-                <w:szCs w:val="18"/>
-              </w:rPr>
-              <w:t xml:space="preserve">요소 후보 로그 저장 시작</w:t>
             </w:r>
           </w:p>
         </w:tc>
@@ -23820,19 +22524,6 @@
                 <w:sz w:val="18"/>
                 <w:szCs w:val="18"/>
               </w:rPr>
-              <w:t xml:space="preserve">11/9 요소 순위 모델 온라인 적용 여부 판단 (9.4)</w:t>
-            </w:r>
-          </w:p>
-          <w:p>
-            <w:pPr>
-              <w:spacing w:after="30" w:line="270"/>
-            </w:pPr>
-            <w:r>
-              <w:rPr>
-                <w:rFonts w:ascii="Malgun Gothic" w:cs="Malgun Gothic" w:eastAsia="Malgun Gothic" w:hAnsi="Malgun Gothic"/>
-                <w:sz w:val="18"/>
-                <w:szCs w:val="18"/>
-              </w:rPr>
               <w:t xml:space="preserve">병렬 반복 실행 3회 + 중앙값</w:t>
             </w:r>
           </w:p>
@@ -23937,20 +22628,7 @@
                 <w:sz w:val="18"/>
                 <w:szCs w:val="18"/>
               </w:rPr>
-              <w:t xml:space="preserve">프롬프트 최적화 1차, 에이전트–사람 경로 비교</w:t>
-            </w:r>
-          </w:p>
-          <w:p>
-            <w:pPr>
-              <w:spacing w:after="30" w:line="270"/>
-            </w:pPr>
-            <w:r>
-              <w:rPr>
-                <w:rFonts w:ascii="Malgun Gothic" w:cs="Malgun Gothic" w:eastAsia="Malgun Gothic" w:hAnsi="Malgun Gothic"/>
-                <w:sz w:val="18"/>
-                <w:szCs w:val="18"/>
-              </w:rPr>
-              <w:t xml:space="preserve">요소 순위 모델 v1 학습 (온라인 적용은 조건부)</w:t>
+              <w:t xml:space="preserve">프롬프트 개선, 에이전트–사람 경로 비교</w:t>
             </w:r>
           </w:p>
         </w:tc>
@@ -24131,32 +22809,6 @@
                 <w:szCs w:val="18"/>
               </w:rPr>
               <w:t xml:space="preserve">회귀 쌍 검증</w:t>
-            </w:r>
-          </w:p>
-          <w:p>
-            <w:pPr>
-              <w:spacing w:after="30" w:line="270"/>
-            </w:pPr>
-            <w:r>
-              <w:rPr>
-                <w:rFonts w:ascii="Malgun Gothic" w:cs="Malgun Gothic" w:eastAsia="Malgun Gothic" w:hAnsi="Malgun Gothic"/>
-                <w:sz w:val="18"/>
-                <w:szCs w:val="18"/>
-              </w:rPr>
-              <w:t xml:space="preserve">요소 순위 모델 재학습, 토큰 절감 측정 (적용 시) 또는 오프라인 평가</w:t>
-            </w:r>
-          </w:p>
-          <w:p>
-            <w:pPr>
-              <w:spacing w:after="30" w:line="270"/>
-            </w:pPr>
-            <w:r>
-              <w:rPr>
-                <w:rFonts w:ascii="Malgun Gothic" w:cs="Malgun Gothic" w:eastAsia="Malgun Gothic" w:hAnsi="Malgun Gothic"/>
-                <w:sz w:val="18"/>
-                <w:szCs w:val="18"/>
-              </w:rPr>
-              <w:t xml:space="preserve">(선택) 신경망 비교 실험</w:t>
             </w:r>
           </w:p>
           <w:p>
@@ -24514,7 +23166,7 @@
         <w:rPr>
           <w:rFonts w:ascii="Malgun Gothic" w:cs="Malgun Gothic" w:eastAsia="Malgun Gothic" w:hAnsi="Malgun Gothic"/>
         </w:rPr>
-        <w:t xml:space="preserve">모델 학습은 노트북이 아니라 ml/ 아래 스크립트로 재현 가능하게 남기고, 실행마다 MLflow에 기록한다.</w:t>
+        <w:t xml:space="preserve">모델 학습은 노트북이 아니라 ml/ 아래 스크립트로 재현 가능하게 남기고, 실행마다 ml/results/에 기록한다.</w:t>
       </w:r>
     </w:p>
     <w:p>
@@ -25891,7 +24543,7 @@
         <w:rPr>
           <w:rFonts w:ascii="Malgun Gothic" w:cs="Malgun Gothic" w:eastAsia="Malgun Gothic" w:hAnsi="Malgun Gothic"/>
         </w:rPr>
-        <w:t xml:space="preserve">중형 모델을 입력 100만 토큰당 3달러로 가정하면 1회 약 0.3달러(약 450원), 3회 반복하면 약 1달러다. 소형 모델은 그 10분의 1 수준이다. 실제 단가는 사용 시점에 각 사 요금표로 확인한다. 프롬프트 최적화처럼 반복 실행이 많은 작업은 소형 모델로 돌린다. 요소 후보 순위 모델(9.4)로 요소 목록 토큰을 절반으로 줄이면 전체 입력 토큰은 약 20% 줄어든다. 재측정은 경로 고정 재생(7.2)을 먼저 쓰므로, 재생이 끝까지 되면 LLM 비용이 거의 들지 않는다.</w:t>
+        <w:t xml:space="preserve">중형 모델을 입력 100만 토큰당 3달러로 가정하면 1회 약 0.3달러(약 450원), 3회 반복하면 약 1달러다. 소형 모델은 그 10분의 1 수준이다. 실제 단가는 사용 시점에 각 사 요금표로 확인한다. 프롬프트 버전 비교처럼 반복 실행이 많은 작업은 소형 모델로 돌린다. 요소가 많은 화면은 뷰포트 안 요소 우선 규칙으로 목록을 자른다(4.2). 재측정은 경로 고정 재생(7.2)을 먼저 쓰므로, 재생이 끝까지 되면 LLM 비용이 거의 들지 않는다.</w:t>
       </w:r>
     </w:p>
     <w:p>
@@ -26697,7 +25349,7 @@
                 <w:sz w:val="18"/>
                 <w:szCs w:val="18"/>
               </w:rPr>
-              <w:t xml:space="preserve">DOM 변경·애니메이션 종료 대기 (4.2), 무한 애니메이션 제외</w:t>
+              <w:t xml:space="preserve">Playwright load 대기 뒤 고정 대기(약 500ms), 흔들림이 크면 고정 대기 시간 조정 (4.2)</w:t>
             </w:r>
           </w:p>
         </w:tc>
@@ -26794,7 +25446,7 @@
                 <w:sz w:val="18"/>
                 <w:szCs w:val="18"/>
               </w:rPr>
-              <w:t xml:space="preserve">요소 매칭은 수집·매칭, 순위 모델 학습·병렬 반복 실행은 플랫폼 백엔드로 분리, 재생 v1을 S3로 당김, 온라인 적용 조건부</w:t>
+              <w:t xml:space="preserve">요소 매칭은 수집·매칭, 병렬 반복 실행은 플랫폼 백엔드로 분리, 재생 v1을 S3로 당김</w:t>
             </w:r>
           </w:p>
         </w:tc>
@@ -27377,200 +26029,6 @@
                 <w:szCs w:val="18"/>
               </w:rPr>
               <w:t xml:space="preserve">학습·테스트 분할 유지, 가중치 격자를 거칠게</w:t>
-            </w:r>
-          </w:p>
-        </w:tc>
-      </w:tr>
-      <w:tr>
-        <w:trPr>
-          <w:tblHeader w:val="false"/>
-        </w:trPr>
-        <w:tc>
-          <w:tcPr>
-            <w:tcW w:type="dxa" w:w="2705"/>
-            <w:tcBorders>
-              <w:top w:val="none" w:color="FFFFFF" w:sz="0"/>
-              <w:left w:val="none" w:color="FFFFFF" w:sz="0"/>
-              <w:bottom w:val="single" w:color="D9D9D9" w:sz="2"/>
-              <w:right w:val="none" w:color="FFFFFF" w:sz="0"/>
-            </w:tcBorders>
-            <w:tcMar>
-              <w:top w:type="dxa" w:w="70"/>
-              <w:left w:type="dxa" w:w="110"/>
-              <w:bottom w:type="dxa" w:w="70"/>
-              <w:right w:type="dxa" w:w="110"/>
-            </w:tcMar>
-          </w:tcPr>
-          <w:p>
-            <w:pPr>
-              <w:spacing w:after="30" w:line="270"/>
-            </w:pPr>
-            <w:r>
-              <w:rPr>
-                <w:rFonts w:ascii="Malgun Gothic" w:cs="Malgun Gothic" w:eastAsia="Malgun Gothic" w:hAnsi="Malgun Gothic"/>
-                <w:b/>
-                <w:bCs/>
-                <w:sz w:val="18"/>
-                <w:szCs w:val="18"/>
-              </w:rPr>
-              <w:t xml:space="preserve">순위 모델이 필요한 요소를 빠뜨림</w:t>
-            </w:r>
-          </w:p>
-        </w:tc>
-        <w:tc>
-          <w:tcPr>
-            <w:tcW w:type="dxa" w:w="2705"/>
-            <w:tcBorders>
-              <w:top w:val="none" w:color="FFFFFF" w:sz="0"/>
-              <w:left w:val="none" w:color="FFFFFF" w:sz="0"/>
-              <w:bottom w:val="single" w:color="D9D9D9" w:sz="2"/>
-              <w:right w:val="none" w:color="FFFFFF" w:sz="0"/>
-            </w:tcBorders>
-            <w:tcMar>
-              <w:top w:type="dxa" w:w="70"/>
-              <w:left w:type="dxa" w:w="110"/>
-              <w:bottom w:type="dxa" w:w="70"/>
-              <w:right w:type="dxa" w:w="110"/>
-            </w:tcMar>
-          </w:tcPr>
-          <w:p>
-            <w:pPr>
-              <w:spacing w:after="30" w:line="270"/>
-            </w:pPr>
-            <w:r>
-              <w:rPr>
-                <w:rFonts w:ascii="Malgun Gothic" w:cs="Malgun Gothic" w:eastAsia="Malgun Gothic" w:hAnsi="Malgun Gothic"/>
-                <w:sz w:val="18"/>
-                <w:szCs w:val="18"/>
-              </w:rPr>
-              <w:t xml:space="preserve">완주율 하락, 같은 화면 재질문 증가</w:t>
-            </w:r>
-          </w:p>
-        </w:tc>
-        <w:tc>
-          <w:tcPr>
-            <w:tcW w:type="dxa" w:w="4228"/>
-            <w:tcBorders>
-              <w:top w:val="none" w:color="FFFFFF" w:sz="0"/>
-              <w:left w:val="none" w:color="FFFFFF" w:sz="0"/>
-              <w:bottom w:val="single" w:color="D9D9D9" w:sz="2"/>
-              <w:right w:val="none" w:color="FFFFFF" w:sz="0"/>
-            </w:tcBorders>
-            <w:tcMar>
-              <w:top w:type="dxa" w:w="70"/>
-              <w:left w:type="dxa" w:w="110"/>
-              <w:bottom w:type="dxa" w:w="70"/>
-              <w:right w:type="dxa" w:w="110"/>
-            </w:tcMar>
-          </w:tcPr>
-          <w:p>
-            <w:pPr>
-              <w:spacing w:after="30" w:line="270"/>
-            </w:pPr>
-            <w:r>
-              <w:rPr>
-                <w:rFonts w:ascii="Malgun Gothic" w:cs="Malgun Gothic" w:eastAsia="Malgun Gothic" w:hAnsi="Malgun Gothic"/>
-                <w:sz w:val="18"/>
-                <w:szCs w:val="18"/>
-              </w:rPr>
-              <w:t xml:space="preserve">confusion·fail 시 전체 목록 재질문, Recall@30 매주 확인, K를 30→50으로 조정</w:t>
-            </w:r>
-          </w:p>
-        </w:tc>
-      </w:tr>
-      <w:tr>
-        <w:trPr>
-          <w:tblHeader w:val="false"/>
-        </w:trPr>
-        <w:tc>
-          <w:tcPr>
-            <w:tcW w:type="dxa" w:w="2705"/>
-            <w:tcBorders>
-              <w:top w:val="none" w:color="FFFFFF" w:sz="0"/>
-              <w:left w:val="none" w:color="FFFFFF" w:sz="0"/>
-              <w:bottom w:val="single" w:color="000000" w:sz="10"/>
-              <w:right w:val="none" w:color="FFFFFF" w:sz="0"/>
-            </w:tcBorders>
-            <w:tcMar>
-              <w:top w:type="dxa" w:w="70"/>
-              <w:left w:type="dxa" w:w="110"/>
-              <w:bottom w:type="dxa" w:w="70"/>
-              <w:right w:type="dxa" w:w="110"/>
-            </w:tcMar>
-          </w:tcPr>
-          <w:p>
-            <w:pPr>
-              <w:spacing w:after="30" w:line="270"/>
-            </w:pPr>
-            <w:r>
-              <w:rPr>
-                <w:rFonts w:ascii="Malgun Gothic" w:cs="Malgun Gothic" w:eastAsia="Malgun Gothic" w:hAnsi="Malgun Gothic"/>
-                <w:b/>
-                <w:bCs/>
-                <w:sz w:val="18"/>
-                <w:szCs w:val="18"/>
-              </w:rPr>
-              <w:t xml:space="preserve">프롬프트 최적화 과적합</w:t>
-            </w:r>
-          </w:p>
-        </w:tc>
-        <w:tc>
-          <w:tcPr>
-            <w:tcW w:type="dxa" w:w="2705"/>
-            <w:tcBorders>
-              <w:top w:val="none" w:color="FFFFFF" w:sz="0"/>
-              <w:left w:val="none" w:color="FFFFFF" w:sz="0"/>
-              <w:bottom w:val="single" w:color="000000" w:sz="10"/>
-              <w:right w:val="none" w:color="FFFFFF" w:sz="0"/>
-            </w:tcBorders>
-            <w:tcMar>
-              <w:top w:type="dxa" w:w="70"/>
-              <w:left w:type="dxa" w:w="110"/>
-              <w:bottom w:type="dxa" w:w="70"/>
-              <w:right w:type="dxa" w:w="110"/>
-            </w:tcMar>
-          </w:tcPr>
-          <w:p>
-            <w:pPr>
-              <w:spacing w:after="30" w:line="270"/>
-            </w:pPr>
-            <w:r>
-              <w:rPr>
-                <w:rFonts w:ascii="Malgun Gothic" w:cs="Malgun Gothic" w:eastAsia="Malgun Gothic" w:hAnsi="Malgun Gothic"/>
-                <w:sz w:val="18"/>
-                <w:szCs w:val="18"/>
-              </w:rPr>
-              <w:t xml:space="preserve">학습 세트만 오르고 테스트 세트 정체</w:t>
-            </w:r>
-          </w:p>
-        </w:tc>
-        <w:tc>
-          <w:tcPr>
-            <w:tcW w:type="dxa" w:w="4228"/>
-            <w:tcBorders>
-              <w:top w:val="none" w:color="FFFFFF" w:sz="0"/>
-              <w:left w:val="none" w:color="FFFFFF" w:sz="0"/>
-              <w:bottom w:val="single" w:color="000000" w:sz="10"/>
-              <w:right w:val="none" w:color="FFFFFF" w:sz="0"/>
-            </w:tcBorders>
-            <w:tcMar>
-              <w:top w:type="dxa" w:w="70"/>
-              <w:left w:type="dxa" w:w="110"/>
-              <w:bottom w:type="dxa" w:w="70"/>
-              <w:right w:type="dxa" w:w="110"/>
-            </w:tcMar>
-          </w:tcPr>
-          <w:p>
-            <w:pPr>
-              <w:spacing w:after="30" w:line="270"/>
-            </w:pPr>
-            <w:r>
-              <w:rPr>
-                <w:rFonts w:ascii="Malgun Gothic" w:cs="Malgun Gothic" w:eastAsia="Malgun Gothic" w:hAnsi="Malgun Gothic"/>
-                <w:sz w:val="18"/>
-                <w:szCs w:val="18"/>
-              </w:rPr>
-              <w:t xml:space="preserve">테스트 세트는 마지막에 1회만 평가</w:t>
             </w:r>
           </w:p>
         </w:tc>

--- a/docs/StepMeter_개발계획서.docx
+++ b/docs/StepMeter_개발계획서.docx
@@ -23390,7 +23390,7 @@
                 <w:sz w:val="18"/>
                 <w:szCs w:val="18"/>
               </w:rPr>
-              <w:t xml:space="preserve">검정/흰색 대비 21:1, #777777/흰색 4.48:1(기준 미달), 대각선 이동의 유효 폭 계산</w:t>
+              <w:t xml:space="preserve">대각선 이동의 유효 폭 계산, 커서 이동 거리 합계</w:t>
             </w:r>
           </w:p>
         </w:tc>
@@ -23488,6 +23488,103 @@
                 <w:szCs w:val="18"/>
               </w:rPr>
               <w:t xml:space="preserve">tests/fixtures/ 의 고정 HTML에서 스냅샷 값 확인</w:t>
+            </w:r>
+          </w:p>
+        </w:tc>
+      </w:tr>
+      <w:tr>
+        <w:trPr>
+          <w:tblHeader w:val="false"/>
+        </w:trPr>
+        <w:tc>
+          <w:tcPr>
+            <w:tcW w:type="dxa" w:w="1353"/>
+            <w:tcBorders>
+              <w:top w:val="none" w:color="FFFFFF" w:sz="0"/>
+              <w:left w:val="none" w:color="FFFFFF" w:sz="0"/>
+              <w:bottom w:val="single" w:color="D9D9D9" w:sz="2"/>
+              <w:right w:val="none" w:color="FFFFFF" w:sz="0"/>
+            </w:tcBorders>
+            <w:tcMar>
+              <w:top w:type="dxa" w:w="70"/>
+              <w:left w:type="dxa" w:w="110"/>
+              <w:bottom w:type="dxa" w:w="70"/>
+              <w:right w:type="dxa" w:w="110"/>
+            </w:tcMar>
+          </w:tcPr>
+          <w:p>
+            <w:pPr>
+              <w:spacing w:after="30" w:line="270"/>
+            </w:pPr>
+            <w:r>
+              <w:rPr>
+                <w:rFonts w:ascii="Malgun Gothic" w:cs="Malgun Gothic" w:eastAsia="Malgun Gothic" w:hAnsi="Malgun Gothic"/>
+                <w:b/>
+                <w:bCs/>
+                <w:sz w:val="18"/>
+                <w:szCs w:val="18"/>
+              </w:rPr>
+              <w:t xml:space="preserve">통합</w:t>
+            </w:r>
+          </w:p>
+        </w:tc>
+        <w:tc>
+          <w:tcPr>
+            <w:tcW w:type="dxa" w:w="2198"/>
+            <w:tcBorders>
+              <w:top w:val="none" w:color="FFFFFF" w:sz="0"/>
+              <w:left w:val="none" w:color="FFFFFF" w:sz="0"/>
+              <w:bottom w:val="single" w:color="D9D9D9" w:sz="2"/>
+              <w:right w:val="none" w:color="FFFFFF" w:sz="0"/>
+            </w:tcBorders>
+            <w:tcMar>
+              <w:top w:type="dxa" w:w="70"/>
+              <w:left w:type="dxa" w:w="110"/>
+              <w:bottom w:type="dxa" w:w="70"/>
+              <w:right w:type="dxa" w:w="110"/>
+            </w:tcMar>
+          </w:tcPr>
+          <w:p>
+            <w:pPr>
+              <w:spacing w:after="30" w:line="270"/>
+            </w:pPr>
+            <w:r>
+              <w:rPr>
+                <w:rFonts w:ascii="Malgun Gothic" w:cs="Malgun Gothic" w:eastAsia="Malgun Gothic" w:hAnsi="Malgun Gothic"/>
+                <w:sz w:val="18"/>
+                <w:szCs w:val="18"/>
+              </w:rPr>
+              <w:t xml:space="preserve">worker/a11y + rules</w:t>
+            </w:r>
+          </w:p>
+        </w:tc>
+        <w:tc>
+          <w:tcPr>
+            <w:tcW w:type="dxa" w:w="6087"/>
+            <w:tcBorders>
+              <w:top w:val="none" w:color="FFFFFF" w:sz="0"/>
+              <w:left w:val="none" w:color="FFFFFF" w:sz="0"/>
+              <w:bottom w:val="single" w:color="D9D9D9" w:sz="2"/>
+              <w:right w:val="none" w:color="FFFFFF" w:sz="0"/>
+            </w:tcBorders>
+            <w:tcMar>
+              <w:top w:type="dxa" w:w="70"/>
+              <w:left w:type="dxa" w:w="110"/>
+              <w:bottom w:type="dxa" w:w="70"/>
+              <w:right w:type="dxa" w:w="110"/>
+            </w:tcMar>
+          </w:tcPr>
+          <w:p>
+            <w:pPr>
+              <w:spacing w:after="30" w:line="270"/>
+            </w:pPr>
+            <w:r>
+              <w:rPr>
+                <w:rFonts w:ascii="Malgun Gothic" w:cs="Malgun Gothic" w:eastAsia="Malgun Gothic" w:hAnsi="Malgun Gothic"/>
+                <w:sz w:val="18"/>
+                <w:szCs w:val="18"/>
+              </w:rPr>
+              <w:t xml:space="preserve">tests/fixtures/ 에 #777777 글자/흰 배경 버튼이 있는 고정 HTML을 두고 axe color-contrast 위반이 나오는지 확인 / 같은 페이지에서 과업 경로 밖 요소의 axe 위반은 기본 목록에서 빠지고 "참고"로 가는지 확인</w:t>
             </w:r>
           </w:p>
         </w:tc>

--- a/docs/StepMeter_개발계획서.docx
+++ b/docs/StepMeter_개발계획서.docx
@@ -335,7 +335,7 @@
                 <w:sz w:val="18"/>
                 <w:szCs w:val="18"/>
               </w:rPr>
-              <w:t xml:space="preserve">2026년 9월 25일</w:t>
+              <w:t xml:space="preserve">2026년 9월 25일 (10월 26일 개정 v1.1 · 재기준선)</w:t>
             </w:r>
           </w:p>
         </w:tc>
@@ -402,7 +402,7 @@
                 <w:sz w:val="18"/>
                 <w:szCs w:val="18"/>
               </w:rPr>
-              <w:t xml:space="preserve">2026년 9월 28일 ~ 12월 20일 (12주, 스프린트 6회)</w:t>
+              <w:t xml:space="preserve">2026년 9월 28일 ~ 12월 20일. 10월 26일부터 남은 8주를 주 단위(W1~W8)로 재계획</w:t>
             </w:r>
           </w:p>
         </w:tc>
@@ -689,7 +689,7 @@
           <w:sz w:val="19"/>
           <w:szCs w:val="19"/>
         </w:rPr>
-        <w:t xml:space="preserve">14. 스프린트 계획</w:t>
+        <w:t xml:space="preserve">14. 주간 계획</w:t>
       </w:r>
     </w:p>
     <w:p>
@@ -758,7 +758,7 @@
         <w:rPr>
           <w:rFonts w:ascii="Malgun Gothic" w:cs="Malgun Gothic" w:eastAsia="Malgun Gothic" w:hAnsi="Malgun Gothic"/>
         </w:rPr>
-        <w:t xml:space="preserve">이 문서는 서비스 기획서의 P0 기능(F01–F10)을 12주 안에 구현하기 위한 기술 결정을 정리한다. 팀이 직접 학습·튜닝하는 모델은 9장에 따로 정리했다. 각 역할 담당자는 이 문서를 기준으로 작업하고, 결정이 바뀌면 이 문서를 먼저 고친 뒤 코드에 반영한다.</w:t>
+        <w:t xml:space="preserve">이 문서는 서비스 기획서의 P0 기능(F01–F11, F17)을 남은 8주(10월 26일 ~ 12월 20일) 안에 구현하기 위한 기술 결정을 정리한다. 팀이 직접 학습·튜닝하는 모델은 9장에 따로 정리했다. 각 역할 담당자는 이 문서를 기준으로 작업하고, 결정이 바뀌면 이 문서를 먼저 고친 뒤 코드에 반영한다.</w:t>
       </w:r>
     </w:p>
     <w:p>
@@ -890,6 +890,124 @@
           <w:rFonts w:ascii="Malgun Gothic" w:cs="Malgun Gothic" w:eastAsia="Malgun Gothic" w:hAnsi="Malgun Gothic"/>
         </w:rPr>
         <w:t xml:space="preserve"> 사람 데이터와 라벨로 학습한 모델은 소요 시간 예측, 이슈 점수에만 쓴다. 원래 측정값은 항상 그대로 보여준다.</w:t>
+      </w:r>
+    </w:p>
+    <w:p>
+      <w:pPr>
+        <w:pStyle w:val="Heading2"/>
+      </w:pPr>
+      <w:r>
+        <w:rPr>
+          <w:rFonts w:ascii="Malgun Gothic" w:cs="Malgun Gothic" w:eastAsia="Malgun Gothic" w:hAnsi="Malgun Gothic"/>
+        </w:rPr>
+        <w:t xml:space="preserve">1.2 재기준선 (10월 26일 개정)</w:t>
+      </w:r>
+    </w:p>
+    <w:p>
+      <w:pPr>
+        <w:spacing w:after="120" w:line="300"/>
+      </w:pPr>
+      <w:r>
+        <w:rPr>
+          <w:rFonts w:ascii="Malgun Gothic" w:cs="Malgun Gothic" w:eastAsia="Malgun Gothic" w:hAnsi="Malgun Gothic"/>
+        </w:rPr>
+        <w:t xml:space="preserve">S3 시작일(10월 26일) 기준으로 역할 배정 외의 S1·S2 완료 기준은 진행되지 않았다. 원 계획의 4주가 지났으므로 남은 8주로 계획을 다시 세웠다. 마일스톤 날짜(M2 11/8, M3 11/22, M4 12/6)는 유지하고 S1·S2 내용을 W1~W2에 압축했다. 팀 전원이 AI 코딩 도구를 쓰므로 코드 작성 시간은 병목이 아니라고 보고, 사람 시간이 드는 작업(IRB, 사람 실험, 라벨링, 외부 사용자 모집)과 검증·통합을 병목으로 두고 계획했다.</w:t>
+      </w:r>
+    </w:p>
+    <w:p>
+      <w:pPr>
+        <w:pStyle w:val="ListParagraph"/>
+        <w:numPr>
+          <w:ilvl w:val="0"/>
+          <w:numId w:val="4"/>
+        </w:numPr>
+        <w:spacing w:after="60" w:line="290"/>
+      </w:pPr>
+      <w:r>
+        <w:rPr>
+          <w:rFonts w:ascii="Malgun Gothic" w:cs="Malgun Gothic" w:eastAsia="Malgun Gothic" w:hAnsi="Malgun Gothic"/>
+          <w:b/>
+          <w:bCs/>
+        </w:rPr>
+        <w:t xml:space="preserve">확정한 기술 결정:</w:t>
+      </w:r>
+      <w:r>
+        <w:rPr>
+          <w:rFonts w:ascii="Malgun Gothic" w:cs="Malgun Gothic" w:eastAsia="Malgun Gothic" w:hAnsi="Malgun Gothic"/>
+        </w:rPr>
+        <w:t xml:space="preserve"> Playwright 자체 에이전트 루프, 주입 JS 수집기 + dom-accessibility-api (3.1)</w:t>
+      </w:r>
+    </w:p>
+    <w:p>
+      <w:pPr>
+        <w:pStyle w:val="ListParagraph"/>
+        <w:numPr>
+          <w:ilvl w:val="0"/>
+          <w:numId w:val="4"/>
+        </w:numPr>
+        <w:spacing w:after="60" w:line="290"/>
+      </w:pPr>
+      <w:r>
+        <w:rPr>
+          <w:rFonts w:ascii="Malgun Gothic" w:cs="Malgun Gothic" w:eastAsia="Malgun Gothic" w:hAnsi="Malgun Gothic"/>
+          <w:b/>
+          <w:bCs/>
+        </w:rPr>
+        <w:t xml:space="preserve">범위 조정:</w:t>
+      </w:r>
+      <w:r>
+        <w:rPr>
+          <w:rFonts w:ascii="Malgun Gothic" w:cs="Malgun Gothic" w:eastAsia="Malgun Gothic" w:hAnsi="Malgun Gothic"/>
+        </w:rPr>
+        <w:t xml:space="preserve"> F11 측정 이력과 F17 최소 접근 제어를 P0에 추가. F14 CI 연동은 M3 통과 시에만 W5에 착수. 사람 실험(9.1)은 IRB 확인 결과에 따른 조건부 트랙</w:t>
+      </w:r>
+    </w:p>
+    <w:p>
+      <w:pPr>
+        <w:pStyle w:val="ListParagraph"/>
+        <w:numPr>
+          <w:ilvl w:val="0"/>
+          <w:numId w:val="4"/>
+        </w:numPr>
+        <w:spacing w:after="60" w:line="290"/>
+      </w:pPr>
+      <w:r>
+        <w:rPr>
+          <w:rFonts w:ascii="Malgun Gothic" w:cs="Malgun Gothic" w:eastAsia="Malgun Gothic" w:hAnsi="Malgun Gothic"/>
+          <w:b/>
+          <w:bCs/>
+        </w:rPr>
+        <w:t xml:space="preserve">정확성 보강:</w:t>
+      </w:r>
+      <w:r>
+        <w:rPr>
+          <w:rFonts w:ascii="Malgun Gothic" w:cs="Malgun Gothic" w:eastAsia="Malgun Gothic" w:hAnsi="Malgun Gothic"/>
+        </w:rPr>
+        <w:t xml:space="preserve"> 벤치마크를 UI 스택이 다른 오픈소스 앱 6개에 결함을 주입하는 방식으로 바꾸고, 규칙 작성자가 보지 않는 홀드아웃 앱 2개로 최종 정확도를 잰다(8장). 무반응 클릭의 노이즈 제외 규칙(5.1)과 재생 사후 검증의 효과 유형 비교(7.2)를 추가</w:t>
+      </w:r>
+    </w:p>
+    <w:p>
+      <w:pPr>
+        <w:pStyle w:val="ListParagraph"/>
+        <w:numPr>
+          <w:ilvl w:val="0"/>
+          <w:numId w:val="4"/>
+        </w:numPr>
+        <w:spacing w:after="60" w:line="290"/>
+      </w:pPr>
+      <w:r>
+        <w:rPr>
+          <w:rFonts w:ascii="Malgun Gothic" w:cs="Malgun Gothic" w:eastAsia="Malgun Gothic" w:hAnsi="Malgun Gothic"/>
+          <w:b/>
+          <w:bCs/>
+        </w:rPr>
+        <w:t xml:space="preserve">개발 규칙:</w:t>
+      </w:r>
+      <w:r>
+        <w:rPr>
+          <w:rFonts w:ascii="Malgun Gothic" w:cs="Malgun Gothic" w:eastAsia="Malgun Gothic" w:hAnsi="Malgun Gothic"/>
+        </w:rPr>
+        <w:t xml:space="preserve"> 테스트 기대값은 사람이 계산, 커밋 메시지·PR 설명은 작성자가 직접 작성, 공용 스키마는 CODEOWNERS로 보호(15.2)</w:t>
       </w:r>
     </w:p>
     <w:p>
@@ -1252,7 +1370,7 @@
                 <w:sz w:val="18"/>
                 <w:szCs w:val="18"/>
               </w:rPr>
-              <w:t xml:space="preserve">인증, 측정 요청 접수, 결과 조회, 스크린샷 서명 URL 발급</w:t>
+              <w:t xml:space="preserve">인증(초대 코드), 프로젝트별 일일 측정 상한, 측정 요청 접수, 결과 조회, 스크린샷 서명 URL 발급</w:t>
             </w:r>
           </w:p>
         </w:tc>
@@ -1834,7 +1952,7 @@
                 <w:sz w:val="18"/>
                 <w:szCs w:val="18"/>
               </w:rPr>
-              <w:t xml:space="preserve">사람 데이터로 보정한 Fitts·KLM 상수로 예상 소요 시간 계산 (9.1)</w:t>
+              <w:t xml:space="preserve">문헌 KLM 상수로 예상 소요 시간 계산, 사람 실험이 되면 보정 계수 적용 (5.10, 9.1)</w:t>
             </w:r>
           </w:p>
         </w:tc>
@@ -1931,7 +2049,7 @@
                 <w:sz w:val="18"/>
                 <w:szCs w:val="18"/>
               </w:rPr>
-              <w:t xml:space="preserve">문제 후보마다 가중치 합산 점수 계산 (6.2). 학습 분류기는 비교 실험 (9.2)</w:t>
+              <w:t xml:space="preserve">문제 후보마다 가중치 합산 점수 계산 (6.2). 로지스틱 회귀는 비교 실험(ablation)으로만 (9.2)</w:t>
             </w:r>
           </w:p>
         </w:tc>
@@ -3307,7 +3425,7 @@
                 <w:sz w:val="18"/>
                 <w:szCs w:val="18"/>
               </w:rPr>
-              <w:t xml:space="preserve">요소 매칭</w:t>
+              <w:t xml:space="preserve">요소 정보</w:t>
             </w:r>
           </w:p>
         </w:tc>
@@ -3337,7 +3455,7 @@
                 <w:sz w:val="18"/>
                 <w:szCs w:val="18"/>
               </w:rPr>
-              <w:t xml:space="preserve">rapidfuzz (선택: sentence-transformers)</w:t>
+              <w:t xml:space="preserve">dom-accessibility-api (esbuild로 수집 JS에 번들)</w:t>
             </w:r>
           </w:p>
         </w:tc>
@@ -3367,7 +3485,7 @@
                 <w:sz w:val="18"/>
                 <w:szCs w:val="18"/>
               </w:rPr>
-              <w:t xml:space="preserve">7.2 매칭 2단계 이름 텍스트 유사도. 4단계 의미 유사도는 선택(후순위)</w:t>
+              <w:t xml:space="preserve">역할·접근 가능한 이름을 W3C 기준으로 계산. 좌표·스타일과 한 번의 순회로 수집</w:t>
             </w:r>
           </w:p>
         </w:tc>
@@ -3404,7 +3522,7 @@
                 <w:sz w:val="18"/>
                 <w:szCs w:val="18"/>
               </w:rPr>
-              <w:t xml:space="preserve">에이전트</w:t>
+              <w:t xml:space="preserve">요소 매칭</w:t>
             </w:r>
           </w:p>
         </w:tc>
@@ -3434,7 +3552,7 @@
                 <w:sz w:val="18"/>
                 <w:szCs w:val="18"/>
               </w:rPr>
-              <w:t xml:space="preserve">S1에 browser-use와 자체 루프 비교 후 결정 (3.1 참고)</w:t>
+              <w:t xml:space="preserve">rapidfuzz (선택: sentence-transformers)</w:t>
             </w:r>
           </w:p>
         </w:tc>
@@ -3464,7 +3582,7 @@
                 <w:sz w:val="18"/>
                 <w:szCs w:val="18"/>
               </w:rPr>
-              <w:t xml:space="preserve">측정 훅 삽입 가능 여부가 기준</w:t>
+              <w:t xml:space="preserve">7.2 매칭 2단계 이름 텍스트 유사도. 4단계 의미 유사도는 선택(후순위)</w:t>
             </w:r>
           </w:p>
         </w:tc>
@@ -3501,7 +3619,7 @@
                 <w:sz w:val="18"/>
                 <w:szCs w:val="18"/>
               </w:rPr>
-              <w:t xml:space="preserve">LLM</w:t>
+              <w:t xml:space="preserve">에이전트</w:t>
             </w:r>
           </w:p>
         </w:tc>
@@ -3531,7 +3649,7 @@
                 <w:sz w:val="18"/>
                 <w:szCs w:val="18"/>
               </w:rPr>
-              <w:t xml:space="preserve">Claude API, Gemini API (교체 가능한 어댑터)</w:t>
+              <w:t xml:space="preserve">Playwright 자체 루프 (10/26 확정, 3.1)</w:t>
             </w:r>
           </w:p>
         </w:tc>
@@ -3561,7 +3679,7 @@
                 <w:sz w:val="18"/>
                 <w:szCs w:val="18"/>
               </w:rPr>
-              <w:t xml:space="preserve">모델별 비용·성능 비교, 벤더 종속 회피</w:t>
+              <w:t xml:space="preserve">모든 행동 직전에 측정 훅을 확실히 넣고, 재생기와 행동 실행 코드를 공유</w:t>
             </w:r>
           </w:p>
         </w:tc>
@@ -3598,7 +3716,7 @@
                 <w:sz w:val="18"/>
                 <w:szCs w:val="18"/>
               </w:rPr>
-              <w:t xml:space="preserve">DB</w:t>
+              <w:t xml:space="preserve">LLM</w:t>
             </w:r>
           </w:p>
         </w:tc>
@@ -3628,7 +3746,7 @@
                 <w:sz w:val="18"/>
                 <w:szCs w:val="18"/>
               </w:rPr>
-              <w:t xml:space="preserve">PostgreSQL 16</w:t>
+              <w:t xml:space="preserve">Claude API, Gemini API (교체 가능한 어댑터)</w:t>
             </w:r>
           </w:p>
         </w:tc>
@@ -3658,7 +3776,7 @@
                 <w:sz w:val="18"/>
                 <w:szCs w:val="18"/>
               </w:rPr>
-              <w:t xml:space="preserve">JSONB로 요소 스냅샷 저장</w:t>
+              <w:t xml:space="preserve">모델별 비용·성능 비교, 벤더 종속 회피</w:t>
             </w:r>
           </w:p>
         </w:tc>
@@ -3695,7 +3813,7 @@
                 <w:sz w:val="18"/>
                 <w:szCs w:val="18"/>
               </w:rPr>
-              <w:t xml:space="preserve">파일 저장</w:t>
+              <w:t xml:space="preserve">DB</w:t>
             </w:r>
           </w:p>
         </w:tc>
@@ -3725,7 +3843,7 @@
                 <w:sz w:val="18"/>
                 <w:szCs w:val="18"/>
               </w:rPr>
-              <w:t xml:space="preserve">Cloudflare R2 (로컬 개발은 디스크)</w:t>
+              <w:t xml:space="preserve">PostgreSQL 16</w:t>
             </w:r>
           </w:p>
         </w:tc>
@@ -3755,7 +3873,7 @@
                 <w:sz w:val="18"/>
                 <w:szCs w:val="18"/>
               </w:rPr>
-              <w:t xml:space="preserve">S3 호환, 무료 구간 넉넉함</w:t>
+              <w:t xml:space="preserve">JSONB로 요소 스냅샷 저장</w:t>
             </w:r>
           </w:p>
         </w:tc>
@@ -3792,7 +3910,7 @@
                 <w:sz w:val="18"/>
                 <w:szCs w:val="18"/>
               </w:rPr>
-              <w:t xml:space="preserve">배포</w:t>
+              <w:t xml:space="preserve">파일 저장</w:t>
             </w:r>
           </w:p>
         </w:tc>
@@ -3822,7 +3940,7 @@
                 <w:sz w:val="18"/>
                 <w:szCs w:val="18"/>
               </w:rPr>
-              <w:t xml:space="preserve">Railway (API · 워커 · Redis · DB), Vercel (프론트)</w:t>
+              <w:t xml:space="preserve">Cloudflare R2 (로컬 개발은 디스크)</w:t>
             </w:r>
           </w:p>
         </w:tc>
@@ -3852,7 +3970,7 @@
                 <w:sz w:val="18"/>
                 <w:szCs w:val="18"/>
               </w:rPr>
-              <w:t xml:space="preserve">Docker 기반, 학생 예산에 맞음</w:t>
+              <w:t xml:space="preserve">S3 호환, 무료 구간 넉넉함</w:t>
             </w:r>
           </w:p>
         </w:tc>
@@ -3889,7 +4007,7 @@
                 <w:sz w:val="18"/>
                 <w:szCs w:val="18"/>
               </w:rPr>
-              <w:t xml:space="preserve">모델 학습</w:t>
+              <w:t xml:space="preserve">배포</w:t>
             </w:r>
           </w:p>
         </w:tc>
@@ -3919,7 +4037,7 @@
                 <w:sz w:val="18"/>
                 <w:szCs w:val="18"/>
               </w:rPr>
-              <w:t xml:space="preserve">scikit-learn, statsmodels</w:t>
+              <w:t xml:space="preserve">Railway (API · 워커 · Redis · DB), Vercel (프론트)</w:t>
             </w:r>
           </w:p>
         </w:tc>
@@ -3949,7 +4067,7 @@
                 <w:sz w:val="18"/>
                 <w:szCs w:val="18"/>
               </w:rPr>
-              <w:t xml:space="preserve">적은 데이터에 맞는 회귀·분류 모델, 교차 검증</w:t>
+              <w:t xml:space="preserve">Docker 기반, 학생 예산에 맞음</w:t>
             </w:r>
           </w:p>
         </w:tc>
@@ -3986,7 +4104,7 @@
                 <w:sz w:val="18"/>
                 <w:szCs w:val="18"/>
               </w:rPr>
-              <w:t xml:space="preserve">CI</w:t>
+              <w:t xml:space="preserve">모델 학습</w:t>
             </w:r>
           </w:p>
         </w:tc>
@@ -4016,7 +4134,7 @@
                 <w:sz w:val="18"/>
                 <w:szCs w:val="18"/>
               </w:rPr>
-              <w:t xml:space="preserve">GitHub Actions</w:t>
+              <w:t xml:space="preserve">scikit-learn, statsmodels</w:t>
             </w:r>
           </w:p>
         </w:tc>
@@ -4046,7 +4164,7 @@
                 <w:sz w:val="18"/>
                 <w:szCs w:val="18"/>
               </w:rPr>
-              <w:t xml:space="preserve">lint, 타입 체크, 테스트, 주간 벤치마크</w:t>
+              <w:t xml:space="preserve">적은 데이터에 맞는 회귀·분류 모델, 교차 검증</w:t>
             </w:r>
           </w:p>
         </w:tc>
@@ -4061,7 +4179,7 @@
             <w:tcBorders>
               <w:top w:val="none" w:color="FFFFFF" w:sz="0"/>
               <w:left w:val="none" w:color="FFFFFF" w:sz="0"/>
-              <w:bottom w:val="single" w:color="000000" w:sz="10"/>
+              <w:bottom w:val="single" w:color="D9D9D9" w:sz="2"/>
               <w:right w:val="none" w:color="FFFFFF" w:sz="0"/>
             </w:tcBorders>
             <w:tcMar>
@@ -4083,6 +4201,103 @@
                 <w:sz w:val="18"/>
                 <w:szCs w:val="18"/>
               </w:rPr>
+              <w:t xml:space="preserve">CI</w:t>
+            </w:r>
+          </w:p>
+        </w:tc>
+        <w:tc>
+          <w:tcPr>
+            <w:tcW w:type="dxa" w:w="3720"/>
+            <w:tcBorders>
+              <w:top w:val="none" w:color="FFFFFF" w:sz="0"/>
+              <w:left w:val="none" w:color="FFFFFF" w:sz="0"/>
+              <w:bottom w:val="single" w:color="D9D9D9" w:sz="2"/>
+              <w:right w:val="none" w:color="FFFFFF" w:sz="0"/>
+            </w:tcBorders>
+            <w:tcMar>
+              <w:top w:type="dxa" w:w="70"/>
+              <w:left w:type="dxa" w:w="110"/>
+              <w:bottom w:type="dxa" w:w="70"/>
+              <w:right w:type="dxa" w:w="110"/>
+            </w:tcMar>
+          </w:tcPr>
+          <w:p>
+            <w:pPr>
+              <w:spacing w:after="30" w:line="270"/>
+            </w:pPr>
+            <w:r>
+              <w:rPr>
+                <w:rFonts w:ascii="Malgun Gothic" w:cs="Malgun Gothic" w:eastAsia="Malgun Gothic" w:hAnsi="Malgun Gothic"/>
+                <w:sz w:val="18"/>
+                <w:szCs w:val="18"/>
+              </w:rPr>
+              <w:t xml:space="preserve">GitHub Actions</w:t>
+            </w:r>
+          </w:p>
+        </w:tc>
+        <w:tc>
+          <w:tcPr>
+            <w:tcW w:type="dxa" w:w="4058"/>
+            <w:tcBorders>
+              <w:top w:val="none" w:color="FFFFFF" w:sz="0"/>
+              <w:left w:val="none" w:color="FFFFFF" w:sz="0"/>
+              <w:bottom w:val="single" w:color="D9D9D9" w:sz="2"/>
+              <w:right w:val="none" w:color="FFFFFF" w:sz="0"/>
+            </w:tcBorders>
+            <w:tcMar>
+              <w:top w:type="dxa" w:w="70"/>
+              <w:left w:type="dxa" w:w="110"/>
+              <w:bottom w:type="dxa" w:w="70"/>
+              <w:right w:type="dxa" w:w="110"/>
+            </w:tcMar>
+          </w:tcPr>
+          <w:p>
+            <w:pPr>
+              <w:spacing w:after="30" w:line="270"/>
+            </w:pPr>
+            <w:r>
+              <w:rPr>
+                <w:rFonts w:ascii="Malgun Gothic" w:cs="Malgun Gothic" w:eastAsia="Malgun Gothic" w:hAnsi="Malgun Gothic"/>
+                <w:sz w:val="18"/>
+                <w:szCs w:val="18"/>
+              </w:rPr>
+              <w:t xml:space="preserve">lint, 타입 체크, 테스트, 주간 벤치마크(개발 앱)</w:t>
+            </w:r>
+          </w:p>
+        </w:tc>
+      </w:tr>
+      <w:tr>
+        <w:trPr>
+          <w:tblHeader w:val="false"/>
+        </w:trPr>
+        <w:tc>
+          <w:tcPr>
+            <w:tcW w:type="dxa" w:w="1860"/>
+            <w:tcBorders>
+              <w:top w:val="none" w:color="FFFFFF" w:sz="0"/>
+              <w:left w:val="none" w:color="FFFFFF" w:sz="0"/>
+              <w:bottom w:val="single" w:color="000000" w:sz="10"/>
+              <w:right w:val="none" w:color="FFFFFF" w:sz="0"/>
+            </w:tcBorders>
+            <w:tcMar>
+              <w:top w:type="dxa" w:w="70"/>
+              <w:left w:type="dxa" w:w="110"/>
+              <w:bottom w:type="dxa" w:w="70"/>
+              <w:right w:type="dxa" w:w="110"/>
+            </w:tcMar>
+          </w:tcPr>
+          <w:p>
+            <w:pPr>
+              <w:spacing w:after="30" w:line="270"/>
+            </w:pPr>
+            <w:r>
+              <w:rPr>
+                <w:rFonts w:ascii="Malgun Gothic" w:cs="Malgun Gothic" w:eastAsia="Malgun Gothic" w:hAnsi="Malgun Gothic"/>
+                <w:b/>
+                <w:bCs/>
+                <w:sz w:val="18"/>
+                <w:szCs w:val="18"/>
+              </w:rPr>
               <w:t xml:space="preserve">코드 품질</w:t>
             </w:r>
           </w:p>
@@ -4162,7 +4377,7 @@
         <w:rPr>
           <w:rFonts w:ascii="Malgun Gothic" w:cs="Malgun Gothic" w:eastAsia="Malgun Gothic" w:hAnsi="Malgun Gothic"/>
         </w:rPr>
-        <w:t xml:space="preserve">3.1 결정 대기 항목</w:t>
+        <w:t xml:space="preserve">3.1 확정된 결정 (10월 26일)</w:t>
       </w:r>
     </w:p>
     <w:p>
@@ -4175,7 +4390,7 @@
           <w:b/>
           <w:bCs/>
         </w:rPr>
-        <w:t xml:space="preserve">에이전트 구현 방식과 요소 추출 방식 (S1 종료 10월 11일까지 결정, 담당: 에이전트 코어)</w:t>
+        <w:t xml:space="preserve">원래 S1에 비교 실험으로 정하려던 두 항목을, 일정상 비교 실험 없이 아래와 같이 확정한다. 담당: 에이전트 코어(루프), 수집·매칭(수집 JS).</w:t>
       </w:r>
     </w:p>
     <w:tbl>
@@ -4219,28 +4434,6 @@
             <w:pPr>
               <w:spacing w:after="30" w:line="270"/>
             </w:pPr>
-          </w:p>
-        </w:tc>
-        <w:tc>
-          <w:tcPr>
-            <w:tcW w:type="dxa" w:w="4105"/>
-            <w:tcBorders>
-              <w:top w:val="single" w:color="000000" w:sz="10"/>
-              <w:left w:val="none" w:color="FFFFFF" w:sz="0"/>
-              <w:bottom w:val="single" w:color="000000" w:sz="6"/>
-              <w:right w:val="none" w:color="FFFFFF" w:sz="0"/>
-            </w:tcBorders>
-            <w:tcMar>
-              <w:top w:type="dxa" w:w="70"/>
-              <w:left w:type="dxa" w:w="110"/>
-              <w:bottom w:type="dxa" w:w="70"/>
-              <w:right w:type="dxa" w:w="110"/>
-            </w:tcMar>
-          </w:tcPr>
-          <w:p>
-            <w:pPr>
-              <w:spacing w:after="30" w:line="270"/>
-            </w:pPr>
             <w:r>
               <w:rPr>
                 <w:rFonts w:ascii="Malgun Gothic" w:cs="Malgun Gothic" w:eastAsia="Malgun Gothic" w:hAnsi="Malgun Gothic"/>
@@ -4249,7 +4442,7 @@
                 <w:sz w:val="18"/>
                 <w:szCs w:val="18"/>
               </w:rPr>
-              <w:t xml:space="preserve">browser-use 기반</w:t>
+              <w:t xml:space="preserve">항목</w:t>
             </w:r>
           </w:p>
         </w:tc>
@@ -4281,7 +4474,39 @@
                 <w:sz w:val="18"/>
                 <w:szCs w:val="18"/>
               </w:rPr>
-              <w:t xml:space="preserve">Playwright 자체 루프</w:t>
+              <w:t xml:space="preserve">결정</w:t>
+            </w:r>
+          </w:p>
+        </w:tc>
+        <w:tc>
+          <w:tcPr>
+            <w:tcW w:type="dxa" w:w="4105"/>
+            <w:tcBorders>
+              <w:top w:val="single" w:color="000000" w:sz="10"/>
+              <w:left w:val="none" w:color="FFFFFF" w:sz="0"/>
+              <w:bottom w:val="single" w:color="000000" w:sz="6"/>
+              <w:right w:val="none" w:color="FFFFFF" w:sz="0"/>
+            </w:tcBorders>
+            <w:tcMar>
+              <w:top w:type="dxa" w:w="70"/>
+              <w:left w:type="dxa" w:w="110"/>
+              <w:bottom w:type="dxa" w:w="70"/>
+              <w:right w:type="dxa" w:w="110"/>
+            </w:tcMar>
+          </w:tcPr>
+          <w:p>
+            <w:pPr>
+              <w:spacing w:after="30" w:line="270"/>
+            </w:pPr>
+            <w:r>
+              <w:rPr>
+                <w:rFonts w:ascii="Malgun Gothic" w:cs="Malgun Gothic" w:eastAsia="Malgun Gothic" w:hAnsi="Malgun Gothic"/>
+                <w:b/>
+                <w:bCs/>
+                <w:sz w:val="18"/>
+                <w:szCs w:val="18"/>
+              </w:rPr>
+              <w:t xml:space="preserve">이유</w:t>
             </w:r>
           </w:p>
         </w:tc>
@@ -4318,7 +4543,7 @@
                 <w:sz w:val="18"/>
                 <w:szCs w:val="18"/>
               </w:rPr>
-              <w:t xml:space="preserve">장점</w:t>
+              <w:t xml:space="preserve">에이전트 구현</w:t>
             </w:r>
           </w:p>
         </w:tc>
@@ -4348,7 +4573,7 @@
                 <w:sz w:val="18"/>
                 <w:szCs w:val="18"/>
               </w:rPr>
-              <w:t xml:space="preserve">요소 추출, 행동 실행, 재시도가 이미 구현됨</w:t>
+              <w:t xml:space="preserve">Playwright 자체 루프</w:t>
             </w:r>
           </w:p>
         </w:tc>
@@ -4378,7 +4603,7 @@
                 <w:sz w:val="18"/>
                 <w:szCs w:val="18"/>
               </w:rPr>
-              <w:t xml:space="preserve">모든 행동 직전·직후에 측정 훅을 확실히 넣을 수 있음</w:t>
+              <w:t xml:space="preserve">측정 훅을 모든 행동 직전·직후에 확실히 넣고, 경로 재생기(7.2)와 행동 실행 코드를 공유한다. 요소 추출·오류 처리 300~500줄은 AI 코딩 도구로 W1 안에 작성 가능. browser-use는 내부에 훅을 넣는 비용이 더 크다고 판단</w:t>
             </w:r>
           </w:p>
         </w:tc>
@@ -4415,7 +4640,7 @@
                 <w:sz w:val="18"/>
                 <w:szCs w:val="18"/>
               </w:rPr>
-              <w:t xml:space="preserve">단점</w:t>
+              <w:t xml:space="preserve">요소 정보 수집</w:t>
             </w:r>
           </w:p>
         </w:tc>
@@ -4445,7 +4670,7 @@
                 <w:sz w:val="18"/>
                 <w:szCs w:val="18"/>
               </w:rPr>
-              <w:t xml:space="preserve">행동 실행 내부에 훅을 넣기 어려울 수 있음. 라이브러리 버전 변화</w:t>
+              <w:t xml:space="preserve">주입 JS 수집기 + dom-accessibility-api 번들</w:t>
             </w:r>
           </w:p>
         </w:tc>
@@ -4475,7 +4700,7 @@
                 <w:sz w:val="18"/>
                 <w:szCs w:val="18"/>
               </w:rPr>
-              <w:t xml:space="preserve">요소 추출·오류 처리를 직접 작성 (약 300~500줄 예상)</w:t>
+              <w:t xml:space="preserve">좌표·스타일·가림과 역할·접근 가능한 이름을 같은 순회에서 계산해 요소↔접근성 정보 매핑 문제를 없앤다. 접근 가능한 이름을 직접 구현하지 않는다</w:t>
             </w:r>
           </w:p>
         </w:tc>
@@ -4512,7 +4737,7 @@
                 <w:sz w:val="18"/>
                 <w:szCs w:val="18"/>
               </w:rPr>
-              <w:t xml:space="preserve">판단 기준</w:t>
+              <w:t xml:space="preserve">접근성 트리 사용</w:t>
             </w:r>
           </w:p>
         </w:tc>
@@ -4542,7 +4767,7 @@
                 <w:sz w:val="18"/>
                 <w:szCs w:val="18"/>
               </w:rPr>
-              <w:t xml:space="preserve">행동 직전 대상 요소의 좌표·스타일을 안정적으로 얻을 수 있으면 채택</w:t>
+              <w:t xml:space="preserve">닫힌 shadow root 보완용으로만</w:t>
             </w:r>
           </w:p>
         </w:tc>
@@ -4572,7 +4797,7 @@
                 <w:sz w:val="18"/>
                 <w:szCs w:val="18"/>
               </w:rPr>
-              <w:t xml:space="preserve">위 조건을 못 맞추면 채택</w:t>
+              <w:t xml:space="preserve">Playwright aria snapshot은 텍스트 형식이라 요소 좌표와 1:1로 묶기 어렵다</w:t>
             </w:r>
           </w:p>
         </w:tc>
@@ -4591,7 +4816,7 @@
         <w:rPr>
           <w:rFonts w:ascii="Malgun Gothic" w:cs="Malgun Gothic" w:eastAsia="Malgun Gothic" w:hAnsi="Malgun Gothic"/>
         </w:rPr>
-        <w:t xml:space="preserve">정적 페이지만으로 판단하지 않는다. 아래 조건으로 스트레스 테스트를 한 뒤 결정한다.</w:t>
+        <w:t xml:space="preserve">결정을 미루지 않는 대신, W2에 아래 스트레스 테스트로 수집 품질을 확인한다.</w:t>
       </w:r>
     </w:p>
     <w:p>
@@ -4615,7 +4840,7 @@
         <w:rPr>
           <w:rFonts w:ascii="Malgun Gothic" w:cs="Malgun Gothic" w:eastAsia="Malgun Gothic" w:hAnsi="Malgun Gothic"/>
         </w:rPr>
-        <w:t xml:space="preserve"> 벤치마크 정적 페이지 3개 + 복잡한 SPA 2~3개. SPA는 팀원 프로젝트나 공개 오픈소스 데모 앱처럼 측정해도 되는 곳에서 고른다. 쿠키 동의 모달, 고정 헤더, 가상 스크롤, Shadow DOM 컴포넌트, iframe이 최소 한 번씩 포함되게 한다.</w:t>
+        <w:t xml:space="preserve"> 벤치마크 앱 중 SPA 2개(8.1) + 팀원 프로젝트 SPA 1개. 쿠키 동의 모달, 고정 헤더, 가상 스크롤, Shadow DOM 컴포넌트, iframe이 최소 한 번씩 포함되게 한다.</w:t>
       </w:r>
     </w:p>
     <w:p>
@@ -4633,13 +4858,13 @@
           <w:b/>
           <w:bCs/>
         </w:rPr>
-        <w:t xml:space="preserve">요소 추출 경로 비교:</w:t>
-      </w:r>
-      <w:r>
-        <w:rPr>
-          <w:rFonts w:ascii="Malgun Gothic" w:cs="Malgun Gothic" w:eastAsia="Malgun Gothic" w:hAnsi="Malgun Gothic"/>
-        </w:rPr>
-        <w:t xml:space="preserve"> 주입 JS 수집기 vs Playwright 접근성 트리(aria snapshot). 두 방식을 같은 화면에 돌려 비교한다.</w:t>
+        <w:t xml:space="preserve">이름·역할 교차 확인:</w:t>
+      </w:r>
+      <w:r>
+        <w:rPr>
+          <w:rFonts w:ascii="Malgun Gothic" w:cs="Malgun Gothic" w:eastAsia="Malgun Gothic" w:hAnsi="Malgun Gothic"/>
+        </w:rPr>
+        <w:t xml:space="preserve"> dom-accessibility-api가 계산한 이름·역할과 axe-core 결과(button-name, link-name 등)가 엇갈리는 요소를 목록으로 뽑아 확인한다. R10은 axe 결과를 쓰고 매칭(7.2)은 수집 JS의 이름을 쓰기 때문이다.</w:t>
       </w:r>
     </w:p>
     <w:p>
@@ -4687,7 +4912,7 @@
         <w:rPr>
           <w:rFonts w:ascii="Malgun Gothic" w:cs="Malgun Gothic" w:eastAsia="Malgun Gothic" w:hAnsi="Malgun Gothic"/>
         </w:rPr>
-        <w:t xml:space="preserve"> SPA에서 누락률 10% 이하, 오염률 5% 이하. 못 미치면 4.2의 보강 항목을 S2에 우선 처리한다.</w:t>
+        <w:t xml:space="preserve"> SPA에서 누락률 10% 이하, 오염률 5% 이하. 못 미치면 4.2의 보강 항목을 W3에 우선 처리한다.</w:t>
       </w:r>
     </w:p>
     <w:p>
@@ -5007,7 +5232,7 @@
         <w:rPr>
           <w:rFonts w:ascii="Malgun Gothic" w:cs="Malgun Gothic" w:eastAsia="Malgun Gothic" w:hAnsi="Malgun Gothic"/>
         </w:rPr>
-        <w:t xml:space="preserve"> 페이지에 주입한 JS가 상호작용 가능한 요소를 수집한다. 대상은 a, button, input, select, textarea, [role=button|link|tab|checkbox|menuitem], [onclick], tabindex ≥ 0.</w:t>
+        <w:t xml:space="preserve"> 페이지에 주입한 JS가 상호작용 가능한 요소를 수집한다. 대상은 a, button, input, select, textarea, [role=button|link|tab|checkbox|menuitem], [onclick], tabindex ≥ 0. 역할과 접근 가능한 이름은 같은 스크립트에 번들한 dom-accessibility-api로 계산한다.</w:t>
       </w:r>
     </w:p>
     <w:p>
@@ -5031,7 +5256,7 @@
         <w:rPr>
           <w:rFonts w:ascii="Malgun Gothic" w:cs="Malgun Gothic" w:eastAsia="Malgun Gothic" w:hAnsi="Malgun Gothic"/>
         </w:rPr>
-        <w:t xml:space="preserve"> 크기 0, display:none, visibility:hidden, opacity 0, 뷰포트 밖 요소는 제외한다. 요소 중심점을 찍었을 때(elementFromPoint) 다른 요소가 잡히면 투명 막이나 고정 헤더에 가려진 것으로 표시한다. 가려진 요소는 수집 단계에서 버리지 않고 수집 원본에 모두 남기며, LLM에 보내는 목록에서만 뺀다. R04(가림)는 수집 원본 기준으로 판정한다. 남은 요소는 모두 LLM에 넘긴다. 요소가 30개를 넘으면 단순 규칙(뷰포트 안 요소 우선)으로 30개까지만 넘기고, 비용은 소형 모델로 줄인다.</w:t>
+        <w:t xml:space="preserve"> 크기 0, display:none, visibility:hidden, opacity 0, 뷰포트 밖 요소는 제외한다. 요소 중심점을 찍었을 때(elementFromPoint) 다른 요소가 잡히면 투명 막이나 고정 헤더에 가려진 것으로 표시한다. 가려진 요소는 수집 단계에서 버리지 않고 수집 원본에 모두 남기며, LLM에 보내는 목록에서만 뺀다. R04(가림)는 수집 원본 기준으로 판정한다. 남은 요소는 최대 60개까지 LLM에 넘긴다. 60개를 넘으면 main 랜드마크 안 요소 → 뷰포트 중앙과의 거리 → 면적 순으로 우선순위를 매겨 자른다. 헤더·푸터 링크가 많아도 본문 핵심 버튼이 잘리지 않게 하기 위해서다.</w:t>
       </w:r>
     </w:p>
     <w:p>
@@ -5175,7 +5400,7 @@
         <w:rPr>
           <w:rFonts w:ascii="Malgun Gothic" w:cs="Malgun Gothic" w:eastAsia="Malgun Gothic" w:hAnsi="Malgun Gothic"/>
         </w:rPr>
-        <w:t xml:space="preserve"> 번호, 역할, 태그, 보이는 텍스트(40자), aria-label, placeholder, 위치·크기. 페이지 소스 전체는 주지 않는다. 사람은 소스를 보지 못하기 때문이다.</w:t>
+        <w:t xml:space="preserve"> 요소당 한 줄 압축 표기(번호|역할|접근 가능한 이름 20자|영역(랜드마크)|위치). 입력 필드는 placeholder를 덧붙인다. 페이지 소스 전체는 주지 않는다. 사람은 소스를 보지 못하기 때문이다.</w:t>
       </w:r>
     </w:p>
     <w:p>
@@ -6918,7 +7143,103 @@
         <w:rPr>
           <w:rFonts w:ascii="Malgun Gothic" w:cs="Malgun Gothic" w:eastAsia="Malgun Gothic" w:hAnsi="Malgun Gothic"/>
         </w:rPr>
-        <w:t xml:space="preserve">행동 직후에는 최대 3초 동안 URL 변화, DOM 변경 수(MutationObserver), 네트워크 요청 발생을 확인한다. 셋 다 없으면 무반응 클릭으로 기록한다. 첫 화면 목록과 스냅샷은 4.2의 관찰 시점 규칙(load 상태 대기 + 짧은 고정 대기)을 따른다.</w:t>
+        <w:t xml:space="preserve">행동 직후 최대 3초 동안 변화를 감지해 행동마다 효과 유형 하나를 기록한다. 효과 유형은 무반응 클릭 판정(R03)과 재생 사후 검증(7.2)에 함께 쓴다. 첫 화면 목록과 스냅샷은 4.2의 관찰 시점 규칙(load 상태 대기 + 짧은 고정 대기)을 따른다.</w:t>
+      </w:r>
+    </w:p>
+    <w:p>
+      <w:pPr>
+        <w:pStyle w:val="ListParagraph"/>
+        <w:numPr>
+          <w:ilvl w:val="0"/>
+          <w:numId w:val="4"/>
+        </w:numPr>
+        <w:spacing w:after="60" w:line="290"/>
+      </w:pPr>
+      <w:r>
+        <w:rPr>
+          <w:rFonts w:ascii="Malgun Gothic" w:cs="Malgun Gothic" w:eastAsia="Malgun Gothic" w:hAnsi="Malgun Gothic"/>
+          <w:b/>
+          <w:bCs/>
+        </w:rPr>
+        <w:t xml:space="preserve">효과 유형 (판정 우선순위 순):</w:t>
+      </w:r>
+      <w:r>
+        <w:rPr>
+          <w:rFonts w:ascii="Malgun Gothic" w:cs="Malgun Gothic" w:eastAsia="Malgun Gothic" w:hAnsi="Malgun Gothic"/>
+        </w:rPr>
+        <w:t xml:space="preserve"> url_change(URL 경로나 주요 쿼리 변경) &gt; modal_change(열린 dialog, [role=dialog|alertdialog], [aria-modal=true] 개수 변화) &gt; dom_mutation(아래 노이즈를 제외한 유효 변화) &gt; no_change. no_change이면 무반응 클릭으로 기록한다.</w:t>
+      </w:r>
+    </w:p>
+    <w:p>
+      <w:pPr>
+        <w:pStyle w:val="ListParagraph"/>
+        <w:numPr>
+          <w:ilvl w:val="0"/>
+          <w:numId w:val="4"/>
+        </w:numPr>
+        <w:spacing w:after="60" w:line="290"/>
+      </w:pPr>
+      <w:r>
+        <w:rPr>
+          <w:rFonts w:ascii="Malgun Gothic" w:cs="Malgun Gothic" w:eastAsia="Malgun Gothic" w:hAnsi="Malgun Gothic"/>
+          <w:b/>
+          <w:bCs/>
+        </w:rPr>
+        <w:t xml:space="preserve">네트워크 노이즈 제외:</w:t>
+      </w:r>
+      <w:r>
+        <w:rPr>
+          <w:rFonts w:ascii="Malgun Gothic" w:cs="Malgun Gothic" w:eastAsia="Malgun Gothic" w:hAnsi="Malgun Gothic"/>
+        </w:rPr>
+        <w:t xml:space="preserve"> fetch·xhr·document 요청만 센다. 알려진 분석 도메인(목록 파일로 관리)과 sendBeacon, 클릭 직전 3초 안에 이미 발생한 같은 경로의 GET 요청(주기적 폴링)은 제외한다. POST·PUT·PATCH·DELETE는 항상 유효한 반응으로 본다.</w:t>
+      </w:r>
+    </w:p>
+    <w:p>
+      <w:pPr>
+        <w:pStyle w:val="ListParagraph"/>
+        <w:numPr>
+          <w:ilvl w:val="0"/>
+          <w:numId w:val="4"/>
+        </w:numPr>
+        <w:spacing w:after="60" w:line="290"/>
+      </w:pPr>
+      <w:r>
+        <w:rPr>
+          <w:rFonts w:ascii="Malgun Gothic" w:cs="Malgun Gothic" w:eastAsia="Malgun Gothic" w:hAnsi="Malgun Gothic"/>
+          <w:b/>
+          <w:bCs/>
+        </w:rPr>
+        <w:t xml:space="preserve">DOM 노이즈 제외:</w:t>
+      </w:r>
+      <w:r>
+        <w:rPr>
+          <w:rFonts w:ascii="Malgun Gothic" w:cs="Malgun Gothic" w:eastAsia="Malgun Gothic" w:hAnsi="Malgun Gothic"/>
+        </w:rPr>
+        <w:t xml:space="preserve"> 뷰포트 밖이거나 보이지 않는 노드의 변경, 캐러셀·티커·배너 컨테이너 안의 변경([role=marquee|timer], [aria-live=off], 또는 클래스 토큰이 carousel·swiper·slider·slick·banner·ad인 조상. 부분 문자열이 아니라 토큰 단위로 비교), 숫자·콜론·공백만 바뀐 텍스트 노드는 세지 않는다. 단 방금 누른 요소가 그 컨테이너 안에 있으면 제외하지 않는다.</w:t>
+      </w:r>
+    </w:p>
+    <w:p>
+      <w:pPr>
+        <w:pStyle w:val="ListParagraph"/>
+        <w:numPr>
+          <w:ilvl w:val="0"/>
+          <w:numId w:val="4"/>
+        </w:numPr>
+        <w:spacing w:after="60" w:line="290"/>
+      </w:pPr>
+      <w:r>
+        <w:rPr>
+          <w:rFonts w:ascii="Malgun Gothic" w:cs="Malgun Gothic" w:eastAsia="Malgun Gothic" w:hAnsi="Malgun Gothic"/>
+          <w:b/>
+          <w:bCs/>
+        </w:rPr>
+        <w:t xml:space="preserve">유효 변화:</w:t>
+      </w:r>
+      <w:r>
+        <w:rPr>
+          <w:rFonts w:ascii="Malgun Gothic" w:cs="Malgun Gothic" w:eastAsia="Malgun Gothic" w:hAnsi="Malgun Gothic"/>
+        </w:rPr>
+        <w:t xml:space="preserve"> 노이즈를 뺀 뒤 보이는 노드의 추가·제거·텍스트 변경, 누른 요소(또는 그 요소가 제어하는 요소)의 상태 속성 변화(aria-expanded, aria-selected, aria-checked, disabled, class), 입력 필드 포커스 획득, 스크롤 위치 변화 중 하나라도 있으면 반응이 있는 것으로 본다.</w:t>
       </w:r>
     </w:p>
     <w:p>
@@ -8461,7 +8782,7 @@
         <w:rPr>
           <w:rFonts w:ascii="Malgun Gothic" w:cs="Malgun Gothic" w:eastAsia="Malgun Gothic" w:hAnsi="Malgun Gothic"/>
         </w:rPr>
-        <w:t xml:space="preserve">으로 고정한다. 사람 데이터는 이 값을 조금씩 조정하는 보정 계수를 구하는 데만 쓴다(9.1). 보정이 실패해도 문헌값으로 계산하므로 리포트가 무너지지 않는다.</w:t>
+        <w:t xml:space="preserve">으로 고정한다. 사람 데이터는 이 값을 조금씩 조정하는 보정 계수를 구하는 데만 쓴다(9.1). 보정이 실패해도 문헌값으로 계산하므로 리포트가 무너지지 않는다. 사람 실험은 IRB 확인 결과에 따른 조건부 트랙이며(9.1), 실험을 못 하면 문헌값만 쓰고 리포트에 '보정'이라고 표시하지 않는다.</w:t>
       </w:r>
     </w:p>
     <w:tbl>
@@ -9386,7 +9707,7 @@
                 <w:sz w:val="18"/>
                 <w:szCs w:val="18"/>
               </w:rPr>
-              <w:t xml:space="preserve">보정 전에는 스크롤 1회를 P 1회로 근사, 사람 데이터로만 추정</w:t>
+              <w:t xml:space="preserve">스크롤 1회를 P 1회로 근사. 사람 실험에서 스크롤 표본이 30개 이상일 때만 따로 추정</w:t>
             </w:r>
           </w:p>
         </w:tc>
@@ -9586,7 +9907,7 @@
         <w:rPr>
           <w:rFonts w:ascii="Malgun Gothic" w:cs="Malgun Gothic" w:eastAsia="Malgun Gothic" w:hAnsi="Malgun Gothic"/>
         </w:rPr>
-        <w:t xml:space="preserve">리포트에는 과업 전체 예상 시간을 오차 범위와 함께 보여주고, 단계별 시간과 가장 오래 걸리는 단계 3개를 표시한다. StepMeter의 주 용도는 같은 사이트의 전후 비교이고, 보정 계수에 일정한 편향이 남아 있어도 전후 차이에서는 대부분 상쇄된다. 모바일은 사람 데이터가 적어 참고값으로만 표시한다.</w:t>
+        <w:t xml:space="preserve">리포트에는 과업 전체 예상 시간을 오차 범위(보정 시 부트스트랩 구간, 미보정 시 '문헌값 기준 추정' 표시)와 함께 보여주고, 단계별 시간과 가장 오래 걸리는 단계 3개를 표시한다. StepMeter의 주 용도는 같은 사이트의 전후 비교이고, 보정 계수에 일정한 편향이 남아 있어도 전후 차이에서는 대부분 상쇄된다. 모바일은 사람 데이터가 없어 소요 시간을 계산·표시하지 않는다.</w:t>
       </w:r>
     </w:p>
     <w:p>
@@ -9608,7 +9929,7 @@
         <w:rPr>
           <w:rFonts w:ascii="Malgun Gothic" w:cs="Malgun Gothic" w:eastAsia="Malgun Gothic" w:hAnsi="Malgun Gothic"/>
         </w:rPr>
-        <w:t xml:space="preserve">규칙은 worker/rules/ 에 하나씩 파일로 작성하고, 벤치마크 결과를 보며 임계값을 조정한다. LLM은 규칙이 찾은 문제에 대해서만 설명을 쓴다.</w:t>
+        <w:t xml:space="preserve">규칙은 worker/rules/ 에 하나씩 파일로 작성하고, 벤치마크 개발 앱(8.1) 결과로만 임계값을 조정한다. 홀드아웃 앱은 최종 평가 전까지 보지 않는다. LLM은 규칙이 찾은 문제에 대해서만 설명을 쓴다.</w:t>
       </w:r>
     </w:p>
     <w:tbl>
@@ -10109,7 +10430,7 @@
                 <w:sz w:val="18"/>
                 <w:szCs w:val="18"/>
               </w:rPr>
-              <w:t xml:space="preserve">5.1 변화 감지 없음</w:t>
+              <w:t xml:space="preserve">5.1 효과 유형이 no_change (노이즈 제외 후 유효 변화 없음)</w:t>
             </w:r>
           </w:p>
         </w:tc>
@@ -11219,7 +11540,7 @@
         <w:rPr>
           <w:rFonts w:ascii="Malgun Gothic" w:cs="Malgun Gothic" w:eastAsia="Malgun Gothic" w:hAnsi="Malgun Gothic"/>
         </w:rPr>
-        <w:t xml:space="preserve">규칙이 찾은 후보마다 가중치 합산 점수를 매겨 우선순위를 정한다. 학습 분류기 대신 이 휴리스틱 점수를 기본 엔진으로 쓴다. 분류기는 9.2의 비교 실험으로 두고, 실사이트에서 이 점수를 이길 때만 교체한다.</w:t>
+        <w:t xml:space="preserve">규칙이 찾은 후보마다 가중치 합산 점수를 매겨 우선순위를 정한다. 학습 분류기 대신 이 휴리스틱 점수를 기본 엔진으로 쓴다. 로지스틱 회귀는 9.2의 비교 실험(ablation)으로만 보고한다.</w:t>
       </w:r>
     </w:p>
     <w:p>
@@ -11384,7 +11705,7 @@
         <w:rPr>
           <w:rFonts w:ascii="Malgun Gothic" w:cs="Malgun Gothic" w:eastAsia="Malgun Gothic" w:hAnsi="Malgun Gothic"/>
         </w:rPr>
-        <w:t xml:space="preserve">가중치는 벤치마크 학습 세트(9.3과 같은 28페이지 분할)에서 여러 조합을 모두 시험해 보는 방식(격자 탐색)으로 정하고, 테스트 세트와 실사이트에서 따로 확인한다. 가중치가 벤치마크에만 너무 맞춰지면(과적합) 실사이트에서 성능이 떨어지므로 분할을 지킨다.</w:t>
+        <w:t xml:space="preserve">가중치는 벤치마크 개발 앱 4개에서 앱 단위 4-Fold 교차 검증으로 여러 조합을 모두 시험해 보는 방식(격자 탐색)으로 정하고, 홀드아웃 앱 2개와 실사이트에서 따로 확인한다. 같은 앱의 페이지가 학습과 평가에 섞이면 가중치가 앱 구조를 외우므로(과적합) 앱 단위 분할을 지킨다.</w:t>
       </w:r>
     </w:p>
     <w:p>
@@ -11400,7 +11721,7 @@
         <w:rPr>
           <w:rFonts w:ascii="Malgun Gothic" w:cs="Malgun Gothic" w:eastAsia="Malgun Gothic" w:hAnsi="Malgun Gothic"/>
         </w:rPr>
-        <w:t xml:space="preserve">임계값 이상은 기본 목록, 미만은 "참고" 목록에 넣는다. 임계값은 학습 세트에서 정밀도(찾은 문제 중 진짜 문제의 비율) 0.85를 지키면서 재현율(진짜 문제 중 찾아낸 비율)이 가장 높은 값으로 정한다.</w:t>
+        <w:t xml:space="preserve">임계값 이상은 기본 목록, 미만은 "참고" 목록에 넣는다. 임계값은 개발 앱에서 정밀도(찾은 문제 중 진짜 문제의 비율) 0.85를 지키면서 재현율(진짜 문제 중 찾아낸 비율)이 가장 높은 값으로 정한다.</w:t>
       </w:r>
     </w:p>
     <w:p>
@@ -12347,7 +12668,7 @@
         <w:rPr>
           <w:rFonts w:ascii="Malgun Gothic" w:cs="Malgun Gothic" w:eastAsia="Malgun Gothic" w:hAnsi="Malgun Gothic"/>
         </w:rPr>
-        <w:t xml:space="preserve"> 행동 후 URL 경로가 기록과 다르면 그 단계를 경로 변경 지점으로 처리하고 이후 값은 재생 비교에 쓰지 않는다. URL이 바뀌지 않는 단계는 다음 행동의 대상을 매칭할 수 있는지로 확인한다. 되돌릴 수 없는 행동은 4.4의 차단 규칙이 재생에도 똑같이 적용된다.</w:t>
+        <w:t xml:space="preserve"> 행동 후 효과 유형(5.1)이 기록과 다르거나 URL 경로가 기록과 다르면 그 단계를 경로 변경 지점으로 처리하고 이후 값은 재생 비교에 쓰지 않는다. 예를 들어 기록에서는 모달이 열렸는데(modal_change) 재생에서 안 열리면 바로 멈춘다. 효과 유형이 같으면 다음 행동의 대상을 매칭할 수 있는지로 한 번 더 확인한다. 상태 해시 완전 일치는 문구만 바뀐 버전에서도 깨지므로 쓰지 않는다. 되돌릴 수 없는 행동은 4.4의 차단 규칙이 재생에도 똑같이 적용된다.</w:t>
       </w:r>
     </w:p>
     <w:p>
@@ -12463,7 +12784,7 @@
         <w:rPr>
           <w:rFonts w:ascii="Malgun Gothic" w:cs="Malgun Gothic" w:eastAsia="Malgun Gothic" w:hAnsi="Malgun Gothic"/>
         </w:rPr>
-        <w:t xml:space="preserve">재생은 LLM 호출이 없어 비용이 거의 들지 않는다. CI 연동(F14, P1)은 비용이 드는 에이전트 탐색 대신 재생만 쓴다.</w:t>
+        <w:t xml:space="preserve">재생은 LLM 호출이 없어 비용이 거의 들지 않는다. CI 연동(F14, P1)은 M3 완료 기준을 모두 통과한 경우에만 W5에 착수하며, 비용이 드는 에이전트 탐색 대신 재생만 쓴다(run.mode = replay_only). 대상 사이트의 PR별 미리보기 배포 URL이 필요하므로 데모는 벤치마크 앱 하나에 Vercel 미리보기를 붙여 시연한다.</w:t>
       </w:r>
     </w:p>
     <w:p>
@@ -13416,7 +13737,7 @@
         <w:rPr>
           <w:rFonts w:ascii="Malgun Gothic" w:cs="Malgun Gothic" w:eastAsia="Malgun Gothic" w:hAnsi="Malgun Gothic"/>
         </w:rPr>
-        <w:t xml:space="preserve">벤치마크는 "이 도구를 믿어도 되는가"에 대한 답이다. S2부터 기능 개발과 병행해 만든다.</w:t>
+        <w:t xml:space="preserve">벤치마크는 "이 도구를 믿어도 되는가"에 대한 답이다. W1부터 기능 개발과 병행해 만든다. 규칙을 아는 사람이 규칙에 맞춰 결함을 심으면 정확도가 저절로 높게 나오므로(순환), 세 가지로 막는다. 서로 다른 실제 앱에 실제 개발 실수 패턴으로 결함을 주입하고, 결함 제작자와 규칙 작성자를 분리하고, 최종 정확도는 규칙 작성자가 보지 않은 홀드아웃 앱으로 잰다.</w:t>
       </w:r>
     </w:p>
     <w:p>
@@ -13581,7 +13902,7 @@
                 <w:sz w:val="18"/>
                 <w:szCs w:val="18"/>
               </w:rPr>
-              <w:t xml:space="preserve">결함 페이지</w:t>
+              <w:t xml:space="preserve">소스 앱</w:t>
             </w:r>
           </w:p>
         </w:tc>
@@ -13612,7 +13933,7 @@
                 <w:sz w:val="18"/>
                 <w:szCs w:val="18"/>
               </w:rPr>
-              <w:t xml:space="preserve">30</w:t>
+              <w:t xml:space="preserve">6 (최소 5)</w:t>
             </w:r>
           </w:p>
         </w:tc>
@@ -13642,7 +13963,7 @@
                 <w:sz w:val="18"/>
                 <w:szCs w:val="18"/>
               </w:rPr>
-              <w:t xml:space="preserve">6개 결함 유형 × 5개. 작은 타겟, 낮은 대비, 무반응 버튼, 첫 화면 밖 핵심 버튼, 가려진 요소, 불필요한 단계</w:t>
+              <w:t xml:space="preserve">프론트엔드만으로 돌아가는(목 데이터) 오픈소스 앱. UI 스택을 나눈다: Tailwind+shadcn/ui, MUI, Ant Design, Bootstrap 또는 순수 CSS, 대시보드형, 모바일 우선 예약·커머스. 최소 3개는 클라이언트 라우팅·모달·지연 로딩이 있는 SPA. 개발 앱 4개 / 홀드아웃 앱 2개</w:t>
             </w:r>
           </w:p>
         </w:tc>
@@ -13679,7 +14000,7 @@
                 <w:sz w:val="18"/>
                 <w:szCs w:val="18"/>
               </w:rPr>
-              <w:t xml:space="preserve">정상 페이지</w:t>
+              <w:t xml:space="preserve">정상 기준선</w:t>
             </w:r>
           </w:p>
         </w:tc>
@@ -13710,7 +14031,7 @@
                 <w:sz w:val="18"/>
                 <w:szCs w:val="18"/>
               </w:rPr>
-              <w:t xml:space="preserve">10</w:t>
+              <w:t xml:space="preserve">12 (앱당 2)</w:t>
             </w:r>
           </w:p>
         </w:tc>
@@ -13740,7 +14061,7 @@
                 <w:sz w:val="18"/>
                 <w:szCs w:val="18"/>
               </w:rPr>
-              <w:t xml:space="preserve">결함 없는 대조군. 오탐 측정용</w:t>
+              <w:t xml:space="preserve">포크 직후 axe-core와 수동 점검으로 원래 있던 결함을 고친 깨끗한 버전. 앱마다 과업 2개. 오탐 측정용</w:t>
             </w:r>
           </w:p>
         </w:tc>
@@ -13777,7 +14098,7 @@
                 <w:sz w:val="18"/>
                 <w:szCs w:val="18"/>
               </w:rPr>
-              <w:t xml:space="preserve">회귀 쌍</w:t>
+              <w:t xml:space="preserve">결함 변이</w:t>
             </w:r>
           </w:p>
         </w:tc>
@@ -13808,7 +14129,7 @@
                 <w:sz w:val="18"/>
                 <w:szCs w:val="18"/>
               </w:rPr>
-              <w:t xml:space="preserve">10</w:t>
+              <w:t xml:space="preserve">36 (앱당 6)</w:t>
             </w:r>
           </w:p>
         </w:tc>
@@ -13838,7 +14159,7 @@
                 <w:sz w:val="18"/>
                 <w:szCs w:val="18"/>
               </w:rPr>
-              <w:t xml:space="preserve">같은 페이지의 정상 버전과 악화 버전 쌍. 회귀 감지 검증용 (결함 페이지에서 파생)</w:t>
+              <w:t xml:space="preserve">앱마다 6개 결함 유형을 하나씩 주입: 작은 타겟(R01), 낮은 대비(R02), 무반응 버튼(R03), 가려진 요소(R04), 첫 화면 밖 핵심 버튼(R06), 이름 없는 요소(R10). 규칙 임계값에 맞춘 값이 아니라 실제 개발 실수 패턴(미디어쿼리 누락, 유틸리티 클래스 오용, 남은 반투명 오버레이, 핸들러 미연결 등)으로 주입</w:t>
             </w:r>
           </w:p>
         </w:tc>
@@ -13875,7 +14196,7 @@
                 <w:sz w:val="18"/>
                 <w:szCs w:val="18"/>
               </w:rPr>
-              <w:t xml:space="preserve">문구 변경 버전</w:t>
+              <w:t xml:space="preserve">회귀 쌍</w:t>
             </w:r>
           </w:p>
         </w:tc>
@@ -13936,7 +14257,7 @@
                 <w:sz w:val="18"/>
                 <w:szCs w:val="18"/>
               </w:rPr>
-              <w:t xml:space="preserve">버튼 문구·아이콘만 바꾼 버전 ("가입 완료" → "회원가입 완료하기" 등). 재생 완주율 측정용</w:t>
+              <w:t xml:space="preserve">기준선과 악화 버전의 쌍. 확인 모달 추가·단계 분리 같은 "불필요한 단계"는 단일 측정으로 판정할 수 없으므로 여기서만 검증한다(7.4 클릭 수 판정)</w:t>
             </w:r>
           </w:p>
         </w:tc>
@@ -13973,6 +14294,104 @@
                 <w:sz w:val="18"/>
                 <w:szCs w:val="18"/>
               </w:rPr>
+              <w:t xml:space="preserve">문구 변경 버전</w:t>
+            </w:r>
+          </w:p>
+        </w:tc>
+        <w:tc>
+          <w:tcPr>
+            <w:tcW w:type="dxa" w:w="1033"/>
+            <w:tcBorders>
+              <w:top w:val="none" w:color="FFFFFF" w:sz="0"/>
+              <w:left w:val="none" w:color="FFFFFF" w:sz="0"/>
+              <w:bottom w:val="single" w:color="000000" w:sz="10"/>
+              <w:right w:val="none" w:color="FFFFFF" w:sz="0"/>
+            </w:tcBorders>
+            <w:tcMar>
+              <w:top w:type="dxa" w:w="70"/>
+              <w:left w:type="dxa" w:w="110"/>
+              <w:bottom w:type="dxa" w:w="70"/>
+              <w:right w:type="dxa" w:w="110"/>
+            </w:tcMar>
+          </w:tcPr>
+          <w:p>
+            <w:pPr>
+              <w:spacing w:after="30" w:line="270"/>
+              <w:jc w:val="center"/>
+            </w:pPr>
+            <w:r>
+              <w:rPr>
+                <w:rFonts w:ascii="Malgun Gothic" w:cs="Malgun Gothic" w:eastAsia="Malgun Gothic" w:hAnsi="Malgun Gothic"/>
+                <w:sz w:val="18"/>
+                <w:szCs w:val="18"/>
+              </w:rPr>
+              <w:t xml:space="preserve">10</w:t>
+            </w:r>
+          </w:p>
+        </w:tc>
+        <w:tc>
+          <w:tcPr>
+            <w:tcW w:type="dxa" w:w="6884"/>
+            <w:tcBorders>
+              <w:top w:val="none" w:color="FFFFFF" w:sz="0"/>
+              <w:left w:val="none" w:color="FFFFFF" w:sz="0"/>
+              <w:bottom w:val="single" w:color="000000" w:sz="10"/>
+              <w:right w:val="none" w:color="FFFFFF" w:sz="0"/>
+            </w:tcBorders>
+            <w:tcMar>
+              <w:top w:type="dxa" w:w="70"/>
+              <w:left w:type="dxa" w:w="110"/>
+              <w:bottom w:type="dxa" w:w="70"/>
+              <w:right w:type="dxa" w:w="110"/>
+            </w:tcMar>
+          </w:tcPr>
+          <w:p>
+            <w:pPr>
+              <w:spacing w:after="30" w:line="270"/>
+            </w:pPr>
+            <w:r>
+              <w:rPr>
+                <w:rFonts w:ascii="Malgun Gothic" w:cs="Malgun Gothic" w:eastAsia="Malgun Gothic" w:hAnsi="Malgun Gothic"/>
+                <w:sz w:val="18"/>
+                <w:szCs w:val="18"/>
+              </w:rPr>
+              <w:t xml:space="preserve">버튼 문구·아이콘만 바꾼 버전 ("가입 완료" → "회원가입 완료하기" 등). 재생 완주율 측정용</w:t>
+            </w:r>
+          </w:p>
+        </w:tc>
+      </w:tr>
+      <w:tr>
+        <w:trPr>
+          <w:tblHeader w:val="false"/>
+        </w:trPr>
+        <w:tc>
+          <w:tcPr>
+            <w:tcW w:type="dxa" w:w="1721"/>
+            <w:tcBorders>
+              <w:top w:val="none" w:color="FFFFFF" w:sz="0"/>
+              <w:left w:val="none" w:color="FFFFFF" w:sz="0"/>
+              <w:bottom w:val="single" w:color="000000" w:sz="10"/>
+              <w:right w:val="none" w:color="FFFFFF" w:sz="0"/>
+            </w:tcBorders>
+            <w:tcMar>
+              <w:top w:type="dxa" w:w="70"/>
+              <w:left w:type="dxa" w:w="110"/>
+              <w:bottom w:type="dxa" w:w="70"/>
+              <w:right w:type="dxa" w:w="110"/>
+            </w:tcMar>
+          </w:tcPr>
+          <w:p>
+            <w:pPr>
+              <w:spacing w:after="30" w:line="270"/>
+            </w:pPr>
+            <w:r>
+              <w:rPr>
+                <w:rFonts w:ascii="Malgun Gothic" w:cs="Malgun Gothic" w:eastAsia="Malgun Gothic" w:hAnsi="Malgun Gothic"/>
+                <w:b/>
+                <w:bCs/>
+                <w:sz w:val="18"/>
+                <w:szCs w:val="18"/>
+              </w:rPr>
               <w:t xml:space="preserve">실제 사이트</w:t>
             </w:r>
           </w:p>
@@ -14034,7 +14453,7 @@
                 <w:sz w:val="18"/>
                 <w:szCs w:val="18"/>
               </w:rPr>
-              <w:t xml:space="preserve">팀원이 이전에 만든 프로젝트. 사람이 결과를 판정</w:t>
+              <w:t xml:space="preserve">팀원이 이전에 만든 프로젝트. 후보 약 60건을 2인이 독립 판정</w:t>
             </w:r>
           </w:p>
         </w:tc>
@@ -14053,7 +14472,7 @@
         <w:rPr>
           <w:rFonts w:ascii="Malgun Gothic" w:cs="Malgun Gothic" w:eastAsia="Malgun Gothic" w:hAnsi="Malgun Gothic"/>
         </w:rPr>
-        <w:t xml:space="preserve">페이지마다 간단한 과업(뉴스레터 구독, 장바구니 담기, 예약 등)을 하나씩 둔다. 페이지는 benchmark/pages/ 에 두고 Vercel에 올린다. 정답은 benchmark/labels/{page}.json 에 규칙 ID와 요소 선택자로 적는다. 페이지는 결함 유형별로 전원이 나눠 만들고, 회귀 비교·인프라 담당이 진행을 관리한다. 정답은 측정 지표·규칙 담당이 작성하고 PM이 교차 검토한다. 40개 중 10개는 React SPA로 만들어 클라이언트 라우팅, 지연 로딩, 모달, Shadow DOM 컴포넌트가 평가에 포함되게 한다.</w:t>
+        <w:t xml:space="preserve">결함은 benchmark/mutations/{app}/{variant}.yaml 설정으로 주입하고(결함 주입기), 정답은 설정에서 자동 생성한다. 단 주입했다고 결함이 실제로 나타난다는 보장은 없으므로, 주입 담당이 렌더링 결과(스크린샷과 계산값)로 발현을 확인한 것만 benchmark/labels/{page}.json 정답에 넣는다. 앱은 benchmark/apps/ 에 포크해 두고 Vercel에 올린다. 결함 주입과 정답 작성은 회귀 비교·인프라 담당이 총괄하고 리포트 UI, 대시보드 UI, LLM·프롬프트, 플랫폼 백엔드 담당이 앱별로 맡는다. 측정 지표·규칙과 수집·매칭 담당은 홀드아웃 앱 2개의 설정과 정답을 최종 평가 전까지 보지 않는다. PM이 정답을 교차 검토한다. 앱이 5개로 끝나면 기준선 10, 결함 30이 되고, 홀드아웃이 1개뿐인 것을 한계로 명시한다.</w:t>
       </w:r>
     </w:p>
     <w:p>
@@ -14080,7 +14499,7 @@
         <w:rPr>
           <w:rFonts w:ascii="Malgun Gothic" w:cs="Malgun Gothic" w:eastAsia="Malgun Gothic" w:hAnsi="Malgun Gothic"/>
         </w:rPr>
-        <w:t xml:space="preserve">문제 검출: 규칙별·전체 정밀도, 재현율, F1. 목표는 정밀도 0.85, 재현율 0.80.</w:t>
+        <w:t xml:space="preserve">문제 검출: 규칙별·전체 정밀도, 재현율, F1. 주 지표는 홀드아웃 앱 전체를 합친(micro-average) 정밀도 0.85, 재현율 0.80. 보조 지표로 최종 평가 뒤 1회, 앱 단위 교차 검증(leave-one-app-out) 평균을 함께 쓴다. 홀드아웃 앱은 유형당 정답이 2개 안팎이라 한두 건에 수치가 크게 흔들리기 때문이다.</w:t>
       </w:r>
     </w:p>
     <w:p>
@@ -14096,7 +14515,7 @@
         <w:rPr>
           <w:rFonts w:ascii="Malgun Gothic" w:cs="Malgun Gothic" w:eastAsia="Malgun Gothic" w:hAnsi="Malgun Gothic"/>
         </w:rPr>
-        <w:t xml:space="preserve">과업 완주율: 정상 페이지 기준 80% 이상.</w:t>
+        <w:t xml:space="preserve">과업 완주율: 정상 기준선 페이지 기준 80% 이상.</w:t>
       </w:r>
     </w:p>
     <w:p>
@@ -14160,7 +14579,23 @@
         <w:rPr>
           <w:rFonts w:ascii="Malgun Gothic" w:cs="Malgun Gothic" w:eastAsia="Malgun Gothic" w:hAnsi="Malgun Gothic"/>
         </w:rPr>
-        <w:t xml:space="preserve">벤치마크 평가는 benchmark/eval.py 한 번으로 돌고, CI에서 매주 월요일에 자동 실행해 결과를 기록한다.</w:t>
+        <w:t xml:space="preserve">실사이트: 후보 약 60건을 팀원 2명이 독립 판정하고, 판정자 간 일치도(Cohen's κ)와 정밀도(95% 신뢰구간)를 보고한다. 목표치 대신 보고 의무로 둔다.</w:t>
+      </w:r>
+    </w:p>
+    <w:p>
+      <w:pPr>
+        <w:pStyle w:val="ListParagraph"/>
+        <w:numPr>
+          <w:ilvl w:val="0"/>
+          <w:numId w:val="4"/>
+        </w:numPr>
+        <w:spacing w:after="60" w:line="290"/>
+      </w:pPr>
+      <w:r>
+        <w:rPr>
+          <w:rFonts w:ascii="Malgun Gothic" w:cs="Malgun Gothic" w:eastAsia="Malgun Gothic" w:hAnsi="Malgun Gothic"/>
+        </w:rPr>
+        <w:t xml:space="preserve">벤치마크 평가는 benchmark/eval.py 한 번으로 돌고, CI에서 매주 월요일에 개발 앱만 자동 실행해 결과를 기록한다. 홀드아웃 앱은 W7 최종 평가 때 한 번만 돌린다.</w:t>
       </w:r>
     </w:p>
     <w:p>
@@ -14182,7 +14617,7 @@
         <w:rPr>
           <w:rFonts w:ascii="Malgun Gothic" w:cs="Malgun Gothic" w:eastAsia="Malgun Gothic" w:hAnsi="Malgun Gothic"/>
         </w:rPr>
-        <w:t xml:space="preserve">같은 과업 경로의 스크린샷을 상용 LLM에 주고 "UX 문제를 찾아라"라고 요청한 결과와, 같은 경로에서 axe-core만 실행한 결과를 같은 정답으로 채점한다. 담당은 LLM·프롬프트. S1에 먼저 한 번 돌려서 이겨야 할 수준을 확인하고, S4와 S6에 다시 비교한다.</w:t>
+        <w:t xml:space="preserve">같은 과업 경로의 스크린샷을 상용 LLM에 주고 "UX 문제를 찾아라"라고 요청한 결과와, 같은 경로에서 axe-core만 실행한 결과를 같은 정답으로 채점한다. 담당은 LLM·프롬프트. W2에 먼저 한 번 돌려서 이겨야 할 수준을 확인하고, W5(개발 앱)와 W7(홀드아웃 앱)에 다시 비교한다.</w:t>
       </w:r>
     </w:p>
     <w:p>
@@ -14550,7 +14985,7 @@
                 <w:sz w:val="18"/>
                 <w:szCs w:val="18"/>
               </w:rPr>
-              <w:t xml:space="preserve">참가자 20~30명의 마우스 궤적·소요 시간</w:t>
+              <w:t xml:space="preserve">참가자 12~15명의 마우스 궤적·소요 시간 (IRB 확인 시)</w:t>
             </w:r>
           </w:p>
         </w:tc>
@@ -14610,7 +15045,7 @@
                 <w:sz w:val="18"/>
                 <w:szCs w:val="18"/>
               </w:rPr>
-              <w:t xml:space="preserve">문헌값 단독 대비 오차 감소</w:t>
+              <w:t xml:space="preserve">문헌값 단독 대비 오차 감소 (실험 불가 시 한계로 보고)</w:t>
             </w:r>
           </w:p>
         </w:tc>
@@ -14671,7 +15106,7 @@
                 <w:sz w:val="18"/>
                 <w:szCs w:val="18"/>
               </w:rPr>
-              <w:t xml:space="preserve">P0</w:t>
+              <w:t xml:space="preserve">P0 문헌 KLM · 보정은 조건부</w:t>
             </w:r>
           </w:p>
         </w:tc>
@@ -14738,7 +15173,7 @@
                 <w:sz w:val="18"/>
                 <w:szCs w:val="18"/>
               </w:rPr>
-              <w:t xml:space="preserve">휴리스틱 점수 튜닝, 학습 분류기가 이를 이기는지 검증</w:t>
+              <w:t xml:space="preserve">휴리스틱 점수 튜닝, 로지스틱 회귀와 비교(ablation)</w:t>
             </w:r>
           </w:p>
         </w:tc>
@@ -14768,7 +15203,7 @@
                 <w:sz w:val="18"/>
                 <w:szCs w:val="18"/>
               </w:rPr>
-              <w:t xml:space="preserve">벤치마크 정답 + 실사이트 사람 판정</w:t>
+              <w:t xml:space="preserve">벤치마크 정답 + 실사이트 약 60건 2인 판정</w:t>
             </w:r>
           </w:p>
         </w:tc>
@@ -14828,7 +15263,7 @@
                 <w:sz w:val="18"/>
                 <w:szCs w:val="18"/>
               </w:rPr>
-              <w:t xml:space="preserve">실사이트 정밀도 비교</w:t>
+              <w:t xml:space="preserve">홀드아웃 앱 정밀도·재현율, ablation 보고</w:t>
             </w:r>
           </w:p>
         </w:tc>
@@ -14858,7 +15293,7 @@
                 <w:sz w:val="18"/>
                 <w:szCs w:val="18"/>
               </w:rPr>
-              <w:t xml:space="preserve">수집·매칭 (라벨 판정: PM)</w:t>
+              <w:t xml:space="preserve">수집·매칭 (라벨 판정: 2인 + PM)</w:t>
             </w:r>
           </w:p>
         </w:tc>
@@ -14889,7 +15324,7 @@
                 <w:sz w:val="18"/>
                 <w:szCs w:val="18"/>
               </w:rPr>
-              <w:t xml:space="preserve">P0 휴리스틱 · 분류기는 실험</w:t>
+              <w:t xml:space="preserve">P0 휴리스틱 · 회귀는 ablation</w:t>
             </w:r>
           </w:p>
         </w:tc>
@@ -14986,7 +15421,7 @@
                 <w:sz w:val="18"/>
                 <w:szCs w:val="18"/>
               </w:rPr>
-              <w:t xml:space="preserve">벤치마크 학습 세트의 실패 사례</w:t>
+              <w:t xml:space="preserve">벤치마크 개발 앱의 실패 사례</w:t>
             </w:r>
           </w:p>
         </w:tc>
@@ -15046,7 +15481,7 @@
                 <w:sz w:val="18"/>
                 <w:szCs w:val="18"/>
               </w:rPr>
-              <w:t xml:space="preserve">프롬프트 버전별 테스트 세트 완주율 비교</w:t>
+              <w:t xml:space="preserve">프롬프트 버전별 개발 앱 완주율 비교, 최종은 홀드아웃 앱</w:t>
             </w:r>
           </w:p>
         </w:tc>
@@ -15148,7 +15583,26 @@
         <w:rPr>
           <w:rFonts w:ascii="Malgun Gothic" w:cs="Malgun Gothic" w:eastAsia="Malgun Gothic" w:hAnsi="Malgun Gothic"/>
         </w:rPr>
-        <w:t xml:space="preserve">20~30명(최소 15명) 규모의 표본은 입력 장치, 화면 크기, 숙련도에 따라 편차가 크다. 그래서 실측 데이터로 모델을 새로 만드는 대신, 문헌 KLM 상수(5.10)를 기본값으로 고정하고 실측 데이터는 연산자별 보정 계수를 구하는 데만 쓴다.</w:t>
+        <w:t xml:space="preserve">12~15명 규모의 표본은 입력 장치, 화면 크기, 숙련도에 따라 편차가 크다. 그래서 실측 데이터로 모델을 새로 만드는 대신, 문헌 KLM 상수(5.10)를 기본값으로 고정하고 실측 데이터는 연산자별 보정 계수를 구하는 데만 쓴다.</w:t>
+      </w:r>
+    </w:p>
+    <w:p>
+      <w:pPr>
+        <w:spacing w:after="120" w:line="300"/>
+      </w:pPr>
+      <w:r>
+        <w:rPr>
+          <w:rFonts w:ascii="Malgun Gothic" w:cs="Malgun Gothic" w:eastAsia="Malgun Gothic" w:hAnsi="Malgun Gothic"/>
+          <w:b/>
+          <w:bCs/>
+        </w:rPr>
+        <w:t xml:space="preserve">진행 조건:</w:t>
+      </w:r>
+      <w:r>
+        <w:rPr>
+          <w:rFonts w:ascii="Malgun Gothic" w:cs="Malgun Gothic" w:eastAsia="Malgun Gothic" w:hAnsi="Malgun Gothic"/>
+        </w:rPr>
+        <w:t xml:space="preserve"> 11월 2일까지 학교 연구윤리(IRB) 담당에서 심의 면제 또는 심의 대상 아님을 확인받은 경우에만 외부 참가자 실험을 한다. 확인이 안 되면 팀원 데이터로 수집·보정 파이프라인이 동작하는지만 검증하고, 제품에는 문헌 KLM만 쓰며 리포트와 발표에서 '사람 데이터로 보정'이라고 표현하지 않는다. 팀원은 벤치마크 앱을 아는 숙련자라 보정 계수를 반대 방향으로 학습시키기 때문이다.</w:t>
       </w:r>
     </w:p>
     <w:p>
@@ -15183,7 +15637,7 @@
         <w:rPr>
           <w:rFonts w:ascii="Malgun Gothic" w:cs="Malgun Gothic" w:eastAsia="Malgun Gothic" w:hAnsi="Malgun Gothic"/>
         </w:rPr>
-        <w:t xml:space="preserve"> 20~30명 (최소 15명). 팀원 지인과 수강생. 1인 20분 이내.</w:t>
+        <w:t xml:space="preserve"> 12~15명. 벤치마크 앱을 본 적 없는 다른 팀 수강생과 지인. 1인 20분 이내.</w:t>
       </w:r>
     </w:p>
     <w:p>
@@ -15207,7 +15661,7 @@
         <w:rPr>
           <w:rFonts w:ascii="Malgun Gothic" w:cs="Malgun Gothic" w:eastAsia="Malgun Gothic" w:hAnsi="Malgun Gothic"/>
         </w:rPr>
-        <w:t xml:space="preserve"> 벤치마크 페이지 중 10개 (정상 5, 결함 5). 에이전트도 같은 페이지를 수행해 비교한다.</w:t>
+        <w:t xml:space="preserve"> 벤치마크 페이지 중 6개 (정상 3, 결함 3, W2에 확정). 에이전트도 같은 페이지를 수행해 비교한다.</w:t>
       </w:r>
     </w:p>
     <w:p>
@@ -15338,7 +15792,7 @@
           <w:sz w:val="18"/>
           <w:szCs w:val="18"/>
         </w:rPr>
-        <w:t xml:space="preserve">M 표본  = onset − prev_click_time       # 생각하는 시간</w:t>
+        <w:t xml:space="preserve">M 표본  = onset − max(prev_click_time, 화면 안정 시점)  # 생각하는 시간 (R 분리)</w:t>
       </w:r>
     </w:p>
     <w:p>
@@ -15356,6 +15810,24 @@
           <w:sz w:val="18"/>
           <w:szCs w:val="18"/>
         </w:rPr>
+        <w:t xml:space="preserve">R 표본  = 화면 안정 시점 − prev_click_time  # 시스템 응답 (화면 안정 = load 후 DOM 변경이 300ms 동안 없음)</w:t>
+      </w:r>
+    </w:p>
+    <w:p>
+      <w:pPr>
+        <w:keepNext/>
+        <w:keepLines/>
+        <w:shd w:fill="F5F5F5" w:color="auto" w:val="clear"/>
+        <w:spacing w:after="0" w:before="0" w:line="260"/>
+        <w:ind w:left="200" w:right="200"/>
+      </w:pPr>
+      <w:r>
+        <w:rPr>
+          <w:rFonts w:ascii="Consolas" w:eastAsia="Malgun Gothic" w:hAnsi="Consolas"/>
+          <w:color w:val="1A1A1A"/>
+          <w:sz w:val="18"/>
+          <w:szCs w:val="18"/>
+        </w:rPr>
         <w:t xml:space="preserve">K 표본  = 입력 시간 / 글자 수</w:t>
       </w:r>
     </w:p>
@@ -15481,6 +15953,24 @@
           <w:szCs w:val="18"/>
         </w:rPr>
         <w:t xml:space="preserve"># 부트스트랩 95% 구간이 1을 포함하면 s_op = 1 로 둔다</w:t>
+      </w:r>
+    </w:p>
+    <w:p>
+      <w:pPr>
+        <w:keepNext w:val="false"/>
+        <w:keepLines/>
+        <w:shd w:fill="F5F5F5" w:color="auto" w:val="clear"/>
+        <w:spacing w:after="0" w:before="0" w:line="260"/>
+        <w:ind w:left="200" w:right="200"/>
+      </w:pPr>
+      <w:r>
+        <w:rPr>
+          <w:rFonts w:ascii="Consolas" w:eastAsia="Malgun Gothic" w:hAnsi="Consolas"/>
+          <w:color w:val="1A1A1A"/>
+          <w:sz w:val="18"/>
+          <w:szCs w:val="18"/>
+        </w:rPr>
+        <w:t xml:space="preserve"># S(스크롤)는 문헌값이 없으므로 표본 30개 미만이면 P 근사를 유지한다</w:t>
       </w:r>
     </w:p>
     <w:p>
@@ -15582,7 +16072,7 @@
         <w:rPr>
           <w:rFonts w:ascii="Malgun Gothic" w:cs="Malgun Gothic" w:eastAsia="Malgun Gothic" w:hAnsi="Malgun Gothic"/>
         </w:rPr>
-        <w:t xml:space="preserve">페이지 하나를 빼고 나머지 9개로 계수를 구한 뒤 뺀 페이지를 예측하는 방식(leave-one-page-out)으로 세 조건을 비교한다: A 문헌값 단독, B 문헌값 × 보정 계수, C 실측으로 완전 적합.</w:t>
+        <w:t xml:space="preserve">페이지 하나를 빼고 나머지 5개로 계수를 구한 뒤 뺀 페이지를 예측하는 방식(leave-one-page-out)으로 세 조건을 비교한다: A 문헌값 단독, B 문헌값 × 보정 계수, C 실측으로 완전 적합.</w:t>
       </w:r>
     </w:p>
     <w:p>
@@ -15658,7 +16148,7 @@
         <w:rPr>
           <w:rFonts w:ascii="Malgun Gothic" w:cs="Malgun Gothic" w:eastAsia="Malgun Gothic" w:hAnsi="Malgun Gothic"/>
         </w:rPr>
-        <w:t xml:space="preserve">기본 엔진은 6.2의 휴리스틱 점수다. 이 트랙에서는 그 가중치를 튜닝하고, 학습 분류기가 휴리스틱을 이길 수 있는지 비교 실험으로 검증한다. 표본은 수백 건 수준이라 특징이 많은 모델은 벤치마크 스타일에 과적합될 위험이 크다. 더 큰 위험은 표본 수보다 분포 차이다. 벤치마크는 우리가 결함을 심어 만든 페이지라 실사이트와 다르다.</w:t>
+        <w:t xml:space="preserve">기본 엔진은 6.2의 휴리스틱 점수다. 이 트랙에서는 그 가중치를 튜닝하고, 로지스틱 회귀 분류기와 비교 실험(ablation)을 한다. 이번 학기 기본 엔진은 휴리스틱으로 고정한다. 표본은 수백 건 수준이라 특징이 많은 모델은 벤치마크 스타일에 과적합될 위험이 크다. 더 큰 위험은 표본 수보다 분포 차이다. 벤치마크는 우리가 결함을 심어 만든 페이지라 실사이트와 다르다.</w:t>
       </w:r>
     </w:p>
     <w:p>
@@ -16130,7 +16620,7 @@
         <w:rPr>
           <w:rFonts w:ascii="Malgun Gothic" w:cs="Malgun Gothic" w:eastAsia="Malgun Gothic" w:hAnsi="Malgun Gothic"/>
         </w:rPr>
-        <w:t xml:space="preserve"> 벤치마크는 정답 파일과 자동 대조. 실사이트와 사용자 테스트 결과는 리포트의 라벨 입력 화면에서 팀원 2명이 따로 판정하고, 엇갈리면 PM이 정한다.</w:t>
+        <w:t xml:space="preserve"> 벤치마크는 정답 파일과 자동 대조. 실사이트 후보 약 60건은 리포트의 라벨 입력 화면에서 팀원 2명이 따로 판정하고(각 약 1시간), 판정자 간 일치도(Cohen's κ)를 기록한 뒤 엇갈리면 PM이 정한다.</w:t>
       </w:r>
     </w:p>
     <w:p>
@@ -16154,7 +16644,7 @@
         <w:rPr>
           <w:rFonts w:ascii="Malgun Gothic" w:cs="Malgun Gothic" w:eastAsia="Malgun Gothic" w:hAnsi="Malgun Gothic"/>
         </w:rPr>
-        <w:t xml:space="preserve"> 벤치마크 40페이지에서 후보 200~600건, 실사이트에서 100~200건을 예상한다.</w:t>
+        <w:t xml:space="preserve"> 벤치마크 개발 앱에서 후보 수백 건, 실사이트에서 약 60건.</w:t>
       </w:r>
     </w:p>
     <w:p>
@@ -16202,7 +16692,7 @@
         <w:rPr>
           <w:rFonts w:ascii="Malgun Gothic" w:cs="Malgun Gothic" w:eastAsia="Malgun Gothic" w:hAnsi="Malgun Gothic"/>
         </w:rPr>
-        <w:t xml:space="preserve"> 벤치마크는 같은 페이지가 학습과 평가에 함께 들어가지 않도록 페이지 단위 5겹 교차 검증(GroupKFold), 실사이트는 학습에 쓰지 않은 별도 평가 세트로 따로 보고한다.</w:t>
+        <w:t xml:space="preserve"> 벤치마크는 개발 앱 4개로 앱 단위 4겹 교차 검증(GroupKFold, 그룹 = 앱)을 하고, 홀드아웃 앱 2개와 실사이트는 별도로 보고한다.</w:t>
       </w:r>
     </w:p>
     <w:p>
@@ -16226,7 +16716,7 @@
         <w:rPr>
           <w:rFonts w:ascii="Malgun Gothic" w:cs="Malgun Gothic" w:eastAsia="Malgun Gothic" w:hAnsi="Malgun Gothic"/>
         </w:rPr>
-        <w:t xml:space="preserve"> 실사이트 평가에서 분류기의 정밀도가 휴리스틱보다 높고 재현율 차이가 0.05 이내일 때만 기본 엔진을 분류기로 바꾼다. 그렇지 않으면 휴리스틱을 유지하고 결과는 비교 실험(ablation) 리포트로 남긴다.</w:t>
+        <w:t xml:space="preserve"> 이번 학기 기본 엔진은 휴리스틱 점수로 고정한다. 실사이트 표본(약 60건)으로는 엔진 교체를 결정하기에 불확실성이 크므로, 로지스틱 회귀 결과는 비교 실험(ablation) 리포트로만 남긴다.</w:t>
       </w:r>
     </w:p>
     <w:p>
@@ -16285,7 +16775,7 @@
         <w:rPr>
           <w:rFonts w:ascii="Malgun Gothic" w:cs="Malgun Gothic" w:eastAsia="Malgun Gothic" w:hAnsi="Malgun Gothic"/>
         </w:rPr>
-        <w:t xml:space="preserve"> 벤치마크 40페이지를 결함 유형 비율을 맞춰 학습 28 / 테스트 12로 나눈다. 테스트 세트는 최종 평가 때 한 번만 쓴다.</w:t>
+        <w:t xml:space="preserve"> 벤치마크 개발 앱 4개를 학습 세트로, 홀드아웃 앱 2개를 테스트 세트로 쓴다. 테스트 세트는 최종 평가 때 한 번만 쓴다.</w:t>
       </w:r>
     </w:p>
     <w:p>
@@ -16381,7 +16871,7 @@
         <w:rPr>
           <w:rFonts w:ascii="Malgun Gothic" w:cs="Malgun Gothic" w:eastAsia="Malgun Gothic" w:hAnsi="Malgun Gothic"/>
         </w:rPr>
-        <w:t xml:space="preserve"> 버전 비교 실행은 소형 모델로 한다. 버전 1개당 학습 세트 28페이지를 실행한다.</w:t>
+        <w:t xml:space="preserve"> 버전 비교 실행은 소형 모델로 한다. 버전 1개당 개발 앱 4개의 페이지(약 30페이지)를 실행한다.</w:t>
       </w:r>
     </w:p>
     <w:p>
@@ -16666,7 +17156,7 @@
                 <w:sz w:val="18"/>
                 <w:szCs w:val="18"/>
               </w:rPr>
-              <w:t xml:space="preserve">id, name, base_url, owner_id, created_at</w:t>
+              <w:t xml:space="preserve">id, name, base_url, owner_id, created_at, daily_run_limit</w:t>
             </w:r>
           </w:p>
         </w:tc>
@@ -16690,6 +17180,14 @@
             <w:pPr>
               <w:spacing w:after="30" w:line="270"/>
             </w:pPr>
+            <w:r>
+              <w:rPr>
+                <w:rFonts w:ascii="Malgun Gothic" w:cs="Malgun Gothic" w:eastAsia="Malgun Gothic" w:hAnsi="Malgun Gothic"/>
+                <w:sz w:val="18"/>
+                <w:szCs w:val="18"/>
+              </w:rPr>
+              <w:t xml:space="preserve">일일 측정 상한(기본 10, F17)</w:t>
+            </w:r>
           </w:p>
         </w:tc>
       </w:tr>
@@ -16852,7 +17350,7 @@
                 <w:sz w:val="18"/>
                 <w:szCs w:val="18"/>
               </w:rPr>
-              <w:t xml:space="preserve">id, task_id, viewport, mode(auto|agent), base_run_id, repeat_n, model, prompt_version, status, progress, cost_usd, started_at, finished_at</w:t>
+              <w:t xml:space="preserve">id, task_id, viewport, mode(auto|agent|replay_only), base_run_id, repeat_n, model, prompt_version, status, progress, cost_usd, started_at, finished_at</w:t>
             </w:r>
           </w:p>
         </w:tc>
@@ -17046,7 +17544,7 @@
                 <w:sz w:val="18"/>
                 <w:szCs w:val="18"/>
               </w:rPr>
-              <w:t xml:space="preserve">id, attempt_id, idx, action(JSONB), thought, screenshot_key, url, state_hash, changed(bool)</w:t>
+              <w:t xml:space="preserve">id, attempt_id, idx, action(JSONB), thought, screenshot_key, url, state_hash, changed(bool), effect_type(url_change|modal_change|dom_mutation|no_change)</w:t>
             </w:r>
           </w:p>
         </w:tc>
@@ -18039,6 +18537,103 @@
                 <w:szCs w:val="18"/>
               </w:rPr>
               <w:t xml:space="preserve">학습한 모델 버전 (소요 시간·이슈 점수 2개)</w:t>
+            </w:r>
+          </w:p>
+        </w:tc>
+      </w:tr>
+      <w:tr>
+        <w:trPr>
+          <w:tblHeader w:val="false"/>
+        </w:trPr>
+        <w:tc>
+          <w:tcPr>
+            <w:tcW w:type="dxa" w:w="1710"/>
+            <w:tcBorders>
+              <w:top w:val="none" w:color="FFFFFF" w:sz="0"/>
+              <w:left w:val="none" w:color="FFFFFF" w:sz="0"/>
+              <w:bottom w:val="single" w:color="000000" w:sz="10"/>
+              <w:right w:val="none" w:color="FFFFFF" w:sz="0"/>
+            </w:tcBorders>
+            <w:tcMar>
+              <w:top w:type="dxa" w:w="70"/>
+              <w:left w:type="dxa" w:w="110"/>
+              <w:bottom w:type="dxa" w:w="70"/>
+              <w:right w:type="dxa" w:w="110"/>
+            </w:tcMar>
+          </w:tcPr>
+          <w:p>
+            <w:pPr>
+              <w:spacing w:after="30" w:line="270"/>
+            </w:pPr>
+            <w:r>
+              <w:rPr>
+                <w:rFonts w:ascii="Malgun Gothic" w:cs="Malgun Gothic" w:eastAsia="Malgun Gothic" w:hAnsi="Malgun Gothic"/>
+                <w:b/>
+                <w:bCs/>
+                <w:sz w:val="18"/>
+                <w:szCs w:val="18"/>
+              </w:rPr>
+              <w:t xml:space="preserve">access_code</w:t>
+            </w:r>
+          </w:p>
+        </w:tc>
+        <w:tc>
+          <w:tcPr>
+            <w:tcW w:type="dxa" w:w="5596"/>
+            <w:tcBorders>
+              <w:top w:val="none" w:color="FFFFFF" w:sz="0"/>
+              <w:left w:val="none" w:color="FFFFFF" w:sz="0"/>
+              <w:bottom w:val="single" w:color="000000" w:sz="10"/>
+              <w:right w:val="none" w:color="FFFFFF" w:sz="0"/>
+            </w:tcBorders>
+            <w:tcMar>
+              <w:top w:type="dxa" w:w="70"/>
+              <w:left w:type="dxa" w:w="110"/>
+              <w:bottom w:type="dxa" w:w="70"/>
+              <w:right w:type="dxa" w:w="110"/>
+            </w:tcMar>
+          </w:tcPr>
+          <w:p>
+            <w:pPr>
+              <w:spacing w:after="30" w:line="270"/>
+            </w:pPr>
+            <w:r>
+              <w:rPr>
+                <w:rFonts w:ascii="Malgun Gothic" w:cs="Malgun Gothic" w:eastAsia="Malgun Gothic" w:hAnsi="Malgun Gothic"/>
+                <w:sz w:val="18"/>
+                <w:szCs w:val="18"/>
+              </w:rPr>
+              <w:t xml:space="preserve">id, code_hash, label, active, created_at</w:t>
+            </w:r>
+          </w:p>
+        </w:tc>
+        <w:tc>
+          <w:tcPr>
+            <w:tcW w:type="dxa" w:w="2332"/>
+            <w:tcBorders>
+              <w:top w:val="none" w:color="FFFFFF" w:sz="0"/>
+              <w:left w:val="none" w:color="FFFFFF" w:sz="0"/>
+              <w:bottom w:val="single" w:color="000000" w:sz="10"/>
+              <w:right w:val="none" w:color="FFFFFF" w:sz="0"/>
+            </w:tcBorders>
+            <w:tcMar>
+              <w:top w:type="dxa" w:w="70"/>
+              <w:left w:type="dxa" w:w="110"/>
+              <w:bottom w:type="dxa" w:w="70"/>
+              <w:right w:type="dxa" w:w="110"/>
+            </w:tcMar>
+          </w:tcPr>
+          <w:p>
+            <w:pPr>
+              <w:spacing w:after="30" w:line="270"/>
+            </w:pPr>
+            <w:r>
+              <w:rPr>
+                <w:rFonts w:ascii="Malgun Gothic" w:cs="Malgun Gothic" w:eastAsia="Malgun Gothic" w:hAnsi="Malgun Gothic"/>
+                <w:sz w:val="18"/>
+                <w:szCs w:val="18"/>
+              </w:rPr>
+              <w:t xml:space="preserve">초대 코드(F17). 원문 코드는 저장하지 않고 해시만</w:t>
             </w:r>
           </w:p>
         </w:tc>
@@ -18558,7 +19153,7 @@
                 <w:sz w:val="18"/>
                 <w:szCs w:val="18"/>
               </w:rPr>
-              <w:t xml:space="preserve">측정 요청 (viewport, repeat_n: 기본 3·고급 5, model, mode: auto=재생 우선 | agent)</w:t>
+              <w:t xml:space="preserve">측정 요청 (viewport, repeat_n: 기본 3·고급 5, model, mode: auto=재생 우선 | agent | replay_only=재생만(CI용))</w:t>
             </w:r>
           </w:p>
         </w:tc>
@@ -19446,6 +20041,17 @@
     </w:p>
     <w:p>
       <w:pPr>
+        <w:spacing w:after="120" w:line="300"/>
+      </w:pPr>
+      <w:r>
+        <w:rPr>
+          <w:rFonts w:ascii="Malgun Gothic" w:cs="Malgun Gothic" w:eastAsia="Malgun Gothic" w:hAnsi="Malgun Gothic"/>
+        </w:rPr>
+        <w:t xml:space="preserve">모든 요청은 초대 코드 헤더(X-Access-Code)를 확인한다(F17). 코드가 없거나 틀리면 401, 프로젝트의 당일 측정 수가 project.daily_run_limit(기본 10)을 넘으면 429를 돌려준다. 재생만 하는 측정(replay_only)은 LLM 비용이 거의 없으므로 상한에 세지 않는다.</w:t>
+      </w:r>
+    </w:p>
+    <w:p>
+      <w:pPr>
         <w:pStyle w:val="Heading1"/>
       </w:pPr>
       <w:r>
@@ -19848,7 +20454,25 @@
           <w:sz w:val="18"/>
           <w:szCs w:val="18"/>
         </w:rPr>
-        <w:t xml:space="preserve">│  ├─ pages/  labels/  eval.py</w:t>
+        <w:t xml:space="preserve">│  ├─ apps/  mutations/  labels/  eval.py</w:t>
+      </w:r>
+    </w:p>
+    <w:p>
+      <w:pPr>
+        <w:keepNext/>
+        <w:keepLines/>
+        <w:shd w:fill="F5F5F5" w:color="auto" w:val="clear"/>
+        <w:spacing w:after="0" w:before="0" w:line="260"/>
+        <w:ind w:left="200" w:right="200"/>
+      </w:pPr>
+      <w:r>
+        <w:rPr>
+          <w:rFonts w:ascii="Consolas" w:eastAsia="Malgun Gothic" w:hAnsi="Consolas"/>
+          <w:color w:val="1A1A1A"/>
+          <w:sz w:val="18"/>
+          <w:szCs w:val="18"/>
+        </w:rPr>
+        <w:t xml:space="preserve">├─ .github/          # CI 워크플로, CODEOWNERS (공용 스키마 보호)</w:t>
       </w:r>
     </w:p>
     <w:p>
@@ -20180,7 +20804,7 @@
                 <w:sz w:val="18"/>
                 <w:szCs w:val="18"/>
               </w:rPr>
-              <w:t xml:space="preserve">업무 조율·일정 관리, 통합·E2E 테스트, 벤치마크 정답 교차 검토, 이슈 라벨 최종 판정, 외부 사용자 테스트 팀 모집, 데모 영상·최종 문서</w:t>
+              <w:t xml:space="preserve">업무 조율·일정 관리, 통합·E2E 테스트, 벤치마크 정답 교차 검토, 이슈 라벨 최종 판정, IRB 확인, 외부 사용자 테스트 팀 모집, 데모 영상·최종 문서</w:t>
             </w:r>
           </w:p>
         </w:tc>
@@ -20338,7 +20962,7 @@
                 <w:sz w:val="18"/>
                 <w:szCs w:val="18"/>
               </w:rPr>
-              <w:t xml:space="preserve">Driver, 관찰·행동, 에이전트 루프, 행동 스키마(4.3), 종료·실패 처리, 경로 고정 재생과 에이전트 전환</w:t>
+              <w:t xml:space="preserve">Driver, 관찰·행동, 에이전트 루프(Playwright 자체 루프), 행동 스키마(4.3), 효과 유형 감지(5.1), 종료·실패 처리, 경로 고정 재생과 에이전트 전환</w:t>
             </w:r>
           </w:p>
         </w:tc>
@@ -20496,7 +21120,7 @@
                 <w:sz w:val="18"/>
                 <w:szCs w:val="18"/>
               </w:rPr>
-              <w:t xml:space="preserve">행동·설명 프롬프트, 설명 생성, LLM 어댑터·호출·비용 기록, 베이스라인 실험, 외부 사용자 테스트</w:t>
+              <w:t xml:space="preserve">행동·설명 프롬프트, 설명 생성, LLM 어댑터·호출·비용 기록, 베이스라인 실험, 외부 사용자 테스트, 벤치마크 앱 결함 주입·정답(앱별)</w:t>
             </w:r>
           </w:p>
         </w:tc>
@@ -20654,7 +21278,7 @@
                 <w:sz w:val="18"/>
                 <w:szCs w:val="18"/>
               </w:rPr>
-              <w:t xml:space="preserve">지표 계산, axe-core 연동, 규칙 엔진, 벤치마크 정답 작성</w:t>
+              <w:t xml:space="preserve">지표 계산, axe-core 연동, 규칙 엔진, R03 노이즈 제외 규칙, 규칙 단위 테스트 기대값 (홀드아웃 앱 비공개)</w:t>
             </w:r>
           </w:p>
         </w:tc>
@@ -20812,7 +21436,7 @@
                 <w:sz w:val="18"/>
                 <w:szCs w:val="18"/>
               </w:rPr>
-              <w:t xml:space="preserve">수집 JS(요소 목록·스냅샷), Shadow DOM·iframe·가림 처리, 요소 매칭 모듈</w:t>
+              <w:t xml:space="preserve">수집 JS(요소 목록·스냅샷, dom-accessibility-api 번들), Shadow DOM·iframe·가림 처리, 요소 매칭 모듈 (홀드아웃 앱 비공개)</w:t>
             </w:r>
           </w:p>
         </w:tc>
@@ -20970,7 +21594,7 @@
                 <w:sz w:val="18"/>
                 <w:szCs w:val="18"/>
               </w:rPr>
-              <w:t xml:space="preserve">API, DB, 큐, 병렬 반복 실행(4.6), 스크린샷 저장, LLM·클라우드 예산 상한·알림</w:t>
+              <w:t xml:space="preserve">API, DB, 큐, 병렬 반복 실행(4.6), 스크린샷 저장, LLM·클라우드 예산 상한·알림, 초대 코드·일일 측정 상한(F17), 벤치마크 앱 결함 주입·정답(앱별)</w:t>
             </w:r>
           </w:p>
         </w:tc>
@@ -21128,7 +21752,7 @@
                 <w:sz w:val="18"/>
                 <w:szCs w:val="18"/>
               </w:rPr>
-              <w:t xml:space="preserve">비교 로직·기준 편차 판정, 비교 API, 배포(S1 스테이징), CI, 벤치마크 제작 진행 관리·평가</w:t>
+              <w:t xml:space="preserve">비교 로직·기준 편차 판정, 비교 API, 배포(W1 스테이징), CI, 벤치마크 결함 주입 총괄·평가, F14 CI 연동(조건부)</w:t>
             </w:r>
           </w:p>
         </w:tc>
@@ -21188,7 +21812,7 @@
                 <w:sz w:val="18"/>
                 <w:szCs w:val="18"/>
               </w:rPr>
-              <w:t xml:space="preserve">infra, 비교 API, benchmark/</w:t>
+              <w:t xml:space="preserve">infra, 비교 API, benchmark/, .github/</w:t>
             </w:r>
           </w:p>
         </w:tc>
@@ -21286,7 +21910,7 @@
                 <w:sz w:val="18"/>
                 <w:szCs w:val="18"/>
               </w:rPr>
-              <w:t xml:space="preserve">와이어프레임, 디자인 시스템, 리포트 화면, 오버레이, 라벨 입력 화면, 자기 측정</w:t>
+              <w:t xml:space="preserve">와이어프레임, 디자인 시스템, 리포트 화면, 오버레이, 라벨 입력 화면, 자기 측정, 벤치마크 앱 결함 주입·정답(앱별)</w:t>
             </w:r>
           </w:p>
         </w:tc>
@@ -21444,7 +22068,7 @@
                 <w:sz w:val="18"/>
                 <w:szCs w:val="18"/>
               </w:rPr>
-              <w:t xml:space="preserve">측정 생성·진행 화면, 비교 화면, 재생 확인 화면, 차트</w:t>
+              <w:t xml:space="preserve">측정 생성·진행 화면, 비교 화면, 재생 확인 화면, 측정 이력·추이 차트(F11), 벤치마크 앱 결함 주입·정답(앱별)</w:t>
             </w:r>
           </w:p>
         </w:tc>
@@ -21523,7 +22147,7 @@
         <w:rPr>
           <w:rFonts w:ascii="Malgun Gothic" w:cs="Malgun Gothic" w:eastAsia="Malgun Gothic" w:hAnsi="Malgun Gothic"/>
         </w:rPr>
-        <w:t xml:space="preserve">13.1 역할 간 인터페이스 (S1에 확정)</w:t>
+        <w:t xml:space="preserve">13.1 역할 간 인터페이스 (10월 27일 동결)</w:t>
       </w:r>
     </w:p>
     <w:p>
@@ -21624,13 +22248,37 @@
     </w:p>
     <w:p>
       <w:pPr>
+        <w:pStyle w:val="ListParagraph"/>
+        <w:numPr>
+          <w:ilvl w:val="0"/>
+          <w:numId w:val="4"/>
+        </w:numPr>
+        <w:spacing w:after="60" w:line="290"/>
+      </w:pPr>
+      <w:r>
+        <w:rPr>
+          <w:rFonts w:ascii="Malgun Gothic" w:cs="Malgun Gothic" w:eastAsia="Malgun Gothic" w:hAnsi="Malgun Gothic"/>
+          <w:b/>
+          <w:bCs/>
+        </w:rPr>
+        <w:t xml:space="preserve">변경 규칙:</w:t>
+      </w:r>
+      <w:r>
+        <w:rPr>
+          <w:rFonts w:ascii="Malgun Gothic" w:cs="Malgun Gothic" w:eastAsia="Malgun Gothic" w:hAnsi="Malgun Gothic"/>
+        </w:rPr>
+        <w:t xml:space="preserve"> worker/schemas.py와 OpenAPI 스키마는 CODEOWNERS로 보호해, PM 또는 해당 인터페이스를 소유한 역할 중 1인의 승인 없이는 바꿀 수 없다. AI 코딩 도구가 편의상 공용 스키마를 고치는 일을 막기 위해서다.</w:t>
+      </w:r>
+    </w:p>
+    <w:p>
+      <w:pPr>
         <w:spacing w:after="120" w:line="300"/>
       </w:pPr>
       <w:r>
         <w:rPr>
           <w:rFonts w:ascii="Malgun Gothic" w:cs="Malgun Gothic" w:eastAsia="Malgun Gothic" w:hAnsi="Malgun Gothic"/>
         </w:rPr>
-        <w:t xml:space="preserve">역할별 담당자는 아직 정하지 않았고 S1 첫 주에 배정한다. PM은 통합·QA 담당으로 E2E 테스트(15.3), 벤치마크 정답 교차 검토, 이슈 라벨 최종 판정을 맡는다. 병렬 반복 실행은 큐·동시성 문제라 플랫폼 백엔드가 맡는다. 회귀 비교·인프라 담당은 S4부터 비교 화면 연결을 대시보드 UI 담당과 같이 맡는다. 요소 매칭 모듈은 재생과 문제 매칭이 같은 기능이라 수집·매칭 역할에 두어 에이전트 코어의 부담을 줄였다.</w:t>
+        <w:t xml:space="preserve">역할 배정은 10월 넷째 주에 마쳤다(담당 칸에 이름 기입). PM은 통합·QA 담당으로 E2E 테스트(15.3), 벤치마크 정답 교차 검토, 이슈 라벨 최종 판정을 맡는다. 병렬 반복 실행은 큐·동시성 문제라 플랫폼 백엔드가 맡는다. 회귀 비교·인프라 담당은 W3부터 비교 화면 연결을 대시보드 UI 담당과 같이 맡는다. 요소 매칭 모듈은 재생과 문제 매칭이 같은 기능이라 수집·매칭 역할에 두어 에이전트 코어의 부담을 줄였다. 벤치마크 결함 주입·정답은 규칙을 만드는 역할(측정 지표·규칙, 수집·매칭)이 아닌 역할들이 맡아 결함 제작자와 규칙 작성자를 분리한다(8.1).</w:t>
       </w:r>
     </w:p>
     <w:p>
@@ -21641,7 +22289,7 @@
         <w:rPr>
           <w:rFonts w:ascii="Malgun Gothic" w:cs="Malgun Gothic" w:eastAsia="Malgun Gothic" w:hAnsi="Malgun Gothic"/>
         </w:rPr>
-        <w:t xml:space="preserve">14. 스프린트 계획</w:t>
+        <w:t xml:space="preserve">14. 주간 계획</w:t>
       </w:r>
     </w:p>
     <w:tbl>
@@ -21695,7 +22343,7 @@
                 <w:sz w:val="18"/>
                 <w:szCs w:val="18"/>
               </w:rPr>
-              <w:t xml:space="preserve">스프린트</w:t>
+              <w:t xml:space="preserve">주차</w:t>
             </w:r>
           </w:p>
         </w:tc>
@@ -21829,7 +22477,7 @@
                 <w:sz w:val="18"/>
                 <w:szCs w:val="18"/>
               </w:rPr>
-              <w:t xml:space="preserve">S1</w:t>
+              <w:t xml:space="preserve">W1</w:t>
             </w:r>
           </w:p>
         </w:tc>
@@ -21859,7 +22507,7 @@
                 <w:sz w:val="18"/>
                 <w:szCs w:val="18"/>
               </w:rPr>
-              <w:t xml:space="preserve">9/28 – 10/11</w:t>
+              <w:t xml:space="preserve">10/26 – 11/1</w:t>
             </w:r>
           </w:p>
         </w:tc>
@@ -21889,7 +22537,7 @@
                 <w:sz w:val="18"/>
                 <w:szCs w:val="18"/>
               </w:rPr>
-              <w:t xml:space="preserve">기반 구축, 에이전트 방식 결정</w:t>
+              <w:t xml:space="preserve">기반 구축 (M1)</w:t>
             </w:r>
           </w:p>
         </w:tc>
@@ -21919,6 +22567,19 @@
                 <w:sz w:val="18"/>
                 <w:szCs w:val="18"/>
               </w:rPr>
+              <w:t xml:space="preserve">인터페이스 동결(10/27): worker/schemas.py, OpenAPI, 목 JSON</w:t>
+            </w:r>
+          </w:p>
+          <w:p>
+            <w:pPr>
+              <w:spacing w:after="30" w:line="270"/>
+            </w:pPr>
+            <w:r>
+              <w:rPr>
+                <w:rFonts w:ascii="Malgun Gothic" w:cs="Malgun Gothic" w:eastAsia="Malgun Gothic" w:hAnsi="Malgun Gothic"/>
+                <w:sz w:val="18"/>
+                <w:szCs w:val="18"/>
+              </w:rPr>
               <w:t xml:space="preserve">레포·CI·Docker, 스테이징 배포, DB 스키마 v1</w:t>
             </w:r>
           </w:p>
@@ -21932,72 +22593,59 @@
                 <w:sz w:val="18"/>
                 <w:szCs w:val="18"/>
               </w:rPr>
-              <w:t xml:space="preserve">역할 배정(첫 주), 역할 간 인터페이스 확정</w:t>
-            </w:r>
-          </w:p>
-          <w:p>
-            <w:pPr>
-              <w:spacing w:after="30" w:line="270"/>
-            </w:pPr>
-            <w:r>
-              <w:rPr>
-                <w:rFonts w:ascii="Malgun Gothic" w:cs="Malgun Gothic" w:eastAsia="Malgun Gothic" w:hAnsi="Malgun Gothic"/>
-                <w:sz w:val="18"/>
-                <w:szCs w:val="18"/>
-              </w:rPr>
-              <w:t xml:space="preserve">에이전트 프로토타입이 벤치마크 1개 완주</w:t>
-            </w:r>
-          </w:p>
-          <w:p>
-            <w:pPr>
-              <w:spacing w:after="30" w:line="270"/>
-            </w:pPr>
-            <w:r>
-              <w:rPr>
-                <w:rFonts w:ascii="Malgun Gothic" w:cs="Malgun Gothic" w:eastAsia="Malgun Gothic" w:hAnsi="Malgun Gothic"/>
-                <w:sz w:val="18"/>
-                <w:szCs w:val="18"/>
-              </w:rPr>
-              <w:t xml:space="preserve">벤치마크 페이지 1개에서 측정 요청 → 실행 → 지표 1개 → 리포트까지 연결 (이후 기능은 이 흐름에 붙임)</w:t>
-            </w:r>
-          </w:p>
-          <w:p>
-            <w:pPr>
-              <w:spacing w:after="30" w:line="270"/>
-            </w:pPr>
-            <w:r>
-              <w:rPr>
-                <w:rFonts w:ascii="Malgun Gothic" w:cs="Malgun Gothic" w:eastAsia="Malgun Gothic" w:hAnsi="Malgun Gothic"/>
-                <w:sz w:val="18"/>
-                <w:szCs w:val="18"/>
-              </w:rPr>
-              <w:t xml:space="preserve">참고 리포트 분석(15.4), 와이어프레임, 베이스라인 1차</w:t>
-            </w:r>
-          </w:p>
-          <w:p>
-            <w:pPr>
-              <w:spacing w:after="30" w:line="270"/>
-            </w:pPr>
-            <w:r>
-              <w:rPr>
-                <w:rFonts w:ascii="Malgun Gothic" w:cs="Malgun Gothic" w:eastAsia="Malgun Gothic" w:hAnsi="Malgun Gothic"/>
-                <w:sz w:val="18"/>
-                <w:szCs w:val="18"/>
-              </w:rPr>
-              <w:t xml:space="preserve">SPA 2~3개로 요소 추출 스트레스 테스트</w:t>
-            </w:r>
-          </w:p>
-          <w:p>
-            <w:pPr>
-              <w:spacing w:after="30" w:line="270"/>
-            </w:pPr>
-            <w:r>
-              <w:rPr>
-                <w:rFonts w:ascii="Malgun Gothic" w:cs="Malgun Gothic" w:eastAsia="Malgun Gothic" w:hAnsi="Malgun Gothic"/>
-                <w:sz w:val="18"/>
-                <w:szCs w:val="18"/>
-              </w:rPr>
-              <w:t xml:space="preserve">사람 데이터 과업 10개 선정, 동의서 초안, 연구윤리(IRB) 심의 필요 여부 확인</w:t>
+              <w:t xml:space="preserve">Playwright 자체 루프로 벤치마크 앱 1개 완주</w:t>
+            </w:r>
+          </w:p>
+          <w:p>
+            <w:pPr>
+              <w:spacing w:after="30" w:line="270"/>
+            </w:pPr>
+            <w:r>
+              <w:rPr>
+                <w:rFonts w:ascii="Malgun Gothic" w:cs="Malgun Gothic" w:eastAsia="Malgun Gothic" w:hAnsi="Malgun Gothic"/>
+                <w:sz w:val="18"/>
+                <w:szCs w:val="18"/>
+              </w:rPr>
+              <w:t xml:space="preserve">수직 슬라이스: CLI 실행 → JSON → 정적 리포트 화면</w:t>
+            </w:r>
+          </w:p>
+          <w:p>
+            <w:pPr>
+              <w:spacing w:after="30" w:line="270"/>
+            </w:pPr>
+            <w:r>
+              <w:rPr>
+                <w:rFonts w:ascii="Malgun Gothic" w:cs="Malgun Gothic" w:eastAsia="Malgun Gothic" w:hAnsi="Malgun Gothic"/>
+                <w:sz w:val="18"/>
+                <w:szCs w:val="18"/>
+              </w:rPr>
+              <w:t xml:space="preserve">벤치마크 앱 6개 선정, 2개 기존 결함 클리닝</w:t>
+            </w:r>
+          </w:p>
+          <w:p>
+            <w:pPr>
+              <w:spacing w:after="30" w:line="270"/>
+            </w:pPr>
+            <w:r>
+              <w:rPr>
+                <w:rFonts w:ascii="Malgun Gothic" w:cs="Malgun Gothic" w:eastAsia="Malgun Gothic" w:hAnsi="Malgun Gothic"/>
+                <w:sz w:val="18"/>
+                <w:szCs w:val="18"/>
+              </w:rPr>
+              <w:t xml:space="preserve">IRB 문의(11/2까지 판정), 외부 사용자 테스트 모집 시작</w:t>
+            </w:r>
+          </w:p>
+          <w:p>
+            <w:pPr>
+              <w:spacing w:after="30" w:line="270"/>
+            </w:pPr>
+            <w:r>
+              <w:rPr>
+                <w:rFonts w:ascii="Malgun Gothic" w:cs="Malgun Gothic" w:eastAsia="Malgun Gothic" w:hAnsi="Malgun Gothic"/>
+                <w:sz w:val="18"/>
+                <w:szCs w:val="18"/>
+              </w:rPr>
+              <w:t xml:space="preserve">참고 리포트 분석(15.4), 와이어프레임</w:t>
             </w:r>
           </w:p>
         </w:tc>
@@ -22035,7 +22683,7 @@
                 <w:sz w:val="18"/>
                 <w:szCs w:val="18"/>
               </w:rPr>
-              <w:t xml:space="preserve">S2</w:t>
+              <w:t xml:space="preserve">W2</w:t>
             </w:r>
           </w:p>
         </w:tc>
@@ -22065,7 +22713,7 @@
                 <w:sz w:val="18"/>
                 <w:szCs w:val="18"/>
               </w:rPr>
-              <w:t xml:space="preserve">10/12 – 10/25</w:t>
+              <w:t xml:space="preserve">11/2 – 11/8</w:t>
             </w:r>
           </w:p>
         </w:tc>
@@ -22095,7 +22743,7 @@
                 <w:sz w:val="18"/>
                 <w:szCs w:val="18"/>
               </w:rPr>
-              <w:t xml:space="preserve">핵심 부품 (중간고사 주 포함, 목표 축소)</w:t>
+              <w:t xml:space="preserve">첫 전체 흐름 (M2)</w:t>
             </w:r>
           </w:p>
         </w:tc>
@@ -22125,72 +22773,111 @@
                 <w:sz w:val="18"/>
                 <w:szCs w:val="18"/>
               </w:rPr>
-              <w:t xml:space="preserve">에이전트 루프 v1 (단계 상한, 반복 감지), 재생용 경로 기록 형식 확정</w:t>
-            </w:r>
-          </w:p>
-          <w:p>
-            <w:pPr>
-              <w:spacing w:after="30" w:line="270"/>
-            </w:pPr>
-            <w:r>
-              <w:rPr>
-                <w:rFonts w:ascii="Malgun Gothic" w:cs="Malgun Gothic" w:eastAsia="Malgun Gothic" w:hAnsi="Malgun Gothic"/>
-                <w:sz w:val="18"/>
-                <w:szCs w:val="18"/>
-              </w:rPr>
-              <w:t xml:space="preserve">Shadow DOM·iframe·가림 필터, Playwright 기본 대기</w:t>
-            </w:r>
-          </w:p>
-          <w:p>
-            <w:pPr>
-              <w:spacing w:after="30" w:line="270"/>
-            </w:pPr>
-            <w:r>
-              <w:rPr>
-                <w:rFonts w:ascii="Malgun Gothic" w:cs="Malgun Gothic" w:eastAsia="Malgun Gothic" w:hAnsi="Malgun Gothic"/>
-                <w:sz w:val="18"/>
-                <w:szCs w:val="18"/>
-              </w:rPr>
-              <w:t xml:space="preserve">axe-core 연동(대비비·이름·타겟 크기) + 테스트</w:t>
-            </w:r>
-          </w:p>
-          <w:p>
-            <w:pPr>
-              <w:spacing w:after="30" w:line="270"/>
-            </w:pPr>
-            <w:r>
-              <w:rPr>
-                <w:rFonts w:ascii="Malgun Gothic" w:cs="Malgun Gothic" w:eastAsia="Malgun Gothic" w:hAnsi="Malgun Gothic"/>
-                <w:sz w:val="18"/>
-                <w:szCs w:val="18"/>
-              </w:rPr>
-              <w:t xml:space="preserve">측정 요청·조회 API, 큐 연결</w:t>
-            </w:r>
-          </w:p>
-          <w:p>
-            <w:pPr>
-              <w:spacing w:after="30" w:line="270"/>
-            </w:pPr>
-            <w:r>
-              <w:rPr>
-                <w:rFonts w:ascii="Malgun Gothic" w:cs="Malgun Gothic" w:eastAsia="Malgun Gothic" w:hAnsi="Malgun Gothic"/>
-                <w:sz w:val="18"/>
-                <w:szCs w:val="18"/>
-              </w:rPr>
-              <w:t xml:space="preserve">측정 생성 화면, 벤치마크 15개 (전원 분담)</w:t>
-            </w:r>
-          </w:p>
-          <w:p>
-            <w:pPr>
-              <w:spacing w:after="30" w:line="270"/>
-            </w:pPr>
-            <w:r>
-              <w:rPr>
-                <w:rFonts w:ascii="Malgun Gothic" w:cs="Malgun Gothic" w:eastAsia="Malgun Gothic" w:hAnsi="Malgun Gothic"/>
-                <w:sz w:val="18"/>
-                <w:szCs w:val="18"/>
-              </w:rPr>
-              <w:t xml:space="preserve">수집 스크립트 완성, 파일럿 3명</w:t>
+              <w:t xml:space="preserve">데스크톱 전체 흐름(API·큐·DB 연결)</w:t>
+            </w:r>
+          </w:p>
+          <w:p>
+            <w:pPr>
+              <w:spacing w:after="30" w:line="270"/>
+            </w:pPr>
+            <w:r>
+              <w:rPr>
+                <w:rFonts w:ascii="Malgun Gothic" w:cs="Malgun Gothic" w:eastAsia="Malgun Gothic" w:hAnsi="Malgun Gothic"/>
+                <w:sz w:val="18"/>
+                <w:szCs w:val="18"/>
+              </w:rPr>
+              <w:t xml:space="preserve">axe-core 연동, 화면 고정·횟수·이동 지표, 규칙 R01–R07·R10</w:t>
+            </w:r>
+          </w:p>
+          <w:p>
+            <w:pPr>
+              <w:spacing w:after="30" w:line="270"/>
+            </w:pPr>
+            <w:r>
+              <w:rPr>
+                <w:rFonts w:ascii="Malgun Gothic" w:cs="Malgun Gothic" w:eastAsia="Malgun Gothic" w:hAnsi="Malgun Gothic"/>
+                <w:sz w:val="18"/>
+                <w:szCs w:val="18"/>
+              </w:rPr>
+              <w:t xml:space="preserve">효과 유형·무반응 노이즈 제외(5.1)</w:t>
+            </w:r>
+          </w:p>
+          <w:p>
+            <w:pPr>
+              <w:spacing w:after="30" w:line="270"/>
+            </w:pPr>
+            <w:r>
+              <w:rPr>
+                <w:rFonts w:ascii="Malgun Gothic" w:cs="Malgun Gothic" w:eastAsia="Malgun Gothic" w:hAnsi="Malgun Gothic"/>
+                <w:sz w:val="18"/>
+                <w:szCs w:val="18"/>
+              </w:rPr>
+              <w:t xml:space="preserve">리포트 v1, 스크린샷 저장</w:t>
+            </w:r>
+          </w:p>
+          <w:p>
+            <w:pPr>
+              <w:spacing w:after="30" w:line="270"/>
+            </w:pPr>
+            <w:r>
+              <w:rPr>
+                <w:rFonts w:ascii="Malgun Gothic" w:cs="Malgun Gothic" w:eastAsia="Malgun Gothic" w:hAnsi="Malgun Gothic"/>
+                <w:sz w:val="18"/>
+                <w:szCs w:val="18"/>
+              </w:rPr>
+              <w:t xml:space="preserve">요소 매칭 v1(고정 스냅샷 픽스처)</w:t>
+            </w:r>
+          </w:p>
+          <w:p>
+            <w:pPr>
+              <w:spacing w:after="30" w:line="270"/>
+            </w:pPr>
+            <w:r>
+              <w:rPr>
+                <w:rFonts w:ascii="Malgun Gothic" w:cs="Malgun Gothic" w:eastAsia="Malgun Gothic" w:hAnsi="Malgun Gothic"/>
+                <w:sz w:val="18"/>
+                <w:szCs w:val="18"/>
+              </w:rPr>
+              <w:t xml:space="preserve">SPA 스트레스 테스트(3.1)</w:t>
+            </w:r>
+          </w:p>
+          <w:p>
+            <w:pPr>
+              <w:spacing w:after="30" w:line="270"/>
+            </w:pPr>
+            <w:r>
+              <w:rPr>
+                <w:rFonts w:ascii="Malgun Gothic" w:cs="Malgun Gothic" w:eastAsia="Malgun Gothic" w:hAnsi="Malgun Gothic"/>
+                <w:sz w:val="18"/>
+                <w:szCs w:val="18"/>
+              </w:rPr>
+              <w:t xml:space="preserve">벤치마크 앱 기준선·결함 변이(목표 6앱, 최소 5)</w:t>
+            </w:r>
+          </w:p>
+          <w:p>
+            <w:pPr>
+              <w:spacing w:after="30" w:line="270"/>
+            </w:pPr>
+            <w:r>
+              <w:rPr>
+                <w:rFonts w:ascii="Malgun Gothic" w:cs="Malgun Gothic" w:eastAsia="Malgun Gothic" w:hAnsi="Malgun Gothic"/>
+                <w:sz w:val="18"/>
+                <w:szCs w:val="18"/>
+              </w:rPr>
+              <w:t xml:space="preserve">사람 실험 6페이지 확정, 수집 스크립트·파일럿 3명</w:t>
+            </w:r>
+          </w:p>
+          <w:p>
+            <w:pPr>
+              <w:spacing w:after="30" w:line="270"/>
+            </w:pPr>
+            <w:r>
+              <w:rPr>
+                <w:rFonts w:ascii="Malgun Gothic" w:cs="Malgun Gothic" w:eastAsia="Malgun Gothic" w:hAnsi="Malgun Gothic"/>
+                <w:sz w:val="18"/>
+                <w:szCs w:val="18"/>
+              </w:rPr>
+              <w:t xml:space="preserve">베이스라인 1차</w:t>
             </w:r>
           </w:p>
         </w:tc>
@@ -22228,7 +22915,7 @@
                 <w:sz w:val="18"/>
                 <w:szCs w:val="18"/>
               </w:rPr>
-              <w:t xml:space="preserve">S3</w:t>
+              <w:t xml:space="preserve">W3</w:t>
             </w:r>
           </w:p>
         </w:tc>
@@ -22258,7 +22945,7 @@
                 <w:sz w:val="18"/>
                 <w:szCs w:val="18"/>
               </w:rPr>
-              <w:t xml:space="preserve">10/26 – 11/8</w:t>
+              <w:t xml:space="preserve">11/9 – 11/15</w:t>
             </w:r>
           </w:p>
         </w:tc>
@@ -22288,7 +22975,7 @@
                 <w:sz w:val="18"/>
                 <w:szCs w:val="18"/>
               </w:rPr>
-              <w:t xml:space="preserve">첫 전체 흐름 (M2)</w:t>
+              <w:t xml:space="preserve">재생·비교</w:t>
             </w:r>
           </w:p>
         </w:tc>
@@ -22318,59 +23005,59 @@
                 <w:sz w:val="18"/>
                 <w:szCs w:val="18"/>
               </w:rPr>
-              <w:t xml:space="preserve">데스크톱 측정 전체 흐름 동작</w:t>
-            </w:r>
-          </w:p>
-          <w:p>
-            <w:pPr>
-              <w:spacing w:after="30" w:line="270"/>
-            </w:pPr>
-            <w:r>
-              <w:rPr>
-                <w:rFonts w:ascii="Malgun Gothic" w:cs="Malgun Gothic" w:eastAsia="Malgun Gothic" w:hAnsi="Malgun Gothic"/>
-                <w:sz w:val="18"/>
-                <w:szCs w:val="18"/>
-              </w:rPr>
-              <w:t xml:space="preserve">이동 거리, Fitts ID, 횟수 지표</w:t>
-            </w:r>
-          </w:p>
-          <w:p>
-            <w:pPr>
-              <w:spacing w:after="30" w:line="270"/>
-            </w:pPr>
-            <w:r>
-              <w:rPr>
-                <w:rFonts w:ascii="Malgun Gothic" w:cs="Malgun Gothic" w:eastAsia="Malgun Gothic" w:hAnsi="Malgun Gothic"/>
-                <w:sz w:val="18"/>
-                <w:szCs w:val="18"/>
-              </w:rPr>
-              <w:t xml:space="preserve">규칙 엔진 v1, 스크린샷 저장</w:t>
-            </w:r>
-          </w:p>
-          <w:p>
-            <w:pPr>
-              <w:spacing w:after="30" w:line="270"/>
-            </w:pPr>
-            <w:r>
-              <w:rPr>
-                <w:rFonts w:ascii="Malgun Gothic" w:cs="Malgun Gothic" w:eastAsia="Malgun Gothic" w:hAnsi="Malgun Gothic"/>
-                <w:sz w:val="18"/>
-                <w:szCs w:val="18"/>
-              </w:rPr>
-              <w:t xml:space="preserve">리포트 v1, 벤치마크 40개 완성</w:t>
-            </w:r>
-          </w:p>
-          <w:p>
-            <w:pPr>
-              <w:spacing w:after="30" w:line="270"/>
-            </w:pPr>
-            <w:r>
-              <w:rPr>
-                <w:rFonts w:ascii="Malgun Gothic" w:cs="Malgun Gothic" w:eastAsia="Malgun Gothic" w:hAnsi="Malgun Gothic"/>
-                <w:sz w:val="18"/>
-                <w:szCs w:val="18"/>
-              </w:rPr>
-              <w:t xml:space="preserve">사람 데이터 본 수집, Fitts·KLM 1차 적합</w:t>
+              <w:t xml:space="preserve">경로 고정 재생 v1, 재측정 비교</w:t>
+            </w:r>
+          </w:p>
+          <w:p>
+            <w:pPr>
+              <w:spacing w:after="30" w:line="270"/>
+            </w:pPr>
+            <w:r>
+              <w:rPr>
+                <w:rFonts w:ascii="Malgun Gothic" w:cs="Malgun Gothic" w:eastAsia="Malgun Gothic" w:hAnsi="Malgun Gothic"/>
+                <w:sz w:val="18"/>
+                <w:szCs w:val="18"/>
+              </w:rPr>
+              <w:t xml:space="preserve">병렬 반복 3회 + 중앙값, R08</w:t>
+            </w:r>
+          </w:p>
+          <w:p>
+            <w:pPr>
+              <w:spacing w:after="30" w:line="270"/>
+            </w:pPr>
+            <w:r>
+              <w:rPr>
+                <w:rFonts w:ascii="Malgun Gothic" w:cs="Malgun Gothic" w:eastAsia="Malgun Gothic" w:hAnsi="Malgun Gothic"/>
+                <w:sz w:val="18"/>
+                <w:szCs w:val="18"/>
+              </w:rPr>
+              <w:t xml:space="preserve">설명 생성, R09</w:t>
+            </w:r>
+          </w:p>
+          <w:p>
+            <w:pPr>
+              <w:spacing w:after="30" w:line="270"/>
+            </w:pPr>
+            <w:r>
+              <w:rPr>
+                <w:rFonts w:ascii="Malgun Gothic" w:cs="Malgun Gothic" w:eastAsia="Malgun Gothic" w:hAnsi="Malgun Gothic"/>
+                <w:sz w:val="18"/>
+                <w:szCs w:val="18"/>
+              </w:rPr>
+              <w:t xml:space="preserve">회귀 쌍·문구 변경 버전 10개씩</w:t>
+            </w:r>
+          </w:p>
+          <w:p>
+            <w:pPr>
+              <w:spacing w:after="30" w:line="270"/>
+            </w:pPr>
+            <w:r>
+              <w:rPr>
+                <w:rFonts w:ascii="Malgun Gothic" w:cs="Malgun Gothic" w:eastAsia="Malgun Gothic" w:hAnsi="Malgun Gothic"/>
+                <w:sz w:val="18"/>
+                <w:szCs w:val="18"/>
+              </w:rPr>
+              <w:t xml:space="preserve">사람 데이터 본 수집(IRB 확인 시)</w:t>
             </w:r>
           </w:p>
           <w:p>
@@ -22384,19 +23071,6 @@
                 <w:szCs w:val="18"/>
               </w:rPr>
               <w:t xml:space="preserve">이슈 점수 특징 추출, 실패 사례 수집</w:t>
-            </w:r>
-          </w:p>
-          <w:p>
-            <w:pPr>
-              <w:spacing w:after="30" w:line="270"/>
-            </w:pPr>
-            <w:r>
-              <w:rPr>
-                <w:rFonts w:ascii="Malgun Gothic" w:cs="Malgun Gothic" w:eastAsia="Malgun Gothic" w:hAnsi="Malgun Gothic"/>
-                <w:sz w:val="18"/>
-                <w:szCs w:val="18"/>
-              </w:rPr>
-              <w:t xml:space="preserve">요소 매칭 모듈 v1, 경로 고정 재생 v1</w:t>
             </w:r>
           </w:p>
         </w:tc>
@@ -22434,7 +23108,7 @@
                 <w:sz w:val="18"/>
                 <w:szCs w:val="18"/>
               </w:rPr>
-              <w:t xml:space="preserve">S4</w:t>
+              <w:t xml:space="preserve">W4</w:t>
             </w:r>
           </w:p>
         </w:tc>
@@ -22464,7 +23138,7 @@
                 <w:sz w:val="18"/>
                 <w:szCs w:val="18"/>
               </w:rPr>
-              <w:t xml:space="preserve">11/9 – 11/22</w:t>
+              <w:t xml:space="preserve">11/16 – 11/22</w:t>
             </w:r>
           </w:p>
         </w:tc>
@@ -22524,58 +23198,6 @@
                 <w:sz w:val="18"/>
                 <w:szCs w:val="18"/>
               </w:rPr>
-              <w:t xml:space="preserve">병렬 반복 실행 3회 + 중앙값</w:t>
-            </w:r>
-          </w:p>
-          <w:p>
-            <w:pPr>
-              <w:spacing w:after="30" w:line="270"/>
-            </w:pPr>
-            <w:r>
-              <w:rPr>
-                <w:rFonts w:ascii="Malgun Gothic" w:cs="Malgun Gothic" w:eastAsia="Malgun Gothic" w:hAnsi="Malgun Gothic"/>
-                <w:sz w:val="18"/>
-                <w:szCs w:val="18"/>
-              </w:rPr>
-              <w:t xml:space="preserve">재측정 비교</w:t>
-            </w:r>
-          </w:p>
-          <w:p>
-            <w:pPr>
-              <w:spacing w:after="30" w:line="270"/>
-            </w:pPr>
-            <w:r>
-              <w:rPr>
-                <w:rFonts w:ascii="Malgun Gothic" w:cs="Malgun Gothic" w:eastAsia="Malgun Gothic" w:hAnsi="Malgun Gothic"/>
-                <w:sz w:val="18"/>
-                <w:szCs w:val="18"/>
-              </w:rPr>
-              <w:t xml:space="preserve">설명 생성, 오버레이·비교 화면</w:t>
-            </w:r>
-          </w:p>
-          <w:p>
-            <w:pPr>
-              <w:spacing w:after="30" w:line="270"/>
-            </w:pPr>
-            <w:r>
-              <w:rPr>
-                <w:rFonts w:ascii="Malgun Gothic" w:cs="Malgun Gothic" w:eastAsia="Malgun Gothic" w:hAnsi="Malgun Gothic"/>
-                <w:sz w:val="18"/>
-                <w:szCs w:val="18"/>
-              </w:rPr>
-              <w:t xml:space="preserve">벤치마크 1차 평가, 베이스라인 비교</w:t>
-            </w:r>
-          </w:p>
-          <w:p>
-            <w:pPr>
-              <w:spacing w:after="30" w:line="270"/>
-            </w:pPr>
-            <w:r>
-              <w:rPr>
-                <w:rFonts w:ascii="Malgun Gothic" w:cs="Malgun Gothic" w:eastAsia="Malgun Gothic" w:hAnsi="Malgun Gothic"/>
-                <w:sz w:val="18"/>
-                <w:szCs w:val="18"/>
-              </w:rPr>
               <w:t xml:space="preserve">재생 안정화, 기준 편차 기반 판정</w:t>
             </w:r>
           </w:p>
@@ -22589,46 +23211,72 @@
                 <w:sz w:val="18"/>
                 <w:szCs w:val="18"/>
               </w:rPr>
-              <w:t xml:space="preserve">재생 확인 화면·대응 관계 저장, 문구 변경 버전 10개</w:t>
-            </w:r>
-          </w:p>
-          <w:p>
-            <w:pPr>
-              <w:spacing w:after="30" w:line="270"/>
-            </w:pPr>
-            <w:r>
-              <w:rPr>
-                <w:rFonts w:ascii="Malgun Gothic" w:cs="Malgun Gothic" w:eastAsia="Malgun Gothic" w:hAnsi="Malgun Gothic"/>
-                <w:sz w:val="18"/>
-                <w:szCs w:val="18"/>
-              </w:rPr>
-              <w:t xml:space="preserve">자기 측정 시작 (매주)</w:t>
-            </w:r>
-          </w:p>
-          <w:p>
-            <w:pPr>
-              <w:spacing w:after="30" w:line="270"/>
-            </w:pPr>
-            <w:r>
-              <w:rPr>
-                <w:rFonts w:ascii="Malgun Gothic" w:cs="Malgun Gothic" w:eastAsia="Malgun Gothic" w:hAnsi="Malgun Gothic"/>
-                <w:sz w:val="18"/>
-                <w:szCs w:val="18"/>
-              </w:rPr>
-              <w:t xml:space="preserve">KLM 보정 계수, 이슈 점수 가중치 튜닝</w:t>
-            </w:r>
-          </w:p>
-          <w:p>
-            <w:pPr>
-              <w:spacing w:after="30" w:line="270"/>
-            </w:pPr>
-            <w:r>
-              <w:rPr>
-                <w:rFonts w:ascii="Malgun Gothic" w:cs="Malgun Gothic" w:eastAsia="Malgun Gothic" w:hAnsi="Malgun Gothic"/>
-                <w:sz w:val="18"/>
-                <w:szCs w:val="18"/>
-              </w:rPr>
-              <w:t xml:space="preserve">프롬프트 개선, 에이전트–사람 경로 비교</w:t>
+              <w:t xml:space="preserve">재생 확인 화면·대응 관계 저장</w:t>
+            </w:r>
+          </w:p>
+          <w:p>
+            <w:pPr>
+              <w:spacing w:after="30" w:line="270"/>
+            </w:pPr>
+            <w:r>
+              <w:rPr>
+                <w:rFonts w:ascii="Malgun Gothic" w:cs="Malgun Gothic" w:eastAsia="Malgun Gothic" w:hAnsi="Malgun Gothic"/>
+                <w:sz w:val="18"/>
+                <w:szCs w:val="18"/>
+              </w:rPr>
+              <w:t xml:space="preserve">모바일 뷰포트</w:t>
+            </w:r>
+          </w:p>
+          <w:p>
+            <w:pPr>
+              <w:spacing w:after="30" w:line="270"/>
+            </w:pPr>
+            <w:r>
+              <w:rPr>
+                <w:rFonts w:ascii="Malgun Gothic" w:cs="Malgun Gothic" w:eastAsia="Malgun Gothic" w:hAnsi="Malgun Gothic"/>
+                <w:sz w:val="18"/>
+                <w:szCs w:val="18"/>
+              </w:rPr>
+              <w:t xml:space="preserve">측정 이력·추이(F11), 초대 코드·일일 상한(F17)</w:t>
+            </w:r>
+          </w:p>
+          <w:p>
+            <w:pPr>
+              <w:spacing w:after="30" w:line="270"/>
+            </w:pPr>
+            <w:r>
+              <w:rPr>
+                <w:rFonts w:ascii="Malgun Gothic" w:cs="Malgun Gothic" w:eastAsia="Malgun Gothic" w:hAnsi="Malgun Gothic"/>
+                <w:sz w:val="18"/>
+                <w:szCs w:val="18"/>
+              </w:rPr>
+              <w:t xml:space="preserve">오버레이·비교 화면</w:t>
+            </w:r>
+          </w:p>
+          <w:p>
+            <w:pPr>
+              <w:spacing w:after="30" w:line="270"/>
+            </w:pPr>
+            <w:r>
+              <w:rPr>
+                <w:rFonts w:ascii="Malgun Gothic" w:cs="Malgun Gothic" w:eastAsia="Malgun Gothic" w:hAnsi="Malgun Gothic"/>
+                <w:sz w:val="18"/>
+                <w:szCs w:val="18"/>
+              </w:rPr>
+              <w:t xml:space="preserve">KLM 보정(조건부), 이슈 점수 가중치 튜닝, 로지스틱 회귀 ablation</w:t>
+            </w:r>
+          </w:p>
+          <w:p>
+            <w:pPr>
+              <w:spacing w:after="30" w:line="270"/>
+            </w:pPr>
+            <w:r>
+              <w:rPr>
+                <w:rFonts w:ascii="Malgun Gothic" w:cs="Malgun Gothic" w:eastAsia="Malgun Gothic" w:hAnsi="Malgun Gothic"/>
+                <w:sz w:val="18"/>
+                <w:szCs w:val="18"/>
+              </w:rPr>
+              <w:t xml:space="preserve">프롬프트 개선, 자기 측정 시작(매주)</w:t>
             </w:r>
           </w:p>
         </w:tc>
@@ -22666,7 +23314,7 @@
                 <w:sz w:val="18"/>
                 <w:szCs w:val="18"/>
               </w:rPr>
-              <w:t xml:space="preserve">S5</w:t>
+              <w:t xml:space="preserve">W5</w:t>
             </w:r>
           </w:p>
         </w:tc>
@@ -22696,7 +23344,7 @@
                 <w:sz w:val="18"/>
                 <w:szCs w:val="18"/>
               </w:rPr>
-              <w:t xml:space="preserve">11/23 – 12/6</w:t>
+              <w:t xml:space="preserve">11/23 – 11/29</w:t>
             </w:r>
           </w:p>
         </w:tc>
@@ -22726,7 +23374,7 @@
                 <w:sz w:val="18"/>
                 <w:szCs w:val="18"/>
               </w:rPr>
-              <w:t xml:space="preserve">검증 (M4)</w:t>
+              <w:t xml:space="preserve">통합·튜닝</w:t>
             </w:r>
           </w:p>
         </w:tc>
@@ -22756,72 +23404,72 @@
                 <w:sz w:val="18"/>
                 <w:szCs w:val="18"/>
               </w:rPr>
-              <w:t xml:space="preserve">오탐 줄이기, 비용·속도 개선</w:t>
-            </w:r>
-          </w:p>
-          <w:p>
-            <w:pPr>
-              <w:spacing w:after="30" w:line="270"/>
-            </w:pPr>
-            <w:r>
-              <w:rPr>
-                <w:rFonts w:ascii="Malgun Gothic" w:cs="Malgun Gothic" w:eastAsia="Malgun Gothic" w:hAnsi="Malgun Gothic"/>
-                <w:sz w:val="18"/>
-                <w:szCs w:val="18"/>
-              </w:rPr>
-              <w:t xml:space="preserve">모바일 뷰포트, 로그인, 운영 배포</w:t>
-            </w:r>
-          </w:p>
-          <w:p>
-            <w:pPr>
-              <w:spacing w:after="30" w:line="270"/>
-            </w:pPr>
-            <w:r>
-              <w:rPr>
-                <w:rFonts w:ascii="Malgun Gothic" w:cs="Malgun Gothic" w:eastAsia="Malgun Gothic" w:hAnsi="Malgun Gothic"/>
-                <w:sz w:val="18"/>
-                <w:szCs w:val="18"/>
-              </w:rPr>
-              <w:t xml:space="preserve">외부 사용자 테스트 5팀</w:t>
-            </w:r>
-          </w:p>
-          <w:p>
-            <w:pPr>
-              <w:spacing w:after="30" w:line="270"/>
-            </w:pPr>
-            <w:r>
-              <w:rPr>
-                <w:rFonts w:ascii="Malgun Gothic" w:cs="Malgun Gothic" w:eastAsia="Malgun Gothic" w:hAnsi="Malgun Gothic"/>
-                <w:sz w:val="18"/>
-                <w:szCs w:val="18"/>
-              </w:rPr>
-              <w:t xml:space="preserve">실사이트 라벨로 휴리스틱·분류기 비교, 기본 엔진 확정</w:t>
-            </w:r>
-          </w:p>
-          <w:p>
-            <w:pPr>
-              <w:spacing w:after="30" w:line="270"/>
-            </w:pPr>
-            <w:r>
-              <w:rPr>
-                <w:rFonts w:ascii="Malgun Gothic" w:cs="Malgun Gothic" w:eastAsia="Malgun Gothic" w:hAnsi="Malgun Gothic"/>
-                <w:sz w:val="18"/>
-                <w:szCs w:val="18"/>
-              </w:rPr>
-              <w:t xml:space="preserve">회귀 쌍 검증</w:t>
-            </w:r>
-          </w:p>
-          <w:p>
-            <w:pPr>
-              <w:spacing w:after="30" w:line="270"/>
-            </w:pPr>
-            <w:r>
-              <w:rPr>
-                <w:rFonts w:ascii="Malgun Gothic" w:cs="Malgun Gothic" w:eastAsia="Malgun Gothic" w:hAnsi="Malgun Gothic"/>
-                <w:sz w:val="18"/>
-                <w:szCs w:val="18"/>
-              </w:rPr>
-              <w:t xml:space="preserve">12/6 기능 동결. 여유 시 P1 (R11 키보드 가림 등)</w:t>
+              <w:t xml:space="preserve">통합 버그 수정, 오탐 줄이기, 비용·속도 개선</w:t>
+            </w:r>
+          </w:p>
+          <w:p>
+            <w:pPr>
+              <w:spacing w:after="30" w:line="270"/>
+            </w:pPr>
+            <w:r>
+              <w:rPr>
+                <w:rFonts w:ascii="Malgun Gothic" w:cs="Malgun Gothic" w:eastAsia="Malgun Gothic" w:hAnsi="Malgun Gothic"/>
+                <w:sz w:val="18"/>
+                <w:szCs w:val="18"/>
+              </w:rPr>
+              <w:t xml:space="preserve">개발 앱 1차 평가, 베이스라인 비교</w:t>
+            </w:r>
+          </w:p>
+          <w:p>
+            <w:pPr>
+              <w:spacing w:after="30" w:line="270"/>
+            </w:pPr>
+            <w:r>
+              <w:rPr>
+                <w:rFonts w:ascii="Malgun Gothic" w:cs="Malgun Gothic" w:eastAsia="Malgun Gothic" w:hAnsi="Malgun Gothic"/>
+                <w:sz w:val="18"/>
+                <w:szCs w:val="18"/>
+              </w:rPr>
+              <w:t xml:space="preserve">실사이트 후보 약 60건 2인 판정</w:t>
+            </w:r>
+          </w:p>
+          <w:p>
+            <w:pPr>
+              <w:spacing w:after="30" w:line="270"/>
+            </w:pPr>
+            <w:r>
+              <w:rPr>
+                <w:rFonts w:ascii="Malgun Gothic" w:cs="Malgun Gothic" w:eastAsia="Malgun Gothic" w:hAnsi="Malgun Gothic"/>
+                <w:sz w:val="18"/>
+                <w:szCs w:val="18"/>
+              </w:rPr>
+              <w:t xml:space="preserve">외부 사용자 테스트 1차 2팀(스테이징)</w:t>
+            </w:r>
+          </w:p>
+          <w:p>
+            <w:pPr>
+              <w:spacing w:after="30" w:line="270"/>
+            </w:pPr>
+            <w:r>
+              <w:rPr>
+                <w:rFonts w:ascii="Malgun Gothic" w:cs="Malgun Gothic" w:eastAsia="Malgun Gothic" w:hAnsi="Malgun Gothic"/>
+                <w:sz w:val="18"/>
+                <w:szCs w:val="18"/>
+              </w:rPr>
+              <w:t xml:space="preserve">운영 배포</w:t>
+            </w:r>
+          </w:p>
+          <w:p>
+            <w:pPr>
+              <w:spacing w:after="30" w:line="270"/>
+            </w:pPr>
+            <w:r>
+              <w:rPr>
+                <w:rFonts w:ascii="Malgun Gothic" w:cs="Malgun Gothic" w:eastAsia="Malgun Gothic" w:hAnsi="Malgun Gothic"/>
+                <w:sz w:val="18"/>
+                <w:szCs w:val="18"/>
+              </w:rPr>
+              <w:t xml:space="preserve">F14 CI 연동(M3 기준 전부 통과 시에만)</w:t>
             </w:r>
           </w:p>
         </w:tc>
@@ -22859,7 +23507,7 @@
                 <w:sz w:val="18"/>
                 <w:szCs w:val="18"/>
               </w:rPr>
-              <w:t xml:space="preserve">S6</w:t>
+              <w:t xml:space="preserve">W6</w:t>
             </w:r>
           </w:p>
         </w:tc>
@@ -22889,7 +23537,7 @@
                 <w:sz w:val="18"/>
                 <w:szCs w:val="18"/>
               </w:rPr>
-              <w:t xml:space="preserve">12/7 – 12/20</w:t>
+              <w:t xml:space="preserve">11/30 – 12/6</w:t>
             </w:r>
           </w:p>
         </w:tc>
@@ -22919,7 +23567,7 @@
                 <w:sz w:val="18"/>
                 <w:szCs w:val="18"/>
               </w:rPr>
-              <w:t xml:space="preserve">마무리 (기말고사 주 포함)</w:t>
+              <w:t xml:space="preserve">검증 (M4)</w:t>
             </w:r>
           </w:p>
         </w:tc>
@@ -22949,6 +23597,160 @@
                 <w:sz w:val="18"/>
                 <w:szCs w:val="18"/>
               </w:rPr>
+              <w:t xml:space="preserve">외부 사용자 테스트 2차(총 3~5팀), 피드백 반영</w:t>
+            </w:r>
+          </w:p>
+          <w:p>
+            <w:pPr>
+              <w:spacing w:after="30" w:line="270"/>
+            </w:pPr>
+            <w:r>
+              <w:rPr>
+                <w:rFonts w:ascii="Malgun Gothic" w:cs="Malgun Gothic" w:eastAsia="Malgun Gothic" w:hAnsi="Malgun Gothic"/>
+                <w:sz w:val="18"/>
+                <w:szCs w:val="18"/>
+              </w:rPr>
+              <w:t xml:space="preserve">회귀 쌍 검증, 같은 버전 오경보 확인</w:t>
+            </w:r>
+          </w:p>
+          <w:p>
+            <w:pPr>
+              <w:spacing w:after="30" w:line="270"/>
+            </w:pPr>
+            <w:r>
+              <w:rPr>
+                <w:rFonts w:ascii="Malgun Gothic" w:cs="Malgun Gothic" w:eastAsia="Malgun Gothic" w:hAnsi="Malgun Gothic"/>
+                <w:sz w:val="18"/>
+                <w:szCs w:val="18"/>
+              </w:rPr>
+              <w:t xml:space="preserve">12/6 기능 동결</w:t>
+            </w:r>
+          </w:p>
+        </w:tc>
+      </w:tr>
+      <w:tr>
+        <w:trPr>
+          <w:tblHeader w:val="false"/>
+        </w:trPr>
+        <w:tc>
+          <w:tcPr>
+            <w:tcW w:type="dxa" w:w="1124"/>
+            <w:tcBorders>
+              <w:top w:val="none" w:color="FFFFFF" w:sz="0"/>
+              <w:left w:val="none" w:color="FFFFFF" w:sz="0"/>
+              <w:bottom w:val="single" w:color="000000" w:sz="10"/>
+              <w:right w:val="none" w:color="FFFFFF" w:sz="0"/>
+            </w:tcBorders>
+            <w:tcMar>
+              <w:top w:type="dxa" w:w="70"/>
+              <w:left w:type="dxa" w:w="110"/>
+              <w:bottom w:type="dxa" w:w="70"/>
+              <w:right w:type="dxa" w:w="110"/>
+            </w:tcMar>
+          </w:tcPr>
+          <w:p>
+            <w:pPr>
+              <w:spacing w:after="30" w:line="270"/>
+              <w:jc w:val="center"/>
+            </w:pPr>
+            <w:r>
+              <w:rPr>
+                <w:rFonts w:ascii="Malgun Gothic" w:cs="Malgun Gothic" w:eastAsia="Malgun Gothic" w:hAnsi="Malgun Gothic"/>
+                <w:b/>
+                <w:bCs/>
+                <w:sz w:val="18"/>
+                <w:szCs w:val="18"/>
+              </w:rPr>
+              <w:t xml:space="preserve">W7</w:t>
+            </w:r>
+          </w:p>
+        </w:tc>
+        <w:tc>
+          <w:tcPr>
+            <w:tcW w:type="dxa" w:w="1606"/>
+            <w:tcBorders>
+              <w:top w:val="none" w:color="FFFFFF" w:sz="0"/>
+              <w:left w:val="none" w:color="FFFFFF" w:sz="0"/>
+              <w:bottom w:val="single" w:color="000000" w:sz="10"/>
+              <w:right w:val="none" w:color="FFFFFF" w:sz="0"/>
+            </w:tcBorders>
+            <w:tcMar>
+              <w:top w:type="dxa" w:w="70"/>
+              <w:left w:type="dxa" w:w="110"/>
+              <w:bottom w:type="dxa" w:w="70"/>
+              <w:right w:type="dxa" w:w="110"/>
+            </w:tcMar>
+          </w:tcPr>
+          <w:p>
+            <w:pPr>
+              <w:spacing w:after="30" w:line="270"/>
+            </w:pPr>
+            <w:r>
+              <w:rPr>
+                <w:rFonts w:ascii="Malgun Gothic" w:cs="Malgun Gothic" w:eastAsia="Malgun Gothic" w:hAnsi="Malgun Gothic"/>
+                <w:sz w:val="18"/>
+                <w:szCs w:val="18"/>
+              </w:rPr>
+              <w:t xml:space="preserve">12/7 – 12/13</w:t>
+            </w:r>
+          </w:p>
+        </w:tc>
+        <w:tc>
+          <w:tcPr>
+            <w:tcW w:type="dxa" w:w="2410"/>
+            <w:tcBorders>
+              <w:top w:val="none" w:color="FFFFFF" w:sz="0"/>
+              <w:left w:val="none" w:color="FFFFFF" w:sz="0"/>
+              <w:bottom w:val="single" w:color="000000" w:sz="10"/>
+              <w:right w:val="none" w:color="FFFFFF" w:sz="0"/>
+            </w:tcBorders>
+            <w:tcMar>
+              <w:top w:type="dxa" w:w="70"/>
+              <w:left w:type="dxa" w:w="110"/>
+              <w:bottom w:type="dxa" w:w="70"/>
+              <w:right w:type="dxa" w:w="110"/>
+            </w:tcMar>
+          </w:tcPr>
+          <w:p>
+            <w:pPr>
+              <w:spacing w:after="30" w:line="270"/>
+            </w:pPr>
+            <w:r>
+              <w:rPr>
+                <w:rFonts w:ascii="Malgun Gothic" w:cs="Malgun Gothic" w:eastAsia="Malgun Gothic" w:hAnsi="Malgun Gothic"/>
+                <w:sz w:val="18"/>
+                <w:szCs w:val="18"/>
+              </w:rPr>
+              <w:t xml:space="preserve">최종 평가</w:t>
+            </w:r>
+          </w:p>
+        </w:tc>
+        <w:tc>
+          <w:tcPr>
+            <w:tcW w:type="dxa" w:w="4498"/>
+            <w:tcBorders>
+              <w:top w:val="none" w:color="FFFFFF" w:sz="0"/>
+              <w:left w:val="none" w:color="FFFFFF" w:sz="0"/>
+              <w:bottom w:val="single" w:color="000000" w:sz="10"/>
+              <w:right w:val="none" w:color="FFFFFF" w:sz="0"/>
+            </w:tcBorders>
+            <w:tcMar>
+              <w:top w:type="dxa" w:w="70"/>
+              <w:left w:type="dxa" w:w="110"/>
+              <w:bottom w:type="dxa" w:w="70"/>
+              <w:right w:type="dxa" w:w="110"/>
+            </w:tcMar>
+          </w:tcPr>
+          <w:p>
+            <w:pPr>
+              <w:spacing w:after="30" w:line="270"/>
+            </w:pPr>
+            <w:r>
+              <w:rPr>
+                <w:rFonts w:ascii="Malgun Gothic" w:cs="Malgun Gothic" w:eastAsia="Malgun Gothic" w:hAnsi="Malgun Gothic"/>
+                <w:sz w:val="18"/>
+                <w:szCs w:val="18"/>
+              </w:rPr>
               <w:t xml:space="preserve">버그 수정만</w:t>
             </w:r>
           </w:p>
@@ -22962,20 +23764,148 @@
                 <w:sz w:val="18"/>
                 <w:szCs w:val="18"/>
               </w:rPr>
-              <w:t xml:space="preserve">최종 벤치마크, 모델 테스트 세트 평가</w:t>
-            </w:r>
-          </w:p>
-          <w:p>
-            <w:pPr>
-              <w:spacing w:after="30" w:line="270"/>
-            </w:pPr>
-            <w:r>
-              <w:rPr>
-                <w:rFonts w:ascii="Malgun Gothic" w:cs="Malgun Gothic" w:eastAsia="Malgun Gothic" w:hAnsi="Malgun Gothic"/>
-                <w:sz w:val="18"/>
-                <w:szCs w:val="18"/>
-              </w:rPr>
-              <w:t xml:space="preserve">데모 영상, 문서</w:t>
+              <w:t xml:space="preserve">홀드아웃 앱 최종 평가(1회), 모델 테스트 세트 평가</w:t>
+            </w:r>
+          </w:p>
+          <w:p>
+            <w:pPr>
+              <w:spacing w:after="30" w:line="270"/>
+            </w:pPr>
+            <w:r>
+              <w:rPr>
+                <w:rFonts w:ascii="Malgun Gothic" w:cs="Malgun Gothic" w:eastAsia="Malgun Gothic" w:hAnsi="Malgun Gothic"/>
+                <w:sz w:val="18"/>
+                <w:szCs w:val="18"/>
+              </w:rPr>
+              <w:t xml:space="preserve">데모 영상</w:t>
+            </w:r>
+          </w:p>
+        </w:tc>
+      </w:tr>
+      <w:tr>
+        <w:trPr>
+          <w:tblHeader w:val="false"/>
+        </w:trPr>
+        <w:tc>
+          <w:tcPr>
+            <w:tcW w:type="dxa" w:w="1124"/>
+            <w:tcBorders>
+              <w:top w:val="none" w:color="FFFFFF" w:sz="0"/>
+              <w:left w:val="none" w:color="FFFFFF" w:sz="0"/>
+              <w:bottom w:val="single" w:color="000000" w:sz="10"/>
+              <w:right w:val="none" w:color="FFFFFF" w:sz="0"/>
+            </w:tcBorders>
+            <w:tcMar>
+              <w:top w:type="dxa" w:w="70"/>
+              <w:left w:type="dxa" w:w="110"/>
+              <w:bottom w:type="dxa" w:w="70"/>
+              <w:right w:type="dxa" w:w="110"/>
+            </w:tcMar>
+          </w:tcPr>
+          <w:p>
+            <w:pPr>
+              <w:spacing w:after="30" w:line="270"/>
+              <w:jc w:val="center"/>
+            </w:pPr>
+            <w:r>
+              <w:rPr>
+                <w:rFonts w:ascii="Malgun Gothic" w:cs="Malgun Gothic" w:eastAsia="Malgun Gothic" w:hAnsi="Malgun Gothic"/>
+                <w:b/>
+                <w:bCs/>
+                <w:sz w:val="18"/>
+                <w:szCs w:val="18"/>
+              </w:rPr>
+              <w:t xml:space="preserve">W8</w:t>
+            </w:r>
+          </w:p>
+        </w:tc>
+        <w:tc>
+          <w:tcPr>
+            <w:tcW w:type="dxa" w:w="1606"/>
+            <w:tcBorders>
+              <w:top w:val="none" w:color="FFFFFF" w:sz="0"/>
+              <w:left w:val="none" w:color="FFFFFF" w:sz="0"/>
+              <w:bottom w:val="single" w:color="000000" w:sz="10"/>
+              <w:right w:val="none" w:color="FFFFFF" w:sz="0"/>
+            </w:tcBorders>
+            <w:tcMar>
+              <w:top w:type="dxa" w:w="70"/>
+              <w:left w:type="dxa" w:w="110"/>
+              <w:bottom w:type="dxa" w:w="70"/>
+              <w:right w:type="dxa" w:w="110"/>
+            </w:tcMar>
+          </w:tcPr>
+          <w:p>
+            <w:pPr>
+              <w:spacing w:after="30" w:line="270"/>
+            </w:pPr>
+            <w:r>
+              <w:rPr>
+                <w:rFonts w:ascii="Malgun Gothic" w:cs="Malgun Gothic" w:eastAsia="Malgun Gothic" w:hAnsi="Malgun Gothic"/>
+                <w:sz w:val="18"/>
+                <w:szCs w:val="18"/>
+              </w:rPr>
+              <w:t xml:space="preserve">12/14 – 12/20</w:t>
+            </w:r>
+          </w:p>
+        </w:tc>
+        <w:tc>
+          <w:tcPr>
+            <w:tcW w:type="dxa" w:w="2410"/>
+            <w:tcBorders>
+              <w:top w:val="none" w:color="FFFFFF" w:sz="0"/>
+              <w:left w:val="none" w:color="FFFFFF" w:sz="0"/>
+              <w:bottom w:val="single" w:color="000000" w:sz="10"/>
+              <w:right w:val="none" w:color="FFFFFF" w:sz="0"/>
+            </w:tcBorders>
+            <w:tcMar>
+              <w:top w:type="dxa" w:w="70"/>
+              <w:left w:type="dxa" w:w="110"/>
+              <w:bottom w:type="dxa" w:w="70"/>
+              <w:right w:type="dxa" w:w="110"/>
+            </w:tcMar>
+          </w:tcPr>
+          <w:p>
+            <w:pPr>
+              <w:spacing w:after="30" w:line="270"/>
+            </w:pPr>
+            <w:r>
+              <w:rPr>
+                <w:rFonts w:ascii="Malgun Gothic" w:cs="Malgun Gothic" w:eastAsia="Malgun Gothic" w:hAnsi="Malgun Gothic"/>
+                <w:sz w:val="18"/>
+                <w:szCs w:val="18"/>
+              </w:rPr>
+              <w:t xml:space="preserve">마무리 (기말고사 주)</w:t>
+            </w:r>
+          </w:p>
+        </w:tc>
+        <w:tc>
+          <w:tcPr>
+            <w:tcW w:type="dxa" w:w="4498"/>
+            <w:tcBorders>
+              <w:top w:val="none" w:color="FFFFFF" w:sz="0"/>
+              <w:left w:val="none" w:color="FFFFFF" w:sz="0"/>
+              <w:bottom w:val="single" w:color="000000" w:sz="10"/>
+              <w:right w:val="none" w:color="FFFFFF" w:sz="0"/>
+            </w:tcBorders>
+            <w:tcMar>
+              <w:top w:type="dxa" w:w="70"/>
+              <w:left w:type="dxa" w:w="110"/>
+              <w:bottom w:type="dxa" w:w="70"/>
+              <w:right w:type="dxa" w:w="110"/>
+            </w:tcMar>
+          </w:tcPr>
+          <w:p>
+            <w:pPr>
+              <w:spacing w:after="30" w:line="270"/>
+            </w:pPr>
+            <w:r>
+              <w:rPr>
+                <w:rFonts w:ascii="Malgun Gothic" w:cs="Malgun Gothic" w:eastAsia="Malgun Gothic" w:hAnsi="Malgun Gothic"/>
+                <w:sz w:val="18"/>
+                <w:szCs w:val="18"/>
+              </w:rPr>
+              <w:t xml:space="preserve">최종 평가 발표, 문서 정리</w:t>
             </w:r>
           </w:p>
         </w:tc>
@@ -22994,7 +23924,7 @@
         <w:rPr>
           <w:rFonts w:ascii="Malgun Gothic" w:cs="Malgun Gothic" w:eastAsia="Malgun Gothic" w:hAnsi="Malgun Gothic"/>
         </w:rPr>
-        <w:t xml:space="preserve">스프린트 계획은 격주 월요일, 회고는 격주 금요일. 전체 회의는 매주 1회 30분으로 역할별 진행 상황과 막힌 점만 공유한다.</w:t>
+        <w:t xml:space="preserve">매주 월요일에 그 주 완료 기준을 확인하고, 금요일에 동작하는 결과를 시연하며 회고한다. 전체 회의는 주 1회 30분으로 역할별 진행 상황과 막힌 점만 공유하고, 평일에는 메신저에 하루 한 줄 진행 상황을 남긴다. 완료 기준을 못 맞춘 항목은 그냥 다음 주로 넘기지 않고, 월요일에 범위를 줄일지 먼저 정한다.</w:t>
       </w:r>
     </w:p>
     <w:p>
@@ -23048,7 +23978,7 @@
         <w:rPr>
           <w:rFonts w:ascii="Malgun Gothic" w:cs="Malgun Gothic" w:eastAsia="Malgun Gothic" w:hAnsi="Malgun Gothic"/>
         </w:rPr>
-        <w:t xml:space="preserve">커밋 메시지는 Conventional Commits (feat:, fix:, test: ...).</w:t>
+        <w:t xml:space="preserve">커밋 메시지는 Conventional Commits (feat:, fix:, test: ...) 형식으로, 작성자가 직접 쓴다(15.2).</w:t>
       </w:r>
     </w:p>
     <w:p>
@@ -23086,7 +24016,7 @@
         <w:rPr>
           <w:rFonts w:ascii="Malgun Gothic" w:cs="Malgun Gothic" w:eastAsia="Malgun Gothic" w:hAnsi="Malgun Gothic"/>
         </w:rPr>
-        <w:t xml:space="preserve">팀 전원이 AI 코딩 도구로 빠르게 구현하는 것을 전제로 한다. 속도를 유지하면서 품질 하한선을 지키기 위한 규칙이다.</w:t>
+        <w:t xml:space="preserve">팀 전원이 AI 코딩 도구로 빠르게 구현하는 것을 전제로 한다. 속도를 유지하면서 품질 하한선을 지키기 위한 규칙이다. 코드 작성은 병목이 아니지만, AI가 만든 코드는 그럴듯하게 틀리는 경우가 많아 검증과 이해가 병목이 된다.</w:t>
       </w:r>
     </w:p>
     <w:p>
@@ -23103,6 +24033,54 @@
           <w:rFonts w:ascii="Malgun Gothic" w:cs="Malgun Gothic" w:eastAsia="Malgun Gothic" w:hAnsi="Malgun Gothic"/>
         </w:rPr>
         <w:t xml:space="preserve">PR 설명에 무엇을 직접 확인했는지 적는다 (실행해봤다, 테스트를 돌렸다, 화면을 봤다).</w:t>
+      </w:r>
+    </w:p>
+    <w:p>
+      <w:pPr>
+        <w:pStyle w:val="ListParagraph"/>
+        <w:numPr>
+          <w:ilvl w:val="0"/>
+          <w:numId w:val="4"/>
+        </w:numPr>
+        <w:spacing w:after="60" w:line="290"/>
+      </w:pPr>
+      <w:r>
+        <w:rPr>
+          <w:rFonts w:ascii="Malgun Gothic" w:cs="Malgun Gothic" w:eastAsia="Malgun Gothic" w:hAnsi="Malgun Gothic"/>
+        </w:rPr>
+        <w:t xml:space="preserve">커밋 메시지와 PR 설명은 작성자가 직접 이해하고 쓴다(AI 대필 금지). 무엇을 왜 바꿨는지, 어떻게 확인했는지를 적고, 리뷰어가 PR 설명만 읽고 변경 내용을 이해하지 못하면 반려한다.</w:t>
+      </w:r>
+    </w:p>
+    <w:p>
+      <w:pPr>
+        <w:pStyle w:val="ListParagraph"/>
+        <w:numPr>
+          <w:ilvl w:val="0"/>
+          <w:numId w:val="4"/>
+        </w:numPr>
+        <w:spacing w:after="60" w:line="290"/>
+      </w:pPr>
+      <w:r>
+        <w:rPr>
+          <w:rFonts w:ascii="Malgun Gothic" w:cs="Malgun Gothic" w:eastAsia="Malgun Gothic" w:hAnsi="Malgun Gothic"/>
+        </w:rPr>
+        <w:t xml:space="preserve">테스트의 기대값은 사람이 직접 계산하거나 명세(WCAG, 문헌값)에서 가져온다. AI가 구현 코드를 보고 기대값을 만들면 틀린 구현을 그대로 정답으로 굳히기 때문이다.</w:t>
+      </w:r>
+    </w:p>
+    <w:p>
+      <w:pPr>
+        <w:pStyle w:val="ListParagraph"/>
+        <w:numPr>
+          <w:ilvl w:val="0"/>
+          <w:numId w:val="4"/>
+        </w:numPr>
+        <w:spacing w:after="60" w:line="290"/>
+      </w:pPr>
+      <w:r>
+        <w:rPr>
+          <w:rFonts w:ascii="Malgun Gothic" w:cs="Malgun Gothic" w:eastAsia="Malgun Gothic" w:hAnsi="Malgun Gothic"/>
+        </w:rPr>
+        <w:t xml:space="preserve">공용 인터페이스(worker/schemas.py, OpenAPI 스키마)는 CODEOWNERS로 보호한다. PM 또는 해당 인터페이스를 소유한 역할 중 1인의 승인이 있어야 머지된다.</w:t>
       </w:r>
     </w:p>
     <w:p>
@@ -23621,6 +24599,103 @@
                 <w:sz w:val="18"/>
                 <w:szCs w:val="18"/>
               </w:rPr>
+              <w:t xml:space="preserve">통합</w:t>
+            </w:r>
+          </w:p>
+        </w:tc>
+        <w:tc>
+          <w:tcPr>
+            <w:tcW w:type="dxa" w:w="2198"/>
+            <w:tcBorders>
+              <w:top w:val="none" w:color="FFFFFF" w:sz="0"/>
+              <w:left w:val="none" w:color="FFFFFF" w:sz="0"/>
+              <w:bottom w:val="single" w:color="D9D9D9" w:sz="2"/>
+              <w:right w:val="none" w:color="FFFFFF" w:sz="0"/>
+            </w:tcBorders>
+            <w:tcMar>
+              <w:top w:type="dxa" w:w="70"/>
+              <w:left w:type="dxa" w:w="110"/>
+              <w:bottom w:type="dxa" w:w="70"/>
+              <w:right w:type="dxa" w:w="110"/>
+            </w:tcMar>
+          </w:tcPr>
+          <w:p>
+            <w:pPr>
+              <w:spacing w:after="30" w:line="270"/>
+            </w:pPr>
+            <w:r>
+              <w:rPr>
+                <w:rFonts w:ascii="Malgun Gothic" w:cs="Malgun Gothic" w:eastAsia="Malgun Gothic" w:hAnsi="Malgun Gothic"/>
+                <w:sz w:val="18"/>
+                <w:szCs w:val="18"/>
+              </w:rPr>
+              <w:t xml:space="preserve">효과 감지 (driver)</w:t>
+            </w:r>
+          </w:p>
+        </w:tc>
+        <w:tc>
+          <w:tcPr>
+            <w:tcW w:type="dxa" w:w="6087"/>
+            <w:tcBorders>
+              <w:top w:val="none" w:color="FFFFFF" w:sz="0"/>
+              <w:left w:val="none" w:color="FFFFFF" w:sz="0"/>
+              <w:bottom w:val="single" w:color="D9D9D9" w:sz="2"/>
+              <w:right w:val="none" w:color="FFFFFF" w:sz="0"/>
+            </w:tcBorders>
+            <w:tcMar>
+              <w:top w:type="dxa" w:w="70"/>
+              <w:left w:type="dxa" w:w="110"/>
+              <w:bottom w:type="dxa" w:w="70"/>
+              <w:right w:type="dxa" w:w="110"/>
+            </w:tcMar>
+          </w:tcPr>
+          <w:p>
+            <w:pPr>
+              <w:spacing w:after="30" w:line="270"/>
+            </w:pPr>
+            <w:r>
+              <w:rPr>
+                <w:rFonts w:ascii="Malgun Gothic" w:cs="Malgun Gothic" w:eastAsia="Malgun Gothic" w:hAnsi="Malgun Gothic"/>
+                <w:sz w:val="18"/>
+                <w:szCs w:val="18"/>
+              </w:rPr>
+              <w:t xml:space="preserve">고정 HTML에서: 캐러셀이 계속 도는 페이지의 무반응 버튼이 no_change / 1초 폴링 요청이 있는 페이지의 무반응 버튼이 no_change / 아코디언 버튼(aria-expanded 변화)은 dom_mutation / 모달 버튼은 modal_change</w:t>
+            </w:r>
+          </w:p>
+        </w:tc>
+      </w:tr>
+      <w:tr>
+        <w:trPr>
+          <w:tblHeader w:val="false"/>
+        </w:trPr>
+        <w:tc>
+          <w:tcPr>
+            <w:tcW w:type="dxa" w:w="1353"/>
+            <w:tcBorders>
+              <w:top w:val="none" w:color="FFFFFF" w:sz="0"/>
+              <w:left w:val="none" w:color="FFFFFF" w:sz="0"/>
+              <w:bottom w:val="single" w:color="D9D9D9" w:sz="2"/>
+              <w:right w:val="none" w:color="FFFFFF" w:sz="0"/>
+            </w:tcBorders>
+            <w:tcMar>
+              <w:top w:type="dxa" w:w="70"/>
+              <w:left w:type="dxa" w:w="110"/>
+              <w:bottom w:type="dxa" w:w="70"/>
+              <w:right w:type="dxa" w:w="110"/>
+            </w:tcMar>
+          </w:tcPr>
+          <w:p>
+            <w:pPr>
+              <w:spacing w:after="30" w:line="270"/>
+            </w:pPr>
+            <w:r>
+              <w:rPr>
+                <w:rFonts w:ascii="Malgun Gothic" w:cs="Malgun Gothic" w:eastAsia="Malgun Gothic" w:hAnsi="Malgun Gothic"/>
+                <w:b/>
+                <w:bCs/>
+                <w:sz w:val="18"/>
+                <w:szCs w:val="18"/>
+              </w:rPr>
               <w:t xml:space="preserve">재생·매칭</w:t>
             </w:r>
           </w:p>
@@ -23681,7 +24756,7 @@
                 <w:sz w:val="18"/>
                 <w:szCs w:val="18"/>
               </w:rPr>
-              <w:t xml:space="preserve">같은 버전 재생 시 지표 완전 일치 / 버튼 문구만 조금 바뀐 버전에서 매칭 성공 / [취소]와 [가입 완료] 위치만 바꾼 버전에서 잘못 누르지 않고 경로 변경 선언 / 이름이 비슷한 버튼이 둘일 때 애매함 반환 / "가입 완료" → "회원가입 완료하기" 포함 관계 매칭 성공 / 저장된 대응 관계 우선 적용</w:t>
+              <w:t xml:space="preserve">같은 버전 재생 시 지표 완전 일치 / 버튼 문구만 조금 바뀐 버전에서 매칭 성공 / [취소]와 [가입 완료] 위치만 바꾼 버전에서 잘못 누르지 않고 경로 변경 선언 / 이름이 비슷한 버튼이 둘일 때 애매함 반환 / "가입 완료" → "회원가입 완료하기" 포함 관계 매칭 성공 / 저장된 대응 관계 우선 적용 / 기록에서 모달이 열렸는데 재생에서 안 열리면 경로 변경 선언</w:t>
             </w:r>
           </w:p>
         </w:tc>
@@ -23934,7 +25009,7 @@
           <w:b/>
           <w:bCs/>
         </w:rPr>
-        <w:t xml:space="preserve">참고 리포트 분석 (S1, 와이어프레임 전):</w:t>
+        <w:t xml:space="preserve">참고 리포트 분석 (W1, 와이어프레임 전):</w:t>
       </w:r>
       <w:r>
         <w:rPr>
@@ -23982,7 +25057,7 @@
           <w:b/>
           <w:bCs/>
         </w:rPr>
-        <w:t xml:space="preserve">자기 측정 (S4부터 매주):</w:t>
+        <w:t xml:space="preserve">자기 측정 (W4부터 매주):</w:t>
       </w:r>
       <w:r>
         <w:rPr>
@@ -24264,7 +25339,7 @@
                 <w:sz w:val="18"/>
                 <w:szCs w:val="18"/>
               </w:rPr>
-              <w:t xml:space="preserve">요소 목록</w:t>
+              <w:t xml:space="preserve">요소 목록 (최대 60개, 압축 표기)</w:t>
             </w:r>
           </w:p>
         </w:tc>
@@ -24640,7 +25715,7 @@
         <w:rPr>
           <w:rFonts w:ascii="Malgun Gothic" w:cs="Malgun Gothic" w:eastAsia="Malgun Gothic" w:hAnsi="Malgun Gothic"/>
         </w:rPr>
-        <w:t xml:space="preserve">중형 모델을 입력 100만 토큰당 3달러로 가정하면 1회 약 0.3달러(약 450원), 3회 반복하면 약 1달러다. 소형 모델은 그 10분의 1 수준이다. 실제 단가는 사용 시점에 각 사 요금표로 확인한다. 프롬프트 버전 비교처럼 반복 실행이 많은 작업은 소형 모델로 돌린다. 요소가 많은 화면은 뷰포트 안 요소 우선 규칙으로 목록을 자른다(4.2). 재측정은 경로 고정 재생(7.2)을 먼저 쓰므로, 재생이 끝까지 되면 LLM 비용이 거의 들지 않는다.</w:t>
+        <w:t xml:space="preserve">중형 모델을 입력 100만 토큰당 3달러, 출력 100만 토큰당 15달러로 가정하면 1회 약 0.35달러(1달러 1,450원 기준 약 500원)다. 처음 계획은 출력 단가를 빠뜨려 약 450원으로 잡았으므로 바로잡는다. 시스템 프롬프트에 프롬프트 캐싱을 적용하면 약 0.29달러(약 420원)로 내려가므로 캐싱을 기본으로 켠다. 3회 반복하면 약 1달러 안팎이다. 소형 모델은 그 10분의 1 수준이다. 실제 단가는 사용 시점에 각 사 요금표로 확인한다. 프롬프트 버전 비교처럼 반복 실행이 많은 작업은 소형 모델로 돌린다. 요소가 많은 화면은 4.2의 우선순위 규칙으로 60개까지 자른다. 재측정은 경로 고정 재생(7.2)을 먼저 쓰므로, 재생이 끝까지 되면 LLM 비용이 거의 들지 않는다.</w:t>
       </w:r>
     </w:p>
     <w:p>
@@ -24804,7 +25879,7 @@
                 <w:sz w:val="18"/>
                 <w:szCs w:val="18"/>
               </w:rPr>
-              <w:t xml:space="preserve">browser-use에 측정 훅을 넣기 어려움</w:t>
+              <w:t xml:space="preserve">일정 4주 지연 (S1·S2 미완료)</w:t>
             </w:r>
           </w:p>
         </w:tc>
@@ -24834,7 +25909,7 @@
                 <w:sz w:val="18"/>
                 <w:szCs w:val="18"/>
               </w:rPr>
-              <w:t xml:space="preserve">S1 프로토타입에서 행동 직전 스냅샷 누락</w:t>
+              <w:t xml:space="preserve">W1 완료 기준 미달</w:t>
             </w:r>
           </w:p>
         </w:tc>
@@ -24864,7 +25939,7 @@
                 <w:sz w:val="18"/>
                 <w:szCs w:val="18"/>
               </w:rPr>
-              <w:t xml:space="preserve">자체 루프로 전환 (3.1)</w:t>
+              <w:t xml:space="preserve">인터페이스 10/27 동결 후 목 데이터로 병렬 개발, 주 단위 완료 기준, 못 맞춘 항목은 월요일에 범위 축소 결정(14장)</w:t>
             </w:r>
           </w:p>
         </w:tc>
@@ -24961,7 +26036,7 @@
                 <w:sz w:val="18"/>
                 <w:szCs w:val="18"/>
               </w:rPr>
-              <w:t xml:space="preserve">대기 시간 조정, 로딩 표시 감지, 벤치마크에 SPA 페이지 포함</w:t>
+              <w:t xml:space="preserve">효과 유형 감지와 노이즈 제외 규칙(5.1), 로딩 표시 감지, 벤치마크에 SPA 앱 포함</w:t>
             </w:r>
           </w:p>
         </w:tc>
@@ -25513,7 +26588,7 @@
                 <w:sz w:val="18"/>
                 <w:szCs w:val="18"/>
               </w:rPr>
-              <w:t xml:space="preserve">S3 종료 시 재생·루프 미완성</w:t>
+              <w:t xml:space="preserve">W3 종료 시 재생 미완성</w:t>
             </w:r>
           </w:p>
         </w:tc>
@@ -25543,7 +26618,7 @@
                 <w:sz w:val="18"/>
                 <w:szCs w:val="18"/>
               </w:rPr>
-              <w:t xml:space="preserve">요소 매칭은 수집·매칭, 병렬 반복 실행은 플랫폼 백엔드로 분리, 재생 v1을 S3로 당김</w:t>
+              <w:t xml:space="preserve">요소 매칭 v1을 W2에 고정 스냅샷으로 먼저 완성, 병렬 반복 실행은 플랫폼 백엔드로 분리</w:t>
             </w:r>
           </w:p>
         </w:tc>
@@ -25610,7 +26685,7 @@
                 <w:sz w:val="18"/>
                 <w:szCs w:val="18"/>
               </w:rPr>
-              <w:t xml:space="preserve">S1 스트레스 테스트 누락률 10% 초과</w:t>
+              <w:t xml:space="preserve">W2 스트레스 테스트 누락률 10% 초과</w:t>
             </w:r>
           </w:p>
         </w:tc>
@@ -26028,7 +27103,7 @@
                 <w:sz w:val="18"/>
                 <w:szCs w:val="18"/>
               </w:rPr>
-              <w:t xml:space="preserve">휴리스틱 점수를 기본 엔진으로, 분류기는 실사이트에서 이길 때만 채택</w:t>
+              <w:t xml:space="preserve">휴리스틱 점수를 기본 엔진으로 고정, 로지스틱 회귀는 ablation 보고만</w:t>
             </w:r>
           </w:p>
         </w:tc>
@@ -26125,7 +27200,395 @@
                 <w:sz w:val="18"/>
                 <w:szCs w:val="18"/>
               </w:rPr>
-              <w:t xml:space="preserve">학습·테스트 분할 유지, 가중치 격자를 거칠게</w:t>
+              <w:t xml:space="preserve">앱 단위 분할(개발 4 / 홀드아웃 2) 유지, 가중치 격자를 거칠게</w:t>
+            </w:r>
+          </w:p>
+        </w:tc>
+      </w:tr>
+      <w:tr>
+        <w:trPr>
+          <w:tblHeader w:val="false"/>
+        </w:trPr>
+        <w:tc>
+          <w:tcPr>
+            <w:tcW w:type="dxa" w:w="2705"/>
+            <w:tcBorders>
+              <w:top w:val="none" w:color="FFFFFF" w:sz="0"/>
+              <w:left w:val="none" w:color="FFFFFF" w:sz="0"/>
+              <w:bottom w:val="single" w:color="D9D9D9" w:sz="2"/>
+              <w:right w:val="none" w:color="FFFFFF" w:sz="0"/>
+            </w:tcBorders>
+            <w:tcMar>
+              <w:top w:type="dxa" w:w="70"/>
+              <w:left w:type="dxa" w:w="110"/>
+              <w:bottom w:type="dxa" w:w="70"/>
+              <w:right w:type="dxa" w:w="110"/>
+            </w:tcMar>
+          </w:tcPr>
+          <w:p>
+            <w:pPr>
+              <w:spacing w:after="30" w:line="270"/>
+            </w:pPr>
+            <w:r>
+              <w:rPr>
+                <w:rFonts w:ascii="Malgun Gothic" w:cs="Malgun Gothic" w:eastAsia="Malgun Gothic" w:hAnsi="Malgun Gothic"/>
+                <w:b/>
+                <w:bCs/>
+                <w:sz w:val="18"/>
+                <w:szCs w:val="18"/>
+              </w:rPr>
+              <w:t xml:space="preserve">IRB 확인 지연</w:t>
+            </w:r>
+          </w:p>
+        </w:tc>
+        <w:tc>
+          <w:tcPr>
+            <w:tcW w:type="dxa" w:w="2705"/>
+            <w:tcBorders>
+              <w:top w:val="none" w:color="FFFFFF" w:sz="0"/>
+              <w:left w:val="none" w:color="FFFFFF" w:sz="0"/>
+              <w:bottom w:val="single" w:color="D9D9D9" w:sz="2"/>
+              <w:right w:val="none" w:color="FFFFFF" w:sz="0"/>
+            </w:tcBorders>
+            <w:tcMar>
+              <w:top w:type="dxa" w:w="70"/>
+              <w:left w:type="dxa" w:w="110"/>
+              <w:bottom w:type="dxa" w:w="70"/>
+              <w:right w:type="dxa" w:w="110"/>
+            </w:tcMar>
+          </w:tcPr>
+          <w:p>
+            <w:pPr>
+              <w:spacing w:after="30" w:line="270"/>
+            </w:pPr>
+            <w:r>
+              <w:rPr>
+                <w:rFonts w:ascii="Malgun Gothic" w:cs="Malgun Gothic" w:eastAsia="Malgun Gothic" w:hAnsi="Malgun Gothic"/>
+                <w:sz w:val="18"/>
+                <w:szCs w:val="18"/>
+              </w:rPr>
+              <w:t xml:space="preserve">11/2까지 면제 여부 미확인</w:t>
+            </w:r>
+          </w:p>
+        </w:tc>
+        <w:tc>
+          <w:tcPr>
+            <w:tcW w:type="dxa" w:w="4228"/>
+            <w:tcBorders>
+              <w:top w:val="none" w:color="FFFFFF" w:sz="0"/>
+              <w:left w:val="none" w:color="FFFFFF" w:sz="0"/>
+              <w:bottom w:val="single" w:color="D9D9D9" w:sz="2"/>
+              <w:right w:val="none" w:color="FFFFFF" w:sz="0"/>
+            </w:tcBorders>
+            <w:tcMar>
+              <w:top w:type="dxa" w:w="70"/>
+              <w:left w:type="dxa" w:w="110"/>
+              <w:bottom w:type="dxa" w:w="70"/>
+              <w:right w:type="dxa" w:w="110"/>
+            </w:tcMar>
+          </w:tcPr>
+          <w:p>
+            <w:pPr>
+              <w:spacing w:after="30" w:line="270"/>
+            </w:pPr>
+            <w:r>
+              <w:rPr>
+                <w:rFonts w:ascii="Malgun Gothic" w:cs="Malgun Gothic" w:eastAsia="Malgun Gothic" w:hAnsi="Malgun Gothic"/>
+                <w:sz w:val="18"/>
+                <w:szCs w:val="18"/>
+              </w:rPr>
+              <w:t xml:space="preserve">사람 실험 없이 문헌 KLM만 사용, 팀원 데이터는 파이프라인 검증용, "보정" 표현 금지(9.1)</w:t>
+            </w:r>
+          </w:p>
+        </w:tc>
+      </w:tr>
+      <w:tr>
+        <w:trPr>
+          <w:tblHeader w:val="false"/>
+        </w:trPr>
+        <w:tc>
+          <w:tcPr>
+            <w:tcW w:type="dxa" w:w="2705"/>
+            <w:tcBorders>
+              <w:top w:val="none" w:color="FFFFFF" w:sz="0"/>
+              <w:left w:val="none" w:color="FFFFFF" w:sz="0"/>
+              <w:bottom w:val="single" w:color="D9D9D9" w:sz="2"/>
+              <w:right w:val="none" w:color="FFFFFF" w:sz="0"/>
+            </w:tcBorders>
+            <w:tcMar>
+              <w:top w:type="dxa" w:w="70"/>
+              <w:left w:type="dxa" w:w="110"/>
+              <w:bottom w:type="dxa" w:w="70"/>
+              <w:right w:type="dxa" w:w="110"/>
+            </w:tcMar>
+          </w:tcPr>
+          <w:p>
+            <w:pPr>
+              <w:spacing w:after="30" w:line="270"/>
+            </w:pPr>
+            <w:r>
+              <w:rPr>
+                <w:rFonts w:ascii="Malgun Gothic" w:cs="Malgun Gothic" w:eastAsia="Malgun Gothic" w:hAnsi="Malgun Gothic"/>
+                <w:b/>
+                <w:bCs/>
+                <w:sz w:val="18"/>
+                <w:szCs w:val="18"/>
+              </w:rPr>
+              <w:t xml:space="preserve">AI 생성 코드의 그럴듯한 오류</w:t>
+            </w:r>
+          </w:p>
+        </w:tc>
+        <w:tc>
+          <w:tcPr>
+            <w:tcW w:type="dxa" w:w="2705"/>
+            <w:tcBorders>
+              <w:top w:val="none" w:color="FFFFFF" w:sz="0"/>
+              <w:left w:val="none" w:color="FFFFFF" w:sz="0"/>
+              <w:bottom w:val="single" w:color="D9D9D9" w:sz="2"/>
+              <w:right w:val="none" w:color="FFFFFF" w:sz="0"/>
+            </w:tcBorders>
+            <w:tcMar>
+              <w:top w:type="dxa" w:w="70"/>
+              <w:left w:type="dxa" w:w="110"/>
+              <w:bottom w:type="dxa" w:w="70"/>
+              <w:right w:type="dxa" w:w="110"/>
+            </w:tcMar>
+          </w:tcPr>
+          <w:p>
+            <w:pPr>
+              <w:spacing w:after="30" w:line="270"/>
+            </w:pPr>
+            <w:r>
+              <w:rPr>
+                <w:rFonts w:ascii="Malgun Gothic" w:cs="Malgun Gothic" w:eastAsia="Malgun Gothic" w:hAnsi="Malgun Gothic"/>
+                <w:sz w:val="18"/>
+                <w:szCs w:val="18"/>
+              </w:rPr>
+              <w:t xml:space="preserve">테스트는 통과하는데 벤치마크 수치가 이상함</w:t>
+            </w:r>
+          </w:p>
+        </w:tc>
+        <w:tc>
+          <w:tcPr>
+            <w:tcW w:type="dxa" w:w="4228"/>
+            <w:tcBorders>
+              <w:top w:val="none" w:color="FFFFFF" w:sz="0"/>
+              <w:left w:val="none" w:color="FFFFFF" w:sz="0"/>
+              <w:bottom w:val="single" w:color="D9D9D9" w:sz="2"/>
+              <w:right w:val="none" w:color="FFFFFF" w:sz="0"/>
+            </w:tcBorders>
+            <w:tcMar>
+              <w:top w:type="dxa" w:w="70"/>
+              <w:left w:type="dxa" w:w="110"/>
+              <w:bottom w:type="dxa" w:w="70"/>
+              <w:right w:type="dxa" w:w="110"/>
+            </w:tcMar>
+          </w:tcPr>
+          <w:p>
+            <w:pPr>
+              <w:spacing w:after="30" w:line="270"/>
+            </w:pPr>
+            <w:r>
+              <w:rPr>
+                <w:rFonts w:ascii="Malgun Gothic" w:cs="Malgun Gothic" w:eastAsia="Malgun Gothic" w:hAnsi="Malgun Gothic"/>
+                <w:sz w:val="18"/>
+                <w:szCs w:val="18"/>
+              </w:rPr>
+              <w:t xml:space="preserve">사람이 계산한 기대값 테스트, 작성자 직접 PR 설명, 공용 스키마 CODEOWNERS(15.2)</w:t>
+            </w:r>
+          </w:p>
+        </w:tc>
+      </w:tr>
+      <w:tr>
+        <w:trPr>
+          <w:tblHeader w:val="false"/>
+        </w:trPr>
+        <w:tc>
+          <w:tcPr>
+            <w:tcW w:type="dxa" w:w="2705"/>
+            <w:tcBorders>
+              <w:top w:val="none" w:color="FFFFFF" w:sz="0"/>
+              <w:left w:val="none" w:color="FFFFFF" w:sz="0"/>
+              <w:bottom w:val="single" w:color="D9D9D9" w:sz="2"/>
+              <w:right w:val="none" w:color="FFFFFF" w:sz="0"/>
+            </w:tcBorders>
+            <w:tcMar>
+              <w:top w:type="dxa" w:w="70"/>
+              <w:left w:type="dxa" w:w="110"/>
+              <w:bottom w:type="dxa" w:w="70"/>
+              <w:right w:type="dxa" w:w="110"/>
+            </w:tcMar>
+          </w:tcPr>
+          <w:p>
+            <w:pPr>
+              <w:spacing w:after="30" w:line="270"/>
+            </w:pPr>
+            <w:r>
+              <w:rPr>
+                <w:rFonts w:ascii="Malgun Gothic" w:cs="Malgun Gothic" w:eastAsia="Malgun Gothic" w:hAnsi="Malgun Gothic"/>
+                <w:b/>
+                <w:bCs/>
+                <w:sz w:val="18"/>
+                <w:szCs w:val="18"/>
+              </w:rPr>
+              <w:t xml:space="preserve">벤치마크 순환 (규칙에 맞춘 결함)</w:t>
+            </w:r>
+          </w:p>
+        </w:tc>
+        <w:tc>
+          <w:tcPr>
+            <w:tcW w:type="dxa" w:w="2705"/>
+            <w:tcBorders>
+              <w:top w:val="none" w:color="FFFFFF" w:sz="0"/>
+              <w:left w:val="none" w:color="FFFFFF" w:sz="0"/>
+              <w:bottom w:val="single" w:color="D9D9D9" w:sz="2"/>
+              <w:right w:val="none" w:color="FFFFFF" w:sz="0"/>
+            </w:tcBorders>
+            <w:tcMar>
+              <w:top w:type="dxa" w:w="70"/>
+              <w:left w:type="dxa" w:w="110"/>
+              <w:bottom w:type="dxa" w:w="70"/>
+              <w:right w:type="dxa" w:w="110"/>
+            </w:tcMar>
+          </w:tcPr>
+          <w:p>
+            <w:pPr>
+              <w:spacing w:after="30" w:line="270"/>
+            </w:pPr>
+            <w:r>
+              <w:rPr>
+                <w:rFonts w:ascii="Malgun Gothic" w:cs="Malgun Gothic" w:eastAsia="Malgun Gothic" w:hAnsi="Malgun Gothic"/>
+                <w:sz w:val="18"/>
+                <w:szCs w:val="18"/>
+              </w:rPr>
+              <w:t xml:space="preserve">개발 앱 정확도가 0.95 이상으로 비현실적</w:t>
+            </w:r>
+          </w:p>
+        </w:tc>
+        <w:tc>
+          <w:tcPr>
+            <w:tcW w:type="dxa" w:w="4228"/>
+            <w:tcBorders>
+              <w:top w:val="none" w:color="FFFFFF" w:sz="0"/>
+              <w:left w:val="none" w:color="FFFFFF" w:sz="0"/>
+              <w:bottom w:val="single" w:color="D9D9D9" w:sz="2"/>
+              <w:right w:val="none" w:color="FFFFFF" w:sz="0"/>
+            </w:tcBorders>
+            <w:tcMar>
+              <w:top w:type="dxa" w:w="70"/>
+              <w:left w:type="dxa" w:w="110"/>
+              <w:bottom w:type="dxa" w:w="70"/>
+              <w:right w:type="dxa" w:w="110"/>
+            </w:tcMar>
+          </w:tcPr>
+          <w:p>
+            <w:pPr>
+              <w:spacing w:after="30" w:line="270"/>
+            </w:pPr>
+            <w:r>
+              <w:rPr>
+                <w:rFonts w:ascii="Malgun Gothic" w:cs="Malgun Gothic" w:eastAsia="Malgun Gothic" w:hAnsi="Malgun Gothic"/>
+                <w:sz w:val="18"/>
+                <w:szCs w:val="18"/>
+              </w:rPr>
+              <w:t xml:space="preserve">실제 앱에 실수 패턴으로 주입, 제작자·규칙 작성자 분리, 홀드아웃 앱으로 최종 평가(8장)</w:t>
+            </w:r>
+          </w:p>
+        </w:tc>
+      </w:tr>
+      <w:tr>
+        <w:trPr>
+          <w:tblHeader w:val="false"/>
+        </w:trPr>
+        <w:tc>
+          <w:tcPr>
+            <w:tcW w:type="dxa" w:w="2705"/>
+            <w:tcBorders>
+              <w:top w:val="none" w:color="FFFFFF" w:sz="0"/>
+              <w:left w:val="none" w:color="FFFFFF" w:sz="0"/>
+              <w:bottom w:val="single" w:color="D9D9D9" w:sz="2"/>
+              <w:right w:val="none" w:color="FFFFFF" w:sz="0"/>
+            </w:tcBorders>
+            <w:tcMar>
+              <w:top w:type="dxa" w:w="70"/>
+              <w:left w:type="dxa" w:w="110"/>
+              <w:bottom w:type="dxa" w:w="70"/>
+              <w:right w:type="dxa" w:w="110"/>
+            </w:tcMar>
+          </w:tcPr>
+          <w:p>
+            <w:pPr>
+              <w:spacing w:after="30" w:line="270"/>
+            </w:pPr>
+            <w:r>
+              <w:rPr>
+                <w:rFonts w:ascii="Malgun Gothic" w:cs="Malgun Gothic" w:eastAsia="Malgun Gothic" w:hAnsi="Malgun Gothic"/>
+                <w:b/>
+                <w:bCs/>
+                <w:sz w:val="18"/>
+                <w:szCs w:val="18"/>
+              </w:rPr>
+              <w:t xml:space="preserve">벤치마크 앱 준비 지연</w:t>
+            </w:r>
+          </w:p>
+        </w:tc>
+        <w:tc>
+          <w:tcPr>
+            <w:tcW w:type="dxa" w:w="2705"/>
+            <w:tcBorders>
+              <w:top w:val="none" w:color="FFFFFF" w:sz="0"/>
+              <w:left w:val="none" w:color="FFFFFF" w:sz="0"/>
+              <w:bottom w:val="single" w:color="D9D9D9" w:sz="2"/>
+              <w:right w:val="none" w:color="FFFFFF" w:sz="0"/>
+            </w:tcBorders>
+            <w:tcMar>
+              <w:top w:type="dxa" w:w="70"/>
+              <w:left w:type="dxa" w:w="110"/>
+              <w:bottom w:type="dxa" w:w="70"/>
+              <w:right w:type="dxa" w:w="110"/>
+            </w:tcMar>
+          </w:tcPr>
+          <w:p>
+            <w:pPr>
+              <w:spacing w:after="30" w:line="270"/>
+            </w:pPr>
+            <w:r>
+              <w:rPr>
+                <w:rFonts w:ascii="Malgun Gothic" w:cs="Malgun Gothic" w:eastAsia="Malgun Gothic" w:hAnsi="Malgun Gothic"/>
+                <w:sz w:val="18"/>
+                <w:szCs w:val="18"/>
+              </w:rPr>
+              <w:t xml:space="preserve">W2 종료 시 앱 5개 미만</w:t>
+            </w:r>
+          </w:p>
+        </w:tc>
+        <w:tc>
+          <w:tcPr>
+            <w:tcW w:type="dxa" w:w="4228"/>
+            <w:tcBorders>
+              <w:top w:val="none" w:color="FFFFFF" w:sz="0"/>
+              <w:left w:val="none" w:color="FFFFFF" w:sz="0"/>
+              <w:bottom w:val="single" w:color="D9D9D9" w:sz="2"/>
+              <w:right w:val="none" w:color="FFFFFF" w:sz="0"/>
+            </w:tcBorders>
+            <w:tcMar>
+              <w:top w:type="dxa" w:w="70"/>
+              <w:left w:type="dxa" w:w="110"/>
+              <w:bottom w:type="dxa" w:w="70"/>
+              <w:right w:type="dxa" w:w="110"/>
+            </w:tcMar>
+          </w:tcPr>
+          <w:p>
+            <w:pPr>
+              <w:spacing w:after="30" w:line="270"/>
+            </w:pPr>
+            <w:r>
+              <w:rPr>
+                <w:rFonts w:ascii="Malgun Gothic" w:cs="Malgun Gothic" w:eastAsia="Malgun Gothic" w:hAnsi="Malgun Gothic"/>
+                <w:sz w:val="18"/>
+                <w:szCs w:val="18"/>
+              </w:rPr>
+              <w:t xml:space="preserve">최소 5개(개발 4 + 홀드아웃 1)로 진행하고 한계로 명시</w:t>
             </w:r>
           </w:p>
         </w:tc>

--- a/docs/StepMeter_개발계획서.docx
+++ b/docs/StepMeter_개발계획서.docx
@@ -17857,7 +17857,7 @@
                 <w:sz w:val="18"/>
                 <w:szCs w:val="18"/>
               </w:rPr>
-              <w:t xml:space="preserve">confidence는 휴리스틱 점수 (분류기 채택 시 분류기 확률)</w:t>
+              <w:t xml:space="preserve">confidence는 휴리스틱 점수 (로지스틱 회귀는 비교 실험에서만 계산하고 서비스에는 쓰지 않음)</w:t>
             </w:r>
           </w:p>
         </w:tc>

--- a/docs/StepMeter_개발계획서.docx
+++ b/docs/StepMeter_개발계획서.docx
@@ -335,7 +335,7 @@
                 <w:sz w:val="18"/>
                 <w:szCs w:val="18"/>
               </w:rPr>
-              <w:t xml:space="preserve">2026년 9월 25일</w:t>
+              <w:t xml:space="preserve">2026년 9월 25일 (10월 26일 개정 v1.1 · 재기준선)</w:t>
             </w:r>
           </w:p>
         </w:tc>
@@ -402,7 +402,7 @@
                 <w:sz w:val="18"/>
                 <w:szCs w:val="18"/>
               </w:rPr>
-              <w:t xml:space="preserve">2026년 9월 28일 ~ 12월 20일 (12주, 스프린트 6회)</w:t>
+              <w:t xml:space="preserve">2026년 9월 28일 ~ 12월 20일. 10월 26일부터 남은 8주를 주 단위(W1~W8)로 재계획</w:t>
             </w:r>
           </w:p>
         </w:tc>
@@ -689,7 +689,7 @@
           <w:sz w:val="19"/>
           <w:szCs w:val="19"/>
         </w:rPr>
-        <w:t xml:space="preserve">14. 스프린트 계획</w:t>
+        <w:t xml:space="preserve">14. 주간 계획</w:t>
       </w:r>
     </w:p>
     <w:p>
@@ -758,7 +758,7 @@
         <w:rPr>
           <w:rFonts w:ascii="Malgun Gothic" w:cs="Malgun Gothic" w:eastAsia="Malgun Gothic" w:hAnsi="Malgun Gothic"/>
         </w:rPr>
-        <w:t xml:space="preserve">이 문서는 서비스 기획서의 P0 기능(F01–F10)을 12주 안에 구현하기 위한 기술 결정을 정리한다. 팀이 직접 학습·튜닝하는 모델은 9장에 따로 정리했다. 각 역할 담당자는 이 문서를 기준으로 작업하고, 결정이 바뀌면 이 문서를 먼저 고친 뒤 코드에 반영한다.</w:t>
+        <w:t xml:space="preserve">이 문서는 서비스 기획서의 P0 기능(F01–F11, F17)을 남은 8주(10월 26일 ~ 12월 20일) 안에 구현하기 위한 기술 결정을 정리한다. 팀이 직접 학습·튜닝하는 모델은 9장에 따로 정리했다. 각 역할 담당자는 이 문서를 기준으로 작업하고, 결정이 바뀌면 이 문서를 먼저 고친 뒤 코드에 반영한다.</w:t>
       </w:r>
     </w:p>
     <w:p>
@@ -890,6 +890,124 @@
           <w:rFonts w:ascii="Malgun Gothic" w:cs="Malgun Gothic" w:eastAsia="Malgun Gothic" w:hAnsi="Malgun Gothic"/>
         </w:rPr>
         <w:t xml:space="preserve"> 사람 데이터와 라벨로 학습한 모델은 소요 시간 예측, 이슈 점수에만 쓴다. 원래 측정값은 항상 그대로 보여준다.</w:t>
+      </w:r>
+    </w:p>
+    <w:p>
+      <w:pPr>
+        <w:pStyle w:val="Heading2"/>
+      </w:pPr>
+      <w:r>
+        <w:rPr>
+          <w:rFonts w:ascii="Malgun Gothic" w:cs="Malgun Gothic" w:eastAsia="Malgun Gothic" w:hAnsi="Malgun Gothic"/>
+        </w:rPr>
+        <w:t xml:space="preserve">1.2 재기준선 (10월 26일 개정)</w:t>
+      </w:r>
+    </w:p>
+    <w:p>
+      <w:pPr>
+        <w:spacing w:after="120" w:line="300"/>
+      </w:pPr>
+      <w:r>
+        <w:rPr>
+          <w:rFonts w:ascii="Malgun Gothic" w:cs="Malgun Gothic" w:eastAsia="Malgun Gothic" w:hAnsi="Malgun Gothic"/>
+        </w:rPr>
+        <w:t xml:space="preserve">S3 시작일(10월 26일) 기준으로 역할 배정 외의 S1·S2 완료 기준은 진행되지 않았다. 원 계획의 4주가 지났으므로 남은 8주로 계획을 다시 세웠다. 마일스톤 날짜(M2 11/8, M3 11/22, M4 12/6)는 유지하고 S1·S2 내용을 W1~W2에 압축했다. 팀 전원이 AI 코딩 도구를 쓰므로 코드 작성 시간은 병목이 아니라고 보고, 사람 시간이 드는 작업(IRB, 사람 실험, 라벨링, 외부 사용자 모집)과 검증·통합을 병목으로 두고 계획했다.</w:t>
+      </w:r>
+    </w:p>
+    <w:p>
+      <w:pPr>
+        <w:pStyle w:val="ListParagraph"/>
+        <w:numPr>
+          <w:ilvl w:val="0"/>
+          <w:numId w:val="4"/>
+        </w:numPr>
+        <w:spacing w:after="60" w:line="290"/>
+      </w:pPr>
+      <w:r>
+        <w:rPr>
+          <w:rFonts w:ascii="Malgun Gothic" w:cs="Malgun Gothic" w:eastAsia="Malgun Gothic" w:hAnsi="Malgun Gothic"/>
+          <w:b/>
+          <w:bCs/>
+        </w:rPr>
+        <w:t xml:space="preserve">확정한 기술 결정:</w:t>
+      </w:r>
+      <w:r>
+        <w:rPr>
+          <w:rFonts w:ascii="Malgun Gothic" w:cs="Malgun Gothic" w:eastAsia="Malgun Gothic" w:hAnsi="Malgun Gothic"/>
+        </w:rPr>
+        <w:t xml:space="preserve"> Playwright 자체 에이전트 루프, 주입 JS 수집기 + dom-accessibility-api (3.1)</w:t>
+      </w:r>
+    </w:p>
+    <w:p>
+      <w:pPr>
+        <w:pStyle w:val="ListParagraph"/>
+        <w:numPr>
+          <w:ilvl w:val="0"/>
+          <w:numId w:val="4"/>
+        </w:numPr>
+        <w:spacing w:after="60" w:line="290"/>
+      </w:pPr>
+      <w:r>
+        <w:rPr>
+          <w:rFonts w:ascii="Malgun Gothic" w:cs="Malgun Gothic" w:eastAsia="Malgun Gothic" w:hAnsi="Malgun Gothic"/>
+          <w:b/>
+          <w:bCs/>
+        </w:rPr>
+        <w:t xml:space="preserve">범위 조정:</w:t>
+      </w:r>
+      <w:r>
+        <w:rPr>
+          <w:rFonts w:ascii="Malgun Gothic" w:cs="Malgun Gothic" w:eastAsia="Malgun Gothic" w:hAnsi="Malgun Gothic"/>
+        </w:rPr>
+        <w:t xml:space="preserve"> F11 측정 이력과 F17 최소 접근 제어를 P0에 추가. F14 CI 연동은 M3 통과 시에만 W5에 착수. 사람 실험(9.1)은 IRB 확인 결과에 따른 조건부 트랙</w:t>
+      </w:r>
+    </w:p>
+    <w:p>
+      <w:pPr>
+        <w:pStyle w:val="ListParagraph"/>
+        <w:numPr>
+          <w:ilvl w:val="0"/>
+          <w:numId w:val="4"/>
+        </w:numPr>
+        <w:spacing w:after="60" w:line="290"/>
+      </w:pPr>
+      <w:r>
+        <w:rPr>
+          <w:rFonts w:ascii="Malgun Gothic" w:cs="Malgun Gothic" w:eastAsia="Malgun Gothic" w:hAnsi="Malgun Gothic"/>
+          <w:b/>
+          <w:bCs/>
+        </w:rPr>
+        <w:t xml:space="preserve">정확성 보강:</w:t>
+      </w:r>
+      <w:r>
+        <w:rPr>
+          <w:rFonts w:ascii="Malgun Gothic" w:cs="Malgun Gothic" w:eastAsia="Malgun Gothic" w:hAnsi="Malgun Gothic"/>
+        </w:rPr>
+        <w:t xml:space="preserve"> 벤치마크를 UI 스택이 다른 오픈소스 앱 6개에 결함을 주입하는 방식으로 바꾸고, 규칙 작성자가 보지 않는 홀드아웃 앱 2개로 최종 정확도를 잰다(8장). 무반응 클릭의 노이즈 제외 규칙(5.1)과 재생 사후 검증의 효과 유형 비교(7.2)를 추가</w:t>
+      </w:r>
+    </w:p>
+    <w:p>
+      <w:pPr>
+        <w:pStyle w:val="ListParagraph"/>
+        <w:numPr>
+          <w:ilvl w:val="0"/>
+          <w:numId w:val="4"/>
+        </w:numPr>
+        <w:spacing w:after="60" w:line="290"/>
+      </w:pPr>
+      <w:r>
+        <w:rPr>
+          <w:rFonts w:ascii="Malgun Gothic" w:cs="Malgun Gothic" w:eastAsia="Malgun Gothic" w:hAnsi="Malgun Gothic"/>
+          <w:b/>
+          <w:bCs/>
+        </w:rPr>
+        <w:t xml:space="preserve">개발 규칙:</w:t>
+      </w:r>
+      <w:r>
+        <w:rPr>
+          <w:rFonts w:ascii="Malgun Gothic" w:cs="Malgun Gothic" w:eastAsia="Malgun Gothic" w:hAnsi="Malgun Gothic"/>
+        </w:rPr>
+        <w:t xml:space="preserve"> 테스트 기대값은 사람이 계산, 커밋 메시지·PR 설명은 작성자가 직접 작성, 공용 스키마는 CODEOWNERS로 보호(15.2)</w:t>
       </w:r>
     </w:p>
     <w:p>
@@ -1252,7 +1370,7 @@
                 <w:sz w:val="18"/>
                 <w:szCs w:val="18"/>
               </w:rPr>
-              <w:t xml:space="preserve">인증, 측정 요청 접수, 결과 조회, 스크린샷 서명 URL 발급</w:t>
+              <w:t xml:space="preserve">인증(초대 코드), 프로젝트별 일일 측정 상한, 측정 요청 접수, 결과 조회, 스크린샷 서명 URL 발급</w:t>
             </w:r>
           </w:p>
         </w:tc>
@@ -1834,7 +1952,7 @@
                 <w:sz w:val="18"/>
                 <w:szCs w:val="18"/>
               </w:rPr>
-              <w:t xml:space="preserve">사람 데이터로 보정한 Fitts·KLM 상수로 예상 소요 시간 계산 (9.1)</w:t>
+              <w:t xml:space="preserve">문헌 KLM 상수로 예상 소요 시간 계산, 사람 실험이 되면 보정 계수 적용 (5.10, 9.1)</w:t>
             </w:r>
           </w:p>
         </w:tc>
@@ -1931,7 +2049,7 @@
                 <w:sz w:val="18"/>
                 <w:szCs w:val="18"/>
               </w:rPr>
-              <w:t xml:space="preserve">문제 후보마다 가중치 합산 점수 계산 (6.2). 학습 분류기는 비교 실험 (9.2)</w:t>
+              <w:t xml:space="preserve">문제 후보마다 가중치 합산 점수 계산 (6.2). 로지스틱 회귀는 비교 실험(ablation)으로만 (9.2)</w:t>
             </w:r>
           </w:p>
         </w:tc>
@@ -3307,7 +3425,7 @@
                 <w:sz w:val="18"/>
                 <w:szCs w:val="18"/>
               </w:rPr>
-              <w:t xml:space="preserve">요소 매칭</w:t>
+              <w:t xml:space="preserve">요소 정보</w:t>
             </w:r>
           </w:p>
         </w:tc>
@@ -3337,7 +3455,7 @@
                 <w:sz w:val="18"/>
                 <w:szCs w:val="18"/>
               </w:rPr>
-              <w:t xml:space="preserve">rapidfuzz (선택: sentence-transformers)</w:t>
+              <w:t xml:space="preserve">dom-accessibility-api (esbuild로 수집 JS에 번들)</w:t>
             </w:r>
           </w:p>
         </w:tc>
@@ -3367,7 +3485,7 @@
                 <w:sz w:val="18"/>
                 <w:szCs w:val="18"/>
               </w:rPr>
-              <w:t xml:space="preserve">7.2 매칭 2단계 이름 텍스트 유사도. 4단계 의미 유사도는 선택(후순위)</w:t>
+              <w:t xml:space="preserve">역할·접근 가능한 이름을 W3C 기준으로 계산. 좌표·스타일과 한 번의 순회로 수집</w:t>
             </w:r>
           </w:p>
         </w:tc>
@@ -3404,7 +3522,7 @@
                 <w:sz w:val="18"/>
                 <w:szCs w:val="18"/>
               </w:rPr>
-              <w:t xml:space="preserve">에이전트</w:t>
+              <w:t xml:space="preserve">요소 매칭</w:t>
             </w:r>
           </w:p>
         </w:tc>
@@ -3434,7 +3552,7 @@
                 <w:sz w:val="18"/>
                 <w:szCs w:val="18"/>
               </w:rPr>
-              <w:t xml:space="preserve">S1에 browser-use와 자체 루프 비교 후 결정 (3.1 참고)</w:t>
+              <w:t xml:space="preserve">rapidfuzz (선택: sentence-transformers)</w:t>
             </w:r>
           </w:p>
         </w:tc>
@@ -3464,7 +3582,7 @@
                 <w:sz w:val="18"/>
                 <w:szCs w:val="18"/>
               </w:rPr>
-              <w:t xml:space="preserve">측정 훅 삽입 가능 여부가 기준</w:t>
+              <w:t xml:space="preserve">7.2 매칭 2단계 이름 텍스트 유사도. 4단계 의미 유사도는 선택(후순위)</w:t>
             </w:r>
           </w:p>
         </w:tc>
@@ -3501,7 +3619,7 @@
                 <w:sz w:val="18"/>
                 <w:szCs w:val="18"/>
               </w:rPr>
-              <w:t xml:space="preserve">LLM</w:t>
+              <w:t xml:space="preserve">에이전트</w:t>
             </w:r>
           </w:p>
         </w:tc>
@@ -3531,7 +3649,7 @@
                 <w:sz w:val="18"/>
                 <w:szCs w:val="18"/>
               </w:rPr>
-              <w:t xml:space="preserve">Claude API, Gemini API (교체 가능한 어댑터)</w:t>
+              <w:t xml:space="preserve">Playwright 자체 루프 (10/26 확정, 3.1)</w:t>
             </w:r>
           </w:p>
         </w:tc>
@@ -3561,7 +3679,7 @@
                 <w:sz w:val="18"/>
                 <w:szCs w:val="18"/>
               </w:rPr>
-              <w:t xml:space="preserve">모델별 비용·성능 비교, 벤더 종속 회피</w:t>
+              <w:t xml:space="preserve">모든 행동 직전에 측정 훅을 확실히 넣고, 재생기와 행동 실행 코드를 공유</w:t>
             </w:r>
           </w:p>
         </w:tc>
@@ -3598,7 +3716,7 @@
                 <w:sz w:val="18"/>
                 <w:szCs w:val="18"/>
               </w:rPr>
-              <w:t xml:space="preserve">DB</w:t>
+              <w:t xml:space="preserve">LLM</w:t>
             </w:r>
           </w:p>
         </w:tc>
@@ -3628,7 +3746,7 @@
                 <w:sz w:val="18"/>
                 <w:szCs w:val="18"/>
               </w:rPr>
-              <w:t xml:space="preserve">PostgreSQL 16</w:t>
+              <w:t xml:space="preserve">Claude API, Gemini API (교체 가능한 어댑터)</w:t>
             </w:r>
           </w:p>
         </w:tc>
@@ -3658,7 +3776,7 @@
                 <w:sz w:val="18"/>
                 <w:szCs w:val="18"/>
               </w:rPr>
-              <w:t xml:space="preserve">JSONB로 요소 스냅샷 저장</w:t>
+              <w:t xml:space="preserve">모델별 비용·성능 비교, 벤더 종속 회피</w:t>
             </w:r>
           </w:p>
         </w:tc>
@@ -3695,7 +3813,7 @@
                 <w:sz w:val="18"/>
                 <w:szCs w:val="18"/>
               </w:rPr>
-              <w:t xml:space="preserve">파일 저장</w:t>
+              <w:t xml:space="preserve">DB</w:t>
             </w:r>
           </w:p>
         </w:tc>
@@ -3725,7 +3843,7 @@
                 <w:sz w:val="18"/>
                 <w:szCs w:val="18"/>
               </w:rPr>
-              <w:t xml:space="preserve">Cloudflare R2 (로컬 개발은 디스크)</w:t>
+              <w:t xml:space="preserve">PostgreSQL 16</w:t>
             </w:r>
           </w:p>
         </w:tc>
@@ -3755,7 +3873,7 @@
                 <w:sz w:val="18"/>
                 <w:szCs w:val="18"/>
               </w:rPr>
-              <w:t xml:space="preserve">S3 호환, 무료 구간 넉넉함</w:t>
+              <w:t xml:space="preserve">JSONB로 요소 스냅샷 저장</w:t>
             </w:r>
           </w:p>
         </w:tc>
@@ -3792,7 +3910,7 @@
                 <w:sz w:val="18"/>
                 <w:szCs w:val="18"/>
               </w:rPr>
-              <w:t xml:space="preserve">배포</w:t>
+              <w:t xml:space="preserve">파일 저장</w:t>
             </w:r>
           </w:p>
         </w:tc>
@@ -3822,7 +3940,7 @@
                 <w:sz w:val="18"/>
                 <w:szCs w:val="18"/>
               </w:rPr>
-              <w:t xml:space="preserve">Railway (API · 워커 · Redis · DB), Vercel (프론트)</w:t>
+              <w:t xml:space="preserve">Cloudflare R2 (로컬 개발은 디스크)</w:t>
             </w:r>
           </w:p>
         </w:tc>
@@ -3852,7 +3970,7 @@
                 <w:sz w:val="18"/>
                 <w:szCs w:val="18"/>
               </w:rPr>
-              <w:t xml:space="preserve">Docker 기반, 학생 예산에 맞음</w:t>
+              <w:t xml:space="preserve">S3 호환, 무료 구간 넉넉함</w:t>
             </w:r>
           </w:p>
         </w:tc>
@@ -3889,7 +4007,7 @@
                 <w:sz w:val="18"/>
                 <w:szCs w:val="18"/>
               </w:rPr>
-              <w:t xml:space="preserve">모델 학습</w:t>
+              <w:t xml:space="preserve">배포</w:t>
             </w:r>
           </w:p>
         </w:tc>
@@ -3919,7 +4037,7 @@
                 <w:sz w:val="18"/>
                 <w:szCs w:val="18"/>
               </w:rPr>
-              <w:t xml:space="preserve">scikit-learn, statsmodels</w:t>
+              <w:t xml:space="preserve">Railway (API · 워커 · Redis · DB), Vercel (프론트)</w:t>
             </w:r>
           </w:p>
         </w:tc>
@@ -3949,7 +4067,7 @@
                 <w:sz w:val="18"/>
                 <w:szCs w:val="18"/>
               </w:rPr>
-              <w:t xml:space="preserve">적은 데이터에 맞는 회귀·분류 모델, 교차 검증</w:t>
+              <w:t xml:space="preserve">Docker 기반, 학생 예산에 맞음</w:t>
             </w:r>
           </w:p>
         </w:tc>
@@ -3986,7 +4104,7 @@
                 <w:sz w:val="18"/>
                 <w:szCs w:val="18"/>
               </w:rPr>
-              <w:t xml:space="preserve">CI</w:t>
+              <w:t xml:space="preserve">모델 학습</w:t>
             </w:r>
           </w:p>
         </w:tc>
@@ -4016,7 +4134,7 @@
                 <w:sz w:val="18"/>
                 <w:szCs w:val="18"/>
               </w:rPr>
-              <w:t xml:space="preserve">GitHub Actions</w:t>
+              <w:t xml:space="preserve">scikit-learn, statsmodels</w:t>
             </w:r>
           </w:p>
         </w:tc>
@@ -4046,7 +4164,7 @@
                 <w:sz w:val="18"/>
                 <w:szCs w:val="18"/>
               </w:rPr>
-              <w:t xml:space="preserve">lint, 타입 체크, 테스트, 주간 벤치마크</w:t>
+              <w:t xml:space="preserve">적은 데이터에 맞는 회귀·분류 모델, 교차 검증</w:t>
             </w:r>
           </w:p>
         </w:tc>
@@ -4061,7 +4179,7 @@
             <w:tcBorders>
               <w:top w:val="none" w:color="FFFFFF" w:sz="0"/>
               <w:left w:val="none" w:color="FFFFFF" w:sz="0"/>
-              <w:bottom w:val="single" w:color="000000" w:sz="10"/>
+              <w:bottom w:val="single" w:color="D9D9D9" w:sz="2"/>
               <w:right w:val="none" w:color="FFFFFF" w:sz="0"/>
             </w:tcBorders>
             <w:tcMar>
@@ -4083,6 +4201,103 @@
                 <w:sz w:val="18"/>
                 <w:szCs w:val="18"/>
               </w:rPr>
+              <w:t xml:space="preserve">CI</w:t>
+            </w:r>
+          </w:p>
+        </w:tc>
+        <w:tc>
+          <w:tcPr>
+            <w:tcW w:type="dxa" w:w="3720"/>
+            <w:tcBorders>
+              <w:top w:val="none" w:color="FFFFFF" w:sz="0"/>
+              <w:left w:val="none" w:color="FFFFFF" w:sz="0"/>
+              <w:bottom w:val="single" w:color="D9D9D9" w:sz="2"/>
+              <w:right w:val="none" w:color="FFFFFF" w:sz="0"/>
+            </w:tcBorders>
+            <w:tcMar>
+              <w:top w:type="dxa" w:w="70"/>
+              <w:left w:type="dxa" w:w="110"/>
+              <w:bottom w:type="dxa" w:w="70"/>
+              <w:right w:type="dxa" w:w="110"/>
+            </w:tcMar>
+          </w:tcPr>
+          <w:p>
+            <w:pPr>
+              <w:spacing w:after="30" w:line="270"/>
+            </w:pPr>
+            <w:r>
+              <w:rPr>
+                <w:rFonts w:ascii="Malgun Gothic" w:cs="Malgun Gothic" w:eastAsia="Malgun Gothic" w:hAnsi="Malgun Gothic"/>
+                <w:sz w:val="18"/>
+                <w:szCs w:val="18"/>
+              </w:rPr>
+              <w:t xml:space="preserve">GitHub Actions</w:t>
+            </w:r>
+          </w:p>
+        </w:tc>
+        <w:tc>
+          <w:tcPr>
+            <w:tcW w:type="dxa" w:w="4058"/>
+            <w:tcBorders>
+              <w:top w:val="none" w:color="FFFFFF" w:sz="0"/>
+              <w:left w:val="none" w:color="FFFFFF" w:sz="0"/>
+              <w:bottom w:val="single" w:color="D9D9D9" w:sz="2"/>
+              <w:right w:val="none" w:color="FFFFFF" w:sz="0"/>
+            </w:tcBorders>
+            <w:tcMar>
+              <w:top w:type="dxa" w:w="70"/>
+              <w:left w:type="dxa" w:w="110"/>
+              <w:bottom w:type="dxa" w:w="70"/>
+              <w:right w:type="dxa" w:w="110"/>
+            </w:tcMar>
+          </w:tcPr>
+          <w:p>
+            <w:pPr>
+              <w:spacing w:after="30" w:line="270"/>
+            </w:pPr>
+            <w:r>
+              <w:rPr>
+                <w:rFonts w:ascii="Malgun Gothic" w:cs="Malgun Gothic" w:eastAsia="Malgun Gothic" w:hAnsi="Malgun Gothic"/>
+                <w:sz w:val="18"/>
+                <w:szCs w:val="18"/>
+              </w:rPr>
+              <w:t xml:space="preserve">lint, 타입 체크, 테스트, 주간 벤치마크(개발 앱)</w:t>
+            </w:r>
+          </w:p>
+        </w:tc>
+      </w:tr>
+      <w:tr>
+        <w:trPr>
+          <w:tblHeader w:val="false"/>
+        </w:trPr>
+        <w:tc>
+          <w:tcPr>
+            <w:tcW w:type="dxa" w:w="1860"/>
+            <w:tcBorders>
+              <w:top w:val="none" w:color="FFFFFF" w:sz="0"/>
+              <w:left w:val="none" w:color="FFFFFF" w:sz="0"/>
+              <w:bottom w:val="single" w:color="000000" w:sz="10"/>
+              <w:right w:val="none" w:color="FFFFFF" w:sz="0"/>
+            </w:tcBorders>
+            <w:tcMar>
+              <w:top w:type="dxa" w:w="70"/>
+              <w:left w:type="dxa" w:w="110"/>
+              <w:bottom w:type="dxa" w:w="70"/>
+              <w:right w:type="dxa" w:w="110"/>
+            </w:tcMar>
+          </w:tcPr>
+          <w:p>
+            <w:pPr>
+              <w:spacing w:after="30" w:line="270"/>
+            </w:pPr>
+            <w:r>
+              <w:rPr>
+                <w:rFonts w:ascii="Malgun Gothic" w:cs="Malgun Gothic" w:eastAsia="Malgun Gothic" w:hAnsi="Malgun Gothic"/>
+                <w:b/>
+                <w:bCs/>
+                <w:sz w:val="18"/>
+                <w:szCs w:val="18"/>
+              </w:rPr>
               <w:t xml:space="preserve">코드 품질</w:t>
             </w:r>
           </w:p>
@@ -4162,7 +4377,7 @@
         <w:rPr>
           <w:rFonts w:ascii="Malgun Gothic" w:cs="Malgun Gothic" w:eastAsia="Malgun Gothic" w:hAnsi="Malgun Gothic"/>
         </w:rPr>
-        <w:t xml:space="preserve">3.1 결정 대기 항목</w:t>
+        <w:t xml:space="preserve">3.1 확정된 결정 (10월 26일)</w:t>
       </w:r>
     </w:p>
     <w:p>
@@ -4175,7 +4390,7 @@
           <w:b/>
           <w:bCs/>
         </w:rPr>
-        <w:t xml:space="preserve">에이전트 구현 방식과 요소 추출 방식 (S1 종료 10월 11일까지 결정, 담당: 에이전트 코어)</w:t>
+        <w:t xml:space="preserve">원래 S1에 비교 실험으로 정하려던 두 항목을, 일정상 비교 실험 없이 아래와 같이 확정한다. 담당: 에이전트 코어(루프), 수집·매칭(수집 JS).</w:t>
       </w:r>
     </w:p>
     <w:tbl>
@@ -4219,28 +4434,6 @@
             <w:pPr>
               <w:spacing w:after="30" w:line="270"/>
             </w:pPr>
-          </w:p>
-        </w:tc>
-        <w:tc>
-          <w:tcPr>
-            <w:tcW w:type="dxa" w:w="4105"/>
-            <w:tcBorders>
-              <w:top w:val="single" w:color="000000" w:sz="10"/>
-              <w:left w:val="none" w:color="FFFFFF" w:sz="0"/>
-              <w:bottom w:val="single" w:color="000000" w:sz="6"/>
-              <w:right w:val="none" w:color="FFFFFF" w:sz="0"/>
-            </w:tcBorders>
-            <w:tcMar>
-              <w:top w:type="dxa" w:w="70"/>
-              <w:left w:type="dxa" w:w="110"/>
-              <w:bottom w:type="dxa" w:w="70"/>
-              <w:right w:type="dxa" w:w="110"/>
-            </w:tcMar>
-          </w:tcPr>
-          <w:p>
-            <w:pPr>
-              <w:spacing w:after="30" w:line="270"/>
-            </w:pPr>
             <w:r>
               <w:rPr>
                 <w:rFonts w:ascii="Malgun Gothic" w:cs="Malgun Gothic" w:eastAsia="Malgun Gothic" w:hAnsi="Malgun Gothic"/>
@@ -4249,7 +4442,7 @@
                 <w:sz w:val="18"/>
                 <w:szCs w:val="18"/>
               </w:rPr>
-              <w:t xml:space="preserve">browser-use 기반</w:t>
+              <w:t xml:space="preserve">항목</w:t>
             </w:r>
           </w:p>
         </w:tc>
@@ -4281,7 +4474,39 @@
                 <w:sz w:val="18"/>
                 <w:szCs w:val="18"/>
               </w:rPr>
-              <w:t xml:space="preserve">Playwright 자체 루프</w:t>
+              <w:t xml:space="preserve">결정</w:t>
+            </w:r>
+          </w:p>
+        </w:tc>
+        <w:tc>
+          <w:tcPr>
+            <w:tcW w:type="dxa" w:w="4105"/>
+            <w:tcBorders>
+              <w:top w:val="single" w:color="000000" w:sz="10"/>
+              <w:left w:val="none" w:color="FFFFFF" w:sz="0"/>
+              <w:bottom w:val="single" w:color="000000" w:sz="6"/>
+              <w:right w:val="none" w:color="FFFFFF" w:sz="0"/>
+            </w:tcBorders>
+            <w:tcMar>
+              <w:top w:type="dxa" w:w="70"/>
+              <w:left w:type="dxa" w:w="110"/>
+              <w:bottom w:type="dxa" w:w="70"/>
+              <w:right w:type="dxa" w:w="110"/>
+            </w:tcMar>
+          </w:tcPr>
+          <w:p>
+            <w:pPr>
+              <w:spacing w:after="30" w:line="270"/>
+            </w:pPr>
+            <w:r>
+              <w:rPr>
+                <w:rFonts w:ascii="Malgun Gothic" w:cs="Malgun Gothic" w:eastAsia="Malgun Gothic" w:hAnsi="Malgun Gothic"/>
+                <w:b/>
+                <w:bCs/>
+                <w:sz w:val="18"/>
+                <w:szCs w:val="18"/>
+              </w:rPr>
+              <w:t xml:space="preserve">이유</w:t>
             </w:r>
           </w:p>
         </w:tc>
@@ -4318,7 +4543,7 @@
                 <w:sz w:val="18"/>
                 <w:szCs w:val="18"/>
               </w:rPr>
-              <w:t xml:space="preserve">장점</w:t>
+              <w:t xml:space="preserve">에이전트 구현</w:t>
             </w:r>
           </w:p>
         </w:tc>
@@ -4348,7 +4573,7 @@
                 <w:sz w:val="18"/>
                 <w:szCs w:val="18"/>
               </w:rPr>
-              <w:t xml:space="preserve">요소 추출, 행동 실행, 재시도가 이미 구현됨</w:t>
+              <w:t xml:space="preserve">Playwright 자체 루프</w:t>
             </w:r>
           </w:p>
         </w:tc>
@@ -4378,7 +4603,7 @@
                 <w:sz w:val="18"/>
                 <w:szCs w:val="18"/>
               </w:rPr>
-              <w:t xml:space="preserve">모든 행동 직전·직후에 측정 훅을 확실히 넣을 수 있음</w:t>
+              <w:t xml:space="preserve">측정 훅을 모든 행동 직전·직후에 확실히 넣고, 경로 재생기(7.2)와 행동 실행 코드를 공유한다. 요소 추출·오류 처리 300~500줄은 AI 코딩 도구로 W1 안에 작성 가능. browser-use는 내부에 훅을 넣는 비용이 더 크다고 판단</w:t>
             </w:r>
           </w:p>
         </w:tc>
@@ -4415,7 +4640,7 @@
                 <w:sz w:val="18"/>
                 <w:szCs w:val="18"/>
               </w:rPr>
-              <w:t xml:space="preserve">단점</w:t>
+              <w:t xml:space="preserve">요소 정보 수집</w:t>
             </w:r>
           </w:p>
         </w:tc>
@@ -4445,7 +4670,7 @@
                 <w:sz w:val="18"/>
                 <w:szCs w:val="18"/>
               </w:rPr>
-              <w:t xml:space="preserve">행동 실행 내부에 훅을 넣기 어려울 수 있음. 라이브러리 버전 변화</w:t>
+              <w:t xml:space="preserve">주입 JS 수집기 + dom-accessibility-api 번들</w:t>
             </w:r>
           </w:p>
         </w:tc>
@@ -4475,7 +4700,7 @@
                 <w:sz w:val="18"/>
                 <w:szCs w:val="18"/>
               </w:rPr>
-              <w:t xml:space="preserve">요소 추출·오류 처리를 직접 작성 (약 300~500줄 예상)</w:t>
+              <w:t xml:space="preserve">좌표·스타일·가림과 역할·접근 가능한 이름을 같은 순회에서 계산해 요소↔접근성 정보 매핑 문제를 없앤다. 접근 가능한 이름을 직접 구현하지 않는다</w:t>
             </w:r>
           </w:p>
         </w:tc>
@@ -4512,7 +4737,7 @@
                 <w:sz w:val="18"/>
                 <w:szCs w:val="18"/>
               </w:rPr>
-              <w:t xml:space="preserve">판단 기준</w:t>
+              <w:t xml:space="preserve">접근성 트리 사용</w:t>
             </w:r>
           </w:p>
         </w:tc>
@@ -4542,7 +4767,7 @@
                 <w:sz w:val="18"/>
                 <w:szCs w:val="18"/>
               </w:rPr>
-              <w:t xml:space="preserve">행동 직전 대상 요소의 좌표·스타일을 안정적으로 얻을 수 있으면 채택</w:t>
+              <w:t xml:space="preserve">닫힌 shadow root 보완용으로만</w:t>
             </w:r>
           </w:p>
         </w:tc>
@@ -4572,7 +4797,7 @@
                 <w:sz w:val="18"/>
                 <w:szCs w:val="18"/>
               </w:rPr>
-              <w:t xml:space="preserve">위 조건을 못 맞추면 채택</w:t>
+              <w:t xml:space="preserve">Playwright aria snapshot은 텍스트 형식이라 요소 좌표와 1:1로 묶기 어렵다</w:t>
             </w:r>
           </w:p>
         </w:tc>
@@ -4591,7 +4816,7 @@
         <w:rPr>
           <w:rFonts w:ascii="Malgun Gothic" w:cs="Malgun Gothic" w:eastAsia="Malgun Gothic" w:hAnsi="Malgun Gothic"/>
         </w:rPr>
-        <w:t xml:space="preserve">정적 페이지만으로 판단하지 않는다. 아래 조건으로 스트레스 테스트를 한 뒤 결정한다.</w:t>
+        <w:t xml:space="preserve">결정을 미루지 않는 대신, W2에 아래 스트레스 테스트로 수집 품질을 확인한다.</w:t>
       </w:r>
     </w:p>
     <w:p>
@@ -4615,7 +4840,7 @@
         <w:rPr>
           <w:rFonts w:ascii="Malgun Gothic" w:cs="Malgun Gothic" w:eastAsia="Malgun Gothic" w:hAnsi="Malgun Gothic"/>
         </w:rPr>
-        <w:t xml:space="preserve"> 벤치마크 정적 페이지 3개 + 복잡한 SPA 2~3개. SPA는 팀원 프로젝트나 공개 오픈소스 데모 앱처럼 측정해도 되는 곳에서 고른다. 쿠키 동의 모달, 고정 헤더, 가상 스크롤, Shadow DOM 컴포넌트, iframe이 최소 한 번씩 포함되게 한다.</w:t>
+        <w:t xml:space="preserve"> 벤치마크 앱 중 SPA 2개(8.1) + 팀원 프로젝트 SPA 1개. 쿠키 동의 모달, 고정 헤더, 가상 스크롤, Shadow DOM 컴포넌트, iframe이 최소 한 번씩 포함되게 한다.</w:t>
       </w:r>
     </w:p>
     <w:p>
@@ -4633,13 +4858,13 @@
           <w:b/>
           <w:bCs/>
         </w:rPr>
-        <w:t xml:space="preserve">요소 추출 경로 비교:</w:t>
-      </w:r>
-      <w:r>
-        <w:rPr>
-          <w:rFonts w:ascii="Malgun Gothic" w:cs="Malgun Gothic" w:eastAsia="Malgun Gothic" w:hAnsi="Malgun Gothic"/>
-        </w:rPr>
-        <w:t xml:space="preserve"> 주입 JS 수집기 vs Playwright 접근성 트리(aria snapshot). 두 방식을 같은 화면에 돌려 비교한다.</w:t>
+        <w:t xml:space="preserve">이름·역할 교차 확인:</w:t>
+      </w:r>
+      <w:r>
+        <w:rPr>
+          <w:rFonts w:ascii="Malgun Gothic" w:cs="Malgun Gothic" w:eastAsia="Malgun Gothic" w:hAnsi="Malgun Gothic"/>
+        </w:rPr>
+        <w:t xml:space="preserve"> dom-accessibility-api가 계산한 이름·역할과 axe-core 결과(button-name, link-name 등)가 엇갈리는 요소를 목록으로 뽑아 확인한다. R10은 axe 결과를 쓰고 매칭(7.2)은 수집 JS의 이름을 쓰기 때문이다.</w:t>
       </w:r>
     </w:p>
     <w:p>
@@ -4687,7 +4912,7 @@
         <w:rPr>
           <w:rFonts w:ascii="Malgun Gothic" w:cs="Malgun Gothic" w:eastAsia="Malgun Gothic" w:hAnsi="Malgun Gothic"/>
         </w:rPr>
-        <w:t xml:space="preserve"> SPA에서 누락률 10% 이하, 오염률 5% 이하. 못 미치면 4.2의 보강 항목을 S2에 우선 처리한다.</w:t>
+        <w:t xml:space="preserve"> SPA에서 누락률 10% 이하, 오염률 5% 이하. 못 미치면 4.2의 보강 항목을 W3에 우선 처리한다.</w:t>
       </w:r>
     </w:p>
     <w:p>
@@ -5007,7 +5232,7 @@
         <w:rPr>
           <w:rFonts w:ascii="Malgun Gothic" w:cs="Malgun Gothic" w:eastAsia="Malgun Gothic" w:hAnsi="Malgun Gothic"/>
         </w:rPr>
-        <w:t xml:space="preserve"> 페이지에 주입한 JS가 상호작용 가능한 요소를 수집한다. 대상은 a, button, input, select, textarea, [role=button|link|tab|checkbox|menuitem], [onclick], tabindex ≥ 0.</w:t>
+        <w:t xml:space="preserve"> 페이지에 주입한 JS가 상호작용 가능한 요소를 수집한다. 대상은 a, button, input, select, textarea, [role=button|link|tab|checkbox|menuitem], [onclick], tabindex ≥ 0. 역할과 접근 가능한 이름은 같은 스크립트에 번들한 dom-accessibility-api로 계산한다.</w:t>
       </w:r>
     </w:p>
     <w:p>
@@ -5031,7 +5256,7 @@
         <w:rPr>
           <w:rFonts w:ascii="Malgun Gothic" w:cs="Malgun Gothic" w:eastAsia="Malgun Gothic" w:hAnsi="Malgun Gothic"/>
         </w:rPr>
-        <w:t xml:space="preserve"> 크기 0, display:none, visibility:hidden, opacity 0, 뷰포트 밖 요소는 제외한다. 요소 중심점을 찍었을 때(elementFromPoint) 다른 요소가 잡히면 투명 막이나 고정 헤더에 가려진 것으로 표시한다. 가려진 요소는 수집 단계에서 버리지 않고 수집 원본에 모두 남기며, LLM에 보내는 목록에서만 뺀다. R04(가림)는 수집 원본 기준으로 판정한다. 남은 요소는 모두 LLM에 넘긴다. 요소가 30개를 넘으면 단순 규칙(뷰포트 안 요소 우선)으로 30개까지만 넘기고, 비용은 소형 모델로 줄인다.</w:t>
+        <w:t xml:space="preserve"> 크기 0, display:none, visibility:hidden, opacity 0, 뷰포트 밖 요소는 제외한다. 요소 중심점을 찍었을 때(elementFromPoint) 다른 요소가 잡히면 투명 막이나 고정 헤더에 가려진 것으로 표시한다. 가려진 요소는 수집 단계에서 버리지 않고 수집 원본에 모두 남기며, LLM에 보내는 목록에서만 뺀다. R04(가림)는 수집 원본 기준으로 판정한다. 남은 요소는 최대 60개까지 LLM에 넘긴다. 60개를 넘으면 main 랜드마크 안 요소 → 뷰포트 중앙과의 거리 → 면적 순으로 우선순위를 매겨 자른다. 헤더·푸터 링크가 많아도 본문 핵심 버튼이 잘리지 않게 하기 위해서다.</w:t>
       </w:r>
     </w:p>
     <w:p>
@@ -5175,7 +5400,7 @@
         <w:rPr>
           <w:rFonts w:ascii="Malgun Gothic" w:cs="Malgun Gothic" w:eastAsia="Malgun Gothic" w:hAnsi="Malgun Gothic"/>
         </w:rPr>
-        <w:t xml:space="preserve"> 번호, 역할, 태그, 보이는 텍스트(40자), aria-label, placeholder, 위치·크기. 페이지 소스 전체는 주지 않는다. 사람은 소스를 보지 못하기 때문이다.</w:t>
+        <w:t xml:space="preserve"> 요소당 한 줄 압축 표기(번호|역할|접근 가능한 이름 20자|영역(랜드마크)|위치). 입력 필드는 placeholder를 덧붙인다. 페이지 소스 전체는 주지 않는다. 사람은 소스를 보지 못하기 때문이다.</w:t>
       </w:r>
     </w:p>
     <w:p>
@@ -6918,7 +7143,103 @@
         <w:rPr>
           <w:rFonts w:ascii="Malgun Gothic" w:cs="Malgun Gothic" w:eastAsia="Malgun Gothic" w:hAnsi="Malgun Gothic"/>
         </w:rPr>
-        <w:t xml:space="preserve">행동 직후에는 최대 3초 동안 URL 변화, DOM 변경 수(MutationObserver), 네트워크 요청 발생을 확인한다. 셋 다 없으면 무반응 클릭으로 기록한다. 첫 화면 목록과 스냅샷은 4.2의 관찰 시점 규칙(load 상태 대기 + 짧은 고정 대기)을 따른다.</w:t>
+        <w:t xml:space="preserve">행동 직후 최대 3초 동안 변화를 감지해 행동마다 효과 유형 하나를 기록한다. 효과 유형은 무반응 클릭 판정(R03)과 재생 사후 검증(7.2)에 함께 쓴다. 첫 화면 목록과 스냅샷은 4.2의 관찰 시점 규칙(load 상태 대기 + 짧은 고정 대기)을 따른다.</w:t>
+      </w:r>
+    </w:p>
+    <w:p>
+      <w:pPr>
+        <w:pStyle w:val="ListParagraph"/>
+        <w:numPr>
+          <w:ilvl w:val="0"/>
+          <w:numId w:val="4"/>
+        </w:numPr>
+        <w:spacing w:after="60" w:line="290"/>
+      </w:pPr>
+      <w:r>
+        <w:rPr>
+          <w:rFonts w:ascii="Malgun Gothic" w:cs="Malgun Gothic" w:eastAsia="Malgun Gothic" w:hAnsi="Malgun Gothic"/>
+          <w:b/>
+          <w:bCs/>
+        </w:rPr>
+        <w:t xml:space="preserve">효과 유형 (판정 우선순위 순):</w:t>
+      </w:r>
+      <w:r>
+        <w:rPr>
+          <w:rFonts w:ascii="Malgun Gothic" w:cs="Malgun Gothic" w:eastAsia="Malgun Gothic" w:hAnsi="Malgun Gothic"/>
+        </w:rPr>
+        <w:t xml:space="preserve"> url_change(URL 경로나 주요 쿼리 변경) &gt; modal_change(열린 dialog, [role=dialog|alertdialog], [aria-modal=true] 개수 변화) &gt; dom_mutation(아래 노이즈를 제외한 유효 변화) &gt; no_change. no_change이면 무반응 클릭으로 기록한다.</w:t>
+      </w:r>
+    </w:p>
+    <w:p>
+      <w:pPr>
+        <w:pStyle w:val="ListParagraph"/>
+        <w:numPr>
+          <w:ilvl w:val="0"/>
+          <w:numId w:val="4"/>
+        </w:numPr>
+        <w:spacing w:after="60" w:line="290"/>
+      </w:pPr>
+      <w:r>
+        <w:rPr>
+          <w:rFonts w:ascii="Malgun Gothic" w:cs="Malgun Gothic" w:eastAsia="Malgun Gothic" w:hAnsi="Malgun Gothic"/>
+          <w:b/>
+          <w:bCs/>
+        </w:rPr>
+        <w:t xml:space="preserve">네트워크 노이즈 제외:</w:t>
+      </w:r>
+      <w:r>
+        <w:rPr>
+          <w:rFonts w:ascii="Malgun Gothic" w:cs="Malgun Gothic" w:eastAsia="Malgun Gothic" w:hAnsi="Malgun Gothic"/>
+        </w:rPr>
+        <w:t xml:space="preserve"> fetch·xhr·document 요청만 센다. 알려진 분석 도메인(목록 파일로 관리)과 sendBeacon, 클릭 직전 3초 안에 이미 발생한 같은 경로의 GET 요청(주기적 폴링)은 제외한다. POST·PUT·PATCH·DELETE는 항상 유효한 반응으로 본다.</w:t>
+      </w:r>
+    </w:p>
+    <w:p>
+      <w:pPr>
+        <w:pStyle w:val="ListParagraph"/>
+        <w:numPr>
+          <w:ilvl w:val="0"/>
+          <w:numId w:val="4"/>
+        </w:numPr>
+        <w:spacing w:after="60" w:line="290"/>
+      </w:pPr>
+      <w:r>
+        <w:rPr>
+          <w:rFonts w:ascii="Malgun Gothic" w:cs="Malgun Gothic" w:eastAsia="Malgun Gothic" w:hAnsi="Malgun Gothic"/>
+          <w:b/>
+          <w:bCs/>
+        </w:rPr>
+        <w:t xml:space="preserve">DOM 노이즈 제외:</w:t>
+      </w:r>
+      <w:r>
+        <w:rPr>
+          <w:rFonts w:ascii="Malgun Gothic" w:cs="Malgun Gothic" w:eastAsia="Malgun Gothic" w:hAnsi="Malgun Gothic"/>
+        </w:rPr>
+        <w:t xml:space="preserve"> 뷰포트 밖이거나 보이지 않는 노드의 변경, 캐러셀·티커·배너 컨테이너 안의 변경([role=marquee|timer], [aria-live=off], 또는 클래스 토큰이 carousel·swiper·slider·slick·banner·ad인 조상. 부분 문자열이 아니라 토큰 단위로 비교), 숫자·콜론·공백만 바뀐 텍스트 노드는 세지 않는다. 단 방금 누른 요소가 그 컨테이너 안에 있으면 제외하지 않는다.</w:t>
+      </w:r>
+    </w:p>
+    <w:p>
+      <w:pPr>
+        <w:pStyle w:val="ListParagraph"/>
+        <w:numPr>
+          <w:ilvl w:val="0"/>
+          <w:numId w:val="4"/>
+        </w:numPr>
+        <w:spacing w:after="60" w:line="290"/>
+      </w:pPr>
+      <w:r>
+        <w:rPr>
+          <w:rFonts w:ascii="Malgun Gothic" w:cs="Malgun Gothic" w:eastAsia="Malgun Gothic" w:hAnsi="Malgun Gothic"/>
+          <w:b/>
+          <w:bCs/>
+        </w:rPr>
+        <w:t xml:space="preserve">유효 변화:</w:t>
+      </w:r>
+      <w:r>
+        <w:rPr>
+          <w:rFonts w:ascii="Malgun Gothic" w:cs="Malgun Gothic" w:eastAsia="Malgun Gothic" w:hAnsi="Malgun Gothic"/>
+        </w:rPr>
+        <w:t xml:space="preserve"> 노이즈를 뺀 뒤 보이는 노드의 추가·제거·텍스트 변경, 누른 요소(또는 그 요소가 제어하는 요소)의 상태 속성 변화(aria-expanded, aria-selected, aria-checked, disabled, class), 입력 필드 포커스 획득, 스크롤 위치 변화 중 하나라도 있으면 반응이 있는 것으로 본다.</w:t>
       </w:r>
     </w:p>
     <w:p>
@@ -8461,7 +8782,7 @@
         <w:rPr>
           <w:rFonts w:ascii="Malgun Gothic" w:cs="Malgun Gothic" w:eastAsia="Malgun Gothic" w:hAnsi="Malgun Gothic"/>
         </w:rPr>
-        <w:t xml:space="preserve">으로 고정한다. 사람 데이터는 이 값을 조금씩 조정하는 보정 계수를 구하는 데만 쓴다(9.1). 보정이 실패해도 문헌값으로 계산하므로 리포트가 무너지지 않는다.</w:t>
+        <w:t xml:space="preserve">으로 고정한다. 사람 데이터는 이 값을 조금씩 조정하는 보정 계수를 구하는 데만 쓴다(9.1). 보정이 실패해도 문헌값으로 계산하므로 리포트가 무너지지 않는다. 사람 실험은 IRB 확인 결과에 따른 조건부 트랙이며(9.1), 실험을 못 하면 문헌값만 쓰고 리포트에 '보정'이라고 표시하지 않는다.</w:t>
       </w:r>
     </w:p>
     <w:tbl>
@@ -9386,7 +9707,7 @@
                 <w:sz w:val="18"/>
                 <w:szCs w:val="18"/>
               </w:rPr>
-              <w:t xml:space="preserve">보정 전에는 스크롤 1회를 P 1회로 근사, 사람 데이터로만 추정</w:t>
+              <w:t xml:space="preserve">스크롤 1회를 P 1회로 근사. 사람 실험에서 스크롤 표본이 30개 이상일 때만 따로 추정</w:t>
             </w:r>
           </w:p>
         </w:tc>
@@ -9586,7 +9907,7 @@
         <w:rPr>
           <w:rFonts w:ascii="Malgun Gothic" w:cs="Malgun Gothic" w:eastAsia="Malgun Gothic" w:hAnsi="Malgun Gothic"/>
         </w:rPr>
-        <w:t xml:space="preserve">리포트에는 과업 전체 예상 시간을 오차 범위와 함께 보여주고, 단계별 시간과 가장 오래 걸리는 단계 3개를 표시한다. StepMeter의 주 용도는 같은 사이트의 전후 비교이고, 보정 계수에 일정한 편향이 남아 있어도 전후 차이에서는 대부분 상쇄된다. 모바일은 사람 데이터가 적어 참고값으로만 표시한다.</w:t>
+        <w:t xml:space="preserve">리포트에는 과업 전체 예상 시간을 오차 범위(보정 시 부트스트랩 구간, 미보정 시 '문헌값 기준 추정' 표시)와 함께 보여주고, 단계별 시간과 가장 오래 걸리는 단계 3개를 표시한다. StepMeter의 주 용도는 같은 사이트의 전후 비교이고, 보정 계수에 일정한 편향이 남아 있어도 전후 차이에서는 대부분 상쇄된다. 모바일은 사람 데이터가 없어 소요 시간을 계산·표시하지 않는다.</w:t>
       </w:r>
     </w:p>
     <w:p>
@@ -9608,7 +9929,7 @@
         <w:rPr>
           <w:rFonts w:ascii="Malgun Gothic" w:cs="Malgun Gothic" w:eastAsia="Malgun Gothic" w:hAnsi="Malgun Gothic"/>
         </w:rPr>
-        <w:t xml:space="preserve">규칙은 worker/rules/ 에 하나씩 파일로 작성하고, 벤치마크 결과를 보며 임계값을 조정한다. LLM은 규칙이 찾은 문제에 대해서만 설명을 쓴다.</w:t>
+        <w:t xml:space="preserve">규칙은 worker/rules/ 에 하나씩 파일로 작성하고, 벤치마크 개발 앱(8.1) 결과로만 임계값을 조정한다. 홀드아웃 앱은 최종 평가 전까지 보지 않는다. LLM은 규칙이 찾은 문제에 대해서만 설명을 쓴다.</w:t>
       </w:r>
     </w:p>
     <w:tbl>
@@ -10109,7 +10430,7 @@
                 <w:sz w:val="18"/>
                 <w:szCs w:val="18"/>
               </w:rPr>
-              <w:t xml:space="preserve">5.1 변화 감지 없음</w:t>
+              <w:t xml:space="preserve">5.1 효과 유형이 no_change (노이즈 제외 후 유효 변화 없음)</w:t>
             </w:r>
           </w:p>
         </w:tc>
@@ -11219,7 +11540,7 @@
         <w:rPr>
           <w:rFonts w:ascii="Malgun Gothic" w:cs="Malgun Gothic" w:eastAsia="Malgun Gothic" w:hAnsi="Malgun Gothic"/>
         </w:rPr>
-        <w:t xml:space="preserve">규칙이 찾은 후보마다 가중치 합산 점수를 매겨 우선순위를 정한다. 학습 분류기 대신 이 휴리스틱 점수를 기본 엔진으로 쓴다. 분류기는 9.2의 비교 실험으로 두고, 실사이트에서 이 점수를 이길 때만 교체한다.</w:t>
+        <w:t xml:space="preserve">규칙이 찾은 후보마다 가중치 합산 점수를 매겨 우선순위를 정한다. 학습 분류기 대신 이 휴리스틱 점수를 기본 엔진으로 쓴다. 로지스틱 회귀는 9.2의 비교 실험(ablation)으로만 보고한다.</w:t>
       </w:r>
     </w:p>
     <w:p>
@@ -11384,7 +11705,7 @@
         <w:rPr>
           <w:rFonts w:ascii="Malgun Gothic" w:cs="Malgun Gothic" w:eastAsia="Malgun Gothic" w:hAnsi="Malgun Gothic"/>
         </w:rPr>
-        <w:t xml:space="preserve">가중치는 벤치마크 학습 세트(9.3과 같은 28페이지 분할)에서 여러 조합을 모두 시험해 보는 방식(격자 탐색)으로 정하고, 테스트 세트와 실사이트에서 따로 확인한다. 가중치가 벤치마크에만 너무 맞춰지면(과적합) 실사이트에서 성능이 떨어지므로 분할을 지킨다.</w:t>
+        <w:t xml:space="preserve">가중치는 벤치마크 개발 앱 4개에서 앱 단위 4-Fold 교차 검증으로 여러 조합을 모두 시험해 보는 방식(격자 탐색)으로 정하고, 홀드아웃 앱 2개와 실사이트에서 따로 확인한다. 같은 앱의 페이지가 학습과 평가에 섞이면 가중치가 앱 구조를 외우므로(과적합) 앱 단위 분할을 지킨다.</w:t>
       </w:r>
     </w:p>
     <w:p>
@@ -11400,7 +11721,7 @@
         <w:rPr>
           <w:rFonts w:ascii="Malgun Gothic" w:cs="Malgun Gothic" w:eastAsia="Malgun Gothic" w:hAnsi="Malgun Gothic"/>
         </w:rPr>
-        <w:t xml:space="preserve">임계값 이상은 기본 목록, 미만은 "참고" 목록에 넣는다. 임계값은 학습 세트에서 정밀도(찾은 문제 중 진짜 문제의 비율) 0.85를 지키면서 재현율(진짜 문제 중 찾아낸 비율)이 가장 높은 값으로 정한다.</w:t>
+        <w:t xml:space="preserve">임계값 이상은 기본 목록, 미만은 "참고" 목록에 넣는다. 임계값은 개발 앱에서 정밀도(찾은 문제 중 진짜 문제의 비율) 0.85를 지키면서 재현율(진짜 문제 중 찾아낸 비율)이 가장 높은 값으로 정한다.</w:t>
       </w:r>
     </w:p>
     <w:p>
@@ -12347,7 +12668,7 @@
         <w:rPr>
           <w:rFonts w:ascii="Malgun Gothic" w:cs="Malgun Gothic" w:eastAsia="Malgun Gothic" w:hAnsi="Malgun Gothic"/>
         </w:rPr>
-        <w:t xml:space="preserve"> 행동 후 URL 경로가 기록과 다르면 그 단계를 경로 변경 지점으로 처리하고 이후 값은 재생 비교에 쓰지 않는다. URL이 바뀌지 않는 단계는 다음 행동의 대상을 매칭할 수 있는지로 확인한다. 되돌릴 수 없는 행동은 4.4의 차단 규칙이 재생에도 똑같이 적용된다.</w:t>
+        <w:t xml:space="preserve"> 행동 후 효과 유형(5.1)이 기록과 다르거나 URL 경로가 기록과 다르면 그 단계를 경로 변경 지점으로 처리하고 이후 값은 재생 비교에 쓰지 않는다. 예를 들어 기록에서는 모달이 열렸는데(modal_change) 재생에서 안 열리면 바로 멈춘다. 효과 유형이 같으면 다음 행동의 대상을 매칭할 수 있는지로 한 번 더 확인한다. 상태 해시 완전 일치는 문구만 바뀐 버전에서도 깨지므로 쓰지 않는다. 되돌릴 수 없는 행동은 4.4의 차단 규칙이 재생에도 똑같이 적용된다.</w:t>
       </w:r>
     </w:p>
     <w:p>
@@ -12463,7 +12784,7 @@
         <w:rPr>
           <w:rFonts w:ascii="Malgun Gothic" w:cs="Malgun Gothic" w:eastAsia="Malgun Gothic" w:hAnsi="Malgun Gothic"/>
         </w:rPr>
-        <w:t xml:space="preserve">재생은 LLM 호출이 없어 비용이 거의 들지 않는다. CI 연동(F14, P1)은 비용이 드는 에이전트 탐색 대신 재생만 쓴다.</w:t>
+        <w:t xml:space="preserve">재생은 LLM 호출이 없어 비용이 거의 들지 않는다. CI 연동(F14, P1)은 M3 완료 기준을 모두 통과한 경우에만 W5에 착수하며, 비용이 드는 에이전트 탐색 대신 재생만 쓴다(run.mode = replay_only). 대상 사이트의 PR별 미리보기 배포 URL이 필요하므로 데모는 벤치마크 앱 하나에 Vercel 미리보기를 붙여 시연한다.</w:t>
       </w:r>
     </w:p>
     <w:p>
@@ -13416,7 +13737,7 @@
         <w:rPr>
           <w:rFonts w:ascii="Malgun Gothic" w:cs="Malgun Gothic" w:eastAsia="Malgun Gothic" w:hAnsi="Malgun Gothic"/>
         </w:rPr>
-        <w:t xml:space="preserve">벤치마크는 "이 도구를 믿어도 되는가"에 대한 답이다. S2부터 기능 개발과 병행해 만든다.</w:t>
+        <w:t xml:space="preserve">벤치마크는 "이 도구를 믿어도 되는가"에 대한 답이다. W1부터 기능 개발과 병행해 만든다. 규칙을 아는 사람이 규칙에 맞춰 결함을 심으면 정확도가 저절로 높게 나오므로(순환), 세 가지로 막는다. 서로 다른 실제 앱에 실제 개발 실수 패턴으로 결함을 주입하고, 결함 제작자와 규칙 작성자를 분리하고, 최종 정확도는 규칙 작성자가 보지 않은 홀드아웃 앱으로 잰다.</w:t>
       </w:r>
     </w:p>
     <w:p>
@@ -13581,7 +13902,7 @@
                 <w:sz w:val="18"/>
                 <w:szCs w:val="18"/>
               </w:rPr>
-              <w:t xml:space="preserve">결함 페이지</w:t>
+              <w:t xml:space="preserve">소스 앱</w:t>
             </w:r>
           </w:p>
         </w:tc>
@@ -13612,7 +13933,7 @@
                 <w:sz w:val="18"/>
                 <w:szCs w:val="18"/>
               </w:rPr>
-              <w:t xml:space="preserve">30</w:t>
+              <w:t xml:space="preserve">6 (최소 5)</w:t>
             </w:r>
           </w:p>
         </w:tc>
@@ -13642,7 +13963,7 @@
                 <w:sz w:val="18"/>
                 <w:szCs w:val="18"/>
               </w:rPr>
-              <w:t xml:space="preserve">6개 결함 유형 × 5개. 작은 타겟, 낮은 대비, 무반응 버튼, 첫 화면 밖 핵심 버튼, 가려진 요소, 불필요한 단계</w:t>
+              <w:t xml:space="preserve">프론트엔드만으로 돌아가는(목 데이터) 오픈소스 앱. UI 스택을 나눈다: Tailwind+shadcn/ui, MUI, Ant Design, Bootstrap 또는 순수 CSS, 대시보드형, 모바일 우선 예약·커머스. 최소 3개는 클라이언트 라우팅·모달·지연 로딩이 있는 SPA. 개발 앱 4개 / 홀드아웃 앱 2개</w:t>
             </w:r>
           </w:p>
         </w:tc>
@@ -13679,7 +14000,7 @@
                 <w:sz w:val="18"/>
                 <w:szCs w:val="18"/>
               </w:rPr>
-              <w:t xml:space="preserve">정상 페이지</w:t>
+              <w:t xml:space="preserve">정상 기준선</w:t>
             </w:r>
           </w:p>
         </w:tc>
@@ -13710,7 +14031,7 @@
                 <w:sz w:val="18"/>
                 <w:szCs w:val="18"/>
               </w:rPr>
-              <w:t xml:space="preserve">10</w:t>
+              <w:t xml:space="preserve">12 (앱당 2)</w:t>
             </w:r>
           </w:p>
         </w:tc>
@@ -13740,7 +14061,7 @@
                 <w:sz w:val="18"/>
                 <w:szCs w:val="18"/>
               </w:rPr>
-              <w:t xml:space="preserve">결함 없는 대조군. 오탐 측정용</w:t>
+              <w:t xml:space="preserve">포크 직후 axe-core와 수동 점검으로 원래 있던 결함을 고친 깨끗한 버전. 앱마다 과업 2개. 오탐 측정용</w:t>
             </w:r>
           </w:p>
         </w:tc>
@@ -13777,7 +14098,7 @@
                 <w:sz w:val="18"/>
                 <w:szCs w:val="18"/>
               </w:rPr>
-              <w:t xml:space="preserve">회귀 쌍</w:t>
+              <w:t xml:space="preserve">결함 변이</w:t>
             </w:r>
           </w:p>
         </w:tc>
@@ -13808,7 +14129,7 @@
                 <w:sz w:val="18"/>
                 <w:szCs w:val="18"/>
               </w:rPr>
-              <w:t xml:space="preserve">10</w:t>
+              <w:t xml:space="preserve">36 (앱당 6)</w:t>
             </w:r>
           </w:p>
         </w:tc>
@@ -13838,7 +14159,7 @@
                 <w:sz w:val="18"/>
                 <w:szCs w:val="18"/>
               </w:rPr>
-              <w:t xml:space="preserve">같은 페이지의 정상 버전과 악화 버전 쌍. 회귀 감지 검증용 (결함 페이지에서 파생)</w:t>
+              <w:t xml:space="preserve">앱마다 6개 결함 유형을 하나씩 주입: 작은 타겟(R01), 낮은 대비(R02), 무반응 버튼(R03), 가려진 요소(R04), 첫 화면 밖 핵심 버튼(R06), 이름 없는 요소(R10). 규칙 임계값에 맞춘 값이 아니라 실제 개발 실수 패턴(미디어쿼리 누락, 유틸리티 클래스 오용, 남은 반투명 오버레이, 핸들러 미연결 등)으로 주입</w:t>
             </w:r>
           </w:p>
         </w:tc>
@@ -13875,7 +14196,7 @@
                 <w:sz w:val="18"/>
                 <w:szCs w:val="18"/>
               </w:rPr>
-              <w:t xml:space="preserve">문구 변경 버전</w:t>
+              <w:t xml:space="preserve">회귀 쌍</w:t>
             </w:r>
           </w:p>
         </w:tc>
@@ -13936,7 +14257,7 @@
                 <w:sz w:val="18"/>
                 <w:szCs w:val="18"/>
               </w:rPr>
-              <w:t xml:space="preserve">버튼 문구·아이콘만 바꾼 버전 ("가입 완료" → "회원가입 완료하기" 등). 재생 완주율 측정용</w:t>
+              <w:t xml:space="preserve">기준선과 악화 버전의 쌍. 확인 모달 추가·단계 분리 같은 "불필요한 단계"는 단일 측정으로 판정할 수 없으므로 여기서만 검증한다(7.4 클릭 수 판정)</w:t>
             </w:r>
           </w:p>
         </w:tc>
@@ -13973,6 +14294,104 @@
                 <w:sz w:val="18"/>
                 <w:szCs w:val="18"/>
               </w:rPr>
+              <w:t xml:space="preserve">문구 변경 버전</w:t>
+            </w:r>
+          </w:p>
+        </w:tc>
+        <w:tc>
+          <w:tcPr>
+            <w:tcW w:type="dxa" w:w="1033"/>
+            <w:tcBorders>
+              <w:top w:val="none" w:color="FFFFFF" w:sz="0"/>
+              <w:left w:val="none" w:color="FFFFFF" w:sz="0"/>
+              <w:bottom w:val="single" w:color="000000" w:sz="10"/>
+              <w:right w:val="none" w:color="FFFFFF" w:sz="0"/>
+            </w:tcBorders>
+            <w:tcMar>
+              <w:top w:type="dxa" w:w="70"/>
+              <w:left w:type="dxa" w:w="110"/>
+              <w:bottom w:type="dxa" w:w="70"/>
+              <w:right w:type="dxa" w:w="110"/>
+            </w:tcMar>
+          </w:tcPr>
+          <w:p>
+            <w:pPr>
+              <w:spacing w:after="30" w:line="270"/>
+              <w:jc w:val="center"/>
+            </w:pPr>
+            <w:r>
+              <w:rPr>
+                <w:rFonts w:ascii="Malgun Gothic" w:cs="Malgun Gothic" w:eastAsia="Malgun Gothic" w:hAnsi="Malgun Gothic"/>
+                <w:sz w:val="18"/>
+                <w:szCs w:val="18"/>
+              </w:rPr>
+              <w:t xml:space="preserve">10</w:t>
+            </w:r>
+          </w:p>
+        </w:tc>
+        <w:tc>
+          <w:tcPr>
+            <w:tcW w:type="dxa" w:w="6884"/>
+            <w:tcBorders>
+              <w:top w:val="none" w:color="FFFFFF" w:sz="0"/>
+              <w:left w:val="none" w:color="FFFFFF" w:sz="0"/>
+              <w:bottom w:val="single" w:color="000000" w:sz="10"/>
+              <w:right w:val="none" w:color="FFFFFF" w:sz="0"/>
+            </w:tcBorders>
+            <w:tcMar>
+              <w:top w:type="dxa" w:w="70"/>
+              <w:left w:type="dxa" w:w="110"/>
+              <w:bottom w:type="dxa" w:w="70"/>
+              <w:right w:type="dxa" w:w="110"/>
+            </w:tcMar>
+          </w:tcPr>
+          <w:p>
+            <w:pPr>
+              <w:spacing w:after="30" w:line="270"/>
+            </w:pPr>
+            <w:r>
+              <w:rPr>
+                <w:rFonts w:ascii="Malgun Gothic" w:cs="Malgun Gothic" w:eastAsia="Malgun Gothic" w:hAnsi="Malgun Gothic"/>
+                <w:sz w:val="18"/>
+                <w:szCs w:val="18"/>
+              </w:rPr>
+              <w:t xml:space="preserve">버튼 문구·아이콘만 바꾼 버전 ("가입 완료" → "회원가입 완료하기" 등). 재생 완주율 측정용</w:t>
+            </w:r>
+          </w:p>
+        </w:tc>
+      </w:tr>
+      <w:tr>
+        <w:trPr>
+          <w:tblHeader w:val="false"/>
+        </w:trPr>
+        <w:tc>
+          <w:tcPr>
+            <w:tcW w:type="dxa" w:w="1721"/>
+            <w:tcBorders>
+              <w:top w:val="none" w:color="FFFFFF" w:sz="0"/>
+              <w:left w:val="none" w:color="FFFFFF" w:sz="0"/>
+              <w:bottom w:val="single" w:color="000000" w:sz="10"/>
+              <w:right w:val="none" w:color="FFFFFF" w:sz="0"/>
+            </w:tcBorders>
+            <w:tcMar>
+              <w:top w:type="dxa" w:w="70"/>
+              <w:left w:type="dxa" w:w="110"/>
+              <w:bottom w:type="dxa" w:w="70"/>
+              <w:right w:type="dxa" w:w="110"/>
+            </w:tcMar>
+          </w:tcPr>
+          <w:p>
+            <w:pPr>
+              <w:spacing w:after="30" w:line="270"/>
+            </w:pPr>
+            <w:r>
+              <w:rPr>
+                <w:rFonts w:ascii="Malgun Gothic" w:cs="Malgun Gothic" w:eastAsia="Malgun Gothic" w:hAnsi="Malgun Gothic"/>
+                <w:b/>
+                <w:bCs/>
+                <w:sz w:val="18"/>
+                <w:szCs w:val="18"/>
+              </w:rPr>
               <w:t xml:space="preserve">실제 사이트</w:t>
             </w:r>
           </w:p>
@@ -14034,7 +14453,7 @@
                 <w:sz w:val="18"/>
                 <w:szCs w:val="18"/>
               </w:rPr>
-              <w:t xml:space="preserve">팀원이 이전에 만든 프로젝트. 사람이 결과를 판정</w:t>
+              <w:t xml:space="preserve">팀원이 이전에 만든 프로젝트. 후보 약 60건을 2인이 독립 판정</w:t>
             </w:r>
           </w:p>
         </w:tc>
@@ -14053,7 +14472,7 @@
         <w:rPr>
           <w:rFonts w:ascii="Malgun Gothic" w:cs="Malgun Gothic" w:eastAsia="Malgun Gothic" w:hAnsi="Malgun Gothic"/>
         </w:rPr>
-        <w:t xml:space="preserve">페이지마다 간단한 과업(뉴스레터 구독, 장바구니 담기, 예약 등)을 하나씩 둔다. 페이지는 benchmark/pages/ 에 두고 Vercel에 올린다. 정답은 benchmark/labels/{page}.json 에 규칙 ID와 요소 선택자로 적는다. 페이지는 결함 유형별로 전원이 나눠 만들고, 회귀 비교·인프라 담당이 진행을 관리한다. 정답은 측정 지표·규칙 담당이 작성하고 PM이 교차 검토한다. 40개 중 10개는 React SPA로 만들어 클라이언트 라우팅, 지연 로딩, 모달, Shadow DOM 컴포넌트가 평가에 포함되게 한다.</w:t>
+        <w:t xml:space="preserve">결함은 benchmark/mutations/{app}/{variant}.yaml 설정으로 주입하고(결함 주입기), 정답은 설정에서 자동 생성한다. 단 주입했다고 결함이 실제로 나타난다는 보장은 없으므로, 주입 담당이 렌더링 결과(스크린샷과 계산값)로 발현을 확인한 것만 benchmark/labels/{page}.json 정답에 넣는다. 앱은 benchmark/apps/ 에 포크해 두고 Vercel에 올린다. 결함 주입과 정답 작성은 회귀 비교·인프라 담당이 총괄하고 리포트 UI, 대시보드 UI, LLM·프롬프트, 플랫폼 백엔드 담당이 앱별로 맡는다. 측정 지표·규칙과 수집·매칭 담당은 홀드아웃 앱 2개의 설정과 정답을 최종 평가 전까지 보지 않는다. PM이 정답을 교차 검토한다. 앱이 5개로 끝나면 기준선 10, 결함 30이 되고, 홀드아웃이 1개뿐인 것을 한계로 명시한다.</w:t>
       </w:r>
     </w:p>
     <w:p>
@@ -14080,7 +14499,7 @@
         <w:rPr>
           <w:rFonts w:ascii="Malgun Gothic" w:cs="Malgun Gothic" w:eastAsia="Malgun Gothic" w:hAnsi="Malgun Gothic"/>
         </w:rPr>
-        <w:t xml:space="preserve">문제 검출: 규칙별·전체 정밀도, 재현율, F1. 목표는 정밀도 0.85, 재현율 0.80.</w:t>
+        <w:t xml:space="preserve">문제 검출: 규칙별·전체 정밀도, 재현율, F1. 주 지표는 홀드아웃 앱 전체를 합친(micro-average) 정밀도 0.85, 재현율 0.80. 보조 지표로 최종 평가 뒤 1회, 앱 단위 교차 검증(leave-one-app-out) 평균을 함께 쓴다. 홀드아웃 앱은 유형당 정답이 2개 안팎이라 한두 건에 수치가 크게 흔들리기 때문이다.</w:t>
       </w:r>
     </w:p>
     <w:p>
@@ -14096,7 +14515,7 @@
         <w:rPr>
           <w:rFonts w:ascii="Malgun Gothic" w:cs="Malgun Gothic" w:eastAsia="Malgun Gothic" w:hAnsi="Malgun Gothic"/>
         </w:rPr>
-        <w:t xml:space="preserve">과업 완주율: 정상 페이지 기준 80% 이상.</w:t>
+        <w:t xml:space="preserve">과업 완주율: 정상 기준선 페이지 기준 80% 이상.</w:t>
       </w:r>
     </w:p>
     <w:p>
@@ -14160,7 +14579,23 @@
         <w:rPr>
           <w:rFonts w:ascii="Malgun Gothic" w:cs="Malgun Gothic" w:eastAsia="Malgun Gothic" w:hAnsi="Malgun Gothic"/>
         </w:rPr>
-        <w:t xml:space="preserve">벤치마크 평가는 benchmark/eval.py 한 번으로 돌고, CI에서 매주 월요일에 자동 실행해 결과를 기록한다.</w:t>
+        <w:t xml:space="preserve">실사이트: 후보 약 60건을 팀원 2명이 독립 판정하고, 판정자 간 일치도(Cohen's κ)와 정밀도(95% 신뢰구간)를 보고한다. 목표치 대신 보고 의무로 둔다.</w:t>
+      </w:r>
+    </w:p>
+    <w:p>
+      <w:pPr>
+        <w:pStyle w:val="ListParagraph"/>
+        <w:numPr>
+          <w:ilvl w:val="0"/>
+          <w:numId w:val="4"/>
+        </w:numPr>
+        <w:spacing w:after="60" w:line="290"/>
+      </w:pPr>
+      <w:r>
+        <w:rPr>
+          <w:rFonts w:ascii="Malgun Gothic" w:cs="Malgun Gothic" w:eastAsia="Malgun Gothic" w:hAnsi="Malgun Gothic"/>
+        </w:rPr>
+        <w:t xml:space="preserve">벤치마크 평가는 benchmark/eval.py 한 번으로 돌고, CI에서 매주 월요일에 개발 앱만 자동 실행해 결과를 기록한다. 홀드아웃 앱은 W7 최종 평가 때 한 번만 돌린다.</w:t>
       </w:r>
     </w:p>
     <w:p>
@@ -14182,7 +14617,7 @@
         <w:rPr>
           <w:rFonts w:ascii="Malgun Gothic" w:cs="Malgun Gothic" w:eastAsia="Malgun Gothic" w:hAnsi="Malgun Gothic"/>
         </w:rPr>
-        <w:t xml:space="preserve">같은 과업 경로의 스크린샷을 상용 LLM에 주고 "UX 문제를 찾아라"라고 요청한 결과와, 같은 경로에서 axe-core만 실행한 결과를 같은 정답으로 채점한다. 담당은 LLM·프롬프트. S1에 먼저 한 번 돌려서 이겨야 할 수준을 확인하고, S4와 S6에 다시 비교한다.</w:t>
+        <w:t xml:space="preserve">같은 과업 경로의 스크린샷을 상용 LLM에 주고 "UX 문제를 찾아라"라고 요청한 결과와, 같은 경로에서 axe-core만 실행한 결과를 같은 정답으로 채점한다. 담당은 LLM·프롬프트. W2에 먼저 한 번 돌려서 이겨야 할 수준을 확인하고, W5(개발 앱)와 W7(홀드아웃 앱)에 다시 비교한다.</w:t>
       </w:r>
     </w:p>
     <w:p>
@@ -14550,7 +14985,7 @@
                 <w:sz w:val="18"/>
                 <w:szCs w:val="18"/>
               </w:rPr>
-              <w:t xml:space="preserve">참가자 20~30명의 마우스 궤적·소요 시간</w:t>
+              <w:t xml:space="preserve">참가자 12~15명의 마우스 궤적·소요 시간 (IRB 확인 시)</w:t>
             </w:r>
           </w:p>
         </w:tc>
@@ -14610,7 +15045,7 @@
                 <w:sz w:val="18"/>
                 <w:szCs w:val="18"/>
               </w:rPr>
-              <w:t xml:space="preserve">문헌값 단독 대비 오차 감소</w:t>
+              <w:t xml:space="preserve">문헌값 단독 대비 오차 감소 (실험 불가 시 한계로 보고)</w:t>
             </w:r>
           </w:p>
         </w:tc>
@@ -14671,7 +15106,7 @@
                 <w:sz w:val="18"/>
                 <w:szCs w:val="18"/>
               </w:rPr>
-              <w:t xml:space="preserve">P0</w:t>
+              <w:t xml:space="preserve">P0 문헌 KLM · 보정은 조건부</w:t>
             </w:r>
           </w:p>
         </w:tc>
@@ -14738,7 +15173,7 @@
                 <w:sz w:val="18"/>
                 <w:szCs w:val="18"/>
               </w:rPr>
-              <w:t xml:space="preserve">휴리스틱 점수 튜닝, 학습 분류기가 이를 이기는지 검증</w:t>
+              <w:t xml:space="preserve">휴리스틱 점수 튜닝, 로지스틱 회귀와 비교(ablation)</w:t>
             </w:r>
           </w:p>
         </w:tc>
@@ -14768,7 +15203,7 @@
                 <w:sz w:val="18"/>
                 <w:szCs w:val="18"/>
               </w:rPr>
-              <w:t xml:space="preserve">벤치마크 정답 + 실사이트 사람 판정</w:t>
+              <w:t xml:space="preserve">벤치마크 정답 + 실사이트 약 60건 2인 판정</w:t>
             </w:r>
           </w:p>
         </w:tc>
@@ -14828,7 +15263,7 @@
                 <w:sz w:val="18"/>
                 <w:szCs w:val="18"/>
               </w:rPr>
-              <w:t xml:space="preserve">실사이트 정밀도 비교</w:t>
+              <w:t xml:space="preserve">홀드아웃 앱 정밀도·재현율, ablation 보고</w:t>
             </w:r>
           </w:p>
         </w:tc>
@@ -14858,7 +15293,7 @@
                 <w:sz w:val="18"/>
                 <w:szCs w:val="18"/>
               </w:rPr>
-              <w:t xml:space="preserve">수집·매칭 (라벨 판정: PM)</w:t>
+              <w:t xml:space="preserve">수집·매칭 (라벨 판정: 2인 + PM)</w:t>
             </w:r>
           </w:p>
         </w:tc>
@@ -14889,7 +15324,7 @@
                 <w:sz w:val="18"/>
                 <w:szCs w:val="18"/>
               </w:rPr>
-              <w:t xml:space="preserve">P0 휴리스틱 · 분류기는 실험</w:t>
+              <w:t xml:space="preserve">P0 휴리스틱 · 회귀는 ablation</w:t>
             </w:r>
           </w:p>
         </w:tc>
@@ -14986,7 +15421,7 @@
                 <w:sz w:val="18"/>
                 <w:szCs w:val="18"/>
               </w:rPr>
-              <w:t xml:space="preserve">벤치마크 학습 세트의 실패 사례</w:t>
+              <w:t xml:space="preserve">벤치마크 개발 앱의 실패 사례</w:t>
             </w:r>
           </w:p>
         </w:tc>
@@ -15046,7 +15481,7 @@
                 <w:sz w:val="18"/>
                 <w:szCs w:val="18"/>
               </w:rPr>
-              <w:t xml:space="preserve">프롬프트 버전별 테스트 세트 완주율 비교</w:t>
+              <w:t xml:space="preserve">프롬프트 버전별 개발 앱 완주율 비교, 최종은 홀드아웃 앱</w:t>
             </w:r>
           </w:p>
         </w:tc>
@@ -15148,7 +15583,26 @@
         <w:rPr>
           <w:rFonts w:ascii="Malgun Gothic" w:cs="Malgun Gothic" w:eastAsia="Malgun Gothic" w:hAnsi="Malgun Gothic"/>
         </w:rPr>
-        <w:t xml:space="preserve">20~30명(최소 15명) 규모의 표본은 입력 장치, 화면 크기, 숙련도에 따라 편차가 크다. 그래서 실측 데이터로 모델을 새로 만드는 대신, 문헌 KLM 상수(5.10)를 기본값으로 고정하고 실측 데이터는 연산자별 보정 계수를 구하는 데만 쓴다.</w:t>
+        <w:t xml:space="preserve">12~15명 규모의 표본은 입력 장치, 화면 크기, 숙련도에 따라 편차가 크다. 그래서 실측 데이터로 모델을 새로 만드는 대신, 문헌 KLM 상수(5.10)를 기본값으로 고정하고 실측 데이터는 연산자별 보정 계수를 구하는 데만 쓴다.</w:t>
+      </w:r>
+    </w:p>
+    <w:p>
+      <w:pPr>
+        <w:spacing w:after="120" w:line="300"/>
+      </w:pPr>
+      <w:r>
+        <w:rPr>
+          <w:rFonts w:ascii="Malgun Gothic" w:cs="Malgun Gothic" w:eastAsia="Malgun Gothic" w:hAnsi="Malgun Gothic"/>
+          <w:b/>
+          <w:bCs/>
+        </w:rPr>
+        <w:t xml:space="preserve">진행 조건:</w:t>
+      </w:r>
+      <w:r>
+        <w:rPr>
+          <w:rFonts w:ascii="Malgun Gothic" w:cs="Malgun Gothic" w:eastAsia="Malgun Gothic" w:hAnsi="Malgun Gothic"/>
+        </w:rPr>
+        <w:t xml:space="preserve"> 11월 2일까지 학교 연구윤리(IRB) 담당에서 심의 면제 또는 심의 대상 아님을 확인받은 경우에만 외부 참가자 실험을 한다. 확인이 안 되면 팀원 데이터로 수집·보정 파이프라인이 동작하는지만 검증하고, 제품에는 문헌 KLM만 쓰며 리포트와 발표에서 '사람 데이터로 보정'이라고 표현하지 않는다. 팀원은 벤치마크 앱을 아는 숙련자라 보정 계수를 반대 방향으로 학습시키기 때문이다.</w:t>
       </w:r>
     </w:p>
     <w:p>
@@ -15183,7 +15637,7 @@
         <w:rPr>
           <w:rFonts w:ascii="Malgun Gothic" w:cs="Malgun Gothic" w:eastAsia="Malgun Gothic" w:hAnsi="Malgun Gothic"/>
         </w:rPr>
-        <w:t xml:space="preserve"> 20~30명 (최소 15명). 팀원 지인과 수강생. 1인 20분 이내.</w:t>
+        <w:t xml:space="preserve"> 12~15명. 벤치마크 앱을 본 적 없는 다른 팀 수강생과 지인. 1인 20분 이내.</w:t>
       </w:r>
     </w:p>
     <w:p>
@@ -15207,7 +15661,7 @@
         <w:rPr>
           <w:rFonts w:ascii="Malgun Gothic" w:cs="Malgun Gothic" w:eastAsia="Malgun Gothic" w:hAnsi="Malgun Gothic"/>
         </w:rPr>
-        <w:t xml:space="preserve"> 벤치마크 페이지 중 10개 (정상 5, 결함 5). 에이전트도 같은 페이지를 수행해 비교한다.</w:t>
+        <w:t xml:space="preserve"> 벤치마크 페이지 중 6개 (정상 3, 결함 3, W2에 확정). 에이전트도 같은 페이지를 수행해 비교한다.</w:t>
       </w:r>
     </w:p>
     <w:p>
@@ -15338,7 +15792,7 @@
           <w:sz w:val="18"/>
           <w:szCs w:val="18"/>
         </w:rPr>
-        <w:t xml:space="preserve">M 표본  = onset − prev_click_time       # 생각하는 시간</w:t>
+        <w:t xml:space="preserve">M 표본  = onset − max(prev_click_time, 화면 안정 시점)  # 생각하는 시간 (R 분리)</w:t>
       </w:r>
     </w:p>
     <w:p>
@@ -15356,6 +15810,24 @@
           <w:sz w:val="18"/>
           <w:szCs w:val="18"/>
         </w:rPr>
+        <w:t xml:space="preserve">R 표본  = 화면 안정 시점 − prev_click_time  # 시스템 응답 (화면 안정 = load 후 DOM 변경이 300ms 동안 없음)</w:t>
+      </w:r>
+    </w:p>
+    <w:p>
+      <w:pPr>
+        <w:keepNext/>
+        <w:keepLines/>
+        <w:shd w:fill="F5F5F5" w:color="auto" w:val="clear"/>
+        <w:spacing w:after="0" w:before="0" w:line="260"/>
+        <w:ind w:left="200" w:right="200"/>
+      </w:pPr>
+      <w:r>
+        <w:rPr>
+          <w:rFonts w:ascii="Consolas" w:eastAsia="Malgun Gothic" w:hAnsi="Consolas"/>
+          <w:color w:val="1A1A1A"/>
+          <w:sz w:val="18"/>
+          <w:szCs w:val="18"/>
+        </w:rPr>
         <w:t xml:space="preserve">K 표본  = 입력 시간 / 글자 수</w:t>
       </w:r>
     </w:p>
@@ -15481,6 +15953,24 @@
           <w:szCs w:val="18"/>
         </w:rPr>
         <w:t xml:space="preserve"># 부트스트랩 95% 구간이 1을 포함하면 s_op = 1 로 둔다</w:t>
+      </w:r>
+    </w:p>
+    <w:p>
+      <w:pPr>
+        <w:keepNext w:val="false"/>
+        <w:keepLines/>
+        <w:shd w:fill="F5F5F5" w:color="auto" w:val="clear"/>
+        <w:spacing w:after="0" w:before="0" w:line="260"/>
+        <w:ind w:left="200" w:right="200"/>
+      </w:pPr>
+      <w:r>
+        <w:rPr>
+          <w:rFonts w:ascii="Consolas" w:eastAsia="Malgun Gothic" w:hAnsi="Consolas"/>
+          <w:color w:val="1A1A1A"/>
+          <w:sz w:val="18"/>
+          <w:szCs w:val="18"/>
+        </w:rPr>
+        <w:t xml:space="preserve"># S(스크롤)는 문헌값이 없으므로 표본 30개 미만이면 P 근사를 유지한다</w:t>
       </w:r>
     </w:p>
     <w:p>
@@ -15582,7 +16072,7 @@
         <w:rPr>
           <w:rFonts w:ascii="Malgun Gothic" w:cs="Malgun Gothic" w:eastAsia="Malgun Gothic" w:hAnsi="Malgun Gothic"/>
         </w:rPr>
-        <w:t xml:space="preserve">페이지 하나를 빼고 나머지 9개로 계수를 구한 뒤 뺀 페이지를 예측하는 방식(leave-one-page-out)으로 세 조건을 비교한다: A 문헌값 단독, B 문헌값 × 보정 계수, C 실측으로 완전 적합.</w:t>
+        <w:t xml:space="preserve">페이지 하나를 빼고 나머지 5개로 계수를 구한 뒤 뺀 페이지를 예측하는 방식(leave-one-page-out)으로 세 조건을 비교한다: A 문헌값 단독, B 문헌값 × 보정 계수, C 실측으로 완전 적합.</w:t>
       </w:r>
     </w:p>
     <w:p>
@@ -15658,7 +16148,7 @@
         <w:rPr>
           <w:rFonts w:ascii="Malgun Gothic" w:cs="Malgun Gothic" w:eastAsia="Malgun Gothic" w:hAnsi="Malgun Gothic"/>
         </w:rPr>
-        <w:t xml:space="preserve">기본 엔진은 6.2의 휴리스틱 점수다. 이 트랙에서는 그 가중치를 튜닝하고, 학습 분류기가 휴리스틱을 이길 수 있는지 비교 실험으로 검증한다. 표본은 수백 건 수준이라 특징이 많은 모델은 벤치마크 스타일에 과적합될 위험이 크다. 더 큰 위험은 표본 수보다 분포 차이다. 벤치마크는 우리가 결함을 심어 만든 페이지라 실사이트와 다르다.</w:t>
+        <w:t xml:space="preserve">기본 엔진은 6.2의 휴리스틱 점수다. 이 트랙에서는 그 가중치를 튜닝하고, 로지스틱 회귀 분류기와 비교 실험(ablation)을 한다. 이번 학기 기본 엔진은 휴리스틱으로 고정한다. 표본은 수백 건 수준이라 특징이 많은 모델은 벤치마크 스타일에 과적합될 위험이 크다. 더 큰 위험은 표본 수보다 분포 차이다. 벤치마크는 우리가 결함을 심어 만든 페이지라 실사이트와 다르다.</w:t>
       </w:r>
     </w:p>
     <w:p>
@@ -16130,7 +16620,7 @@
         <w:rPr>
           <w:rFonts w:ascii="Malgun Gothic" w:cs="Malgun Gothic" w:eastAsia="Malgun Gothic" w:hAnsi="Malgun Gothic"/>
         </w:rPr>
-        <w:t xml:space="preserve"> 벤치마크는 정답 파일과 자동 대조. 실사이트와 사용자 테스트 결과는 리포트의 라벨 입력 화면에서 팀원 2명이 따로 판정하고, 엇갈리면 PM이 정한다.</w:t>
+        <w:t xml:space="preserve"> 벤치마크는 정답 파일과 자동 대조. 실사이트 후보 약 60건은 리포트의 라벨 입력 화면에서 팀원 2명이 따로 판정하고(각 약 1시간), 판정자 간 일치도(Cohen's κ)를 기록한 뒤 엇갈리면 PM이 정한다.</w:t>
       </w:r>
     </w:p>
     <w:p>
@@ -16154,7 +16644,7 @@
         <w:rPr>
           <w:rFonts w:ascii="Malgun Gothic" w:cs="Malgun Gothic" w:eastAsia="Malgun Gothic" w:hAnsi="Malgun Gothic"/>
         </w:rPr>
-        <w:t xml:space="preserve"> 벤치마크 40페이지에서 후보 200~600건, 실사이트에서 100~200건을 예상한다.</w:t>
+        <w:t xml:space="preserve"> 벤치마크 개발 앱에서 후보 수백 건, 실사이트에서 약 60건.</w:t>
       </w:r>
     </w:p>
     <w:p>
@@ -16202,7 +16692,7 @@
         <w:rPr>
           <w:rFonts w:ascii="Malgun Gothic" w:cs="Malgun Gothic" w:eastAsia="Malgun Gothic" w:hAnsi="Malgun Gothic"/>
         </w:rPr>
-        <w:t xml:space="preserve"> 벤치마크는 같은 페이지가 학습과 평가에 함께 들어가지 않도록 페이지 단위 5겹 교차 검증(GroupKFold), 실사이트는 학습에 쓰지 않은 별도 평가 세트로 따로 보고한다.</w:t>
+        <w:t xml:space="preserve"> 벤치마크는 개발 앱 4개로 앱 단위 4겹 교차 검증(GroupKFold, 그룹 = 앱)을 하고, 홀드아웃 앱 2개와 실사이트는 별도로 보고한다.</w:t>
       </w:r>
     </w:p>
     <w:p>
@@ -16226,7 +16716,7 @@
         <w:rPr>
           <w:rFonts w:ascii="Malgun Gothic" w:cs="Malgun Gothic" w:eastAsia="Malgun Gothic" w:hAnsi="Malgun Gothic"/>
         </w:rPr>
-        <w:t xml:space="preserve"> 실사이트 평가에서 분류기의 정밀도가 휴리스틱보다 높고 재현율 차이가 0.05 이내일 때만 기본 엔진을 분류기로 바꾼다. 그렇지 않으면 휴리스틱을 유지하고 결과는 비교 실험(ablation) 리포트로 남긴다.</w:t>
+        <w:t xml:space="preserve"> 이번 학기 기본 엔진은 휴리스틱 점수로 고정한다. 실사이트 표본(약 60건)으로는 엔진 교체를 결정하기에 불확실성이 크므로, 로지스틱 회귀 결과는 비교 실험(ablation) 리포트로만 남긴다.</w:t>
       </w:r>
     </w:p>
     <w:p>
@@ -16285,7 +16775,7 @@
         <w:rPr>
           <w:rFonts w:ascii="Malgun Gothic" w:cs="Malgun Gothic" w:eastAsia="Malgun Gothic" w:hAnsi="Malgun Gothic"/>
         </w:rPr>
-        <w:t xml:space="preserve"> 벤치마크 40페이지를 결함 유형 비율을 맞춰 학습 28 / 테스트 12로 나눈다. 테스트 세트는 최종 평가 때 한 번만 쓴다.</w:t>
+        <w:t xml:space="preserve"> 벤치마크 개발 앱 4개를 학습 세트로, 홀드아웃 앱 2개를 테스트 세트로 쓴다. 테스트 세트는 최종 평가 때 한 번만 쓴다.</w:t>
       </w:r>
     </w:p>
     <w:p>
@@ -16381,7 +16871,7 @@
         <w:rPr>
           <w:rFonts w:ascii="Malgun Gothic" w:cs="Malgun Gothic" w:eastAsia="Malgun Gothic" w:hAnsi="Malgun Gothic"/>
         </w:rPr>
-        <w:t xml:space="preserve"> 버전 비교 실행은 소형 모델로 한다. 버전 1개당 학습 세트 28페이지를 실행한다.</w:t>
+        <w:t xml:space="preserve"> 버전 비교 실행은 소형 모델로 한다. 버전 1개당 개발 앱 4개의 페이지(약 30페이지)를 실행한다.</w:t>
       </w:r>
     </w:p>
     <w:p>
@@ -16666,7 +17156,7 @@
                 <w:sz w:val="18"/>
                 <w:szCs w:val="18"/>
               </w:rPr>
-              <w:t xml:space="preserve">id, name, base_url, owner_id, created_at</w:t>
+              <w:t xml:space="preserve">id, name, base_url, owner_id, created_at, daily_run_limit</w:t>
             </w:r>
           </w:p>
         </w:tc>
@@ -16690,6 +17180,14 @@
             <w:pPr>
               <w:spacing w:after="30" w:line="270"/>
             </w:pPr>
+            <w:r>
+              <w:rPr>
+                <w:rFonts w:ascii="Malgun Gothic" w:cs="Malgun Gothic" w:eastAsia="Malgun Gothic" w:hAnsi="Malgun Gothic"/>
+                <w:sz w:val="18"/>
+                <w:szCs w:val="18"/>
+              </w:rPr>
+              <w:t xml:space="preserve">일일 측정 상한(기본 10, F17)</w:t>
+            </w:r>
           </w:p>
         </w:tc>
       </w:tr>
@@ -16852,7 +17350,7 @@
                 <w:sz w:val="18"/>
                 <w:szCs w:val="18"/>
               </w:rPr>
-              <w:t xml:space="preserve">id, task_id, viewport, mode(auto|agent), base_run_id, repeat_n, model, prompt_version, status, progress, cost_usd, started_at, finished_at</w:t>
+              <w:t xml:space="preserve">id, task_id, viewport, mode(auto|agent|replay_only), base_run_id, repeat_n, model, prompt_version, status, progress, cost_usd, started_at, finished_at</w:t>
             </w:r>
           </w:p>
         </w:tc>
@@ -17046,7 +17544,7 @@
                 <w:sz w:val="18"/>
                 <w:szCs w:val="18"/>
               </w:rPr>
-              <w:t xml:space="preserve">id, attempt_id, idx, action(JSONB), thought, screenshot_key, url, state_hash, changed(bool)</w:t>
+              <w:t xml:space="preserve">id, attempt_id, idx, action(JSONB), thought, screenshot_key, url, state_hash, changed(bool), effect_type(url_change|modal_change|dom_mutation|no_change)</w:t>
             </w:r>
           </w:p>
         </w:tc>
@@ -17359,7 +17857,7 @@
                 <w:sz w:val="18"/>
                 <w:szCs w:val="18"/>
               </w:rPr>
-              <w:t xml:space="preserve">confidence는 휴리스틱 점수 (분류기 채택 시 분류기 확률)</w:t>
+              <w:t xml:space="preserve">confidence는 휴리스틱 점수 (로지스틱 회귀는 비교 실험에서만 계산하고 서비스에는 쓰지 않음)</w:t>
             </w:r>
           </w:p>
         </w:tc>
@@ -18039,6 +18537,103 @@
                 <w:szCs w:val="18"/>
               </w:rPr>
               <w:t xml:space="preserve">학습한 모델 버전 (소요 시간·이슈 점수 2개)</w:t>
+            </w:r>
+          </w:p>
+        </w:tc>
+      </w:tr>
+      <w:tr>
+        <w:trPr>
+          <w:tblHeader w:val="false"/>
+        </w:trPr>
+        <w:tc>
+          <w:tcPr>
+            <w:tcW w:type="dxa" w:w="1710"/>
+            <w:tcBorders>
+              <w:top w:val="none" w:color="FFFFFF" w:sz="0"/>
+              <w:left w:val="none" w:color="FFFFFF" w:sz="0"/>
+              <w:bottom w:val="single" w:color="000000" w:sz="10"/>
+              <w:right w:val="none" w:color="FFFFFF" w:sz="0"/>
+            </w:tcBorders>
+            <w:tcMar>
+              <w:top w:type="dxa" w:w="70"/>
+              <w:left w:type="dxa" w:w="110"/>
+              <w:bottom w:type="dxa" w:w="70"/>
+              <w:right w:type="dxa" w:w="110"/>
+            </w:tcMar>
+          </w:tcPr>
+          <w:p>
+            <w:pPr>
+              <w:spacing w:after="30" w:line="270"/>
+            </w:pPr>
+            <w:r>
+              <w:rPr>
+                <w:rFonts w:ascii="Malgun Gothic" w:cs="Malgun Gothic" w:eastAsia="Malgun Gothic" w:hAnsi="Malgun Gothic"/>
+                <w:b/>
+                <w:bCs/>
+                <w:sz w:val="18"/>
+                <w:szCs w:val="18"/>
+              </w:rPr>
+              <w:t xml:space="preserve">access_code</w:t>
+            </w:r>
+          </w:p>
+        </w:tc>
+        <w:tc>
+          <w:tcPr>
+            <w:tcW w:type="dxa" w:w="5596"/>
+            <w:tcBorders>
+              <w:top w:val="none" w:color="FFFFFF" w:sz="0"/>
+              <w:left w:val="none" w:color="FFFFFF" w:sz="0"/>
+              <w:bottom w:val="single" w:color="000000" w:sz="10"/>
+              <w:right w:val="none" w:color="FFFFFF" w:sz="0"/>
+            </w:tcBorders>
+            <w:tcMar>
+              <w:top w:type="dxa" w:w="70"/>
+              <w:left w:type="dxa" w:w="110"/>
+              <w:bottom w:type="dxa" w:w="70"/>
+              <w:right w:type="dxa" w:w="110"/>
+            </w:tcMar>
+          </w:tcPr>
+          <w:p>
+            <w:pPr>
+              <w:spacing w:after="30" w:line="270"/>
+            </w:pPr>
+            <w:r>
+              <w:rPr>
+                <w:rFonts w:ascii="Malgun Gothic" w:cs="Malgun Gothic" w:eastAsia="Malgun Gothic" w:hAnsi="Malgun Gothic"/>
+                <w:sz w:val="18"/>
+                <w:szCs w:val="18"/>
+              </w:rPr>
+              <w:t xml:space="preserve">id, code_hash, label, active, created_at</w:t>
+            </w:r>
+          </w:p>
+        </w:tc>
+        <w:tc>
+          <w:tcPr>
+            <w:tcW w:type="dxa" w:w="2332"/>
+            <w:tcBorders>
+              <w:top w:val="none" w:color="FFFFFF" w:sz="0"/>
+              <w:left w:val="none" w:color="FFFFFF" w:sz="0"/>
+              <w:bottom w:val="single" w:color="000000" w:sz="10"/>
+              <w:right w:val="none" w:color="FFFFFF" w:sz="0"/>
+            </w:tcBorders>
+            <w:tcMar>
+              <w:top w:type="dxa" w:w="70"/>
+              <w:left w:type="dxa" w:w="110"/>
+              <w:bottom w:type="dxa" w:w="70"/>
+              <w:right w:type="dxa" w:w="110"/>
+            </w:tcMar>
+          </w:tcPr>
+          <w:p>
+            <w:pPr>
+              <w:spacing w:after="30" w:line="270"/>
+            </w:pPr>
+            <w:r>
+              <w:rPr>
+                <w:rFonts w:ascii="Malgun Gothic" w:cs="Malgun Gothic" w:eastAsia="Malgun Gothic" w:hAnsi="Malgun Gothic"/>
+                <w:sz w:val="18"/>
+                <w:szCs w:val="18"/>
+              </w:rPr>
+              <w:t xml:space="preserve">초대 코드(F17). 원문 코드는 저장하지 않고 해시만</w:t>
             </w:r>
           </w:p>
         </w:tc>
@@ -18558,7 +19153,7 @@
                 <w:sz w:val="18"/>
                 <w:szCs w:val="18"/>
               </w:rPr>
-              <w:t xml:space="preserve">측정 요청 (viewport, repeat_n: 기본 3·고급 5, model, mode: auto=재생 우선 | agent)</w:t>
+              <w:t xml:space="preserve">측정 요청 (viewport, repeat_n: 기본 3·고급 5, model, mode: auto=재생 우선 | agent | replay_only=재생만(CI용))</w:t>
             </w:r>
           </w:p>
         </w:tc>
@@ -19446,6 +20041,17 @@
     </w:p>
     <w:p>
       <w:pPr>
+        <w:spacing w:after="120" w:line="300"/>
+      </w:pPr>
+      <w:r>
+        <w:rPr>
+          <w:rFonts w:ascii="Malgun Gothic" w:cs="Malgun Gothic" w:eastAsia="Malgun Gothic" w:hAnsi="Malgun Gothic"/>
+        </w:rPr>
+        <w:t xml:space="preserve">모든 요청은 초대 코드 헤더(X-Access-Code)를 확인한다(F17). 코드가 없거나 틀리면 401, 프로젝트의 당일 측정 수가 project.daily_run_limit(기본 10)을 넘으면 429를 돌려준다. 재생만 하는 측정(replay_only)은 LLM 비용이 거의 없으므로 상한에 세지 않는다.</w:t>
+      </w:r>
+    </w:p>
+    <w:p>
+      <w:pPr>
         <w:pStyle w:val="Heading1"/>
       </w:pPr>
       <w:r>
@@ -19848,7 +20454,25 @@
           <w:sz w:val="18"/>
           <w:szCs w:val="18"/>
         </w:rPr>
-        <w:t xml:space="preserve">│  ├─ pages/  labels/  eval.py</w:t>
+        <w:t xml:space="preserve">│  ├─ apps/  mutations/  labels/  eval.py</w:t>
+      </w:r>
+    </w:p>
+    <w:p>
+      <w:pPr>
+        <w:keepNext/>
+        <w:keepLines/>
+        <w:shd w:fill="F5F5F5" w:color="auto" w:val="clear"/>
+        <w:spacing w:after="0" w:before="0" w:line="260"/>
+        <w:ind w:left="200" w:right="200"/>
+      </w:pPr>
+      <w:r>
+        <w:rPr>
+          <w:rFonts w:ascii="Consolas" w:eastAsia="Malgun Gothic" w:hAnsi="Consolas"/>
+          <w:color w:val="1A1A1A"/>
+          <w:sz w:val="18"/>
+          <w:szCs w:val="18"/>
+        </w:rPr>
+        <w:t xml:space="preserve">├─ .github/          # CI 워크플로, CODEOWNERS (공용 스키마 보호)</w:t>
       </w:r>
     </w:p>
     <w:p>
@@ -20180,7 +20804,7 @@
                 <w:sz w:val="18"/>
                 <w:szCs w:val="18"/>
               </w:rPr>
-              <w:t xml:space="preserve">업무 조율·일정 관리, 통합·E2E 테스트, 벤치마크 정답 교차 검토, 이슈 라벨 최종 판정, 외부 사용자 테스트 팀 모집, 데모 영상·최종 문서</w:t>
+              <w:t xml:space="preserve">업무 조율·일정 관리, 통합·E2E 테스트, 벤치마크 정답 교차 검토, 이슈 라벨 최종 판정, IRB 확인, 외부 사용자 테스트 팀 모집, 데모 영상·최종 문서</w:t>
             </w:r>
           </w:p>
         </w:tc>
@@ -20338,7 +20962,7 @@
                 <w:sz w:val="18"/>
                 <w:szCs w:val="18"/>
               </w:rPr>
-              <w:t xml:space="preserve">Driver, 관찰·행동, 에이전트 루프, 행동 스키마(4.3), 종료·실패 처리, 경로 고정 재생과 에이전트 전환</w:t>
+              <w:t xml:space="preserve">Driver, 관찰·행동, 에이전트 루프(Playwright 자체 루프), 행동 스키마(4.3), 효과 유형 감지(5.1), 종료·실패 처리, 경로 고정 재생과 에이전트 전환</w:t>
             </w:r>
           </w:p>
         </w:tc>
@@ -20496,7 +21120,7 @@
                 <w:sz w:val="18"/>
                 <w:szCs w:val="18"/>
               </w:rPr>
-              <w:t xml:space="preserve">행동·설명 프롬프트, 설명 생성, LLM 어댑터·호출·비용 기록, 베이스라인 실험, 외부 사용자 테스트</w:t>
+              <w:t xml:space="preserve">행동·설명 프롬프트, 설명 생성, LLM 어댑터·호출·비용 기록, 베이스라인 실험, 외부 사용자 테스트, 벤치마크 앱 결함 주입·정답(앱별)</w:t>
             </w:r>
           </w:p>
         </w:tc>
@@ -20654,7 +21278,7 @@
                 <w:sz w:val="18"/>
                 <w:szCs w:val="18"/>
               </w:rPr>
-              <w:t xml:space="preserve">지표 계산, axe-core 연동, 규칙 엔진, 벤치마크 정답 작성</w:t>
+              <w:t xml:space="preserve">지표 계산, axe-core 연동, 규칙 엔진, R03 노이즈 제외 규칙, 규칙 단위 테스트 기대값 (홀드아웃 앱 비공개)</w:t>
             </w:r>
           </w:p>
         </w:tc>
@@ -20812,7 +21436,7 @@
                 <w:sz w:val="18"/>
                 <w:szCs w:val="18"/>
               </w:rPr>
-              <w:t xml:space="preserve">수집 JS(요소 목록·스냅샷), Shadow DOM·iframe·가림 처리, 요소 매칭 모듈</w:t>
+              <w:t xml:space="preserve">수집 JS(요소 목록·스냅샷, dom-accessibility-api 번들), Shadow DOM·iframe·가림 처리, 요소 매칭 모듈 (홀드아웃 앱 비공개)</w:t>
             </w:r>
           </w:p>
         </w:tc>
@@ -20970,7 +21594,7 @@
                 <w:sz w:val="18"/>
                 <w:szCs w:val="18"/>
               </w:rPr>
-              <w:t xml:space="preserve">API, DB, 큐, 병렬 반복 실행(4.6), 스크린샷 저장, LLM·클라우드 예산 상한·알림</w:t>
+              <w:t xml:space="preserve">API, DB, 큐, 병렬 반복 실행(4.6), 스크린샷 저장, LLM·클라우드 예산 상한·알림, 초대 코드·일일 측정 상한(F17), 벤치마크 앱 결함 주입·정답(앱별)</w:t>
             </w:r>
           </w:p>
         </w:tc>
@@ -21128,7 +21752,7 @@
                 <w:sz w:val="18"/>
                 <w:szCs w:val="18"/>
               </w:rPr>
-              <w:t xml:space="preserve">비교 로직·기준 편차 판정, 비교 API, 배포(S1 스테이징), CI, 벤치마크 제작 진행 관리·평가</w:t>
+              <w:t xml:space="preserve">비교 로직·기준 편차 판정, 비교 API, 배포(W1 스테이징), CI, 벤치마크 결함 주입 총괄·평가, F14 CI 연동(조건부)</w:t>
             </w:r>
           </w:p>
         </w:tc>
@@ -21188,7 +21812,7 @@
                 <w:sz w:val="18"/>
                 <w:szCs w:val="18"/>
               </w:rPr>
-              <w:t xml:space="preserve">infra, 비교 API, benchmark/</w:t>
+              <w:t xml:space="preserve">infra, 비교 API, benchmark/, .github/</w:t>
             </w:r>
           </w:p>
         </w:tc>
@@ -21286,7 +21910,7 @@
                 <w:sz w:val="18"/>
                 <w:szCs w:val="18"/>
               </w:rPr>
-              <w:t xml:space="preserve">와이어프레임, 디자인 시스템, 리포트 화면, 오버레이, 라벨 입력 화면, 자기 측정</w:t>
+              <w:t xml:space="preserve">와이어프레임, 디자인 시스템, 리포트 화면, 오버레이, 라벨 입력 화면, 자기 측정, 벤치마크 앱 결함 주입·정답(앱별)</w:t>
             </w:r>
           </w:p>
         </w:tc>
@@ -21444,7 +22068,7 @@
                 <w:sz w:val="18"/>
                 <w:szCs w:val="18"/>
               </w:rPr>
-              <w:t xml:space="preserve">측정 생성·진행 화면, 비교 화면, 재생 확인 화면, 차트</w:t>
+              <w:t xml:space="preserve">측정 생성·진행 화면, 비교 화면, 재생 확인 화면, 측정 이력·추이 차트(F11), 벤치마크 앱 결함 주입·정답(앱별)</w:t>
             </w:r>
           </w:p>
         </w:tc>
@@ -21523,7 +22147,7 @@
         <w:rPr>
           <w:rFonts w:ascii="Malgun Gothic" w:cs="Malgun Gothic" w:eastAsia="Malgun Gothic" w:hAnsi="Malgun Gothic"/>
         </w:rPr>
-        <w:t xml:space="preserve">13.1 역할 간 인터페이스 (S1에 확정)</w:t>
+        <w:t xml:space="preserve">13.1 역할 간 인터페이스 (10월 27일 동결)</w:t>
       </w:r>
     </w:p>
     <w:p>
@@ -21624,13 +22248,37 @@
     </w:p>
     <w:p>
       <w:pPr>
+        <w:pStyle w:val="ListParagraph"/>
+        <w:numPr>
+          <w:ilvl w:val="0"/>
+          <w:numId w:val="4"/>
+        </w:numPr>
+        <w:spacing w:after="60" w:line="290"/>
+      </w:pPr>
+      <w:r>
+        <w:rPr>
+          <w:rFonts w:ascii="Malgun Gothic" w:cs="Malgun Gothic" w:eastAsia="Malgun Gothic" w:hAnsi="Malgun Gothic"/>
+          <w:b/>
+          <w:bCs/>
+        </w:rPr>
+        <w:t xml:space="preserve">변경 규칙:</w:t>
+      </w:r>
+      <w:r>
+        <w:rPr>
+          <w:rFonts w:ascii="Malgun Gothic" w:cs="Malgun Gothic" w:eastAsia="Malgun Gothic" w:hAnsi="Malgun Gothic"/>
+        </w:rPr>
+        <w:t xml:space="preserve"> worker/schemas.py와 OpenAPI 스키마는 CODEOWNERS로 보호해, PM 또는 해당 인터페이스를 소유한 역할 중 1인의 승인 없이는 바꿀 수 없다. AI 코딩 도구가 편의상 공용 스키마를 고치는 일을 막기 위해서다.</w:t>
+      </w:r>
+    </w:p>
+    <w:p>
+      <w:pPr>
         <w:spacing w:after="120" w:line="300"/>
       </w:pPr>
       <w:r>
         <w:rPr>
           <w:rFonts w:ascii="Malgun Gothic" w:cs="Malgun Gothic" w:eastAsia="Malgun Gothic" w:hAnsi="Malgun Gothic"/>
         </w:rPr>
-        <w:t xml:space="preserve">역할별 담당자는 아직 정하지 않았고 S1 첫 주에 배정한다. PM은 통합·QA 담당으로 E2E 테스트(15.3), 벤치마크 정답 교차 검토, 이슈 라벨 최종 판정을 맡는다. 병렬 반복 실행은 큐·동시성 문제라 플랫폼 백엔드가 맡는다. 회귀 비교·인프라 담당은 S4부터 비교 화면 연결을 대시보드 UI 담당과 같이 맡는다. 요소 매칭 모듈은 재생과 문제 매칭이 같은 기능이라 수집·매칭 역할에 두어 에이전트 코어의 부담을 줄였다.</w:t>
+        <w:t xml:space="preserve">역할 배정은 10월 넷째 주에 마쳤다(담당 칸에 이름 기입). PM은 통합·QA 담당으로 E2E 테스트(15.3), 벤치마크 정답 교차 검토, 이슈 라벨 최종 판정을 맡는다. 병렬 반복 실행은 큐·동시성 문제라 플랫폼 백엔드가 맡는다. 회귀 비교·인프라 담당은 W3부터 비교 화면 연결을 대시보드 UI 담당과 같이 맡는다. 요소 매칭 모듈은 재생과 문제 매칭이 같은 기능이라 수집·매칭 역할에 두어 에이전트 코어의 부담을 줄였다. 벤치마크 결함 주입·정답은 규칙을 만드는 역할(측정 지표·규칙, 수집·매칭)이 아닌 역할들이 맡아 결함 제작자와 규칙 작성자를 분리한다(8.1).</w:t>
       </w:r>
     </w:p>
     <w:p>
@@ -21641,7 +22289,7 @@
         <w:rPr>
           <w:rFonts w:ascii="Malgun Gothic" w:cs="Malgun Gothic" w:eastAsia="Malgun Gothic" w:hAnsi="Malgun Gothic"/>
         </w:rPr>
-        <w:t xml:space="preserve">14. 스프린트 계획</w:t>
+        <w:t xml:space="preserve">14. 주간 계획</w:t>
       </w:r>
     </w:p>
     <w:tbl>
@@ -21695,7 +22343,7 @@
                 <w:sz w:val="18"/>
                 <w:szCs w:val="18"/>
               </w:rPr>
-              <w:t xml:space="preserve">스프린트</w:t>
+              <w:t xml:space="preserve">주차</w:t>
             </w:r>
           </w:p>
         </w:tc>
@@ -21829,7 +22477,7 @@
                 <w:sz w:val="18"/>
                 <w:szCs w:val="18"/>
               </w:rPr>
-              <w:t xml:space="preserve">S1</w:t>
+              <w:t xml:space="preserve">W1</w:t>
             </w:r>
           </w:p>
         </w:tc>
@@ -21859,7 +22507,7 @@
                 <w:sz w:val="18"/>
                 <w:szCs w:val="18"/>
               </w:rPr>
-              <w:t xml:space="preserve">9/28 – 10/11</w:t>
+              <w:t xml:space="preserve">10/26 – 11/1</w:t>
             </w:r>
           </w:p>
         </w:tc>
@@ -21889,7 +22537,7 @@
                 <w:sz w:val="18"/>
                 <w:szCs w:val="18"/>
               </w:rPr>
-              <w:t xml:space="preserve">기반 구축, 에이전트 방식 결정</w:t>
+              <w:t xml:space="preserve">기반 구축 (M1)</w:t>
             </w:r>
           </w:p>
         </w:tc>
@@ -21919,6 +22567,19 @@
                 <w:sz w:val="18"/>
                 <w:szCs w:val="18"/>
               </w:rPr>
+              <w:t xml:space="preserve">인터페이스 동결(10/27): worker/schemas.py, OpenAPI, 목 JSON</w:t>
+            </w:r>
+          </w:p>
+          <w:p>
+            <w:pPr>
+              <w:spacing w:after="30" w:line="270"/>
+            </w:pPr>
+            <w:r>
+              <w:rPr>
+                <w:rFonts w:ascii="Malgun Gothic" w:cs="Malgun Gothic" w:eastAsia="Malgun Gothic" w:hAnsi="Malgun Gothic"/>
+                <w:sz w:val="18"/>
+                <w:szCs w:val="18"/>
+              </w:rPr>
               <w:t xml:space="preserve">레포·CI·Docker, 스테이징 배포, DB 스키마 v1</w:t>
             </w:r>
           </w:p>
@@ -21932,72 +22593,59 @@
                 <w:sz w:val="18"/>
                 <w:szCs w:val="18"/>
               </w:rPr>
-              <w:t xml:space="preserve">역할 배정(첫 주), 역할 간 인터페이스 확정</w:t>
-            </w:r>
-          </w:p>
-          <w:p>
-            <w:pPr>
-              <w:spacing w:after="30" w:line="270"/>
-            </w:pPr>
-            <w:r>
-              <w:rPr>
-                <w:rFonts w:ascii="Malgun Gothic" w:cs="Malgun Gothic" w:eastAsia="Malgun Gothic" w:hAnsi="Malgun Gothic"/>
-                <w:sz w:val="18"/>
-                <w:szCs w:val="18"/>
-              </w:rPr>
-              <w:t xml:space="preserve">에이전트 프로토타입이 벤치마크 1개 완주</w:t>
-            </w:r>
-          </w:p>
-          <w:p>
-            <w:pPr>
-              <w:spacing w:after="30" w:line="270"/>
-            </w:pPr>
-            <w:r>
-              <w:rPr>
-                <w:rFonts w:ascii="Malgun Gothic" w:cs="Malgun Gothic" w:eastAsia="Malgun Gothic" w:hAnsi="Malgun Gothic"/>
-                <w:sz w:val="18"/>
-                <w:szCs w:val="18"/>
-              </w:rPr>
-              <w:t xml:space="preserve">벤치마크 페이지 1개에서 측정 요청 → 실행 → 지표 1개 → 리포트까지 연결 (이후 기능은 이 흐름에 붙임)</w:t>
-            </w:r>
-          </w:p>
-          <w:p>
-            <w:pPr>
-              <w:spacing w:after="30" w:line="270"/>
-            </w:pPr>
-            <w:r>
-              <w:rPr>
-                <w:rFonts w:ascii="Malgun Gothic" w:cs="Malgun Gothic" w:eastAsia="Malgun Gothic" w:hAnsi="Malgun Gothic"/>
-                <w:sz w:val="18"/>
-                <w:szCs w:val="18"/>
-              </w:rPr>
-              <w:t xml:space="preserve">참고 리포트 분석(15.4), 와이어프레임, 베이스라인 1차</w:t>
-            </w:r>
-          </w:p>
-          <w:p>
-            <w:pPr>
-              <w:spacing w:after="30" w:line="270"/>
-            </w:pPr>
-            <w:r>
-              <w:rPr>
-                <w:rFonts w:ascii="Malgun Gothic" w:cs="Malgun Gothic" w:eastAsia="Malgun Gothic" w:hAnsi="Malgun Gothic"/>
-                <w:sz w:val="18"/>
-                <w:szCs w:val="18"/>
-              </w:rPr>
-              <w:t xml:space="preserve">SPA 2~3개로 요소 추출 스트레스 테스트</w:t>
-            </w:r>
-          </w:p>
-          <w:p>
-            <w:pPr>
-              <w:spacing w:after="30" w:line="270"/>
-            </w:pPr>
-            <w:r>
-              <w:rPr>
-                <w:rFonts w:ascii="Malgun Gothic" w:cs="Malgun Gothic" w:eastAsia="Malgun Gothic" w:hAnsi="Malgun Gothic"/>
-                <w:sz w:val="18"/>
-                <w:szCs w:val="18"/>
-              </w:rPr>
-              <w:t xml:space="preserve">사람 데이터 과업 10개 선정, 동의서 초안, 연구윤리(IRB) 심의 필요 여부 확인</w:t>
+              <w:t xml:space="preserve">Playwright 자체 루프로 벤치마크 앱 1개 완주</w:t>
+            </w:r>
+          </w:p>
+          <w:p>
+            <w:pPr>
+              <w:spacing w:after="30" w:line="270"/>
+            </w:pPr>
+            <w:r>
+              <w:rPr>
+                <w:rFonts w:ascii="Malgun Gothic" w:cs="Malgun Gothic" w:eastAsia="Malgun Gothic" w:hAnsi="Malgun Gothic"/>
+                <w:sz w:val="18"/>
+                <w:szCs w:val="18"/>
+              </w:rPr>
+              <w:t xml:space="preserve">수직 슬라이스: CLI 실행 → JSON → 정적 리포트 화면</w:t>
+            </w:r>
+          </w:p>
+          <w:p>
+            <w:pPr>
+              <w:spacing w:after="30" w:line="270"/>
+            </w:pPr>
+            <w:r>
+              <w:rPr>
+                <w:rFonts w:ascii="Malgun Gothic" w:cs="Malgun Gothic" w:eastAsia="Malgun Gothic" w:hAnsi="Malgun Gothic"/>
+                <w:sz w:val="18"/>
+                <w:szCs w:val="18"/>
+              </w:rPr>
+              <w:t xml:space="preserve">벤치마크 앱 6개 선정, 2개 기존 결함 클리닝</w:t>
+            </w:r>
+          </w:p>
+          <w:p>
+            <w:pPr>
+              <w:spacing w:after="30" w:line="270"/>
+            </w:pPr>
+            <w:r>
+              <w:rPr>
+                <w:rFonts w:ascii="Malgun Gothic" w:cs="Malgun Gothic" w:eastAsia="Malgun Gothic" w:hAnsi="Malgun Gothic"/>
+                <w:sz w:val="18"/>
+                <w:szCs w:val="18"/>
+              </w:rPr>
+              <w:t xml:space="preserve">IRB 문의(11/2까지 판정), 외부 사용자 테스트 모집 시작</w:t>
+            </w:r>
+          </w:p>
+          <w:p>
+            <w:pPr>
+              <w:spacing w:after="30" w:line="270"/>
+            </w:pPr>
+            <w:r>
+              <w:rPr>
+                <w:rFonts w:ascii="Malgun Gothic" w:cs="Malgun Gothic" w:eastAsia="Malgun Gothic" w:hAnsi="Malgun Gothic"/>
+                <w:sz w:val="18"/>
+                <w:szCs w:val="18"/>
+              </w:rPr>
+              <w:t xml:space="preserve">참고 리포트 분석(15.4), 와이어프레임</w:t>
             </w:r>
           </w:p>
         </w:tc>
@@ -22035,7 +22683,7 @@
                 <w:sz w:val="18"/>
                 <w:szCs w:val="18"/>
               </w:rPr>
-              <w:t xml:space="preserve">S2</w:t>
+              <w:t xml:space="preserve">W2</w:t>
             </w:r>
           </w:p>
         </w:tc>
@@ -22065,7 +22713,7 @@
                 <w:sz w:val="18"/>
                 <w:szCs w:val="18"/>
               </w:rPr>
-              <w:t xml:space="preserve">10/12 – 10/25</w:t>
+              <w:t xml:space="preserve">11/2 – 11/8</w:t>
             </w:r>
           </w:p>
         </w:tc>
@@ -22095,7 +22743,7 @@
                 <w:sz w:val="18"/>
                 <w:szCs w:val="18"/>
               </w:rPr>
-              <w:t xml:space="preserve">핵심 부품 (중간고사 주 포함, 목표 축소)</w:t>
+              <w:t xml:space="preserve">첫 전체 흐름 (M2)</w:t>
             </w:r>
           </w:p>
         </w:tc>
@@ -22125,72 +22773,111 @@
                 <w:sz w:val="18"/>
                 <w:szCs w:val="18"/>
               </w:rPr>
-              <w:t xml:space="preserve">에이전트 루프 v1 (단계 상한, 반복 감지), 재생용 경로 기록 형식 확정</w:t>
-            </w:r>
-          </w:p>
-          <w:p>
-            <w:pPr>
-              <w:spacing w:after="30" w:line="270"/>
-            </w:pPr>
-            <w:r>
-              <w:rPr>
-                <w:rFonts w:ascii="Malgun Gothic" w:cs="Malgun Gothic" w:eastAsia="Malgun Gothic" w:hAnsi="Malgun Gothic"/>
-                <w:sz w:val="18"/>
-                <w:szCs w:val="18"/>
-              </w:rPr>
-              <w:t xml:space="preserve">Shadow DOM·iframe·가림 필터, Playwright 기본 대기</w:t>
-            </w:r>
-          </w:p>
-          <w:p>
-            <w:pPr>
-              <w:spacing w:after="30" w:line="270"/>
-            </w:pPr>
-            <w:r>
-              <w:rPr>
-                <w:rFonts w:ascii="Malgun Gothic" w:cs="Malgun Gothic" w:eastAsia="Malgun Gothic" w:hAnsi="Malgun Gothic"/>
-                <w:sz w:val="18"/>
-                <w:szCs w:val="18"/>
-              </w:rPr>
-              <w:t xml:space="preserve">axe-core 연동(대비비·이름·타겟 크기) + 테스트</w:t>
-            </w:r>
-          </w:p>
-          <w:p>
-            <w:pPr>
-              <w:spacing w:after="30" w:line="270"/>
-            </w:pPr>
-            <w:r>
-              <w:rPr>
-                <w:rFonts w:ascii="Malgun Gothic" w:cs="Malgun Gothic" w:eastAsia="Malgun Gothic" w:hAnsi="Malgun Gothic"/>
-                <w:sz w:val="18"/>
-                <w:szCs w:val="18"/>
-              </w:rPr>
-              <w:t xml:space="preserve">측정 요청·조회 API, 큐 연결</w:t>
-            </w:r>
-          </w:p>
-          <w:p>
-            <w:pPr>
-              <w:spacing w:after="30" w:line="270"/>
-            </w:pPr>
-            <w:r>
-              <w:rPr>
-                <w:rFonts w:ascii="Malgun Gothic" w:cs="Malgun Gothic" w:eastAsia="Malgun Gothic" w:hAnsi="Malgun Gothic"/>
-                <w:sz w:val="18"/>
-                <w:szCs w:val="18"/>
-              </w:rPr>
-              <w:t xml:space="preserve">측정 생성 화면, 벤치마크 15개 (전원 분담)</w:t>
-            </w:r>
-          </w:p>
-          <w:p>
-            <w:pPr>
-              <w:spacing w:after="30" w:line="270"/>
-            </w:pPr>
-            <w:r>
-              <w:rPr>
-                <w:rFonts w:ascii="Malgun Gothic" w:cs="Malgun Gothic" w:eastAsia="Malgun Gothic" w:hAnsi="Malgun Gothic"/>
-                <w:sz w:val="18"/>
-                <w:szCs w:val="18"/>
-              </w:rPr>
-              <w:t xml:space="preserve">수집 스크립트 완성, 파일럿 3명</w:t>
+              <w:t xml:space="preserve">데스크톱 전체 흐름(API·큐·DB 연결)</w:t>
+            </w:r>
+          </w:p>
+          <w:p>
+            <w:pPr>
+              <w:spacing w:after="30" w:line="270"/>
+            </w:pPr>
+            <w:r>
+              <w:rPr>
+                <w:rFonts w:ascii="Malgun Gothic" w:cs="Malgun Gothic" w:eastAsia="Malgun Gothic" w:hAnsi="Malgun Gothic"/>
+                <w:sz w:val="18"/>
+                <w:szCs w:val="18"/>
+              </w:rPr>
+              <w:t xml:space="preserve">axe-core 연동, 화면 고정·횟수·이동 지표, 규칙 R01–R07·R10</w:t>
+            </w:r>
+          </w:p>
+          <w:p>
+            <w:pPr>
+              <w:spacing w:after="30" w:line="270"/>
+            </w:pPr>
+            <w:r>
+              <w:rPr>
+                <w:rFonts w:ascii="Malgun Gothic" w:cs="Malgun Gothic" w:eastAsia="Malgun Gothic" w:hAnsi="Malgun Gothic"/>
+                <w:sz w:val="18"/>
+                <w:szCs w:val="18"/>
+              </w:rPr>
+              <w:t xml:space="preserve">효과 유형·무반응 노이즈 제외(5.1)</w:t>
+            </w:r>
+          </w:p>
+          <w:p>
+            <w:pPr>
+              <w:spacing w:after="30" w:line="270"/>
+            </w:pPr>
+            <w:r>
+              <w:rPr>
+                <w:rFonts w:ascii="Malgun Gothic" w:cs="Malgun Gothic" w:eastAsia="Malgun Gothic" w:hAnsi="Malgun Gothic"/>
+                <w:sz w:val="18"/>
+                <w:szCs w:val="18"/>
+              </w:rPr>
+              <w:t xml:space="preserve">리포트 v1, 스크린샷 저장</w:t>
+            </w:r>
+          </w:p>
+          <w:p>
+            <w:pPr>
+              <w:spacing w:after="30" w:line="270"/>
+            </w:pPr>
+            <w:r>
+              <w:rPr>
+                <w:rFonts w:ascii="Malgun Gothic" w:cs="Malgun Gothic" w:eastAsia="Malgun Gothic" w:hAnsi="Malgun Gothic"/>
+                <w:sz w:val="18"/>
+                <w:szCs w:val="18"/>
+              </w:rPr>
+              <w:t xml:space="preserve">요소 매칭 v1(고정 스냅샷 픽스처)</w:t>
+            </w:r>
+          </w:p>
+          <w:p>
+            <w:pPr>
+              <w:spacing w:after="30" w:line="270"/>
+            </w:pPr>
+            <w:r>
+              <w:rPr>
+                <w:rFonts w:ascii="Malgun Gothic" w:cs="Malgun Gothic" w:eastAsia="Malgun Gothic" w:hAnsi="Malgun Gothic"/>
+                <w:sz w:val="18"/>
+                <w:szCs w:val="18"/>
+              </w:rPr>
+              <w:t xml:space="preserve">SPA 스트레스 테스트(3.1)</w:t>
+            </w:r>
+          </w:p>
+          <w:p>
+            <w:pPr>
+              <w:spacing w:after="30" w:line="270"/>
+            </w:pPr>
+            <w:r>
+              <w:rPr>
+                <w:rFonts w:ascii="Malgun Gothic" w:cs="Malgun Gothic" w:eastAsia="Malgun Gothic" w:hAnsi="Malgun Gothic"/>
+                <w:sz w:val="18"/>
+                <w:szCs w:val="18"/>
+              </w:rPr>
+              <w:t xml:space="preserve">벤치마크 앱 기준선·결함 변이(목표 6앱, 최소 5)</w:t>
+            </w:r>
+          </w:p>
+          <w:p>
+            <w:pPr>
+              <w:spacing w:after="30" w:line="270"/>
+            </w:pPr>
+            <w:r>
+              <w:rPr>
+                <w:rFonts w:ascii="Malgun Gothic" w:cs="Malgun Gothic" w:eastAsia="Malgun Gothic" w:hAnsi="Malgun Gothic"/>
+                <w:sz w:val="18"/>
+                <w:szCs w:val="18"/>
+              </w:rPr>
+              <w:t xml:space="preserve">사람 실험 6페이지 확정, 수집 스크립트·파일럿 3명</w:t>
+            </w:r>
+          </w:p>
+          <w:p>
+            <w:pPr>
+              <w:spacing w:after="30" w:line="270"/>
+            </w:pPr>
+            <w:r>
+              <w:rPr>
+                <w:rFonts w:ascii="Malgun Gothic" w:cs="Malgun Gothic" w:eastAsia="Malgun Gothic" w:hAnsi="Malgun Gothic"/>
+                <w:sz w:val="18"/>
+                <w:szCs w:val="18"/>
+              </w:rPr>
+              <w:t xml:space="preserve">베이스라인 1차</w:t>
             </w:r>
           </w:p>
         </w:tc>
@@ -22228,7 +22915,7 @@
                 <w:sz w:val="18"/>
                 <w:szCs w:val="18"/>
               </w:rPr>
-              <w:t xml:space="preserve">S3</w:t>
+              <w:t xml:space="preserve">W3</w:t>
             </w:r>
           </w:p>
         </w:tc>
@@ -22258,7 +22945,7 @@
                 <w:sz w:val="18"/>
                 <w:szCs w:val="18"/>
               </w:rPr>
-              <w:t xml:space="preserve">10/26 – 11/8</w:t>
+              <w:t xml:space="preserve">11/9 – 11/15</w:t>
             </w:r>
           </w:p>
         </w:tc>
@@ -22288,7 +22975,7 @@
                 <w:sz w:val="18"/>
                 <w:szCs w:val="18"/>
               </w:rPr>
-              <w:t xml:space="preserve">첫 전체 흐름 (M2)</w:t>
+              <w:t xml:space="preserve">재생·비교</w:t>
             </w:r>
           </w:p>
         </w:tc>
@@ -22318,59 +23005,59 @@
                 <w:sz w:val="18"/>
                 <w:szCs w:val="18"/>
               </w:rPr>
-              <w:t xml:space="preserve">데스크톱 측정 전체 흐름 동작</w:t>
-            </w:r>
-          </w:p>
-          <w:p>
-            <w:pPr>
-              <w:spacing w:after="30" w:line="270"/>
-            </w:pPr>
-            <w:r>
-              <w:rPr>
-                <w:rFonts w:ascii="Malgun Gothic" w:cs="Malgun Gothic" w:eastAsia="Malgun Gothic" w:hAnsi="Malgun Gothic"/>
-                <w:sz w:val="18"/>
-                <w:szCs w:val="18"/>
-              </w:rPr>
-              <w:t xml:space="preserve">이동 거리, Fitts ID, 횟수 지표</w:t>
-            </w:r>
-          </w:p>
-          <w:p>
-            <w:pPr>
-              <w:spacing w:after="30" w:line="270"/>
-            </w:pPr>
-            <w:r>
-              <w:rPr>
-                <w:rFonts w:ascii="Malgun Gothic" w:cs="Malgun Gothic" w:eastAsia="Malgun Gothic" w:hAnsi="Malgun Gothic"/>
-                <w:sz w:val="18"/>
-                <w:szCs w:val="18"/>
-              </w:rPr>
-              <w:t xml:space="preserve">규칙 엔진 v1, 스크린샷 저장</w:t>
-            </w:r>
-          </w:p>
-          <w:p>
-            <w:pPr>
-              <w:spacing w:after="30" w:line="270"/>
-            </w:pPr>
-            <w:r>
-              <w:rPr>
-                <w:rFonts w:ascii="Malgun Gothic" w:cs="Malgun Gothic" w:eastAsia="Malgun Gothic" w:hAnsi="Malgun Gothic"/>
-                <w:sz w:val="18"/>
-                <w:szCs w:val="18"/>
-              </w:rPr>
-              <w:t xml:space="preserve">리포트 v1, 벤치마크 40개 완성</w:t>
-            </w:r>
-          </w:p>
-          <w:p>
-            <w:pPr>
-              <w:spacing w:after="30" w:line="270"/>
-            </w:pPr>
-            <w:r>
-              <w:rPr>
-                <w:rFonts w:ascii="Malgun Gothic" w:cs="Malgun Gothic" w:eastAsia="Malgun Gothic" w:hAnsi="Malgun Gothic"/>
-                <w:sz w:val="18"/>
-                <w:szCs w:val="18"/>
-              </w:rPr>
-              <w:t xml:space="preserve">사람 데이터 본 수집, Fitts·KLM 1차 적합</w:t>
+              <w:t xml:space="preserve">경로 고정 재생 v1, 재측정 비교</w:t>
+            </w:r>
+          </w:p>
+          <w:p>
+            <w:pPr>
+              <w:spacing w:after="30" w:line="270"/>
+            </w:pPr>
+            <w:r>
+              <w:rPr>
+                <w:rFonts w:ascii="Malgun Gothic" w:cs="Malgun Gothic" w:eastAsia="Malgun Gothic" w:hAnsi="Malgun Gothic"/>
+                <w:sz w:val="18"/>
+                <w:szCs w:val="18"/>
+              </w:rPr>
+              <w:t xml:space="preserve">병렬 반복 3회 + 중앙값, R08</w:t>
+            </w:r>
+          </w:p>
+          <w:p>
+            <w:pPr>
+              <w:spacing w:after="30" w:line="270"/>
+            </w:pPr>
+            <w:r>
+              <w:rPr>
+                <w:rFonts w:ascii="Malgun Gothic" w:cs="Malgun Gothic" w:eastAsia="Malgun Gothic" w:hAnsi="Malgun Gothic"/>
+                <w:sz w:val="18"/>
+                <w:szCs w:val="18"/>
+              </w:rPr>
+              <w:t xml:space="preserve">설명 생성, R09</w:t>
+            </w:r>
+          </w:p>
+          <w:p>
+            <w:pPr>
+              <w:spacing w:after="30" w:line="270"/>
+            </w:pPr>
+            <w:r>
+              <w:rPr>
+                <w:rFonts w:ascii="Malgun Gothic" w:cs="Malgun Gothic" w:eastAsia="Malgun Gothic" w:hAnsi="Malgun Gothic"/>
+                <w:sz w:val="18"/>
+                <w:szCs w:val="18"/>
+              </w:rPr>
+              <w:t xml:space="preserve">회귀 쌍·문구 변경 버전 10개씩</w:t>
+            </w:r>
+          </w:p>
+          <w:p>
+            <w:pPr>
+              <w:spacing w:after="30" w:line="270"/>
+            </w:pPr>
+            <w:r>
+              <w:rPr>
+                <w:rFonts w:ascii="Malgun Gothic" w:cs="Malgun Gothic" w:eastAsia="Malgun Gothic" w:hAnsi="Malgun Gothic"/>
+                <w:sz w:val="18"/>
+                <w:szCs w:val="18"/>
+              </w:rPr>
+              <w:t xml:space="preserve">사람 데이터 본 수집(IRB 확인 시)</w:t>
             </w:r>
           </w:p>
           <w:p>
@@ -22384,19 +23071,6 @@
                 <w:szCs w:val="18"/>
               </w:rPr>
               <w:t xml:space="preserve">이슈 점수 특징 추출, 실패 사례 수집</w:t>
-            </w:r>
-          </w:p>
-          <w:p>
-            <w:pPr>
-              <w:spacing w:after="30" w:line="270"/>
-            </w:pPr>
-            <w:r>
-              <w:rPr>
-                <w:rFonts w:ascii="Malgun Gothic" w:cs="Malgun Gothic" w:eastAsia="Malgun Gothic" w:hAnsi="Malgun Gothic"/>
-                <w:sz w:val="18"/>
-                <w:szCs w:val="18"/>
-              </w:rPr>
-              <w:t xml:space="preserve">요소 매칭 모듈 v1, 경로 고정 재생 v1</w:t>
             </w:r>
           </w:p>
         </w:tc>
@@ -22434,7 +23108,7 @@
                 <w:sz w:val="18"/>
                 <w:szCs w:val="18"/>
               </w:rPr>
-              <w:t xml:space="preserve">S4</w:t>
+              <w:t xml:space="preserve">W4</w:t>
             </w:r>
           </w:p>
         </w:tc>
@@ -22464,7 +23138,7 @@
                 <w:sz w:val="18"/>
                 <w:szCs w:val="18"/>
               </w:rPr>
-              <w:t xml:space="preserve">11/9 – 11/22</w:t>
+              <w:t xml:space="preserve">11/16 – 11/22</w:t>
             </w:r>
           </w:p>
         </w:tc>
@@ -22524,58 +23198,6 @@
                 <w:sz w:val="18"/>
                 <w:szCs w:val="18"/>
               </w:rPr>
-              <w:t xml:space="preserve">병렬 반복 실행 3회 + 중앙값</w:t>
-            </w:r>
-          </w:p>
-          <w:p>
-            <w:pPr>
-              <w:spacing w:after="30" w:line="270"/>
-            </w:pPr>
-            <w:r>
-              <w:rPr>
-                <w:rFonts w:ascii="Malgun Gothic" w:cs="Malgun Gothic" w:eastAsia="Malgun Gothic" w:hAnsi="Malgun Gothic"/>
-                <w:sz w:val="18"/>
-                <w:szCs w:val="18"/>
-              </w:rPr>
-              <w:t xml:space="preserve">재측정 비교</w:t>
-            </w:r>
-          </w:p>
-          <w:p>
-            <w:pPr>
-              <w:spacing w:after="30" w:line="270"/>
-            </w:pPr>
-            <w:r>
-              <w:rPr>
-                <w:rFonts w:ascii="Malgun Gothic" w:cs="Malgun Gothic" w:eastAsia="Malgun Gothic" w:hAnsi="Malgun Gothic"/>
-                <w:sz w:val="18"/>
-                <w:szCs w:val="18"/>
-              </w:rPr>
-              <w:t xml:space="preserve">설명 생성, 오버레이·비교 화면</w:t>
-            </w:r>
-          </w:p>
-          <w:p>
-            <w:pPr>
-              <w:spacing w:after="30" w:line="270"/>
-            </w:pPr>
-            <w:r>
-              <w:rPr>
-                <w:rFonts w:ascii="Malgun Gothic" w:cs="Malgun Gothic" w:eastAsia="Malgun Gothic" w:hAnsi="Malgun Gothic"/>
-                <w:sz w:val="18"/>
-                <w:szCs w:val="18"/>
-              </w:rPr>
-              <w:t xml:space="preserve">벤치마크 1차 평가, 베이스라인 비교</w:t>
-            </w:r>
-          </w:p>
-          <w:p>
-            <w:pPr>
-              <w:spacing w:after="30" w:line="270"/>
-            </w:pPr>
-            <w:r>
-              <w:rPr>
-                <w:rFonts w:ascii="Malgun Gothic" w:cs="Malgun Gothic" w:eastAsia="Malgun Gothic" w:hAnsi="Malgun Gothic"/>
-                <w:sz w:val="18"/>
-                <w:szCs w:val="18"/>
-              </w:rPr>
               <w:t xml:space="preserve">재생 안정화, 기준 편차 기반 판정</w:t>
             </w:r>
           </w:p>
@@ -22589,46 +23211,72 @@
                 <w:sz w:val="18"/>
                 <w:szCs w:val="18"/>
               </w:rPr>
-              <w:t xml:space="preserve">재생 확인 화면·대응 관계 저장, 문구 변경 버전 10개</w:t>
-            </w:r>
-          </w:p>
-          <w:p>
-            <w:pPr>
-              <w:spacing w:after="30" w:line="270"/>
-            </w:pPr>
-            <w:r>
-              <w:rPr>
-                <w:rFonts w:ascii="Malgun Gothic" w:cs="Malgun Gothic" w:eastAsia="Malgun Gothic" w:hAnsi="Malgun Gothic"/>
-                <w:sz w:val="18"/>
-                <w:szCs w:val="18"/>
-              </w:rPr>
-              <w:t xml:space="preserve">자기 측정 시작 (매주)</w:t>
-            </w:r>
-          </w:p>
-          <w:p>
-            <w:pPr>
-              <w:spacing w:after="30" w:line="270"/>
-            </w:pPr>
-            <w:r>
-              <w:rPr>
-                <w:rFonts w:ascii="Malgun Gothic" w:cs="Malgun Gothic" w:eastAsia="Malgun Gothic" w:hAnsi="Malgun Gothic"/>
-                <w:sz w:val="18"/>
-                <w:szCs w:val="18"/>
-              </w:rPr>
-              <w:t xml:space="preserve">KLM 보정 계수, 이슈 점수 가중치 튜닝</w:t>
-            </w:r>
-          </w:p>
-          <w:p>
-            <w:pPr>
-              <w:spacing w:after="30" w:line="270"/>
-            </w:pPr>
-            <w:r>
-              <w:rPr>
-                <w:rFonts w:ascii="Malgun Gothic" w:cs="Malgun Gothic" w:eastAsia="Malgun Gothic" w:hAnsi="Malgun Gothic"/>
-                <w:sz w:val="18"/>
-                <w:szCs w:val="18"/>
-              </w:rPr>
-              <w:t xml:space="preserve">프롬프트 개선, 에이전트–사람 경로 비교</w:t>
+              <w:t xml:space="preserve">재생 확인 화면·대응 관계 저장</w:t>
+            </w:r>
+          </w:p>
+          <w:p>
+            <w:pPr>
+              <w:spacing w:after="30" w:line="270"/>
+            </w:pPr>
+            <w:r>
+              <w:rPr>
+                <w:rFonts w:ascii="Malgun Gothic" w:cs="Malgun Gothic" w:eastAsia="Malgun Gothic" w:hAnsi="Malgun Gothic"/>
+                <w:sz w:val="18"/>
+                <w:szCs w:val="18"/>
+              </w:rPr>
+              <w:t xml:space="preserve">모바일 뷰포트</w:t>
+            </w:r>
+          </w:p>
+          <w:p>
+            <w:pPr>
+              <w:spacing w:after="30" w:line="270"/>
+            </w:pPr>
+            <w:r>
+              <w:rPr>
+                <w:rFonts w:ascii="Malgun Gothic" w:cs="Malgun Gothic" w:eastAsia="Malgun Gothic" w:hAnsi="Malgun Gothic"/>
+                <w:sz w:val="18"/>
+                <w:szCs w:val="18"/>
+              </w:rPr>
+              <w:t xml:space="preserve">측정 이력·추이(F11), 초대 코드·일일 상한(F17)</w:t>
+            </w:r>
+          </w:p>
+          <w:p>
+            <w:pPr>
+              <w:spacing w:after="30" w:line="270"/>
+            </w:pPr>
+            <w:r>
+              <w:rPr>
+                <w:rFonts w:ascii="Malgun Gothic" w:cs="Malgun Gothic" w:eastAsia="Malgun Gothic" w:hAnsi="Malgun Gothic"/>
+                <w:sz w:val="18"/>
+                <w:szCs w:val="18"/>
+              </w:rPr>
+              <w:t xml:space="preserve">오버레이·비교 화면</w:t>
+            </w:r>
+          </w:p>
+          <w:p>
+            <w:pPr>
+              <w:spacing w:after="30" w:line="270"/>
+            </w:pPr>
+            <w:r>
+              <w:rPr>
+                <w:rFonts w:ascii="Malgun Gothic" w:cs="Malgun Gothic" w:eastAsia="Malgun Gothic" w:hAnsi="Malgun Gothic"/>
+                <w:sz w:val="18"/>
+                <w:szCs w:val="18"/>
+              </w:rPr>
+              <w:t xml:space="preserve">KLM 보정(조건부), 이슈 점수 가중치 튜닝, 로지스틱 회귀 ablation</w:t>
+            </w:r>
+          </w:p>
+          <w:p>
+            <w:pPr>
+              <w:spacing w:after="30" w:line="270"/>
+            </w:pPr>
+            <w:r>
+              <w:rPr>
+                <w:rFonts w:ascii="Malgun Gothic" w:cs="Malgun Gothic" w:eastAsia="Malgun Gothic" w:hAnsi="Malgun Gothic"/>
+                <w:sz w:val="18"/>
+                <w:szCs w:val="18"/>
+              </w:rPr>
+              <w:t xml:space="preserve">프롬프트 개선, 자기 측정 시작(매주)</w:t>
             </w:r>
           </w:p>
         </w:tc>
@@ -22666,7 +23314,7 @@
                 <w:sz w:val="18"/>
                 <w:szCs w:val="18"/>
               </w:rPr>
-              <w:t xml:space="preserve">S5</w:t>
+              <w:t xml:space="preserve">W5</w:t>
             </w:r>
           </w:p>
         </w:tc>
@@ -22696,7 +23344,7 @@
                 <w:sz w:val="18"/>
                 <w:szCs w:val="18"/>
               </w:rPr>
-              <w:t xml:space="preserve">11/23 – 12/6</w:t>
+              <w:t xml:space="preserve">11/23 – 11/29</w:t>
             </w:r>
           </w:p>
         </w:tc>
@@ -22726,7 +23374,7 @@
                 <w:sz w:val="18"/>
                 <w:szCs w:val="18"/>
               </w:rPr>
-              <w:t xml:space="preserve">검증 (M4)</w:t>
+              <w:t xml:space="preserve">통합·튜닝</w:t>
             </w:r>
           </w:p>
         </w:tc>
@@ -22756,72 +23404,72 @@
                 <w:sz w:val="18"/>
                 <w:szCs w:val="18"/>
               </w:rPr>
-              <w:t xml:space="preserve">오탐 줄이기, 비용·속도 개선</w:t>
-            </w:r>
-          </w:p>
-          <w:p>
-            <w:pPr>
-              <w:spacing w:after="30" w:line="270"/>
-            </w:pPr>
-            <w:r>
-              <w:rPr>
-                <w:rFonts w:ascii="Malgun Gothic" w:cs="Malgun Gothic" w:eastAsia="Malgun Gothic" w:hAnsi="Malgun Gothic"/>
-                <w:sz w:val="18"/>
-                <w:szCs w:val="18"/>
-              </w:rPr>
-              <w:t xml:space="preserve">모바일 뷰포트, 로그인, 운영 배포</w:t>
-            </w:r>
-          </w:p>
-          <w:p>
-            <w:pPr>
-              <w:spacing w:after="30" w:line="270"/>
-            </w:pPr>
-            <w:r>
-              <w:rPr>
-                <w:rFonts w:ascii="Malgun Gothic" w:cs="Malgun Gothic" w:eastAsia="Malgun Gothic" w:hAnsi="Malgun Gothic"/>
-                <w:sz w:val="18"/>
-                <w:szCs w:val="18"/>
-              </w:rPr>
-              <w:t xml:space="preserve">외부 사용자 테스트 5팀</w:t>
-            </w:r>
-          </w:p>
-          <w:p>
-            <w:pPr>
-              <w:spacing w:after="30" w:line="270"/>
-            </w:pPr>
-            <w:r>
-              <w:rPr>
-                <w:rFonts w:ascii="Malgun Gothic" w:cs="Malgun Gothic" w:eastAsia="Malgun Gothic" w:hAnsi="Malgun Gothic"/>
-                <w:sz w:val="18"/>
-                <w:szCs w:val="18"/>
-              </w:rPr>
-              <w:t xml:space="preserve">실사이트 라벨로 휴리스틱·분류기 비교, 기본 엔진 확정</w:t>
-            </w:r>
-          </w:p>
-          <w:p>
-            <w:pPr>
-              <w:spacing w:after="30" w:line="270"/>
-            </w:pPr>
-            <w:r>
-              <w:rPr>
-                <w:rFonts w:ascii="Malgun Gothic" w:cs="Malgun Gothic" w:eastAsia="Malgun Gothic" w:hAnsi="Malgun Gothic"/>
-                <w:sz w:val="18"/>
-                <w:szCs w:val="18"/>
-              </w:rPr>
-              <w:t xml:space="preserve">회귀 쌍 검증</w:t>
-            </w:r>
-          </w:p>
-          <w:p>
-            <w:pPr>
-              <w:spacing w:after="30" w:line="270"/>
-            </w:pPr>
-            <w:r>
-              <w:rPr>
-                <w:rFonts w:ascii="Malgun Gothic" w:cs="Malgun Gothic" w:eastAsia="Malgun Gothic" w:hAnsi="Malgun Gothic"/>
-                <w:sz w:val="18"/>
-                <w:szCs w:val="18"/>
-              </w:rPr>
-              <w:t xml:space="preserve">12/6 기능 동결. 여유 시 P1 (R11 키보드 가림 등)</w:t>
+              <w:t xml:space="preserve">통합 버그 수정, 오탐 줄이기, 비용·속도 개선</w:t>
+            </w:r>
+          </w:p>
+          <w:p>
+            <w:pPr>
+              <w:spacing w:after="30" w:line="270"/>
+            </w:pPr>
+            <w:r>
+              <w:rPr>
+                <w:rFonts w:ascii="Malgun Gothic" w:cs="Malgun Gothic" w:eastAsia="Malgun Gothic" w:hAnsi="Malgun Gothic"/>
+                <w:sz w:val="18"/>
+                <w:szCs w:val="18"/>
+              </w:rPr>
+              <w:t xml:space="preserve">개발 앱 1차 평가, 베이스라인 비교</w:t>
+            </w:r>
+          </w:p>
+          <w:p>
+            <w:pPr>
+              <w:spacing w:after="30" w:line="270"/>
+            </w:pPr>
+            <w:r>
+              <w:rPr>
+                <w:rFonts w:ascii="Malgun Gothic" w:cs="Malgun Gothic" w:eastAsia="Malgun Gothic" w:hAnsi="Malgun Gothic"/>
+                <w:sz w:val="18"/>
+                <w:szCs w:val="18"/>
+              </w:rPr>
+              <w:t xml:space="preserve">실사이트 후보 약 60건 2인 판정</w:t>
+            </w:r>
+          </w:p>
+          <w:p>
+            <w:pPr>
+              <w:spacing w:after="30" w:line="270"/>
+            </w:pPr>
+            <w:r>
+              <w:rPr>
+                <w:rFonts w:ascii="Malgun Gothic" w:cs="Malgun Gothic" w:eastAsia="Malgun Gothic" w:hAnsi="Malgun Gothic"/>
+                <w:sz w:val="18"/>
+                <w:szCs w:val="18"/>
+              </w:rPr>
+              <w:t xml:space="preserve">외부 사용자 테스트 1차 2팀(스테이징)</w:t>
+            </w:r>
+          </w:p>
+          <w:p>
+            <w:pPr>
+              <w:spacing w:after="30" w:line="270"/>
+            </w:pPr>
+            <w:r>
+              <w:rPr>
+                <w:rFonts w:ascii="Malgun Gothic" w:cs="Malgun Gothic" w:eastAsia="Malgun Gothic" w:hAnsi="Malgun Gothic"/>
+                <w:sz w:val="18"/>
+                <w:szCs w:val="18"/>
+              </w:rPr>
+              <w:t xml:space="preserve">운영 배포</w:t>
+            </w:r>
+          </w:p>
+          <w:p>
+            <w:pPr>
+              <w:spacing w:after="30" w:line="270"/>
+            </w:pPr>
+            <w:r>
+              <w:rPr>
+                <w:rFonts w:ascii="Malgun Gothic" w:cs="Malgun Gothic" w:eastAsia="Malgun Gothic" w:hAnsi="Malgun Gothic"/>
+                <w:sz w:val="18"/>
+                <w:szCs w:val="18"/>
+              </w:rPr>
+              <w:t xml:space="preserve">F14 CI 연동(M3 기준 전부 통과 시에만)</w:t>
             </w:r>
           </w:p>
         </w:tc>
@@ -22859,7 +23507,7 @@
                 <w:sz w:val="18"/>
                 <w:szCs w:val="18"/>
               </w:rPr>
-              <w:t xml:space="preserve">S6</w:t>
+              <w:t xml:space="preserve">W6</w:t>
             </w:r>
           </w:p>
         </w:tc>
@@ -22889,7 +23537,7 @@
                 <w:sz w:val="18"/>
                 <w:szCs w:val="18"/>
               </w:rPr>
-              <w:t xml:space="preserve">12/7 – 12/20</w:t>
+              <w:t xml:space="preserve">11/30 – 12/6</w:t>
             </w:r>
           </w:p>
         </w:tc>
@@ -22919,7 +23567,7 @@
                 <w:sz w:val="18"/>
                 <w:szCs w:val="18"/>
               </w:rPr>
-              <w:t xml:space="preserve">마무리 (기말고사 주 포함)</w:t>
+              <w:t xml:space="preserve">검증 (M4)</w:t>
             </w:r>
           </w:p>
         </w:tc>
@@ -22949,6 +23597,160 @@
                 <w:sz w:val="18"/>
                 <w:szCs w:val="18"/>
               </w:rPr>
+              <w:t xml:space="preserve">외부 사용자 테스트 2차(총 3~5팀), 피드백 반영</w:t>
+            </w:r>
+          </w:p>
+          <w:p>
+            <w:pPr>
+              <w:spacing w:after="30" w:line="270"/>
+            </w:pPr>
+            <w:r>
+              <w:rPr>
+                <w:rFonts w:ascii="Malgun Gothic" w:cs="Malgun Gothic" w:eastAsia="Malgun Gothic" w:hAnsi="Malgun Gothic"/>
+                <w:sz w:val="18"/>
+                <w:szCs w:val="18"/>
+              </w:rPr>
+              <w:t xml:space="preserve">회귀 쌍 검증, 같은 버전 오경보 확인</w:t>
+            </w:r>
+          </w:p>
+          <w:p>
+            <w:pPr>
+              <w:spacing w:after="30" w:line="270"/>
+            </w:pPr>
+            <w:r>
+              <w:rPr>
+                <w:rFonts w:ascii="Malgun Gothic" w:cs="Malgun Gothic" w:eastAsia="Malgun Gothic" w:hAnsi="Malgun Gothic"/>
+                <w:sz w:val="18"/>
+                <w:szCs w:val="18"/>
+              </w:rPr>
+              <w:t xml:space="preserve">12/6 기능 동결</w:t>
+            </w:r>
+          </w:p>
+        </w:tc>
+      </w:tr>
+      <w:tr>
+        <w:trPr>
+          <w:tblHeader w:val="false"/>
+        </w:trPr>
+        <w:tc>
+          <w:tcPr>
+            <w:tcW w:type="dxa" w:w="1124"/>
+            <w:tcBorders>
+              <w:top w:val="none" w:color="FFFFFF" w:sz="0"/>
+              <w:left w:val="none" w:color="FFFFFF" w:sz="0"/>
+              <w:bottom w:val="single" w:color="000000" w:sz="10"/>
+              <w:right w:val="none" w:color="FFFFFF" w:sz="0"/>
+            </w:tcBorders>
+            <w:tcMar>
+              <w:top w:type="dxa" w:w="70"/>
+              <w:left w:type="dxa" w:w="110"/>
+              <w:bottom w:type="dxa" w:w="70"/>
+              <w:right w:type="dxa" w:w="110"/>
+            </w:tcMar>
+          </w:tcPr>
+          <w:p>
+            <w:pPr>
+              <w:spacing w:after="30" w:line="270"/>
+              <w:jc w:val="center"/>
+            </w:pPr>
+            <w:r>
+              <w:rPr>
+                <w:rFonts w:ascii="Malgun Gothic" w:cs="Malgun Gothic" w:eastAsia="Malgun Gothic" w:hAnsi="Malgun Gothic"/>
+                <w:b/>
+                <w:bCs/>
+                <w:sz w:val="18"/>
+                <w:szCs w:val="18"/>
+              </w:rPr>
+              <w:t xml:space="preserve">W7</w:t>
+            </w:r>
+          </w:p>
+        </w:tc>
+        <w:tc>
+          <w:tcPr>
+            <w:tcW w:type="dxa" w:w="1606"/>
+            <w:tcBorders>
+              <w:top w:val="none" w:color="FFFFFF" w:sz="0"/>
+              <w:left w:val="none" w:color="FFFFFF" w:sz="0"/>
+              <w:bottom w:val="single" w:color="000000" w:sz="10"/>
+              <w:right w:val="none" w:color="FFFFFF" w:sz="0"/>
+            </w:tcBorders>
+            <w:tcMar>
+              <w:top w:type="dxa" w:w="70"/>
+              <w:left w:type="dxa" w:w="110"/>
+              <w:bottom w:type="dxa" w:w="70"/>
+              <w:right w:type="dxa" w:w="110"/>
+            </w:tcMar>
+          </w:tcPr>
+          <w:p>
+            <w:pPr>
+              <w:spacing w:after="30" w:line="270"/>
+            </w:pPr>
+            <w:r>
+              <w:rPr>
+                <w:rFonts w:ascii="Malgun Gothic" w:cs="Malgun Gothic" w:eastAsia="Malgun Gothic" w:hAnsi="Malgun Gothic"/>
+                <w:sz w:val="18"/>
+                <w:szCs w:val="18"/>
+              </w:rPr>
+              <w:t xml:space="preserve">12/7 – 12/13</w:t>
+            </w:r>
+          </w:p>
+        </w:tc>
+        <w:tc>
+          <w:tcPr>
+            <w:tcW w:type="dxa" w:w="2410"/>
+            <w:tcBorders>
+              <w:top w:val="none" w:color="FFFFFF" w:sz="0"/>
+              <w:left w:val="none" w:color="FFFFFF" w:sz="0"/>
+              <w:bottom w:val="single" w:color="000000" w:sz="10"/>
+              <w:right w:val="none" w:color="FFFFFF" w:sz="0"/>
+            </w:tcBorders>
+            <w:tcMar>
+              <w:top w:type="dxa" w:w="70"/>
+              <w:left w:type="dxa" w:w="110"/>
+              <w:bottom w:type="dxa" w:w="70"/>
+              <w:right w:type="dxa" w:w="110"/>
+            </w:tcMar>
+          </w:tcPr>
+          <w:p>
+            <w:pPr>
+              <w:spacing w:after="30" w:line="270"/>
+            </w:pPr>
+            <w:r>
+              <w:rPr>
+                <w:rFonts w:ascii="Malgun Gothic" w:cs="Malgun Gothic" w:eastAsia="Malgun Gothic" w:hAnsi="Malgun Gothic"/>
+                <w:sz w:val="18"/>
+                <w:szCs w:val="18"/>
+              </w:rPr>
+              <w:t xml:space="preserve">최종 평가</w:t>
+            </w:r>
+          </w:p>
+        </w:tc>
+        <w:tc>
+          <w:tcPr>
+            <w:tcW w:type="dxa" w:w="4498"/>
+            <w:tcBorders>
+              <w:top w:val="none" w:color="FFFFFF" w:sz="0"/>
+              <w:left w:val="none" w:color="FFFFFF" w:sz="0"/>
+              <w:bottom w:val="single" w:color="000000" w:sz="10"/>
+              <w:right w:val="none" w:color="FFFFFF" w:sz="0"/>
+            </w:tcBorders>
+            <w:tcMar>
+              <w:top w:type="dxa" w:w="70"/>
+              <w:left w:type="dxa" w:w="110"/>
+              <w:bottom w:type="dxa" w:w="70"/>
+              <w:right w:type="dxa" w:w="110"/>
+            </w:tcMar>
+          </w:tcPr>
+          <w:p>
+            <w:pPr>
+              <w:spacing w:after="30" w:line="270"/>
+            </w:pPr>
+            <w:r>
+              <w:rPr>
+                <w:rFonts w:ascii="Malgun Gothic" w:cs="Malgun Gothic" w:eastAsia="Malgun Gothic" w:hAnsi="Malgun Gothic"/>
+                <w:sz w:val="18"/>
+                <w:szCs w:val="18"/>
+              </w:rPr>
               <w:t xml:space="preserve">버그 수정만</w:t>
             </w:r>
           </w:p>
@@ -22962,20 +23764,148 @@
                 <w:sz w:val="18"/>
                 <w:szCs w:val="18"/>
               </w:rPr>
-              <w:t xml:space="preserve">최종 벤치마크, 모델 테스트 세트 평가</w:t>
-            </w:r>
-          </w:p>
-          <w:p>
-            <w:pPr>
-              <w:spacing w:after="30" w:line="270"/>
-            </w:pPr>
-            <w:r>
-              <w:rPr>
-                <w:rFonts w:ascii="Malgun Gothic" w:cs="Malgun Gothic" w:eastAsia="Malgun Gothic" w:hAnsi="Malgun Gothic"/>
-                <w:sz w:val="18"/>
-                <w:szCs w:val="18"/>
-              </w:rPr>
-              <w:t xml:space="preserve">데모 영상, 문서</w:t>
+              <w:t xml:space="preserve">홀드아웃 앱 최종 평가(1회), 모델 테스트 세트 평가</w:t>
+            </w:r>
+          </w:p>
+          <w:p>
+            <w:pPr>
+              <w:spacing w:after="30" w:line="270"/>
+            </w:pPr>
+            <w:r>
+              <w:rPr>
+                <w:rFonts w:ascii="Malgun Gothic" w:cs="Malgun Gothic" w:eastAsia="Malgun Gothic" w:hAnsi="Malgun Gothic"/>
+                <w:sz w:val="18"/>
+                <w:szCs w:val="18"/>
+              </w:rPr>
+              <w:t xml:space="preserve">데모 영상</w:t>
+            </w:r>
+          </w:p>
+        </w:tc>
+      </w:tr>
+      <w:tr>
+        <w:trPr>
+          <w:tblHeader w:val="false"/>
+        </w:trPr>
+        <w:tc>
+          <w:tcPr>
+            <w:tcW w:type="dxa" w:w="1124"/>
+            <w:tcBorders>
+              <w:top w:val="none" w:color="FFFFFF" w:sz="0"/>
+              <w:left w:val="none" w:color="FFFFFF" w:sz="0"/>
+              <w:bottom w:val="single" w:color="000000" w:sz="10"/>
+              <w:right w:val="none" w:color="FFFFFF" w:sz="0"/>
+            </w:tcBorders>
+            <w:tcMar>
+              <w:top w:type="dxa" w:w="70"/>
+              <w:left w:type="dxa" w:w="110"/>
+              <w:bottom w:type="dxa" w:w="70"/>
+              <w:right w:type="dxa" w:w="110"/>
+            </w:tcMar>
+          </w:tcPr>
+          <w:p>
+            <w:pPr>
+              <w:spacing w:after="30" w:line="270"/>
+              <w:jc w:val="center"/>
+            </w:pPr>
+            <w:r>
+              <w:rPr>
+                <w:rFonts w:ascii="Malgun Gothic" w:cs="Malgun Gothic" w:eastAsia="Malgun Gothic" w:hAnsi="Malgun Gothic"/>
+                <w:b/>
+                <w:bCs/>
+                <w:sz w:val="18"/>
+                <w:szCs w:val="18"/>
+              </w:rPr>
+              <w:t xml:space="preserve">W8</w:t>
+            </w:r>
+          </w:p>
+        </w:tc>
+        <w:tc>
+          <w:tcPr>
+            <w:tcW w:type="dxa" w:w="1606"/>
+            <w:tcBorders>
+              <w:top w:val="none" w:color="FFFFFF" w:sz="0"/>
+              <w:left w:val="none" w:color="FFFFFF" w:sz="0"/>
+              <w:bottom w:val="single" w:color="000000" w:sz="10"/>
+              <w:right w:val="none" w:color="FFFFFF" w:sz="0"/>
+            </w:tcBorders>
+            <w:tcMar>
+              <w:top w:type="dxa" w:w="70"/>
+              <w:left w:type="dxa" w:w="110"/>
+              <w:bottom w:type="dxa" w:w="70"/>
+              <w:right w:type="dxa" w:w="110"/>
+            </w:tcMar>
+          </w:tcPr>
+          <w:p>
+            <w:pPr>
+              <w:spacing w:after="30" w:line="270"/>
+            </w:pPr>
+            <w:r>
+              <w:rPr>
+                <w:rFonts w:ascii="Malgun Gothic" w:cs="Malgun Gothic" w:eastAsia="Malgun Gothic" w:hAnsi="Malgun Gothic"/>
+                <w:sz w:val="18"/>
+                <w:szCs w:val="18"/>
+              </w:rPr>
+              <w:t xml:space="preserve">12/14 – 12/20</w:t>
+            </w:r>
+          </w:p>
+        </w:tc>
+        <w:tc>
+          <w:tcPr>
+            <w:tcW w:type="dxa" w:w="2410"/>
+            <w:tcBorders>
+              <w:top w:val="none" w:color="FFFFFF" w:sz="0"/>
+              <w:left w:val="none" w:color="FFFFFF" w:sz="0"/>
+              <w:bottom w:val="single" w:color="000000" w:sz="10"/>
+              <w:right w:val="none" w:color="FFFFFF" w:sz="0"/>
+            </w:tcBorders>
+            <w:tcMar>
+              <w:top w:type="dxa" w:w="70"/>
+              <w:left w:type="dxa" w:w="110"/>
+              <w:bottom w:type="dxa" w:w="70"/>
+              <w:right w:type="dxa" w:w="110"/>
+            </w:tcMar>
+          </w:tcPr>
+          <w:p>
+            <w:pPr>
+              <w:spacing w:after="30" w:line="270"/>
+            </w:pPr>
+            <w:r>
+              <w:rPr>
+                <w:rFonts w:ascii="Malgun Gothic" w:cs="Malgun Gothic" w:eastAsia="Malgun Gothic" w:hAnsi="Malgun Gothic"/>
+                <w:sz w:val="18"/>
+                <w:szCs w:val="18"/>
+              </w:rPr>
+              <w:t xml:space="preserve">마무리 (기말고사 주)</w:t>
+            </w:r>
+          </w:p>
+        </w:tc>
+        <w:tc>
+          <w:tcPr>
+            <w:tcW w:type="dxa" w:w="4498"/>
+            <w:tcBorders>
+              <w:top w:val="none" w:color="FFFFFF" w:sz="0"/>
+              <w:left w:val="none" w:color="FFFFFF" w:sz="0"/>
+              <w:bottom w:val="single" w:color="000000" w:sz="10"/>
+              <w:right w:val="none" w:color="FFFFFF" w:sz="0"/>
+            </w:tcBorders>
+            <w:tcMar>
+              <w:top w:type="dxa" w:w="70"/>
+              <w:left w:type="dxa" w:w="110"/>
+              <w:bottom w:type="dxa" w:w="70"/>
+              <w:right w:type="dxa" w:w="110"/>
+            </w:tcMar>
+          </w:tcPr>
+          <w:p>
+            <w:pPr>
+              <w:spacing w:after="30" w:line="270"/>
+            </w:pPr>
+            <w:r>
+              <w:rPr>
+                <w:rFonts w:ascii="Malgun Gothic" w:cs="Malgun Gothic" w:eastAsia="Malgun Gothic" w:hAnsi="Malgun Gothic"/>
+                <w:sz w:val="18"/>
+                <w:szCs w:val="18"/>
+              </w:rPr>
+              <w:t xml:space="preserve">최종 평가 발표, 문서 정리</w:t>
             </w:r>
           </w:p>
         </w:tc>
@@ -22994,7 +23924,7 @@
         <w:rPr>
           <w:rFonts w:ascii="Malgun Gothic" w:cs="Malgun Gothic" w:eastAsia="Malgun Gothic" w:hAnsi="Malgun Gothic"/>
         </w:rPr>
-        <w:t xml:space="preserve">스프린트 계획은 격주 월요일, 회고는 격주 금요일. 전체 회의는 매주 1회 30분으로 역할별 진행 상황과 막힌 점만 공유한다.</w:t>
+        <w:t xml:space="preserve">매주 월요일에 그 주 완료 기준을 확인하고, 금요일에 동작하는 결과를 시연하며 회고한다. 전체 회의는 주 1회 30분으로 역할별 진행 상황과 막힌 점만 공유하고, 평일에는 메신저에 하루 한 줄 진행 상황을 남긴다. 완료 기준을 못 맞춘 항목은 그냥 다음 주로 넘기지 않고, 월요일에 범위를 줄일지 먼저 정한다.</w:t>
       </w:r>
     </w:p>
     <w:p>
@@ -23048,7 +23978,7 @@
         <w:rPr>
           <w:rFonts w:ascii="Malgun Gothic" w:cs="Malgun Gothic" w:eastAsia="Malgun Gothic" w:hAnsi="Malgun Gothic"/>
         </w:rPr>
-        <w:t xml:space="preserve">커밋 메시지는 Conventional Commits (feat:, fix:, test: ...).</w:t>
+        <w:t xml:space="preserve">커밋 메시지는 Conventional Commits (feat:, fix:, test: ...) 형식으로, 작성자가 직접 쓴다(15.2).</w:t>
       </w:r>
     </w:p>
     <w:p>
@@ -23086,7 +24016,7 @@
         <w:rPr>
           <w:rFonts w:ascii="Malgun Gothic" w:cs="Malgun Gothic" w:eastAsia="Malgun Gothic" w:hAnsi="Malgun Gothic"/>
         </w:rPr>
-        <w:t xml:space="preserve">팀 전원이 AI 코딩 도구로 빠르게 구현하는 것을 전제로 한다. 속도를 유지하면서 품질 하한선을 지키기 위한 규칙이다.</w:t>
+        <w:t xml:space="preserve">팀 전원이 AI 코딩 도구로 빠르게 구현하는 것을 전제로 한다. 속도를 유지하면서 품질 하한선을 지키기 위한 규칙이다. 코드 작성은 병목이 아니지만, AI가 만든 코드는 그럴듯하게 틀리는 경우가 많아 검증과 이해가 병목이 된다.</w:t>
       </w:r>
     </w:p>
     <w:p>
@@ -23103,6 +24033,54 @@
           <w:rFonts w:ascii="Malgun Gothic" w:cs="Malgun Gothic" w:eastAsia="Malgun Gothic" w:hAnsi="Malgun Gothic"/>
         </w:rPr>
         <w:t xml:space="preserve">PR 설명에 무엇을 직접 확인했는지 적는다 (실행해봤다, 테스트를 돌렸다, 화면을 봤다).</w:t>
+      </w:r>
+    </w:p>
+    <w:p>
+      <w:pPr>
+        <w:pStyle w:val="ListParagraph"/>
+        <w:numPr>
+          <w:ilvl w:val="0"/>
+          <w:numId w:val="4"/>
+        </w:numPr>
+        <w:spacing w:after="60" w:line="290"/>
+      </w:pPr>
+      <w:r>
+        <w:rPr>
+          <w:rFonts w:ascii="Malgun Gothic" w:cs="Malgun Gothic" w:eastAsia="Malgun Gothic" w:hAnsi="Malgun Gothic"/>
+        </w:rPr>
+        <w:t xml:space="preserve">커밋 메시지와 PR 설명은 작성자가 직접 이해하고 쓴다(AI 대필 금지). 무엇을 왜 바꿨는지, 어떻게 확인했는지를 적고, 리뷰어가 PR 설명만 읽고 변경 내용을 이해하지 못하면 반려한다.</w:t>
+      </w:r>
+    </w:p>
+    <w:p>
+      <w:pPr>
+        <w:pStyle w:val="ListParagraph"/>
+        <w:numPr>
+          <w:ilvl w:val="0"/>
+          <w:numId w:val="4"/>
+        </w:numPr>
+        <w:spacing w:after="60" w:line="290"/>
+      </w:pPr>
+      <w:r>
+        <w:rPr>
+          <w:rFonts w:ascii="Malgun Gothic" w:cs="Malgun Gothic" w:eastAsia="Malgun Gothic" w:hAnsi="Malgun Gothic"/>
+        </w:rPr>
+        <w:t xml:space="preserve">테스트의 기대값은 사람이 직접 계산하거나 명세(WCAG, 문헌값)에서 가져온다. AI가 구현 코드를 보고 기대값을 만들면 틀린 구현을 그대로 정답으로 굳히기 때문이다.</w:t>
+      </w:r>
+    </w:p>
+    <w:p>
+      <w:pPr>
+        <w:pStyle w:val="ListParagraph"/>
+        <w:numPr>
+          <w:ilvl w:val="0"/>
+          <w:numId w:val="4"/>
+        </w:numPr>
+        <w:spacing w:after="60" w:line="290"/>
+      </w:pPr>
+      <w:r>
+        <w:rPr>
+          <w:rFonts w:ascii="Malgun Gothic" w:cs="Malgun Gothic" w:eastAsia="Malgun Gothic" w:hAnsi="Malgun Gothic"/>
+        </w:rPr>
+        <w:t xml:space="preserve">공용 인터페이스(worker/schemas.py, OpenAPI 스키마)는 CODEOWNERS로 보호한다. PM 또는 해당 인터페이스를 소유한 역할 중 1인의 승인이 있어야 머지된다.</w:t>
       </w:r>
     </w:p>
     <w:p>
@@ -23621,6 +24599,103 @@
                 <w:sz w:val="18"/>
                 <w:szCs w:val="18"/>
               </w:rPr>
+              <w:t xml:space="preserve">통합</w:t>
+            </w:r>
+          </w:p>
+        </w:tc>
+        <w:tc>
+          <w:tcPr>
+            <w:tcW w:type="dxa" w:w="2198"/>
+            <w:tcBorders>
+              <w:top w:val="none" w:color="FFFFFF" w:sz="0"/>
+              <w:left w:val="none" w:color="FFFFFF" w:sz="0"/>
+              <w:bottom w:val="single" w:color="D9D9D9" w:sz="2"/>
+              <w:right w:val="none" w:color="FFFFFF" w:sz="0"/>
+            </w:tcBorders>
+            <w:tcMar>
+              <w:top w:type="dxa" w:w="70"/>
+              <w:left w:type="dxa" w:w="110"/>
+              <w:bottom w:type="dxa" w:w="70"/>
+              <w:right w:type="dxa" w:w="110"/>
+            </w:tcMar>
+          </w:tcPr>
+          <w:p>
+            <w:pPr>
+              <w:spacing w:after="30" w:line="270"/>
+            </w:pPr>
+            <w:r>
+              <w:rPr>
+                <w:rFonts w:ascii="Malgun Gothic" w:cs="Malgun Gothic" w:eastAsia="Malgun Gothic" w:hAnsi="Malgun Gothic"/>
+                <w:sz w:val="18"/>
+                <w:szCs w:val="18"/>
+              </w:rPr>
+              <w:t xml:space="preserve">효과 감지 (driver)</w:t>
+            </w:r>
+          </w:p>
+        </w:tc>
+        <w:tc>
+          <w:tcPr>
+            <w:tcW w:type="dxa" w:w="6087"/>
+            <w:tcBorders>
+              <w:top w:val="none" w:color="FFFFFF" w:sz="0"/>
+              <w:left w:val="none" w:color="FFFFFF" w:sz="0"/>
+              <w:bottom w:val="single" w:color="D9D9D9" w:sz="2"/>
+              <w:right w:val="none" w:color="FFFFFF" w:sz="0"/>
+            </w:tcBorders>
+            <w:tcMar>
+              <w:top w:type="dxa" w:w="70"/>
+              <w:left w:type="dxa" w:w="110"/>
+              <w:bottom w:type="dxa" w:w="70"/>
+              <w:right w:type="dxa" w:w="110"/>
+            </w:tcMar>
+          </w:tcPr>
+          <w:p>
+            <w:pPr>
+              <w:spacing w:after="30" w:line="270"/>
+            </w:pPr>
+            <w:r>
+              <w:rPr>
+                <w:rFonts w:ascii="Malgun Gothic" w:cs="Malgun Gothic" w:eastAsia="Malgun Gothic" w:hAnsi="Malgun Gothic"/>
+                <w:sz w:val="18"/>
+                <w:szCs w:val="18"/>
+              </w:rPr>
+              <w:t xml:space="preserve">고정 HTML에서: 캐러셀이 계속 도는 페이지의 무반응 버튼이 no_change / 1초 폴링 요청이 있는 페이지의 무반응 버튼이 no_change / 아코디언 버튼(aria-expanded 변화)은 dom_mutation / 모달 버튼은 modal_change</w:t>
+            </w:r>
+          </w:p>
+        </w:tc>
+      </w:tr>
+      <w:tr>
+        <w:trPr>
+          <w:tblHeader w:val="false"/>
+        </w:trPr>
+        <w:tc>
+          <w:tcPr>
+            <w:tcW w:type="dxa" w:w="1353"/>
+            <w:tcBorders>
+              <w:top w:val="none" w:color="FFFFFF" w:sz="0"/>
+              <w:left w:val="none" w:color="FFFFFF" w:sz="0"/>
+              <w:bottom w:val="single" w:color="D9D9D9" w:sz="2"/>
+              <w:right w:val="none" w:color="FFFFFF" w:sz="0"/>
+            </w:tcBorders>
+            <w:tcMar>
+              <w:top w:type="dxa" w:w="70"/>
+              <w:left w:type="dxa" w:w="110"/>
+              <w:bottom w:type="dxa" w:w="70"/>
+              <w:right w:type="dxa" w:w="110"/>
+            </w:tcMar>
+          </w:tcPr>
+          <w:p>
+            <w:pPr>
+              <w:spacing w:after="30" w:line="270"/>
+            </w:pPr>
+            <w:r>
+              <w:rPr>
+                <w:rFonts w:ascii="Malgun Gothic" w:cs="Malgun Gothic" w:eastAsia="Malgun Gothic" w:hAnsi="Malgun Gothic"/>
+                <w:b/>
+                <w:bCs/>
+                <w:sz w:val="18"/>
+                <w:szCs w:val="18"/>
+              </w:rPr>
               <w:t xml:space="preserve">재생·매칭</w:t>
             </w:r>
           </w:p>
@@ -23681,7 +24756,7 @@
                 <w:sz w:val="18"/>
                 <w:szCs w:val="18"/>
               </w:rPr>
-              <w:t xml:space="preserve">같은 버전 재생 시 지표 완전 일치 / 버튼 문구만 조금 바뀐 버전에서 매칭 성공 / [취소]와 [가입 완료] 위치만 바꾼 버전에서 잘못 누르지 않고 경로 변경 선언 / 이름이 비슷한 버튼이 둘일 때 애매함 반환 / "가입 완료" → "회원가입 완료하기" 포함 관계 매칭 성공 / 저장된 대응 관계 우선 적용</w:t>
+              <w:t xml:space="preserve">같은 버전 재생 시 지표 완전 일치 / 버튼 문구만 조금 바뀐 버전에서 매칭 성공 / [취소]와 [가입 완료] 위치만 바꾼 버전에서 잘못 누르지 않고 경로 변경 선언 / 이름이 비슷한 버튼이 둘일 때 애매함 반환 / "가입 완료" → "회원가입 완료하기" 포함 관계 매칭 성공 / 저장된 대응 관계 우선 적용 / 기록에서 모달이 열렸는데 재생에서 안 열리면 경로 변경 선언</w:t>
             </w:r>
           </w:p>
         </w:tc>
@@ -23934,7 +25009,7 @@
           <w:b/>
           <w:bCs/>
         </w:rPr>
-        <w:t xml:space="preserve">참고 리포트 분석 (S1, 와이어프레임 전):</w:t>
+        <w:t xml:space="preserve">참고 리포트 분석 (W1, 와이어프레임 전):</w:t>
       </w:r>
       <w:r>
         <w:rPr>
@@ -23982,7 +25057,7 @@
           <w:b/>
           <w:bCs/>
         </w:rPr>
-        <w:t xml:space="preserve">자기 측정 (S4부터 매주):</w:t>
+        <w:t xml:space="preserve">자기 측정 (W4부터 매주):</w:t>
       </w:r>
       <w:r>
         <w:rPr>
@@ -24264,7 +25339,7 @@
                 <w:sz w:val="18"/>
                 <w:szCs w:val="18"/>
               </w:rPr>
-              <w:t xml:space="preserve">요소 목록</w:t>
+              <w:t xml:space="preserve">요소 목록 (최대 60개, 압축 표기)</w:t>
             </w:r>
           </w:p>
         </w:tc>
@@ -24640,7 +25715,7 @@
         <w:rPr>
           <w:rFonts w:ascii="Malgun Gothic" w:cs="Malgun Gothic" w:eastAsia="Malgun Gothic" w:hAnsi="Malgun Gothic"/>
         </w:rPr>
-        <w:t xml:space="preserve">중형 모델을 입력 100만 토큰당 3달러로 가정하면 1회 약 0.3달러(약 450원), 3회 반복하면 약 1달러다. 소형 모델은 그 10분의 1 수준이다. 실제 단가는 사용 시점에 각 사 요금표로 확인한다. 프롬프트 버전 비교처럼 반복 실행이 많은 작업은 소형 모델로 돌린다. 요소가 많은 화면은 뷰포트 안 요소 우선 규칙으로 목록을 자른다(4.2). 재측정은 경로 고정 재생(7.2)을 먼저 쓰므로, 재생이 끝까지 되면 LLM 비용이 거의 들지 않는다.</w:t>
+        <w:t xml:space="preserve">중형 모델을 입력 100만 토큰당 3달러, 출력 100만 토큰당 15달러로 가정하면 1회 약 0.35달러(1달러 1,450원 기준 약 500원)다. 처음 계획은 출력 단가를 빠뜨려 약 450원으로 잡았으므로 바로잡는다. 시스템 프롬프트에 프롬프트 캐싱을 적용하면 약 0.29달러(약 420원)로 내려가므로 캐싱을 기본으로 켠다. 3회 반복하면 약 1달러 안팎이다. 소형 모델은 그 10분의 1 수준이다. 실제 단가는 사용 시점에 각 사 요금표로 확인한다. 프롬프트 버전 비교처럼 반복 실행이 많은 작업은 소형 모델로 돌린다. 요소가 많은 화면은 4.2의 우선순위 규칙으로 60개까지 자른다. 재측정은 경로 고정 재생(7.2)을 먼저 쓰므로, 재생이 끝까지 되면 LLM 비용이 거의 들지 않는다.</w:t>
       </w:r>
     </w:p>
     <w:p>
@@ -24804,7 +25879,7 @@
                 <w:sz w:val="18"/>
                 <w:szCs w:val="18"/>
               </w:rPr>
-              <w:t xml:space="preserve">browser-use에 측정 훅을 넣기 어려움</w:t>
+              <w:t xml:space="preserve">일정 4주 지연 (S1·S2 미완료)</w:t>
             </w:r>
           </w:p>
         </w:tc>
@@ -24834,7 +25909,7 @@
                 <w:sz w:val="18"/>
                 <w:szCs w:val="18"/>
               </w:rPr>
-              <w:t xml:space="preserve">S1 프로토타입에서 행동 직전 스냅샷 누락</w:t>
+              <w:t xml:space="preserve">W1 완료 기준 미달</w:t>
             </w:r>
           </w:p>
         </w:tc>
@@ -24864,7 +25939,7 @@
                 <w:sz w:val="18"/>
                 <w:szCs w:val="18"/>
               </w:rPr>
-              <w:t xml:space="preserve">자체 루프로 전환 (3.1)</w:t>
+              <w:t xml:space="preserve">인터페이스 10/27 동결 후 목 데이터로 병렬 개발, 주 단위 완료 기준, 못 맞춘 항목은 월요일에 범위 축소 결정(14장)</w:t>
             </w:r>
           </w:p>
         </w:tc>
@@ -24961,7 +26036,7 @@
                 <w:sz w:val="18"/>
                 <w:szCs w:val="18"/>
               </w:rPr>
-              <w:t xml:space="preserve">대기 시간 조정, 로딩 표시 감지, 벤치마크에 SPA 페이지 포함</w:t>
+              <w:t xml:space="preserve">효과 유형 감지와 노이즈 제외 규칙(5.1), 로딩 표시 감지, 벤치마크에 SPA 앱 포함</w:t>
             </w:r>
           </w:p>
         </w:tc>
@@ -25513,7 +26588,7 @@
                 <w:sz w:val="18"/>
                 <w:szCs w:val="18"/>
               </w:rPr>
-              <w:t xml:space="preserve">S3 종료 시 재생·루프 미완성</w:t>
+              <w:t xml:space="preserve">W3 종료 시 재생 미완성</w:t>
             </w:r>
           </w:p>
         </w:tc>
@@ -25543,7 +26618,7 @@
                 <w:sz w:val="18"/>
                 <w:szCs w:val="18"/>
               </w:rPr>
-              <w:t xml:space="preserve">요소 매칭은 수집·매칭, 병렬 반복 실행은 플랫폼 백엔드로 분리, 재생 v1을 S3로 당김</w:t>
+              <w:t xml:space="preserve">요소 매칭 v1을 W2에 고정 스냅샷으로 먼저 완성, 병렬 반복 실행은 플랫폼 백엔드로 분리</w:t>
             </w:r>
           </w:p>
         </w:tc>
@@ -25610,7 +26685,7 @@
                 <w:sz w:val="18"/>
                 <w:szCs w:val="18"/>
               </w:rPr>
-              <w:t xml:space="preserve">S1 스트레스 테스트 누락률 10% 초과</w:t>
+              <w:t xml:space="preserve">W2 스트레스 테스트 누락률 10% 초과</w:t>
             </w:r>
           </w:p>
         </w:tc>
@@ -26028,7 +27103,7 @@
                 <w:sz w:val="18"/>
                 <w:szCs w:val="18"/>
               </w:rPr>
-              <w:t xml:space="preserve">휴리스틱 점수를 기본 엔진으로, 분류기는 실사이트에서 이길 때만 채택</w:t>
+              <w:t xml:space="preserve">휴리스틱 점수를 기본 엔진으로 고정, 로지스틱 회귀는 ablation 보고만</w:t>
             </w:r>
           </w:p>
         </w:tc>
@@ -26125,7 +27200,395 @@
                 <w:sz w:val="18"/>
                 <w:szCs w:val="18"/>
               </w:rPr>
-              <w:t xml:space="preserve">학습·테스트 분할 유지, 가중치 격자를 거칠게</w:t>
+              <w:t xml:space="preserve">앱 단위 분할(개발 4 / 홀드아웃 2) 유지, 가중치 격자를 거칠게</w:t>
+            </w:r>
+          </w:p>
+        </w:tc>
+      </w:tr>
+      <w:tr>
+        <w:trPr>
+          <w:tblHeader w:val="false"/>
+        </w:trPr>
+        <w:tc>
+          <w:tcPr>
+            <w:tcW w:type="dxa" w:w="2705"/>
+            <w:tcBorders>
+              <w:top w:val="none" w:color="FFFFFF" w:sz="0"/>
+              <w:left w:val="none" w:color="FFFFFF" w:sz="0"/>
+              <w:bottom w:val="single" w:color="D9D9D9" w:sz="2"/>
+              <w:right w:val="none" w:color="FFFFFF" w:sz="0"/>
+            </w:tcBorders>
+            <w:tcMar>
+              <w:top w:type="dxa" w:w="70"/>
+              <w:left w:type="dxa" w:w="110"/>
+              <w:bottom w:type="dxa" w:w="70"/>
+              <w:right w:type="dxa" w:w="110"/>
+            </w:tcMar>
+          </w:tcPr>
+          <w:p>
+            <w:pPr>
+              <w:spacing w:after="30" w:line="270"/>
+            </w:pPr>
+            <w:r>
+              <w:rPr>
+                <w:rFonts w:ascii="Malgun Gothic" w:cs="Malgun Gothic" w:eastAsia="Malgun Gothic" w:hAnsi="Malgun Gothic"/>
+                <w:b/>
+                <w:bCs/>
+                <w:sz w:val="18"/>
+                <w:szCs w:val="18"/>
+              </w:rPr>
+              <w:t xml:space="preserve">IRB 확인 지연</w:t>
+            </w:r>
+          </w:p>
+        </w:tc>
+        <w:tc>
+          <w:tcPr>
+            <w:tcW w:type="dxa" w:w="2705"/>
+            <w:tcBorders>
+              <w:top w:val="none" w:color="FFFFFF" w:sz="0"/>
+              <w:left w:val="none" w:color="FFFFFF" w:sz="0"/>
+              <w:bottom w:val="single" w:color="D9D9D9" w:sz="2"/>
+              <w:right w:val="none" w:color="FFFFFF" w:sz="0"/>
+            </w:tcBorders>
+            <w:tcMar>
+              <w:top w:type="dxa" w:w="70"/>
+              <w:left w:type="dxa" w:w="110"/>
+              <w:bottom w:type="dxa" w:w="70"/>
+              <w:right w:type="dxa" w:w="110"/>
+            </w:tcMar>
+          </w:tcPr>
+          <w:p>
+            <w:pPr>
+              <w:spacing w:after="30" w:line="270"/>
+            </w:pPr>
+            <w:r>
+              <w:rPr>
+                <w:rFonts w:ascii="Malgun Gothic" w:cs="Malgun Gothic" w:eastAsia="Malgun Gothic" w:hAnsi="Malgun Gothic"/>
+                <w:sz w:val="18"/>
+                <w:szCs w:val="18"/>
+              </w:rPr>
+              <w:t xml:space="preserve">11/2까지 면제 여부 미확인</w:t>
+            </w:r>
+          </w:p>
+        </w:tc>
+        <w:tc>
+          <w:tcPr>
+            <w:tcW w:type="dxa" w:w="4228"/>
+            <w:tcBorders>
+              <w:top w:val="none" w:color="FFFFFF" w:sz="0"/>
+              <w:left w:val="none" w:color="FFFFFF" w:sz="0"/>
+              <w:bottom w:val="single" w:color="D9D9D9" w:sz="2"/>
+              <w:right w:val="none" w:color="FFFFFF" w:sz="0"/>
+            </w:tcBorders>
+            <w:tcMar>
+              <w:top w:type="dxa" w:w="70"/>
+              <w:left w:type="dxa" w:w="110"/>
+              <w:bottom w:type="dxa" w:w="70"/>
+              <w:right w:type="dxa" w:w="110"/>
+            </w:tcMar>
+          </w:tcPr>
+          <w:p>
+            <w:pPr>
+              <w:spacing w:after="30" w:line="270"/>
+            </w:pPr>
+            <w:r>
+              <w:rPr>
+                <w:rFonts w:ascii="Malgun Gothic" w:cs="Malgun Gothic" w:eastAsia="Malgun Gothic" w:hAnsi="Malgun Gothic"/>
+                <w:sz w:val="18"/>
+                <w:szCs w:val="18"/>
+              </w:rPr>
+              <w:t xml:space="preserve">사람 실험 없이 문헌 KLM만 사용, 팀원 데이터는 파이프라인 검증용, "보정" 표현 금지(9.1)</w:t>
+            </w:r>
+          </w:p>
+        </w:tc>
+      </w:tr>
+      <w:tr>
+        <w:trPr>
+          <w:tblHeader w:val="false"/>
+        </w:trPr>
+        <w:tc>
+          <w:tcPr>
+            <w:tcW w:type="dxa" w:w="2705"/>
+            <w:tcBorders>
+              <w:top w:val="none" w:color="FFFFFF" w:sz="0"/>
+              <w:left w:val="none" w:color="FFFFFF" w:sz="0"/>
+              <w:bottom w:val="single" w:color="D9D9D9" w:sz="2"/>
+              <w:right w:val="none" w:color="FFFFFF" w:sz="0"/>
+            </w:tcBorders>
+            <w:tcMar>
+              <w:top w:type="dxa" w:w="70"/>
+              <w:left w:type="dxa" w:w="110"/>
+              <w:bottom w:type="dxa" w:w="70"/>
+              <w:right w:type="dxa" w:w="110"/>
+            </w:tcMar>
+          </w:tcPr>
+          <w:p>
+            <w:pPr>
+              <w:spacing w:after="30" w:line="270"/>
+            </w:pPr>
+            <w:r>
+              <w:rPr>
+                <w:rFonts w:ascii="Malgun Gothic" w:cs="Malgun Gothic" w:eastAsia="Malgun Gothic" w:hAnsi="Malgun Gothic"/>
+                <w:b/>
+                <w:bCs/>
+                <w:sz w:val="18"/>
+                <w:szCs w:val="18"/>
+              </w:rPr>
+              <w:t xml:space="preserve">AI 생성 코드의 그럴듯한 오류</w:t>
+            </w:r>
+          </w:p>
+        </w:tc>
+        <w:tc>
+          <w:tcPr>
+            <w:tcW w:type="dxa" w:w="2705"/>
+            <w:tcBorders>
+              <w:top w:val="none" w:color="FFFFFF" w:sz="0"/>
+              <w:left w:val="none" w:color="FFFFFF" w:sz="0"/>
+              <w:bottom w:val="single" w:color="D9D9D9" w:sz="2"/>
+              <w:right w:val="none" w:color="FFFFFF" w:sz="0"/>
+            </w:tcBorders>
+            <w:tcMar>
+              <w:top w:type="dxa" w:w="70"/>
+              <w:left w:type="dxa" w:w="110"/>
+              <w:bottom w:type="dxa" w:w="70"/>
+              <w:right w:type="dxa" w:w="110"/>
+            </w:tcMar>
+          </w:tcPr>
+          <w:p>
+            <w:pPr>
+              <w:spacing w:after="30" w:line="270"/>
+            </w:pPr>
+            <w:r>
+              <w:rPr>
+                <w:rFonts w:ascii="Malgun Gothic" w:cs="Malgun Gothic" w:eastAsia="Malgun Gothic" w:hAnsi="Malgun Gothic"/>
+                <w:sz w:val="18"/>
+                <w:szCs w:val="18"/>
+              </w:rPr>
+              <w:t xml:space="preserve">테스트는 통과하는데 벤치마크 수치가 이상함</w:t>
+            </w:r>
+          </w:p>
+        </w:tc>
+        <w:tc>
+          <w:tcPr>
+            <w:tcW w:type="dxa" w:w="4228"/>
+            <w:tcBorders>
+              <w:top w:val="none" w:color="FFFFFF" w:sz="0"/>
+              <w:left w:val="none" w:color="FFFFFF" w:sz="0"/>
+              <w:bottom w:val="single" w:color="D9D9D9" w:sz="2"/>
+              <w:right w:val="none" w:color="FFFFFF" w:sz="0"/>
+            </w:tcBorders>
+            <w:tcMar>
+              <w:top w:type="dxa" w:w="70"/>
+              <w:left w:type="dxa" w:w="110"/>
+              <w:bottom w:type="dxa" w:w="70"/>
+              <w:right w:type="dxa" w:w="110"/>
+            </w:tcMar>
+          </w:tcPr>
+          <w:p>
+            <w:pPr>
+              <w:spacing w:after="30" w:line="270"/>
+            </w:pPr>
+            <w:r>
+              <w:rPr>
+                <w:rFonts w:ascii="Malgun Gothic" w:cs="Malgun Gothic" w:eastAsia="Malgun Gothic" w:hAnsi="Malgun Gothic"/>
+                <w:sz w:val="18"/>
+                <w:szCs w:val="18"/>
+              </w:rPr>
+              <w:t xml:space="preserve">사람이 계산한 기대값 테스트, 작성자 직접 PR 설명, 공용 스키마 CODEOWNERS(15.2)</w:t>
+            </w:r>
+          </w:p>
+        </w:tc>
+      </w:tr>
+      <w:tr>
+        <w:trPr>
+          <w:tblHeader w:val="false"/>
+        </w:trPr>
+        <w:tc>
+          <w:tcPr>
+            <w:tcW w:type="dxa" w:w="2705"/>
+            <w:tcBorders>
+              <w:top w:val="none" w:color="FFFFFF" w:sz="0"/>
+              <w:left w:val="none" w:color="FFFFFF" w:sz="0"/>
+              <w:bottom w:val="single" w:color="D9D9D9" w:sz="2"/>
+              <w:right w:val="none" w:color="FFFFFF" w:sz="0"/>
+            </w:tcBorders>
+            <w:tcMar>
+              <w:top w:type="dxa" w:w="70"/>
+              <w:left w:type="dxa" w:w="110"/>
+              <w:bottom w:type="dxa" w:w="70"/>
+              <w:right w:type="dxa" w:w="110"/>
+            </w:tcMar>
+          </w:tcPr>
+          <w:p>
+            <w:pPr>
+              <w:spacing w:after="30" w:line="270"/>
+            </w:pPr>
+            <w:r>
+              <w:rPr>
+                <w:rFonts w:ascii="Malgun Gothic" w:cs="Malgun Gothic" w:eastAsia="Malgun Gothic" w:hAnsi="Malgun Gothic"/>
+                <w:b/>
+                <w:bCs/>
+                <w:sz w:val="18"/>
+                <w:szCs w:val="18"/>
+              </w:rPr>
+              <w:t xml:space="preserve">벤치마크 순환 (규칙에 맞춘 결함)</w:t>
+            </w:r>
+          </w:p>
+        </w:tc>
+        <w:tc>
+          <w:tcPr>
+            <w:tcW w:type="dxa" w:w="2705"/>
+            <w:tcBorders>
+              <w:top w:val="none" w:color="FFFFFF" w:sz="0"/>
+              <w:left w:val="none" w:color="FFFFFF" w:sz="0"/>
+              <w:bottom w:val="single" w:color="D9D9D9" w:sz="2"/>
+              <w:right w:val="none" w:color="FFFFFF" w:sz="0"/>
+            </w:tcBorders>
+            <w:tcMar>
+              <w:top w:type="dxa" w:w="70"/>
+              <w:left w:type="dxa" w:w="110"/>
+              <w:bottom w:type="dxa" w:w="70"/>
+              <w:right w:type="dxa" w:w="110"/>
+            </w:tcMar>
+          </w:tcPr>
+          <w:p>
+            <w:pPr>
+              <w:spacing w:after="30" w:line="270"/>
+            </w:pPr>
+            <w:r>
+              <w:rPr>
+                <w:rFonts w:ascii="Malgun Gothic" w:cs="Malgun Gothic" w:eastAsia="Malgun Gothic" w:hAnsi="Malgun Gothic"/>
+                <w:sz w:val="18"/>
+                <w:szCs w:val="18"/>
+              </w:rPr>
+              <w:t xml:space="preserve">개발 앱 정확도가 0.95 이상으로 비현실적</w:t>
+            </w:r>
+          </w:p>
+        </w:tc>
+        <w:tc>
+          <w:tcPr>
+            <w:tcW w:type="dxa" w:w="4228"/>
+            <w:tcBorders>
+              <w:top w:val="none" w:color="FFFFFF" w:sz="0"/>
+              <w:left w:val="none" w:color="FFFFFF" w:sz="0"/>
+              <w:bottom w:val="single" w:color="D9D9D9" w:sz="2"/>
+              <w:right w:val="none" w:color="FFFFFF" w:sz="0"/>
+            </w:tcBorders>
+            <w:tcMar>
+              <w:top w:type="dxa" w:w="70"/>
+              <w:left w:type="dxa" w:w="110"/>
+              <w:bottom w:type="dxa" w:w="70"/>
+              <w:right w:type="dxa" w:w="110"/>
+            </w:tcMar>
+          </w:tcPr>
+          <w:p>
+            <w:pPr>
+              <w:spacing w:after="30" w:line="270"/>
+            </w:pPr>
+            <w:r>
+              <w:rPr>
+                <w:rFonts w:ascii="Malgun Gothic" w:cs="Malgun Gothic" w:eastAsia="Malgun Gothic" w:hAnsi="Malgun Gothic"/>
+                <w:sz w:val="18"/>
+                <w:szCs w:val="18"/>
+              </w:rPr>
+              <w:t xml:space="preserve">실제 앱에 실수 패턴으로 주입, 제작자·규칙 작성자 분리, 홀드아웃 앱으로 최종 평가(8장)</w:t>
+            </w:r>
+          </w:p>
+        </w:tc>
+      </w:tr>
+      <w:tr>
+        <w:trPr>
+          <w:tblHeader w:val="false"/>
+        </w:trPr>
+        <w:tc>
+          <w:tcPr>
+            <w:tcW w:type="dxa" w:w="2705"/>
+            <w:tcBorders>
+              <w:top w:val="none" w:color="FFFFFF" w:sz="0"/>
+              <w:left w:val="none" w:color="FFFFFF" w:sz="0"/>
+              <w:bottom w:val="single" w:color="D9D9D9" w:sz="2"/>
+              <w:right w:val="none" w:color="FFFFFF" w:sz="0"/>
+            </w:tcBorders>
+            <w:tcMar>
+              <w:top w:type="dxa" w:w="70"/>
+              <w:left w:type="dxa" w:w="110"/>
+              <w:bottom w:type="dxa" w:w="70"/>
+              <w:right w:type="dxa" w:w="110"/>
+            </w:tcMar>
+          </w:tcPr>
+          <w:p>
+            <w:pPr>
+              <w:spacing w:after="30" w:line="270"/>
+            </w:pPr>
+            <w:r>
+              <w:rPr>
+                <w:rFonts w:ascii="Malgun Gothic" w:cs="Malgun Gothic" w:eastAsia="Malgun Gothic" w:hAnsi="Malgun Gothic"/>
+                <w:b/>
+                <w:bCs/>
+                <w:sz w:val="18"/>
+                <w:szCs w:val="18"/>
+              </w:rPr>
+              <w:t xml:space="preserve">벤치마크 앱 준비 지연</w:t>
+            </w:r>
+          </w:p>
+        </w:tc>
+        <w:tc>
+          <w:tcPr>
+            <w:tcW w:type="dxa" w:w="2705"/>
+            <w:tcBorders>
+              <w:top w:val="none" w:color="FFFFFF" w:sz="0"/>
+              <w:left w:val="none" w:color="FFFFFF" w:sz="0"/>
+              <w:bottom w:val="single" w:color="D9D9D9" w:sz="2"/>
+              <w:right w:val="none" w:color="FFFFFF" w:sz="0"/>
+            </w:tcBorders>
+            <w:tcMar>
+              <w:top w:type="dxa" w:w="70"/>
+              <w:left w:type="dxa" w:w="110"/>
+              <w:bottom w:type="dxa" w:w="70"/>
+              <w:right w:type="dxa" w:w="110"/>
+            </w:tcMar>
+          </w:tcPr>
+          <w:p>
+            <w:pPr>
+              <w:spacing w:after="30" w:line="270"/>
+            </w:pPr>
+            <w:r>
+              <w:rPr>
+                <w:rFonts w:ascii="Malgun Gothic" w:cs="Malgun Gothic" w:eastAsia="Malgun Gothic" w:hAnsi="Malgun Gothic"/>
+                <w:sz w:val="18"/>
+                <w:szCs w:val="18"/>
+              </w:rPr>
+              <w:t xml:space="preserve">W2 종료 시 앱 5개 미만</w:t>
+            </w:r>
+          </w:p>
+        </w:tc>
+        <w:tc>
+          <w:tcPr>
+            <w:tcW w:type="dxa" w:w="4228"/>
+            <w:tcBorders>
+              <w:top w:val="none" w:color="FFFFFF" w:sz="0"/>
+              <w:left w:val="none" w:color="FFFFFF" w:sz="0"/>
+              <w:bottom w:val="single" w:color="D9D9D9" w:sz="2"/>
+              <w:right w:val="none" w:color="FFFFFF" w:sz="0"/>
+            </w:tcBorders>
+            <w:tcMar>
+              <w:top w:type="dxa" w:w="70"/>
+              <w:left w:type="dxa" w:w="110"/>
+              <w:bottom w:type="dxa" w:w="70"/>
+              <w:right w:type="dxa" w:w="110"/>
+            </w:tcMar>
+          </w:tcPr>
+          <w:p>
+            <w:pPr>
+              <w:spacing w:after="30" w:line="270"/>
+            </w:pPr>
+            <w:r>
+              <w:rPr>
+                <w:rFonts w:ascii="Malgun Gothic" w:cs="Malgun Gothic" w:eastAsia="Malgun Gothic" w:hAnsi="Malgun Gothic"/>
+                <w:sz w:val="18"/>
+                <w:szCs w:val="18"/>
+              </w:rPr>
+              <w:t xml:space="preserve">최소 5개(개발 4 + 홀드아웃 1)로 진행하고 한계로 명시</w:t>
             </w:r>
           </w:p>
         </w:tc>
